--- a/public/downloads/my-voice-student-workbook.docx
+++ b/public/downloads/my-voice-student-workbook.docx
@@ -178,6 +178,23 @@
           <w:szCs w:val="22"/>
         </w:rPr>
         <w:t xml:space="preserve">The "I can…" sheet</w:t>
+      </w:r>
+    </w:p>
+    <w:p>
+      <w:pPr>
+        <w:pStyle w:val="ListParagraph"/>
+        <w:numPr>
+          <w:ilvl w:val="0"/>
+          <w:numId w:val="1"/>
+        </w:numPr>
+        <w:spacing w:after="70"/>
+      </w:pPr>
+      <w:r>
+        <w:rPr>
+          <w:sz w:val="22"/>
+          <w:szCs w:val="22"/>
+        </w:rPr>
+        <w:t xml:space="preserve">Practice everywhere</w:t>
       </w:r>
     </w:p>
     <w:p>
@@ -910,6 +927,415 @@
                 <w:szCs w:val="20"/>
               </w:rPr>
               <w:t xml:space="preserve">:)   :|   :(</w:t>
+            </w:r>
+          </w:p>
+        </w:tc>
+      </w:tr>
+    </w:tbl>
+    <w:p>
+      <w:r>
+        <w:br w:type="page"/>
+      </w:r>
+    </w:p>
+    <w:p>
+      <w:pPr>
+        <w:spacing w:after="40"/>
+      </w:pPr>
+      <w:r>
+        <w:rPr>
+          <w:b/>
+          <w:bCs/>
+          <w:color w:val="7A3B69"/>
+          <w:sz w:val="15"/>
+          <w:szCs w:val="15"/>
+        </w:rPr>
+        <w:t xml:space="preserve">STUDENT WORKSHEET · PRACTICE EVERYWHERE</w:t>
+      </w:r>
+    </w:p>
+    <w:p>
+      <w:pPr>
+        <w:spacing w:after="40"/>
+      </w:pPr>
+      <w:r>
+        <w:rPr>
+          <w:b/>
+          <w:bCs/>
+          <w:color w:val="1F3A5F"/>
+          <w:sz w:val="32"/>
+          <w:szCs w:val="32"/>
+        </w:rPr>
+        <w:t xml:space="preserve">Practice everywhere</w:t>
+      </w:r>
+    </w:p>
+    <w:p>
+      <w:pPr>
+        <w:spacing w:after="150"/>
+      </w:pPr>
+      <w:r>
+        <w:rPr>
+          <w:color w:val="5A6473"/>
+          <w:sz w:val="22"/>
+          <w:szCs w:val="22"/>
+        </w:rPr>
+        <w:t xml:space="preserve">English grows when you use it. Where can you use your English, and who with? Circle or draw.</w:t>
+      </w:r>
+    </w:p>
+    <w:tbl>
+      <w:tblPr>
+        <w:tblW w:type="pct" w:w="100%"/>
+        <w:tblBorders>
+          <w:top w:val="single" w:color="auto" w:sz="4"/>
+          <w:left w:val="single" w:color="auto" w:sz="4"/>
+          <w:bottom w:val="single" w:color="auto" w:sz="4"/>
+          <w:right w:val="single" w:color="auto" w:sz="4"/>
+          <w:insideH w:val="single" w:color="auto" w:sz="4"/>
+          <w:insideV w:val="single" w:color="auto" w:sz="4"/>
+        </w:tblBorders>
+      </w:tblPr>
+      <w:tblGrid>
+        <w:gridCol w:w="3600"/>
+        <w:gridCol w:w="3600"/>
+        <w:gridCol w:w="3600"/>
+      </w:tblGrid>
+      <w:tr>
+        <w:tc>
+          <w:tcPr>
+            <w:tcW w:type="dxa" w:w="3600"/>
+          </w:tcPr>
+          <w:p>
+            <w:r>
+              <w:rPr>
+                <w:b/>
+                <w:bCs/>
+                <w:color w:val="7A3B69"/>
+                <w:sz w:val="20"/>
+                <w:szCs w:val="20"/>
+              </w:rPr>
+              <w:t xml:space="preserve">my family</w:t>
+            </w:r>
+          </w:p>
+        </w:tc>
+        <w:tc>
+          <w:tcPr>
+            <w:tcW w:type="dxa" w:w="3600"/>
+          </w:tcPr>
+          <w:p>
+            <w:r>
+              <w:rPr>
+                <w:b/>
+                <w:bCs/>
+                <w:color w:val="7A3B69"/>
+                <w:sz w:val="20"/>
+                <w:szCs w:val="20"/>
+              </w:rPr>
+              <w:t xml:space="preserve">a neighbour</w:t>
+            </w:r>
+          </w:p>
+        </w:tc>
+        <w:tc>
+          <w:tcPr>
+            <w:tcW w:type="dxa" w:w="3600"/>
+          </w:tcPr>
+          <w:p>
+            <w:r>
+              <w:rPr>
+                <w:b/>
+                <w:bCs/>
+                <w:color w:val="7A3B69"/>
+                <w:sz w:val="20"/>
+                <w:szCs w:val="20"/>
+              </w:rPr>
+              <w:t xml:space="preserve">my mentor</w:t>
+            </w:r>
+          </w:p>
+        </w:tc>
+      </w:tr>
+      <w:tr>
+        <w:trPr>
+          <w:trHeight w:val="1300" w:hRule="atLeast"/>
+        </w:trPr>
+        <w:tc>
+          <w:tcPr>
+            <w:tcW w:type="dxa" w:w="3600"/>
+          </w:tcPr>
+          <w:p>
+            <w:r>
+              <w:t xml:space="preserve"/>
+            </w:r>
+          </w:p>
+        </w:tc>
+        <w:tc>
+          <w:tcPr>
+            <w:tcW w:type="dxa" w:w="3600"/>
+          </w:tcPr>
+          <w:p>
+            <w:r>
+              <w:t xml:space="preserve"/>
+            </w:r>
+          </w:p>
+        </w:tc>
+        <w:tc>
+          <w:tcPr>
+            <w:tcW w:type="dxa" w:w="3600"/>
+          </w:tcPr>
+          <w:p>
+            <w:r>
+              <w:t xml:space="preserve"/>
+            </w:r>
+          </w:p>
+        </w:tc>
+      </w:tr>
+      <w:tr>
+        <w:tc>
+          <w:tcPr>
+            <w:tcW w:type="dxa" w:w="3600"/>
+          </w:tcPr>
+          <w:p>
+            <w:r>
+              <w:rPr>
+                <w:b/>
+                <w:bCs/>
+                <w:color w:val="7A3B69"/>
+                <w:sz w:val="20"/>
+                <w:szCs w:val="20"/>
+              </w:rPr>
+              <w:t xml:space="preserve">my group / class</w:t>
+            </w:r>
+          </w:p>
+        </w:tc>
+        <w:tc>
+          <w:tcPr>
+            <w:tcW w:type="dxa" w:w="3600"/>
+          </w:tcPr>
+          <w:p>
+            <w:r>
+              <w:rPr>
+                <w:b/>
+                <w:bCs/>
+                <w:color w:val="7A3B69"/>
+                <w:sz w:val="20"/>
+                <w:szCs w:val="20"/>
+              </w:rPr>
+              <w:t xml:space="preserve">a friend</w:t>
+            </w:r>
+          </w:p>
+        </w:tc>
+        <w:tc>
+          <w:tcPr>
+            <w:tcW w:type="dxa" w:w="3600"/>
+          </w:tcPr>
+          <w:p>
+            <w:r>
+              <w:rPr>
+                <w:b/>
+                <w:bCs/>
+                <w:color w:val="7A3B69"/>
+                <w:sz w:val="20"/>
+                <w:szCs w:val="20"/>
+              </w:rPr>
+              <w:t xml:space="preserve">someone at home</w:t>
+            </w:r>
+          </w:p>
+        </w:tc>
+      </w:tr>
+      <w:tr>
+        <w:trPr>
+          <w:trHeight w:val="1300" w:hRule="atLeast"/>
+        </w:trPr>
+        <w:tc>
+          <w:tcPr>
+            <w:tcW w:type="dxa" w:w="3600"/>
+          </w:tcPr>
+          <w:p>
+            <w:r>
+              <w:t xml:space="preserve"/>
+            </w:r>
+          </w:p>
+        </w:tc>
+        <w:tc>
+          <w:tcPr>
+            <w:tcW w:type="dxa" w:w="3600"/>
+          </w:tcPr>
+          <w:p>
+            <w:r>
+              <w:t xml:space="preserve"/>
+            </w:r>
+          </w:p>
+        </w:tc>
+        <w:tc>
+          <w:tcPr>
+            <w:tcW w:type="dxa" w:w="3600"/>
+          </w:tcPr>
+          <w:p>
+            <w:r>
+              <w:t xml:space="preserve"/>
+            </w:r>
+          </w:p>
+        </w:tc>
+      </w:tr>
+    </w:tbl>
+    <w:p>
+      <w:pPr>
+        <w:spacing w:after="120" w:before="260"/>
+      </w:pPr>
+      <w:r>
+        <w:rPr>
+          <w:color w:val="7A3B69"/>
+          <w:sz w:val="22"/>
+          <w:szCs w:val="22"/>
+        </w:rPr>
+        <w:t xml:space="preserve">My practice — draw or tick each time you use your English this week, and who with:</w:t>
+      </w:r>
+    </w:p>
+    <w:tbl>
+      <w:tblPr>
+        <w:tblW w:type="pct" w:w="100%"/>
+        <w:tblBorders>
+          <w:top w:val="single" w:color="auto" w:sz="4"/>
+          <w:left w:val="single" w:color="auto" w:sz="4"/>
+          <w:bottom w:val="single" w:color="auto" w:sz="4"/>
+          <w:right w:val="single" w:color="auto" w:sz="4"/>
+          <w:insideH w:val="single" w:color="auto" w:sz="4"/>
+          <w:insideV w:val="single" w:color="auto" w:sz="4"/>
+        </w:tblBorders>
+      </w:tblPr>
+      <w:tblGrid>
+        <w:gridCol w:w="2700"/>
+        <w:gridCol w:w="2700"/>
+        <w:gridCol w:w="2700"/>
+        <w:gridCol w:w="2700"/>
+      </w:tblGrid>
+      <w:tr>
+        <w:trPr>
+          <w:trHeight w:val="1200" w:hRule="atLeast"/>
+        </w:trPr>
+        <w:tc>
+          <w:tcPr>
+            <w:tcW w:type="dxa" w:w="2700"/>
+          </w:tcPr>
+          <w:p>
+            <w:r>
+              <w:t xml:space="preserve"/>
+            </w:r>
+          </w:p>
+        </w:tc>
+        <w:tc>
+          <w:tcPr>
+            <w:tcW w:type="dxa" w:w="2700"/>
+          </w:tcPr>
+          <w:p>
+            <w:r>
+              <w:t xml:space="preserve"/>
+            </w:r>
+          </w:p>
+        </w:tc>
+        <w:tc>
+          <w:tcPr>
+            <w:tcW w:type="dxa" w:w="2700"/>
+          </w:tcPr>
+          <w:p>
+            <w:r>
+              <w:t xml:space="preserve"/>
+            </w:r>
+          </w:p>
+        </w:tc>
+        <w:tc>
+          <w:tcPr>
+            <w:tcW w:type="dxa" w:w="2700"/>
+          </w:tcPr>
+          <w:p>
+            <w:r>
+              <w:t xml:space="preserve"/>
+            </w:r>
+          </w:p>
+        </w:tc>
+      </w:tr>
+      <w:tr>
+        <w:trPr>
+          <w:trHeight w:val="1200" w:hRule="atLeast"/>
+        </w:trPr>
+        <w:tc>
+          <w:tcPr>
+            <w:tcW w:type="dxa" w:w="2700"/>
+          </w:tcPr>
+          <w:p>
+            <w:r>
+              <w:t xml:space="preserve"/>
+            </w:r>
+          </w:p>
+        </w:tc>
+        <w:tc>
+          <w:tcPr>
+            <w:tcW w:type="dxa" w:w="2700"/>
+          </w:tcPr>
+          <w:p>
+            <w:r>
+              <w:t xml:space="preserve"/>
+            </w:r>
+          </w:p>
+        </w:tc>
+        <w:tc>
+          <w:tcPr>
+            <w:tcW w:type="dxa" w:w="2700"/>
+          </w:tcPr>
+          <w:p>
+            <w:r>
+              <w:t xml:space="preserve"/>
+            </w:r>
+          </w:p>
+        </w:tc>
+        <w:tc>
+          <w:tcPr>
+            <w:tcW w:type="dxa" w:w="2700"/>
+          </w:tcPr>
+          <w:p>
+            <w:r>
+              <w:t xml:space="preserve"/>
+            </w:r>
+          </w:p>
+        </w:tc>
+      </w:tr>
+      <w:tr>
+        <w:trPr>
+          <w:trHeight w:val="1200" w:hRule="atLeast"/>
+        </w:trPr>
+        <w:tc>
+          <w:tcPr>
+            <w:tcW w:type="dxa" w:w="2700"/>
+          </w:tcPr>
+          <w:p>
+            <w:r>
+              <w:t xml:space="preserve"/>
+            </w:r>
+          </w:p>
+        </w:tc>
+        <w:tc>
+          <w:tcPr>
+            <w:tcW w:type="dxa" w:w="2700"/>
+          </w:tcPr>
+          <w:p>
+            <w:r>
+              <w:t xml:space="preserve"/>
+            </w:r>
+          </w:p>
+        </w:tc>
+        <w:tc>
+          <w:tcPr>
+            <w:tcW w:type="dxa" w:w="2700"/>
+          </w:tcPr>
+          <w:p>
+            <w:r>
+              <w:t xml:space="preserve"/>
+            </w:r>
+          </w:p>
+        </w:tc>
+        <w:tc>
+          <w:tcPr>
+            <w:tcW w:type="dxa" w:w="2700"/>
+          </w:tcPr>
+          <w:p>
+            <w:r>
+              <w:t xml:space="preserve"/>
             </w:r>
           </w:p>
         </w:tc>

--- a/public/downloads/my-voice-student-workbook.docx
+++ b/public/downloads/my-voice-student-workbook.docx
@@ -3585,6 +3585,7 @@
       </w:pPr>
     </w:p>
     <w:sectPr>
+      <w:footerReference w:type="default" r:id="rId7"/>
       <w:pgSz w:w="12240" w:h="15840" w:orient="portrait"/>
       <w:pgMar w:top="1440" w:right="1440" w:bottom="1440" w:left="1440" w:header="708" w:footer="708" w:gutter="0"/>
       <w:pgNumType/>
@@ -3633,6 +3634,35 @@
     </w:p>
   </w:endnote>
 </w:endnotes>
+</file>
+
+<file path=word/footer1.xml><?xml version="1.0" encoding="utf-8"?>
+<w:ftr xmlns:wpc="http://schemas.microsoft.com/office/word/2010/wordprocessingCanvas" xmlns:mc="http://schemas.openxmlformats.org/markup-compatibility/2006" xmlns:o="urn:schemas-microsoft-com:office:office" xmlns:r="http://schemas.openxmlformats.org/officeDocument/2006/relationships" xmlns:m="http://schemas.openxmlformats.org/officeDocument/2006/math" xmlns:v="urn:schemas-microsoft-com:vml" xmlns:wp14="http://schemas.microsoft.com/office/word/2010/wordprocessingDrawing" xmlns:wp="http://schemas.openxmlformats.org/drawingml/2006/wordprocessingDrawing" xmlns:w10="urn:schemas-microsoft-com:office:word" xmlns:w="http://schemas.openxmlformats.org/wordprocessingml/2006/main" xmlns:w14="http://schemas.microsoft.com/office/word/2010/wordml" xmlns:w15="http://schemas.microsoft.com/office/word/2012/wordml" xmlns:wpg="http://schemas.microsoft.com/office/word/2010/wordprocessingGroup" xmlns:wpi="http://schemas.microsoft.com/office/word/2010/wordprocessingInk" xmlns:wne="http://schemas.microsoft.com/office/word/2006/wordml" xmlns:wps="http://schemas.microsoft.com/office/word/2010/wordprocessingShape">
+  <w:p>
+    <w:pPr>
+      <w:jc w:val="right"/>
+    </w:pPr>
+    <w:r>
+      <w:rPr>
+        <w:color w:val="5A6473"/>
+        <w:sz w:val="16"/>
+        <w:szCs w:val="16"/>
+      </w:rPr>
+      <w:t xml:space="preserve">My Voice  ·  Learning Bridge+ (Cox's Bazar)    </w:t>
+    </w:r>
+    <w:r>
+      <w:rPr>
+        <w:color w:val="5A6473"/>
+        <w:sz w:val="16"/>
+        <w:szCs w:val="16"/>
+      </w:rPr>
+      <w:fldChar w:fldCharType="begin"/>
+      <w:instrText xml:space="preserve">PAGE</w:instrText>
+      <w:fldChar w:fldCharType="separate"/>
+      <w:fldChar w:fldCharType="end"/>
+    </w:r>
+  </w:p>
+</w:ftr>
 </file>
 
 <file path=word/footnotes.xml><?xml version="1.0" encoding="utf-8"?>

--- a/public/downloads/my-voice-student-workbook.docx
+++ b/public/downloads/my-voice-student-workbook.docx
@@ -135,7 +135,7 @@
     </w:p>
     <w:p>
       <w:pPr>
-        <w:spacing w:after="160"/>
+        <w:spacing w:after="100"/>
       </w:pPr>
       <w:r>
         <w:rPr>
@@ -144,6 +144,89 @@
           <w:szCs w:val="22"/>
         </w:rPr>
         <w:t xml:space="preserve">There is one sheet for each activity in My Voice. Your facilitator will tell you which sheet to use.</w:t>
+      </w:r>
+    </w:p>
+    <w:tbl>
+      <w:tblPr>
+        <w:tblW w:type="pct" w:w="100%"/>
+        <w:tblBorders>
+          <w:top w:val="single" w:color="auto" w:sz="4"/>
+          <w:left w:val="single" w:color="auto" w:sz="4"/>
+          <w:bottom w:val="single" w:color="auto" w:sz="4"/>
+          <w:right w:val="single" w:color="auto" w:sz="4"/>
+          <w:insideH w:val="single" w:color="auto" w:sz="4"/>
+          <w:insideV w:val="single" w:color="auto" w:sz="4"/>
+        </w:tblBorders>
+      </w:tblPr>
+      <w:tblGrid>
+        <w:gridCol w:w="10800"/>
+      </w:tblGrid>
+      <w:tr>
+        <w:tc>
+          <w:tcPr>
+            <w:tcW w:type="dxa" w:w="10800"/>
+            <w:shd w:fill="FBF3E4" w:color="auto" w:val="clear"/>
+            <w:tcMar>
+              <w:top w:type="dxa" w:w="90"/>
+              <w:left w:type="dxa" w:w="140"/>
+              <w:bottom w:type="dxa" w:w="90"/>
+              <w:right w:type="dxa" w:w="140"/>
+            </w:tcMar>
+          </w:tcPr>
+          <w:p>
+            <w:pPr>
+              <w:spacing w:after="50"/>
+            </w:pPr>
+            <w:r>
+              <w:rPr>
+                <w:b/>
+                <w:bCs/>
+                <w:color w:val="6E7A2E"/>
+                <w:sz w:val="15"/>
+                <w:szCs w:val="15"/>
+              </w:rPr>
+              <w:t xml:space="preserve">HOW TO USE THIS BOOK</w:t>
+            </w:r>
+          </w:p>
+          <w:p>
+            <w:pPr>
+              <w:spacing w:after="40"/>
+            </w:pPr>
+            <w:r>
+              <w:rPr>
+                <w:color w:val="1F3A5F"/>
+                <w:sz w:val="21"/>
+                <w:szCs w:val="21"/>
+              </w:rPr>
+              <w:t xml:space="preserve">Every page shows you an example at the top, like this one, so you always have something to copy.</w:t>
+            </w:r>
+          </w:p>
+          <w:p>
+            <w:pPr>
+              <w:spacing w:after="40"/>
+            </w:pPr>
+            <w:r>
+              <w:rPr>
+                <w:color w:val="1F3A5F"/>
+                <w:sz w:val="21"/>
+                <w:szCs w:val="21"/>
+              </w:rPr>
+              <w:t xml:space="preserve">You can draw or say every answer — your facilitator can write it for you. Nothing here is a test.</w:t>
+            </w:r>
+          </w:p>
+        </w:tc>
+      </w:tr>
+    </w:tbl>
+    <w:p>
+      <w:pPr>
+        <w:spacing w:after="120"/>
+      </w:pPr>
+      <w:r>
+        <w:rPr>
+          <w:sz w:val="12"/>
+          <w:szCs w:val="12"/>
+        </w:rPr>
+        <w:t xml:space="preserve"/>
       </w:r>
     </w:p>
     <w:p>
@@ -153,7 +236,7 @@
           <w:ilvl w:val="0"/>
           <w:numId w:val="1"/>
         </w:numPr>
-        <w:spacing w:after="70"/>
+        <w:spacing w:after="60"/>
       </w:pPr>
       <w:r>
         <w:rPr>
@@ -170,7 +253,7 @@
           <w:ilvl w:val="0"/>
           <w:numId w:val="1"/>
         </w:numPr>
-        <w:spacing w:after="70"/>
+        <w:spacing w:after="60"/>
       </w:pPr>
       <w:r>
         <w:rPr>
@@ -187,14 +270,14 @@
           <w:ilvl w:val="0"/>
           <w:numId w:val="1"/>
         </w:numPr>
-        <w:spacing w:after="70"/>
+        <w:spacing w:after="60"/>
       </w:pPr>
       <w:r>
         <w:rPr>
           <w:sz w:val="22"/>
           <w:szCs w:val="22"/>
         </w:rPr>
-        <w:t xml:space="preserve">Practice everywhere</w:t>
+        <w:t xml:space="preserve">Where I can practise</w:t>
       </w:r>
     </w:p>
     <w:p>
@@ -204,14 +287,14 @@
           <w:ilvl w:val="0"/>
           <w:numId w:val="1"/>
         </w:numPr>
-        <w:spacing w:after="70"/>
+        <w:spacing w:after="60"/>
       </w:pPr>
       <w:r>
         <w:rPr>
           <w:sz w:val="22"/>
           <w:szCs w:val="22"/>
         </w:rPr>
-        <w:t xml:space="preserve">Our classroom words</w:t>
+        <w:t xml:space="preserve">My practice weeks</w:t>
       </w:r>
     </w:p>
     <w:p>
@@ -221,14 +304,14 @@
           <w:ilvl w:val="0"/>
           <w:numId w:val="1"/>
         </w:numPr>
-        <w:spacing w:after="70"/>
+        <w:spacing w:after="60"/>
       </w:pPr>
       <w:r>
         <w:rPr>
           <w:sz w:val="22"/>
           <w:szCs w:val="22"/>
         </w:rPr>
-        <w:t xml:space="preserve">Listening: hello and names</w:t>
+        <w:t xml:space="preserve">Our classroom words</w:t>
       </w:r>
     </w:p>
     <w:p>
@@ -238,14 +321,14 @@
           <w:ilvl w:val="0"/>
           <w:numId w:val="1"/>
         </w:numPr>
-        <w:spacing w:after="70"/>
+        <w:spacing w:after="60"/>
       </w:pPr>
       <w:r>
         <w:rPr>
           <w:sz w:val="22"/>
           <w:szCs w:val="22"/>
         </w:rPr>
-        <w:t xml:space="preserve">My name</w:t>
+        <w:t xml:space="preserve">Listening: hello and names</w:t>
       </w:r>
     </w:p>
     <w:p>
@@ -255,14 +338,14 @@
           <w:ilvl w:val="0"/>
           <w:numId w:val="1"/>
         </w:numPr>
-        <w:spacing w:after="70"/>
+        <w:spacing w:after="60"/>
       </w:pPr>
       <w:r>
         <w:rPr>
           <w:sz w:val="22"/>
           <w:szCs w:val="22"/>
         </w:rPr>
-        <w:t xml:space="preserve">My sounds and words</w:t>
+        <w:t xml:space="preserve">My name</w:t>
       </w:r>
     </w:p>
     <w:p>
@@ -272,14 +355,14 @@
           <w:ilvl w:val="0"/>
           <w:numId w:val="1"/>
         </w:numPr>
-        <w:spacing w:after="70"/>
+        <w:spacing w:after="60"/>
       </w:pPr>
       <w:r>
         <w:rPr>
           <w:sz w:val="22"/>
           <w:szCs w:val="22"/>
         </w:rPr>
-        <w:t xml:space="preserve">Building sounds and words</w:t>
+        <w:t xml:space="preserve">My sounds and words</w:t>
       </w:r>
     </w:p>
     <w:p>
@@ -289,14 +372,14 @@
           <w:ilvl w:val="0"/>
           <w:numId w:val="1"/>
         </w:numPr>
-        <w:spacing w:after="70"/>
+        <w:spacing w:after="60"/>
       </w:pPr>
       <w:r>
         <w:rPr>
           <w:sz w:val="22"/>
           <w:szCs w:val="22"/>
         </w:rPr>
-        <w:t xml:space="preserve">Words about me</w:t>
+        <w:t xml:space="preserve">Building sounds and words</w:t>
       </w:r>
     </w:p>
     <w:p>
@@ -306,14 +389,14 @@
           <w:ilvl w:val="0"/>
           <w:numId w:val="1"/>
         </w:numPr>
-        <w:spacing w:after="70"/>
+        <w:spacing w:after="60"/>
       </w:pPr>
       <w:r>
         <w:rPr>
           <w:sz w:val="22"/>
           <w:szCs w:val="22"/>
         </w:rPr>
-        <w:t xml:space="preserve">My writing practice</w:t>
+        <w:t xml:space="preserve">Words about me</w:t>
       </w:r>
     </w:p>
     <w:p>
@@ -323,14 +406,14 @@
           <w:ilvl w:val="0"/>
           <w:numId w:val="1"/>
         </w:numPr>
-        <w:spacing w:after="70"/>
+        <w:spacing w:after="60"/>
       </w:pPr>
       <w:r>
         <w:rPr>
           <w:sz w:val="22"/>
           <w:szCs w:val="22"/>
         </w:rPr>
-        <w:t xml:space="preserve">I can say who I am</w:t>
+        <w:t xml:space="preserve">My writing practice</w:t>
       </w:r>
     </w:p>
     <w:p>
@@ -340,14 +423,14 @@
           <w:ilvl w:val="0"/>
           <w:numId w:val="1"/>
         </w:numPr>
-        <w:spacing w:after="70"/>
+        <w:spacing w:after="60"/>
       </w:pPr>
       <w:r>
         <w:rPr>
           <w:sz w:val="22"/>
           <w:szCs w:val="22"/>
         </w:rPr>
-        <w:t xml:space="preserve">Building sentences</w:t>
+        <w:t xml:space="preserve">I can say who I am</w:t>
       </w:r>
     </w:p>
     <w:p>
@@ -357,14 +440,14 @@
           <w:ilvl w:val="0"/>
           <w:numId w:val="1"/>
         </w:numPr>
-        <w:spacing w:after="70"/>
+        <w:spacing w:after="60"/>
       </w:pPr>
       <w:r>
         <w:rPr>
           <w:sz w:val="22"/>
           <w:szCs w:val="22"/>
         </w:rPr>
-        <w:t xml:space="preserve">Meeting people</w:t>
+        <w:t xml:space="preserve">Building sentences</w:t>
       </w:r>
     </w:p>
     <w:p>
@@ -374,14 +457,14 @@
           <w:ilvl w:val="0"/>
           <w:numId w:val="1"/>
         </w:numPr>
-        <w:spacing w:after="70"/>
+        <w:spacing w:after="60"/>
       </w:pPr>
       <w:r>
         <w:rPr>
           <w:sz w:val="22"/>
           <w:szCs w:val="22"/>
         </w:rPr>
-        <w:t xml:space="preserve">Writing a little about myself</w:t>
+        <w:t xml:space="preserve">Meeting people</w:t>
       </w:r>
     </w:p>
     <w:p>
@@ -391,14 +474,14 @@
           <w:ilvl w:val="0"/>
           <w:numId w:val="1"/>
         </w:numPr>
-        <w:spacing w:after="70"/>
+        <w:spacing w:after="60"/>
       </w:pPr>
       <w:r>
         <w:rPr>
           <w:sz w:val="22"/>
           <w:szCs w:val="22"/>
         </w:rPr>
-        <w:t xml:space="preserve">My Name, My Voice card</w:t>
+        <w:t xml:space="preserve">Writing a little about myself</w:t>
       </w:r>
     </w:p>
     <w:p>
@@ -408,7 +491,41 @@
           <w:ilvl w:val="0"/>
           <w:numId w:val="1"/>
         </w:numPr>
-        <w:spacing w:after="70"/>
+        <w:spacing w:after="60"/>
+      </w:pPr>
+      <w:r>
+        <w:rPr>
+          <w:sz w:val="22"/>
+          <w:szCs w:val="22"/>
+        </w:rPr>
+        <w:t xml:space="preserve">My spoken introduction</w:t>
+      </w:r>
+    </w:p>
+    <w:p>
+      <w:pPr>
+        <w:pStyle w:val="ListParagraph"/>
+        <w:numPr>
+          <w:ilvl w:val="0"/>
+          <w:numId w:val="1"/>
+        </w:numPr>
+        <w:spacing w:after="60"/>
+      </w:pPr>
+      <w:r>
+        <w:rPr>
+          <w:sz w:val="22"/>
+          <w:szCs w:val="22"/>
+        </w:rPr>
+        <w:t xml:space="preserve">My Name, My Voice card</w:t>
+      </w:r>
+    </w:p>
+    <w:p>
+      <w:pPr>
+        <w:pStyle w:val="ListParagraph"/>
+        <w:numPr>
+          <w:ilvl w:val="0"/>
+          <w:numId w:val="1"/>
+        </w:numPr>
+        <w:spacing w:after="60"/>
       </w:pPr>
       <w:r>
         <w:rPr>
@@ -463,7 +580,103 @@
           <w:sz w:val="22"/>
           <w:szCs w:val="22"/>
         </w:rPr>
-        <w:t xml:space="preserve">Mark how you feel now. Your facilitator will read each one. Circle a face. There are no wrong answers.</w:t>
+        <w:t xml:space="preserve">Your facilitator reads each line. Circle the face that is true for you today. There are no wrong answers.</w:t>
+      </w:r>
+    </w:p>
+    <w:tbl>
+      <w:tblPr>
+        <w:tblW w:type="pct" w:w="100%"/>
+        <w:tblBorders>
+          <w:top w:val="single" w:color="auto" w:sz="4"/>
+          <w:left w:val="single" w:color="auto" w:sz="4"/>
+          <w:bottom w:val="single" w:color="auto" w:sz="4"/>
+          <w:right w:val="single" w:color="auto" w:sz="4"/>
+          <w:insideH w:val="single" w:color="auto" w:sz="4"/>
+          <w:insideV w:val="single" w:color="auto" w:sz="4"/>
+        </w:tblBorders>
+      </w:tblPr>
+      <w:tblGrid>
+        <w:gridCol w:w="10800"/>
+      </w:tblGrid>
+      <w:tr>
+        <w:tc>
+          <w:tcPr>
+            <w:tcW w:type="dxa" w:w="10800"/>
+            <w:shd w:fill="FBF3E4" w:color="auto" w:val="clear"/>
+            <w:tcMar>
+              <w:top w:type="dxa" w:w="90"/>
+              <w:left w:type="dxa" w:w="140"/>
+              <w:bottom w:type="dxa" w:w="90"/>
+              <w:right w:type="dxa" w:w="140"/>
+            </w:tcMar>
+          </w:tcPr>
+          <w:p>
+            <w:pPr>
+              <w:spacing w:after="50"/>
+            </w:pPr>
+            <w:r>
+              <w:rPr>
+                <w:b/>
+                <w:bCs/>
+                <w:color w:val="6E7A2E"/>
+                <w:sz w:val="15"/>
+                <w:szCs w:val="15"/>
+              </w:rPr>
+              <w:t xml:space="preserve">LIKE THIS</w:t>
+            </w:r>
+          </w:p>
+          <w:p>
+            <w:pPr>
+              <w:spacing w:after="40"/>
+            </w:pPr>
+            <w:r>
+              <w:rPr>
+                <w:color w:val="1F3A5F"/>
+                <w:sz w:val="21"/>
+                <w:szCs w:val="21"/>
+              </w:rPr>
+              <w:t xml:space="preserve">yes, I can  =  :)        a little  =  :|        not yet  =  :(</w:t>
+            </w:r>
+          </w:p>
+          <w:p>
+            <w:pPr>
+              <w:spacing w:after="40"/>
+            </w:pPr>
+            <w:r>
+              <w:rPr>
+                <w:color w:val="1F3A5F"/>
+                <w:sz w:val="21"/>
+                <w:szCs w:val="21"/>
+              </w:rPr>
+              <w:t xml:space="preserve">Circle one face in the Start column now. At the end of the course you circle the End column — and see how you have grown.</w:t>
+            </w:r>
+          </w:p>
+          <w:p>
+            <w:pPr>
+              <w:spacing w:after="40"/>
+            </w:pPr>
+            <w:r>
+              <w:rPr>
+                <w:color w:val="1F3A5F"/>
+                <w:sz w:val="21"/>
+                <w:szCs w:val="21"/>
+              </w:rPr>
+              <w:t xml:space="preserve">"Not yet" is a good answer at the start. It shows you what you will learn.</w:t>
+            </w:r>
+          </w:p>
+        </w:tc>
+      </w:tr>
+    </w:tbl>
+    <w:p>
+      <w:pPr>
+        <w:spacing w:after="100"/>
+      </w:pPr>
+      <w:r>
+        <w:rPr>
+          <w:sz w:val="10"/>
+          <w:szCs w:val="10"/>
+        </w:rPr>
+        <w:t xml:space="preserve"/>
       </w:r>
     </w:p>
     <w:tbl>
@@ -964,7 +1177,7 @@
           <w:sz w:val="32"/>
           <w:szCs w:val="32"/>
         </w:rPr>
-        <w:t xml:space="preserve">Practice everywhere</w:t>
+        <w:t xml:space="preserve">Where I can practise</w:t>
       </w:r>
     </w:p>
     <w:p>
@@ -977,7 +1190,90 @@
           <w:sz w:val="22"/>
           <w:szCs w:val="22"/>
         </w:rPr>
-        <w:t xml:space="preserve">English grows when you use it. Where can you use your English, and who with? Circle or draw.</w:t>
+        <w:t xml:space="preserve">English grows when you use it. Who can you practise your English with? Circle or draw your people.</w:t>
+      </w:r>
+    </w:p>
+    <w:tbl>
+      <w:tblPr>
+        <w:tblW w:type="pct" w:w="100%"/>
+        <w:tblBorders>
+          <w:top w:val="single" w:color="auto" w:sz="4"/>
+          <w:left w:val="single" w:color="auto" w:sz="4"/>
+          <w:bottom w:val="single" w:color="auto" w:sz="4"/>
+          <w:right w:val="single" w:color="auto" w:sz="4"/>
+          <w:insideH w:val="single" w:color="auto" w:sz="4"/>
+          <w:insideV w:val="single" w:color="auto" w:sz="4"/>
+        </w:tblBorders>
+      </w:tblPr>
+      <w:tblGrid>
+        <w:gridCol w:w="10800"/>
+      </w:tblGrid>
+      <w:tr>
+        <w:tc>
+          <w:tcPr>
+            <w:tcW w:type="dxa" w:w="10800"/>
+            <w:shd w:fill="FBF3E4" w:color="auto" w:val="clear"/>
+            <w:tcMar>
+              <w:top w:type="dxa" w:w="90"/>
+              <w:left w:type="dxa" w:w="140"/>
+              <w:bottom w:type="dxa" w:w="90"/>
+              <w:right w:type="dxa" w:w="140"/>
+            </w:tcMar>
+          </w:tcPr>
+          <w:p>
+            <w:pPr>
+              <w:spacing w:after="50"/>
+            </w:pPr>
+            <w:r>
+              <w:rPr>
+                <w:b/>
+                <w:bCs/>
+                <w:color w:val="6E7A2E"/>
+                <w:sz w:val="15"/>
+                <w:szCs w:val="15"/>
+              </w:rPr>
+              <w:t xml:space="preserve">LIKE THIS</w:t>
+            </w:r>
+          </w:p>
+          <w:p>
+            <w:pPr>
+              <w:spacing w:after="40"/>
+            </w:pPr>
+            <w:r>
+              <w:rPr>
+                <w:color w:val="1F3A5F"/>
+                <w:sz w:val="21"/>
+                <w:szCs w:val="21"/>
+              </w:rPr>
+              <w:t xml:space="preserve">My name is Fatima. Every day I say "hello" in English to my sister.</w:t>
+            </w:r>
+          </w:p>
+          <w:p>
+            <w:pPr>
+              <w:spacing w:after="40"/>
+            </w:pPr>
+            <w:r>
+              <w:rPr>
+                <w:color w:val="1F3A5F"/>
+                <w:sz w:val="21"/>
+                <w:szCs w:val="21"/>
+              </w:rPr>
+              <w:t xml:space="preserve">This week I taught her "thank you", so now we practise together.</w:t>
+            </w:r>
+          </w:p>
+        </w:tc>
+      </w:tr>
+    </w:tbl>
+    <w:p>
+      <w:pPr>
+        <w:spacing w:after="120"/>
+      </w:pPr>
+      <w:r>
+        <w:rPr>
+          <w:sz w:val="10"/>
+          <w:szCs w:val="10"/>
+        </w:rPr>
+        <w:t xml:space="preserve"/>
       </w:r>
     </w:p>
     <w:tbl>
@@ -1116,7 +1412,7 @@
                 <w:sz w:val="20"/>
                 <w:szCs w:val="20"/>
               </w:rPr>
-              <w:t xml:space="preserve">a friend</w:t>
+              <w:t xml:space="preserve">a friend / buddy</w:t>
             </w:r>
           </w:p>
         </w:tc>
@@ -1176,15 +1472,65 @@
     </w:tbl>
     <w:p>
       <w:pPr>
-        <w:spacing w:after="120" w:before="260"/>
-      </w:pPr>
-      <w:r>
-        <w:rPr>
+        <w:spacing w:after="40" w:before="130"/>
+      </w:pPr>
+      <w:r>
+        <w:rPr>
+          <w:i/>
+          <w:iCs/>
+          <w:color w:val="5A6473"/>
+          <w:sz w:val="18"/>
+          <w:szCs w:val="18"/>
+        </w:rPr>
+        <w:t xml:space="preserve">You can draw or say your answer. Your facilitator can write it for you if you ask.</w:t>
+      </w:r>
+    </w:p>
+    <w:p>
+      <w:r>
+        <w:br w:type="page"/>
+      </w:r>
+    </w:p>
+    <w:p>
+      <w:pPr>
+        <w:spacing w:after="40"/>
+      </w:pPr>
+      <w:r>
+        <w:rPr>
+          <w:b/>
+          <w:bCs/>
           <w:color w:val="7A3B69"/>
+          <w:sz w:val="15"/>
+          <w:szCs w:val="15"/>
+        </w:rPr>
+        <w:t xml:space="preserve">STUDENT WORKSHEET · SAY IT TO SOMEONE NEW</w:t>
+      </w:r>
+    </w:p>
+    <w:p>
+      <w:pPr>
+        <w:spacing w:after="40"/>
+      </w:pPr>
+      <w:r>
+        <w:rPr>
+          <w:b/>
+          <w:bCs/>
+          <w:color w:val="1F3A5F"/>
+          <w:sz w:val="32"/>
+          <w:szCs w:val="32"/>
+        </w:rPr>
+        <w:t xml:space="preserve">My practice weeks</w:t>
+      </w:r>
+    </w:p>
+    <w:p>
+      <w:pPr>
+        <w:spacing w:after="150"/>
+      </w:pPr>
+      <w:r>
+        <w:rPr>
+          <w:color w:val="5A6473"/>
           <w:sz w:val="22"/>
           <w:szCs w:val="22"/>
         </w:rPr>
-        <w:t xml:space="preserve">My practice — draw or tick each time you use your English this week, and who with:</w:t>
+        <w:t xml:space="preserve">Between our sessions, use your English. Fill in one week each time you practise. Bring it to show — we start each session with it.</w:t>
       </w:r>
     </w:p>
     <w:tbl>
@@ -1200,18 +1546,276 @@
         </w:tblBorders>
       </w:tblPr>
       <w:tblGrid>
-        <w:gridCol w:w="2700"/>
-        <w:gridCol w:w="2700"/>
-        <w:gridCol w:w="2700"/>
-        <w:gridCol w:w="2700"/>
+        <w:gridCol w:w="10800"/>
+      </w:tblGrid>
+      <w:tr>
+        <w:tc>
+          <w:tcPr>
+            <w:tcW w:type="dxa" w:w="10800"/>
+            <w:shd w:fill="FBF3E4" w:color="auto" w:val="clear"/>
+            <w:tcMar>
+              <w:top w:type="dxa" w:w="90"/>
+              <w:left w:type="dxa" w:w="140"/>
+              <w:bottom w:type="dxa" w:w="90"/>
+              <w:right w:type="dxa" w:w="140"/>
+            </w:tcMar>
+          </w:tcPr>
+          <w:p>
+            <w:pPr>
+              <w:spacing w:after="50"/>
+            </w:pPr>
+            <w:r>
+              <w:rPr>
+                <w:b/>
+                <w:bCs/>
+                <w:color w:val="6E7A2E"/>
+                <w:sz w:val="15"/>
+                <w:szCs w:val="15"/>
+              </w:rPr>
+              <w:t xml:space="preserve">LIKE THIS — ONE FINISHED WEEK</w:t>
+            </w:r>
+          </w:p>
+          <w:p>
+            <w:pPr>
+              <w:spacing w:after="40"/>
+            </w:pPr>
+            <w:r>
+              <w:rPr>
+                <w:color w:val="1F3A5F"/>
+                <w:sz w:val="21"/>
+                <w:szCs w:val="21"/>
+              </w:rPr>
+              <w:t xml:space="preserve">Week 1</w:t>
+            </w:r>
+          </w:p>
+          <w:p>
+            <w:pPr>
+              <w:spacing w:after="40"/>
+            </w:pPr>
+            <w:r>
+              <w:rPr>
+                <w:color w:val="1F3A5F"/>
+                <w:sz w:val="21"/>
+                <w:szCs w:val="21"/>
+              </w:rPr>
+              <w:t xml:space="preserve">This week I will speak English with:  FAMILY</w:t>
+            </w:r>
+          </w:p>
+          <w:p>
+            <w:pPr>
+              <w:spacing w:after="40"/>
+            </w:pPr>
+            <w:r>
+              <w:rPr>
+                <w:color w:val="1F3A5F"/>
+                <w:sz w:val="21"/>
+                <w:szCs w:val="21"/>
+              </w:rPr>
+              <w:t xml:space="preserve">I will say:  hello · my name is Nur</w:t>
+            </w:r>
+          </w:p>
+          <w:p>
+            <w:pPr>
+              <w:spacing w:after="40"/>
+            </w:pPr>
+            <w:r>
+              <w:rPr>
+                <w:color w:val="1F3A5F"/>
+                <w:sz w:val="21"/>
+                <w:szCs w:val="21"/>
+              </w:rPr>
+              <w:t xml:space="preserve">Did I?  :) yes</w:t>
+            </w:r>
+          </w:p>
+          <w:p>
+            <w:pPr>
+              <w:spacing w:after="40"/>
+            </w:pPr>
+            <w:r>
+              <w:rPr>
+                <w:color w:val="1F3A5F"/>
+                <w:sz w:val="21"/>
+                <w:szCs w:val="21"/>
+              </w:rPr>
+              <w:t xml:space="preserve">What happened:  I said hello to my mother. She smiled and said hello back.</w:t>
+            </w:r>
+          </w:p>
+          <w:p>
+            <w:pPr>
+              <w:spacing w:after="40"/>
+            </w:pPr>
+            <w:r>
+              <w:rPr>
+                <w:color w:val="1F3A5F"/>
+                <w:sz w:val="21"/>
+                <w:szCs w:val="21"/>
+              </w:rPr>
+              <w:t xml:space="preserve">If I feel shy, I will:  practise at home first</w:t>
+            </w:r>
+          </w:p>
+          <w:p>
+            <w:pPr>
+              <w:spacing w:after="40"/>
+            </w:pPr>
+            <w:r>
+              <w:rPr>
+                <w:color w:val="1F3A5F"/>
+                <w:sz w:val="21"/>
+                <w:szCs w:val="21"/>
+              </w:rPr>
+              <w:t xml:space="preserve">Next week I will:  say "my name is Nur" to my friend</w:t>
+            </w:r>
+          </w:p>
+        </w:tc>
+      </w:tr>
+    </w:tbl>
+    <w:p>
+      <w:pPr>
+        <w:spacing w:before="120"/>
+      </w:pPr>
+      <w:r>
+        <w:rPr>
+          <w:i/>
+          <w:iCs/>
+          <w:color w:val="5A6473"/>
+          <w:sz w:val="18"/>
+          <w:szCs w:val="18"/>
+        </w:rPr>
+        <w:t xml:space="preserve">There are blank weeks over the page. Your facilitator can print more.</w:t>
+      </w:r>
+    </w:p>
+    <w:p>
+      <w:r>
+        <w:br w:type="page"/>
+      </w:r>
+    </w:p>
+    <w:p>
+      <w:pPr>
+        <w:spacing w:after="40" w:before="40"/>
+      </w:pPr>
+      <w:r>
+        <w:rPr>
+          <w:b/>
+          <w:bCs/>
+          <w:color w:val="1F3A5F"/>
+          <w:sz w:val="24"/>
+          <w:szCs w:val="24"/>
+        </w:rPr>
+        <w:t xml:space="preserve">Week </w:t>
+      </w:r>
+      <w:r>
+        <w:rPr>
+          <w:color w:val="1F3A5F"/>
+          <w:sz w:val="24"/>
+          <w:szCs w:val="24"/>
+        </w:rPr>
+        <w:t xml:space="preserve">________</w:t>
+      </w:r>
+    </w:p>
+    <w:p>
+      <w:pPr>
+        <w:spacing w:after="30" w:before="130"/>
+      </w:pPr>
+      <w:r>
+        <w:rPr>
+          <w:b/>
+          <w:bCs/>
+          <w:color w:val="7A3B69"/>
+          <w:sz w:val="21"/>
+          <w:szCs w:val="21"/>
+        </w:rPr>
+        <w:t xml:space="preserve">This week I will speak English with:  </w:t>
+      </w:r>
+      <w:r>
+        <w:rPr>
+          <w:color w:val="1F3A5F"/>
+          <w:sz w:val="21"/>
+          <w:szCs w:val="21"/>
+        </w:rPr>
+        <w:t xml:space="preserve">family · friend · neighbour · my mentor · my buddy</w:t>
+      </w:r>
+    </w:p>
+    <w:p>
+      <w:pPr>
+        <w:spacing w:after="30" w:before="130"/>
+      </w:pPr>
+      <w:r>
+        <w:rPr>
+          <w:b/>
+          <w:bCs/>
+          <w:color w:val="7A3B69"/>
+          <w:sz w:val="21"/>
+          <w:szCs w:val="21"/>
+        </w:rPr>
+        <w:t xml:space="preserve">I will say:  </w:t>
+      </w:r>
+      <w:r>
+        <w:rPr>
+          <w:color w:val="1F3A5F"/>
+          <w:sz w:val="21"/>
+          <w:szCs w:val="21"/>
+        </w:rPr>
+        <w:t xml:space="preserve">hello · my name is ___ · I am from ___ · I like ___</w:t>
+      </w:r>
+    </w:p>
+    <w:p>
+      <w:pPr>
+        <w:spacing w:after="30" w:before="130"/>
+      </w:pPr>
+      <w:r>
+        <w:rPr>
+          <w:b/>
+          <w:bCs/>
+          <w:color w:val="7A3B69"/>
+          <w:sz w:val="21"/>
+          <w:szCs w:val="21"/>
+        </w:rPr>
+        <w:t xml:space="preserve">Did I?  </w:t>
+      </w:r>
+      <w:r>
+        <w:rPr>
+          <w:color w:val="1F3A5F"/>
+          <w:sz w:val="21"/>
+          <w:szCs w:val="21"/>
+        </w:rPr>
+        <w:t xml:space="preserve">:) yes        :| a little        :( not yet</w:t>
+      </w:r>
+    </w:p>
+    <w:p>
+      <w:pPr>
+        <w:spacing w:after="60" w:before="130"/>
+      </w:pPr>
+      <w:r>
+        <w:rPr>
+          <w:color w:val="7A3B69"/>
+          <w:sz w:val="21"/>
+          <w:szCs w:val="21"/>
+        </w:rPr>
+        <w:t xml:space="preserve">What happened? Who did I speak to? (draw or say)</w:t>
+      </w:r>
+    </w:p>
+    <w:tbl>
+      <w:tblPr>
+        <w:tblW w:type="pct" w:w="100%"/>
+        <w:tblBorders>
+          <w:top w:val="single" w:color="auto" w:sz="4"/>
+          <w:left w:val="single" w:color="auto" w:sz="4"/>
+          <w:bottom w:val="single" w:color="auto" w:sz="4"/>
+          <w:right w:val="single" w:color="auto" w:sz="4"/>
+          <w:insideH w:val="single" w:color="auto" w:sz="4"/>
+          <w:insideV w:val="single" w:color="auto" w:sz="4"/>
+        </w:tblBorders>
+      </w:tblPr>
+      <w:tblGrid>
+        <w:gridCol w:w="10800"/>
       </w:tblGrid>
       <w:tr>
         <w:trPr>
-          <w:trHeight w:val="1200" w:hRule="atLeast"/>
+          <w:trHeight w:val="1400" w:hRule="atLeast"/>
         </w:trPr>
         <w:tc>
           <w:tcPr>
-            <w:tcW w:type="dxa" w:w="2700"/>
+            <w:tcW w:type="dxa" w:w="10800"/>
           </w:tcPr>
           <w:p>
             <w:r>
@@ -1219,44 +1823,186 @@
             </w:r>
           </w:p>
         </w:tc>
-        <w:tc>
-          <w:tcPr>
-            <w:tcW w:type="dxa" w:w="2700"/>
-          </w:tcPr>
-          <w:p>
-            <w:r>
-              <w:t xml:space="preserve"/>
-            </w:r>
-          </w:p>
-        </w:tc>
-        <w:tc>
-          <w:tcPr>
-            <w:tcW w:type="dxa" w:w="2700"/>
-          </w:tcPr>
-          <w:p>
-            <w:r>
-              <w:t xml:space="preserve"/>
-            </w:r>
-          </w:p>
-        </w:tc>
-        <w:tc>
-          <w:tcPr>
-            <w:tcW w:type="dxa" w:w="2700"/>
-          </w:tcPr>
-          <w:p>
-            <w:r>
-              <w:t xml:space="preserve"/>
-            </w:r>
-          </w:p>
-        </w:tc>
       </w:tr>
+    </w:tbl>
+    <w:p>
+      <w:pPr>
+        <w:spacing w:after="30" w:before="130"/>
+      </w:pPr>
+      <w:r>
+        <w:rPr>
+          <w:b/>
+          <w:bCs/>
+          <w:color w:val="7A3B69"/>
+          <w:sz w:val="21"/>
+          <w:szCs w:val="21"/>
+        </w:rPr>
+        <w:t xml:space="preserve">If I feel shy, I will:  </w:t>
+      </w:r>
+      <w:r>
+        <w:rPr>
+          <w:color w:val="1F3A5F"/>
+          <w:sz w:val="21"/>
+          <w:szCs w:val="21"/>
+        </w:rPr>
+        <w:t xml:space="preserve">practise with one person · practise at home first · ask my buddy</w:t>
+      </w:r>
+    </w:p>
+    <w:p>
+      <w:pPr>
+        <w:spacing w:after="30" w:before="130"/>
+      </w:pPr>
+      <w:r>
+        <w:rPr>
+          <w:b/>
+          <w:bCs/>
+          <w:color w:val="7A3B69"/>
+          <w:sz w:val="21"/>
+          <w:szCs w:val="21"/>
+        </w:rPr>
+        <w:t xml:space="preserve">Next week I will:  </w:t>
+      </w:r>
+      <w:r>
+        <w:rPr>
+          <w:color w:val="1F3A5F"/>
+          <w:sz w:val="21"/>
+          <w:szCs w:val="21"/>
+        </w:rPr>
+        <w:t xml:space="preserve">________________________________________</w:t>
+      </w:r>
+    </w:p>
+    <w:p>
+      <w:r>
+        <w:br w:type="page"/>
+      </w:r>
+    </w:p>
+    <w:p>
+      <w:pPr>
+        <w:spacing w:after="40" w:before="40"/>
+      </w:pPr>
+      <w:r>
+        <w:rPr>
+          <w:b/>
+          <w:bCs/>
+          <w:color w:val="1F3A5F"/>
+          <w:sz w:val="24"/>
+          <w:szCs w:val="24"/>
+        </w:rPr>
+        <w:t xml:space="preserve">Week </w:t>
+      </w:r>
+      <w:r>
+        <w:rPr>
+          <w:color w:val="1F3A5F"/>
+          <w:sz w:val="24"/>
+          <w:szCs w:val="24"/>
+        </w:rPr>
+        <w:t xml:space="preserve">________</w:t>
+      </w:r>
+    </w:p>
+    <w:p>
+      <w:pPr>
+        <w:spacing w:after="30" w:before="130"/>
+      </w:pPr>
+      <w:r>
+        <w:rPr>
+          <w:b/>
+          <w:bCs/>
+          <w:color w:val="7A3B69"/>
+          <w:sz w:val="21"/>
+          <w:szCs w:val="21"/>
+        </w:rPr>
+        <w:t xml:space="preserve">This week I will speak English with:  </w:t>
+      </w:r>
+      <w:r>
+        <w:rPr>
+          <w:color w:val="1F3A5F"/>
+          <w:sz w:val="21"/>
+          <w:szCs w:val="21"/>
+        </w:rPr>
+        <w:t xml:space="preserve">family · friend · neighbour · my mentor · my buddy</w:t>
+      </w:r>
+    </w:p>
+    <w:p>
+      <w:pPr>
+        <w:spacing w:after="30" w:before="130"/>
+      </w:pPr>
+      <w:r>
+        <w:rPr>
+          <w:b/>
+          <w:bCs/>
+          <w:color w:val="7A3B69"/>
+          <w:sz w:val="21"/>
+          <w:szCs w:val="21"/>
+        </w:rPr>
+        <w:t xml:space="preserve">I will say:  </w:t>
+      </w:r>
+      <w:r>
+        <w:rPr>
+          <w:color w:val="1F3A5F"/>
+          <w:sz w:val="21"/>
+          <w:szCs w:val="21"/>
+        </w:rPr>
+        <w:t xml:space="preserve">hello · my name is ___ · I am from ___ · I like ___</w:t>
+      </w:r>
+    </w:p>
+    <w:p>
+      <w:pPr>
+        <w:spacing w:after="30" w:before="130"/>
+      </w:pPr>
+      <w:r>
+        <w:rPr>
+          <w:b/>
+          <w:bCs/>
+          <w:color w:val="7A3B69"/>
+          <w:sz w:val="21"/>
+          <w:szCs w:val="21"/>
+        </w:rPr>
+        <w:t xml:space="preserve">Did I?  </w:t>
+      </w:r>
+      <w:r>
+        <w:rPr>
+          <w:color w:val="1F3A5F"/>
+          <w:sz w:val="21"/>
+          <w:szCs w:val="21"/>
+        </w:rPr>
+        <w:t xml:space="preserve">:) yes        :| a little        :( not yet</w:t>
+      </w:r>
+    </w:p>
+    <w:p>
+      <w:pPr>
+        <w:spacing w:after="60" w:before="130"/>
+      </w:pPr>
+      <w:r>
+        <w:rPr>
+          <w:color w:val="7A3B69"/>
+          <w:sz w:val="21"/>
+          <w:szCs w:val="21"/>
+        </w:rPr>
+        <w:t xml:space="preserve">What happened? Who did I speak to? (draw or say)</w:t>
+      </w:r>
+    </w:p>
+    <w:tbl>
+      <w:tblPr>
+        <w:tblW w:type="pct" w:w="100%"/>
+        <w:tblBorders>
+          <w:top w:val="single" w:color="auto" w:sz="4"/>
+          <w:left w:val="single" w:color="auto" w:sz="4"/>
+          <w:bottom w:val="single" w:color="auto" w:sz="4"/>
+          <w:right w:val="single" w:color="auto" w:sz="4"/>
+          <w:insideH w:val="single" w:color="auto" w:sz="4"/>
+          <w:insideV w:val="single" w:color="auto" w:sz="4"/>
+        </w:tblBorders>
+      </w:tblPr>
+      <w:tblGrid>
+        <w:gridCol w:w="10800"/>
+      </w:tblGrid>
       <w:tr>
         <w:trPr>
-          <w:trHeight w:val="1200" w:hRule="atLeast"/>
+          <w:trHeight w:val="1400" w:hRule="atLeast"/>
         </w:trPr>
         <w:tc>
           <w:tcPr>
-            <w:tcW w:type="dxa" w:w="2700"/>
+            <w:tcW w:type="dxa" w:w="10800"/>
           </w:tcPr>
           <w:p>
             <w:r>
@@ -1264,74 +2010,186 @@
             </w:r>
           </w:p>
         </w:tc>
-        <w:tc>
-          <w:tcPr>
-            <w:tcW w:type="dxa" w:w="2700"/>
-          </w:tcPr>
-          <w:p>
-            <w:r>
-              <w:t xml:space="preserve"/>
-            </w:r>
-          </w:p>
-        </w:tc>
-        <w:tc>
-          <w:tcPr>
-            <w:tcW w:type="dxa" w:w="2700"/>
-          </w:tcPr>
-          <w:p>
-            <w:r>
-              <w:t xml:space="preserve"/>
-            </w:r>
-          </w:p>
-        </w:tc>
-        <w:tc>
-          <w:tcPr>
-            <w:tcW w:type="dxa" w:w="2700"/>
-          </w:tcPr>
-          <w:p>
-            <w:r>
-              <w:t xml:space="preserve"/>
-            </w:r>
-          </w:p>
-        </w:tc>
       </w:tr>
+    </w:tbl>
+    <w:p>
+      <w:pPr>
+        <w:spacing w:after="30" w:before="130"/>
+      </w:pPr>
+      <w:r>
+        <w:rPr>
+          <w:b/>
+          <w:bCs/>
+          <w:color w:val="7A3B69"/>
+          <w:sz w:val="21"/>
+          <w:szCs w:val="21"/>
+        </w:rPr>
+        <w:t xml:space="preserve">If I feel shy, I will:  </w:t>
+      </w:r>
+      <w:r>
+        <w:rPr>
+          <w:color w:val="1F3A5F"/>
+          <w:sz w:val="21"/>
+          <w:szCs w:val="21"/>
+        </w:rPr>
+        <w:t xml:space="preserve">practise with one person · practise at home first · ask my buddy</w:t>
+      </w:r>
+    </w:p>
+    <w:p>
+      <w:pPr>
+        <w:spacing w:after="30" w:before="130"/>
+      </w:pPr>
+      <w:r>
+        <w:rPr>
+          <w:b/>
+          <w:bCs/>
+          <w:color w:val="7A3B69"/>
+          <w:sz w:val="21"/>
+          <w:szCs w:val="21"/>
+        </w:rPr>
+        <w:t xml:space="preserve">Next week I will:  </w:t>
+      </w:r>
+      <w:r>
+        <w:rPr>
+          <w:color w:val="1F3A5F"/>
+          <w:sz w:val="21"/>
+          <w:szCs w:val="21"/>
+        </w:rPr>
+        <w:t xml:space="preserve">________________________________________</w:t>
+      </w:r>
+    </w:p>
+    <w:p>
+      <w:r>
+        <w:br w:type="page"/>
+      </w:r>
+    </w:p>
+    <w:p>
+      <w:pPr>
+        <w:spacing w:after="40" w:before="40"/>
+      </w:pPr>
+      <w:r>
+        <w:rPr>
+          <w:b/>
+          <w:bCs/>
+          <w:color w:val="1F3A5F"/>
+          <w:sz w:val="24"/>
+          <w:szCs w:val="24"/>
+        </w:rPr>
+        <w:t xml:space="preserve">Week </w:t>
+      </w:r>
+      <w:r>
+        <w:rPr>
+          <w:color w:val="1F3A5F"/>
+          <w:sz w:val="24"/>
+          <w:szCs w:val="24"/>
+        </w:rPr>
+        <w:t xml:space="preserve">________</w:t>
+      </w:r>
+    </w:p>
+    <w:p>
+      <w:pPr>
+        <w:spacing w:after="30" w:before="130"/>
+      </w:pPr>
+      <w:r>
+        <w:rPr>
+          <w:b/>
+          <w:bCs/>
+          <w:color w:val="7A3B69"/>
+          <w:sz w:val="21"/>
+          <w:szCs w:val="21"/>
+        </w:rPr>
+        <w:t xml:space="preserve">This week I will speak English with:  </w:t>
+      </w:r>
+      <w:r>
+        <w:rPr>
+          <w:color w:val="1F3A5F"/>
+          <w:sz w:val="21"/>
+          <w:szCs w:val="21"/>
+        </w:rPr>
+        <w:t xml:space="preserve">family · friend · neighbour · my mentor · my buddy</w:t>
+      </w:r>
+    </w:p>
+    <w:p>
+      <w:pPr>
+        <w:spacing w:after="30" w:before="130"/>
+      </w:pPr>
+      <w:r>
+        <w:rPr>
+          <w:b/>
+          <w:bCs/>
+          <w:color w:val="7A3B69"/>
+          <w:sz w:val="21"/>
+          <w:szCs w:val="21"/>
+        </w:rPr>
+        <w:t xml:space="preserve">I will say:  </w:t>
+      </w:r>
+      <w:r>
+        <w:rPr>
+          <w:color w:val="1F3A5F"/>
+          <w:sz w:val="21"/>
+          <w:szCs w:val="21"/>
+        </w:rPr>
+        <w:t xml:space="preserve">hello · my name is ___ · I am from ___ · I like ___</w:t>
+      </w:r>
+    </w:p>
+    <w:p>
+      <w:pPr>
+        <w:spacing w:after="30" w:before="130"/>
+      </w:pPr>
+      <w:r>
+        <w:rPr>
+          <w:b/>
+          <w:bCs/>
+          <w:color w:val="7A3B69"/>
+          <w:sz w:val="21"/>
+          <w:szCs w:val="21"/>
+        </w:rPr>
+        <w:t xml:space="preserve">Did I?  </w:t>
+      </w:r>
+      <w:r>
+        <w:rPr>
+          <w:color w:val="1F3A5F"/>
+          <w:sz w:val="21"/>
+          <w:szCs w:val="21"/>
+        </w:rPr>
+        <w:t xml:space="preserve">:) yes        :| a little        :( not yet</w:t>
+      </w:r>
+    </w:p>
+    <w:p>
+      <w:pPr>
+        <w:spacing w:after="60" w:before="130"/>
+      </w:pPr>
+      <w:r>
+        <w:rPr>
+          <w:color w:val="7A3B69"/>
+          <w:sz w:val="21"/>
+          <w:szCs w:val="21"/>
+        </w:rPr>
+        <w:t xml:space="preserve">What happened? Who did I speak to? (draw or say)</w:t>
+      </w:r>
+    </w:p>
+    <w:tbl>
+      <w:tblPr>
+        <w:tblW w:type="pct" w:w="100%"/>
+        <w:tblBorders>
+          <w:top w:val="single" w:color="auto" w:sz="4"/>
+          <w:left w:val="single" w:color="auto" w:sz="4"/>
+          <w:bottom w:val="single" w:color="auto" w:sz="4"/>
+          <w:right w:val="single" w:color="auto" w:sz="4"/>
+          <w:insideH w:val="single" w:color="auto" w:sz="4"/>
+          <w:insideV w:val="single" w:color="auto" w:sz="4"/>
+        </w:tblBorders>
+      </w:tblPr>
+      <w:tblGrid>
+        <w:gridCol w:w="10800"/>
+      </w:tblGrid>
       <w:tr>
         <w:trPr>
-          <w:trHeight w:val="1200" w:hRule="atLeast"/>
+          <w:trHeight w:val="1400" w:hRule="atLeast"/>
         </w:trPr>
         <w:tc>
           <w:tcPr>
-            <w:tcW w:type="dxa" w:w="2700"/>
-          </w:tcPr>
-          <w:p>
-            <w:r>
-              <w:t xml:space="preserve"/>
-            </w:r>
-          </w:p>
-        </w:tc>
-        <w:tc>
-          <w:tcPr>
-            <w:tcW w:type="dxa" w:w="2700"/>
-          </w:tcPr>
-          <w:p>
-            <w:r>
-              <w:t xml:space="preserve"/>
-            </w:r>
-          </w:p>
-        </w:tc>
-        <w:tc>
-          <w:tcPr>
-            <w:tcW w:type="dxa" w:w="2700"/>
-          </w:tcPr>
-          <w:p>
-            <w:r>
-              <w:t xml:space="preserve"/>
-            </w:r>
-          </w:p>
-        </w:tc>
-        <w:tc>
-          <w:tcPr>
-            <w:tcW w:type="dxa" w:w="2700"/>
+            <w:tcW w:type="dxa" w:w="10800"/>
           </w:tcPr>
           <w:p>
             <w:r>
@@ -1341,6 +2199,239 @@
         </w:tc>
       </w:tr>
     </w:tbl>
+    <w:p>
+      <w:pPr>
+        <w:spacing w:after="30" w:before="130"/>
+      </w:pPr>
+      <w:r>
+        <w:rPr>
+          <w:b/>
+          <w:bCs/>
+          <w:color w:val="7A3B69"/>
+          <w:sz w:val="21"/>
+          <w:szCs w:val="21"/>
+        </w:rPr>
+        <w:t xml:space="preserve">If I feel shy, I will:  </w:t>
+      </w:r>
+      <w:r>
+        <w:rPr>
+          <w:color w:val="1F3A5F"/>
+          <w:sz w:val="21"/>
+          <w:szCs w:val="21"/>
+        </w:rPr>
+        <w:t xml:space="preserve">practise with one person · practise at home first · ask my buddy</w:t>
+      </w:r>
+    </w:p>
+    <w:p>
+      <w:pPr>
+        <w:spacing w:after="30" w:before="130"/>
+      </w:pPr>
+      <w:r>
+        <w:rPr>
+          <w:b/>
+          <w:bCs/>
+          <w:color w:val="7A3B69"/>
+          <w:sz w:val="21"/>
+          <w:szCs w:val="21"/>
+        </w:rPr>
+        <w:t xml:space="preserve">Next week I will:  </w:t>
+      </w:r>
+      <w:r>
+        <w:rPr>
+          <w:color w:val="1F3A5F"/>
+          <w:sz w:val="21"/>
+          <w:szCs w:val="21"/>
+        </w:rPr>
+        <w:t xml:space="preserve">________________________________________</w:t>
+      </w:r>
+    </w:p>
+    <w:p>
+      <w:r>
+        <w:br w:type="page"/>
+      </w:r>
+    </w:p>
+    <w:p>
+      <w:pPr>
+        <w:spacing w:after="40" w:before="40"/>
+      </w:pPr>
+      <w:r>
+        <w:rPr>
+          <w:b/>
+          <w:bCs/>
+          <w:color w:val="1F3A5F"/>
+          <w:sz w:val="24"/>
+          <w:szCs w:val="24"/>
+        </w:rPr>
+        <w:t xml:space="preserve">Week </w:t>
+      </w:r>
+      <w:r>
+        <w:rPr>
+          <w:color w:val="1F3A5F"/>
+          <w:sz w:val="24"/>
+          <w:szCs w:val="24"/>
+        </w:rPr>
+        <w:t xml:space="preserve">________</w:t>
+      </w:r>
+    </w:p>
+    <w:p>
+      <w:pPr>
+        <w:spacing w:after="30" w:before="130"/>
+      </w:pPr>
+      <w:r>
+        <w:rPr>
+          <w:b/>
+          <w:bCs/>
+          <w:color w:val="7A3B69"/>
+          <w:sz w:val="21"/>
+          <w:szCs w:val="21"/>
+        </w:rPr>
+        <w:t xml:space="preserve">This week I will speak English with:  </w:t>
+      </w:r>
+      <w:r>
+        <w:rPr>
+          <w:color w:val="1F3A5F"/>
+          <w:sz w:val="21"/>
+          <w:szCs w:val="21"/>
+        </w:rPr>
+        <w:t xml:space="preserve">family · friend · neighbour · my mentor · my buddy</w:t>
+      </w:r>
+    </w:p>
+    <w:p>
+      <w:pPr>
+        <w:spacing w:after="30" w:before="130"/>
+      </w:pPr>
+      <w:r>
+        <w:rPr>
+          <w:b/>
+          <w:bCs/>
+          <w:color w:val="7A3B69"/>
+          <w:sz w:val="21"/>
+          <w:szCs w:val="21"/>
+        </w:rPr>
+        <w:t xml:space="preserve">I will say:  </w:t>
+      </w:r>
+      <w:r>
+        <w:rPr>
+          <w:color w:val="1F3A5F"/>
+          <w:sz w:val="21"/>
+          <w:szCs w:val="21"/>
+        </w:rPr>
+        <w:t xml:space="preserve">hello · my name is ___ · I am from ___ · I like ___</w:t>
+      </w:r>
+    </w:p>
+    <w:p>
+      <w:pPr>
+        <w:spacing w:after="30" w:before="130"/>
+      </w:pPr>
+      <w:r>
+        <w:rPr>
+          <w:b/>
+          <w:bCs/>
+          <w:color w:val="7A3B69"/>
+          <w:sz w:val="21"/>
+          <w:szCs w:val="21"/>
+        </w:rPr>
+        <w:t xml:space="preserve">Did I?  </w:t>
+      </w:r>
+      <w:r>
+        <w:rPr>
+          <w:color w:val="1F3A5F"/>
+          <w:sz w:val="21"/>
+          <w:szCs w:val="21"/>
+        </w:rPr>
+        <w:t xml:space="preserve">:) yes        :| a little        :( not yet</w:t>
+      </w:r>
+    </w:p>
+    <w:p>
+      <w:pPr>
+        <w:spacing w:after="60" w:before="130"/>
+      </w:pPr>
+      <w:r>
+        <w:rPr>
+          <w:color w:val="7A3B69"/>
+          <w:sz w:val="21"/>
+          <w:szCs w:val="21"/>
+        </w:rPr>
+        <w:t xml:space="preserve">What happened? Who did I speak to? (draw or say)</w:t>
+      </w:r>
+    </w:p>
+    <w:tbl>
+      <w:tblPr>
+        <w:tblW w:type="pct" w:w="100%"/>
+        <w:tblBorders>
+          <w:top w:val="single" w:color="auto" w:sz="4"/>
+          <w:left w:val="single" w:color="auto" w:sz="4"/>
+          <w:bottom w:val="single" w:color="auto" w:sz="4"/>
+          <w:right w:val="single" w:color="auto" w:sz="4"/>
+          <w:insideH w:val="single" w:color="auto" w:sz="4"/>
+          <w:insideV w:val="single" w:color="auto" w:sz="4"/>
+        </w:tblBorders>
+      </w:tblPr>
+      <w:tblGrid>
+        <w:gridCol w:w="10800"/>
+      </w:tblGrid>
+      <w:tr>
+        <w:trPr>
+          <w:trHeight w:val="1400" w:hRule="atLeast"/>
+        </w:trPr>
+        <w:tc>
+          <w:tcPr>
+            <w:tcW w:type="dxa" w:w="10800"/>
+          </w:tcPr>
+          <w:p>
+            <w:r>
+              <w:t xml:space="preserve"/>
+            </w:r>
+          </w:p>
+        </w:tc>
+      </w:tr>
+    </w:tbl>
+    <w:p>
+      <w:pPr>
+        <w:spacing w:after="30" w:before="130"/>
+      </w:pPr>
+      <w:r>
+        <w:rPr>
+          <w:b/>
+          <w:bCs/>
+          <w:color w:val="7A3B69"/>
+          <w:sz w:val="21"/>
+          <w:szCs w:val="21"/>
+        </w:rPr>
+        <w:t xml:space="preserve">If I feel shy, I will:  </w:t>
+      </w:r>
+      <w:r>
+        <w:rPr>
+          <w:color w:val="1F3A5F"/>
+          <w:sz w:val="21"/>
+          <w:szCs w:val="21"/>
+        </w:rPr>
+        <w:t xml:space="preserve">practise with one person · practise at home first · ask my buddy</w:t>
+      </w:r>
+    </w:p>
+    <w:p>
+      <w:pPr>
+        <w:spacing w:after="30" w:before="130"/>
+      </w:pPr>
+      <w:r>
+        <w:rPr>
+          <w:b/>
+          <w:bCs/>
+          <w:color w:val="7A3B69"/>
+          <w:sz w:val="21"/>
+          <w:szCs w:val="21"/>
+        </w:rPr>
+        <w:t xml:space="preserve">Next week I will:  </w:t>
+      </w:r>
+      <w:r>
+        <w:rPr>
+          <w:color w:val="1F3A5F"/>
+          <w:sz w:val="21"/>
+          <w:szCs w:val="21"/>
+        </w:rPr>
+        <w:t xml:space="preserve">________________________________________</w:t>
+      </w:r>
+    </w:p>
     <w:p>
       <w:r>
         <w:br w:type="page"/>
@@ -1386,7 +2477,77 @@
           <w:sz w:val="22"/>
           <w:szCs w:val="22"/>
         </w:rPr>
-        <w:t xml:space="preserve">Your facilitator will say each one. Draw a small picture for it, and say it aloud.</w:t>
+        <w:t xml:space="preserve">Your facilitator says each word. Draw a small picture in its box so you remember it, and say it aloud.</w:t>
+      </w:r>
+    </w:p>
+    <w:tbl>
+      <w:tblPr>
+        <w:tblW w:type="pct" w:w="100%"/>
+        <w:tblBorders>
+          <w:top w:val="single" w:color="auto" w:sz="4"/>
+          <w:left w:val="single" w:color="auto" w:sz="4"/>
+          <w:bottom w:val="single" w:color="auto" w:sz="4"/>
+          <w:right w:val="single" w:color="auto" w:sz="4"/>
+          <w:insideH w:val="single" w:color="auto" w:sz="4"/>
+          <w:insideV w:val="single" w:color="auto" w:sz="4"/>
+        </w:tblBorders>
+      </w:tblPr>
+      <w:tblGrid>
+        <w:gridCol w:w="10800"/>
+      </w:tblGrid>
+      <w:tr>
+        <w:tc>
+          <w:tcPr>
+            <w:tcW w:type="dxa" w:w="10800"/>
+            <w:shd w:fill="FBF3E4" w:color="auto" w:val="clear"/>
+            <w:tcMar>
+              <w:top w:type="dxa" w:w="90"/>
+              <w:left w:type="dxa" w:w="140"/>
+              <w:bottom w:type="dxa" w:w="90"/>
+              <w:right w:type="dxa" w:w="140"/>
+            </w:tcMar>
+          </w:tcPr>
+          <w:p>
+            <w:pPr>
+              <w:spacing w:after="50"/>
+            </w:pPr>
+            <w:r>
+              <w:rPr>
+                <w:b/>
+                <w:bCs/>
+                <w:color w:val="6E7A2E"/>
+                <w:sz w:val="15"/>
+                <w:szCs w:val="15"/>
+              </w:rPr>
+              <w:t xml:space="preserve">LIKE THIS — ONE BOX</w:t>
+            </w:r>
+          </w:p>
+          <w:p>
+            <w:pPr>
+              <w:spacing w:after="40"/>
+            </w:pPr>
+            <w:r>
+              <w:rPr>
+                <w:color w:val="1F3A5F"/>
+                <w:sz w:val="21"/>
+                <w:szCs w:val="21"/>
+              </w:rPr>
+              <w:t xml:space="preserve">hello  →  draw a hand waving  →  say: "hello"</w:t>
+            </w:r>
+          </w:p>
+        </w:tc>
+      </w:tr>
+    </w:tbl>
+    <w:p>
+      <w:pPr>
+        <w:spacing w:after="100"/>
+      </w:pPr>
+      <w:r>
+        <w:rPr>
+          <w:sz w:val="8"/>
+          <w:szCs w:val="8"/>
+        </w:rPr>
+        <w:t xml:space="preserve"/>
       </w:r>
     </w:p>
     <w:tbl>
@@ -1461,7 +2622,7 @@
       </w:tr>
       <w:tr>
         <w:trPr>
-          <w:trHeight w:val="1500" w:hRule="atLeast"/>
+          <w:trHeight w:val="1400" w:hRule="atLeast"/>
         </w:trPr>
         <w:tc>
           <w:tcPr>
@@ -1549,7 +2710,7 @@
       </w:tr>
       <w:tr>
         <w:trPr>
-          <w:trHeight w:val="1500" w:hRule="atLeast"/>
+          <w:trHeight w:val="1400" w:hRule="atLeast"/>
         </w:trPr>
         <w:tc>
           <w:tcPr>
@@ -1583,6 +2744,21 @@
         </w:tc>
       </w:tr>
     </w:tbl>
+    <w:p>
+      <w:pPr>
+        <w:spacing w:after="40" w:before="130"/>
+      </w:pPr>
+      <w:r>
+        <w:rPr>
+          <w:i/>
+          <w:iCs/>
+          <w:color w:val="5A6473"/>
+          <w:sz w:val="18"/>
+          <w:szCs w:val="18"/>
+        </w:rPr>
+        <w:t xml:space="preserve">You can draw or say your answer. Your facilitator can write it for you if you ask.</w:t>
+      </w:r>
+    </w:p>
     <w:p>
       <w:r>
         <w:br w:type="page"/>
@@ -1815,52 +2991,91 @@
           <w:sz w:val="22"/>
           <w:szCs w:val="22"/>
         </w:rPr>
-        <w:t xml:space="preserve">Trace your name. Do it as many times as you like.</w:t>
-      </w:r>
-    </w:p>
-    <w:p>
-      <w:pPr>
-        <w:pBdr>
-          <w:bottom w:val="single" w:color="888888" w:sz="8"/>
-        </w:pBdr>
-        <w:spacing w:after="120" w:before="240"/>
-      </w:pPr>
-    </w:p>
-    <w:p>
-      <w:pPr>
-        <w:pBdr>
-          <w:bottom w:val="single" w:color="888888" w:sz="8"/>
-        </w:pBdr>
-        <w:spacing w:after="120" w:before="240"/>
-      </w:pPr>
-    </w:p>
-    <w:p>
-      <w:pPr>
-        <w:pBdr>
-          <w:bottom w:val="single" w:color="888888" w:sz="8"/>
-        </w:pBdr>
-        <w:spacing w:after="120" w:before="240"/>
-      </w:pPr>
-    </w:p>
-    <w:p>
-      <w:pPr>
-        <w:pBdr>
-          <w:bottom w:val="single" w:color="888888" w:sz="8"/>
-        </w:pBdr>
-        <w:spacing w:after="120" w:before="240"/>
-      </w:pPr>
-    </w:p>
-    <w:p>
-      <w:pPr>
-        <w:spacing w:after="120" w:before="300"/>
-      </w:pPr>
-      <w:r>
-        <w:rPr>
-          <w:color w:val="5A6473"/>
-          <w:sz w:val="22"/>
-          <w:szCs w:val="22"/>
-        </w:rPr>
-        <w:t xml:space="preserve">The first sound of my name:</w:t>
+        <w:t xml:space="preserve">Your name is yours to keep. Trace it, then copy it. Do it as many times as you like.</w:t>
+      </w:r>
+    </w:p>
+    <w:tbl>
+      <w:tblPr>
+        <w:tblW w:type="pct" w:w="100%"/>
+        <w:tblBorders>
+          <w:top w:val="single" w:color="auto" w:sz="4"/>
+          <w:left w:val="single" w:color="auto" w:sz="4"/>
+          <w:bottom w:val="single" w:color="auto" w:sz="4"/>
+          <w:right w:val="single" w:color="auto" w:sz="4"/>
+          <w:insideH w:val="single" w:color="auto" w:sz="4"/>
+          <w:insideV w:val="single" w:color="auto" w:sz="4"/>
+        </w:tblBorders>
+      </w:tblPr>
+      <w:tblGrid>
+        <w:gridCol w:w="10800"/>
+      </w:tblGrid>
+      <w:tr>
+        <w:tc>
+          <w:tcPr>
+            <w:tcW w:type="dxa" w:w="10800"/>
+            <w:shd w:fill="FBF3E4" w:color="auto" w:val="clear"/>
+            <w:tcMar>
+              <w:top w:type="dxa" w:w="90"/>
+              <w:left w:type="dxa" w:w="140"/>
+              <w:bottom w:type="dxa" w:w="90"/>
+              <w:right w:type="dxa" w:w="140"/>
+            </w:tcMar>
+          </w:tcPr>
+          <w:p>
+            <w:pPr>
+              <w:spacing w:after="50"/>
+            </w:pPr>
+            <w:r>
+              <w:rPr>
+                <w:b/>
+                <w:bCs/>
+                <w:color w:val="6E7A2E"/>
+                <w:sz w:val="15"/>
+                <w:szCs w:val="15"/>
+              </w:rPr>
+              <w:t xml:space="preserve">LIKE THIS</w:t>
+            </w:r>
+          </w:p>
+          <w:p>
+            <w:pPr>
+              <w:spacing w:after="40"/>
+            </w:pPr>
+            <w:r>
+              <w:rPr>
+                <w:color w:val="1F3A5F"/>
+                <w:sz w:val="21"/>
+                <w:szCs w:val="21"/>
+              </w:rPr>
+              <w:t xml:space="preserve">Your facilitator writes your name BIG in the box. First trace it with your finger, then with a pencil. Then copy it on the lines.</w:t>
+            </w:r>
+          </w:p>
+          <w:p>
+            <w:pPr>
+              <w:spacing w:after="40"/>
+            </w:pPr>
+            <w:r>
+              <w:rPr>
+                <w:color w:val="1F3A5F"/>
+                <w:sz w:val="21"/>
+                <w:szCs w:val="21"/>
+              </w:rPr>
+              <w:t xml:space="preserve">Example:   N u r      →  trace  →  copy</w:t>
+            </w:r>
+          </w:p>
+        </w:tc>
+      </w:tr>
+    </w:tbl>
+    <w:p>
+      <w:pPr>
+        <w:spacing w:after="80" w:before="180"/>
+      </w:pPr>
+      <w:r>
+        <w:rPr>
+          <w:color w:val="7A3B69"/>
+          <w:sz w:val="21"/>
+          <w:szCs w:val="21"/>
+        </w:rPr>
+        <w:t xml:space="preserve">My name (your facilitator writes it here, big):</w:t>
       </w:r>
     </w:p>
     <w:tbl>
@@ -1880,7 +3095,7 @@
       </w:tblGrid>
       <w:tr>
         <w:trPr>
-          <w:trHeight w:val="1300" w:hRule="atLeast"/>
+          <w:trHeight w:val="1200" w:hRule="atLeast"/>
         </w:trPr>
         <w:tc>
           <w:tcPr>
@@ -1895,51 +3110,71 @@
       </w:tr>
     </w:tbl>
     <w:p>
-      <w:r>
-        <w:br w:type="page"/>
-      </w:r>
-    </w:p>
-    <w:p>
-      <w:pPr>
-        <w:spacing w:after="40"/>
-      </w:pPr>
-      <w:r>
-        <w:rPr>
-          <w:b/>
-          <w:bCs/>
+      <w:pPr>
+        <w:spacing w:after="40" w:before="160"/>
+      </w:pPr>
+      <w:r>
+        <w:rPr>
           <w:color w:val="7A3B69"/>
-          <w:sz w:val="15"/>
-          <w:szCs w:val="15"/>
-        </w:rPr>
-        <w:t xml:space="preserve">STUDENT WORKSHEET · KEY SOUNDS THROUGH GAMES</w:t>
-      </w:r>
-    </w:p>
-    <w:p>
-      <w:pPr>
-        <w:spacing w:after="40"/>
-      </w:pPr>
-      <w:r>
-        <w:rPr>
-          <w:b/>
-          <w:bCs/>
-          <w:color w:val="1F3A5F"/>
-          <w:sz w:val="32"/>
-          <w:szCs w:val="32"/>
-        </w:rPr>
-        <w:t xml:space="preserve">My sounds and words</w:t>
-      </w:r>
-    </w:p>
-    <w:p>
-      <w:pPr>
-        <w:spacing w:after="150"/>
-      </w:pPr>
-      <w:r>
-        <w:rPr>
-          <w:color w:val="5A6473"/>
+          <w:sz w:val="21"/>
+          <w:szCs w:val="21"/>
+        </w:rPr>
+        <w:t xml:space="preserve">Now trace and copy your name:</w:t>
+      </w:r>
+    </w:p>
+    <w:p>
+      <w:pPr>
+        <w:pBdr>
+          <w:bottom w:val="single" w:color="888888" w:sz="8"/>
+        </w:pBdr>
+        <w:spacing w:after="120" w:before="240"/>
+      </w:pPr>
+    </w:p>
+    <w:p>
+      <w:pPr>
+        <w:pBdr>
+          <w:bottom w:val="single" w:color="888888" w:sz="8"/>
+        </w:pBdr>
+        <w:spacing w:after="120" w:before="240"/>
+      </w:pPr>
+    </w:p>
+    <w:p>
+      <w:pPr>
+        <w:pBdr>
+          <w:bottom w:val="single" w:color="888888" w:sz="8"/>
+        </w:pBdr>
+        <w:spacing w:after="120" w:before="240"/>
+      </w:pPr>
+    </w:p>
+    <w:p>
+      <w:pPr>
+        <w:spacing w:after="80" w:before="220"/>
+      </w:pPr>
+      <w:r>
+        <w:rPr>
+          <w:color w:val="1F3A5F"/>
           <w:sz w:val="22"/>
           <w:szCs w:val="22"/>
         </w:rPr>
-        <w:t xml:space="preserve">Draw a thing, write its English word, and add your own word for it.</w:t>
+        <w:t xml:space="preserve">My name starts with the sound </w:t>
+      </w:r>
+      <w:r>
+        <w:rPr>
+          <w:color w:val="1F3A5F"/>
+          <w:sz w:val="22"/>
+          <w:szCs w:val="22"/>
+        </w:rPr>
+        <w:t xml:space="preserve">_____</w:t>
+      </w:r>
+      <w:r>
+        <w:rPr>
+          <w:i/>
+          <w:iCs/>
+          <w:color w:val="5A6473"/>
+          <w:sz w:val="19"/>
+          <w:szCs w:val="19"/>
+        </w:rPr>
+        <w:t xml:space="preserve">   (say it, then write the letter)</w:t>
       </w:r>
     </w:p>
     <w:tbl>
@@ -1955,56 +3190,236 @@
         </w:tblBorders>
       </w:tblPr>
       <w:tblGrid>
-        <w:gridCol w:w="3600"/>
-        <w:gridCol w:w="3600"/>
-        <w:gridCol w:w="3600"/>
+        <w:gridCol w:w="10800"/>
       </w:tblGrid>
       <w:tr>
         <w:trPr>
-          <w:trHeight w:val="1500" w:hRule="atLeast"/>
+          <w:trHeight w:val="900" w:hRule="atLeast"/>
         </w:trPr>
         <w:tc>
           <w:tcPr>
-            <w:tcW w:type="dxa" w:w="3600"/>
-          </w:tcPr>
-          <w:p>
-            <w:r>
-              <w:rPr>
-                <w:color w:val="B9B3A6"/>
-                <w:sz w:val="16"/>
-                <w:szCs w:val="16"/>
-              </w:rPr>
-              <w:t xml:space="preserve">draw + word</w:t>
-            </w:r>
-          </w:p>
-        </w:tc>
-        <w:tc>
-          <w:tcPr>
-            <w:tcW w:type="dxa" w:w="3600"/>
-          </w:tcPr>
-          <w:p>
-            <w:r>
-              <w:rPr>
-                <w:color w:val="B9B3A6"/>
-                <w:sz w:val="16"/>
-                <w:szCs w:val="16"/>
-              </w:rPr>
-              <w:t xml:space="preserve">draw + word</w:t>
-            </w:r>
-          </w:p>
-        </w:tc>
-        <w:tc>
-          <w:tcPr>
-            <w:tcW w:type="dxa" w:w="3600"/>
-          </w:tcPr>
-          <w:p>
-            <w:r>
-              <w:rPr>
-                <w:color w:val="B9B3A6"/>
-                <w:sz w:val="16"/>
-                <w:szCs w:val="16"/>
-              </w:rPr>
-              <w:t xml:space="preserve">draw + word</w:t>
+            <w:tcW w:type="dxa" w:w="10800"/>
+          </w:tcPr>
+          <w:p>
+            <w:r>
+              <w:t xml:space="preserve"/>
+            </w:r>
+          </w:p>
+        </w:tc>
+      </w:tr>
+    </w:tbl>
+    <w:p>
+      <w:r>
+        <w:br w:type="page"/>
+      </w:r>
+    </w:p>
+    <w:p>
+      <w:pPr>
+        <w:spacing w:after="40"/>
+      </w:pPr>
+      <w:r>
+        <w:rPr>
+          <w:b/>
+          <w:bCs/>
+          <w:color w:val="7A3B69"/>
+          <w:sz w:val="15"/>
+          <w:szCs w:val="15"/>
+        </w:rPr>
+        <w:t xml:space="preserve">STUDENT WORKSHEET · KEY SOUNDS THROUGH GAMES</w:t>
+      </w:r>
+    </w:p>
+    <w:p>
+      <w:pPr>
+        <w:spacing w:after="40"/>
+      </w:pPr>
+      <w:r>
+        <w:rPr>
+          <w:b/>
+          <w:bCs/>
+          <w:color w:val="1F3A5F"/>
+          <w:sz w:val="32"/>
+          <w:szCs w:val="32"/>
+        </w:rPr>
+        <w:t xml:space="preserve">My sounds and words</w:t>
+      </w:r>
+    </w:p>
+    <w:p>
+      <w:pPr>
+        <w:spacing w:after="150"/>
+      </w:pPr>
+      <w:r>
+        <w:rPr>
+          <w:color w:val="5A6473"/>
+          <w:sz w:val="22"/>
+          <w:szCs w:val="22"/>
+        </w:rPr>
+        <w:t xml:space="preserve">This is your own word collection — keep adding to it all course long. Draw a thing, write its English word, and add your own word.</w:t>
+      </w:r>
+    </w:p>
+    <w:tbl>
+      <w:tblPr>
+        <w:tblW w:type="pct" w:w="100%"/>
+        <w:tblBorders>
+          <w:top w:val="single" w:color="auto" w:sz="4"/>
+          <w:left w:val="single" w:color="auto" w:sz="4"/>
+          <w:bottom w:val="single" w:color="auto" w:sz="4"/>
+          <w:right w:val="single" w:color="auto" w:sz="4"/>
+          <w:insideH w:val="single" w:color="auto" w:sz="4"/>
+          <w:insideV w:val="single" w:color="auto" w:sz="4"/>
+        </w:tblBorders>
+      </w:tblPr>
+      <w:tblGrid>
+        <w:gridCol w:w="5400"/>
+        <w:gridCol w:w="2700"/>
+        <w:gridCol w:w="2700"/>
+      </w:tblGrid>
+      <w:tr>
+        <w:tc>
+          <w:tcPr>
+            <w:tcW w:type="dxa" w:w="5400"/>
+            <w:shd w:fill="FBF3E4" w:color="auto" w:val="clear"/>
+            <w:tcMar>
+              <w:top w:type="dxa" w:w="90"/>
+              <w:left w:type="dxa" w:w="140"/>
+              <w:bottom w:type="dxa" w:w="90"/>
+              <w:right w:type="dxa" w:w="140"/>
+            </w:tcMar>
+          </w:tcPr>
+          <w:p>
+            <w:r>
+              <w:rPr>
+                <w:b/>
+                <w:bCs/>
+                <w:color w:val="6E7A2E"/>
+                <w:sz w:val="20"/>
+                <w:szCs w:val="20"/>
+              </w:rPr>
+              <w:t xml:space="preserve">Draw the thing</w:t>
+            </w:r>
+          </w:p>
+        </w:tc>
+        <w:tc>
+          <w:tcPr>
+            <w:tcW w:type="dxa" w:w="2700"/>
+            <w:shd w:fill="FBF3E4" w:color="auto" w:val="clear"/>
+            <w:tcMar>
+              <w:top w:type="dxa" w:w="90"/>
+              <w:left w:type="dxa" w:w="140"/>
+              <w:bottom w:type="dxa" w:w="90"/>
+              <w:right w:type="dxa" w:w="140"/>
+            </w:tcMar>
+          </w:tcPr>
+          <w:p>
+            <w:r>
+              <w:rPr>
+                <w:b/>
+                <w:bCs/>
+                <w:color w:val="6E7A2E"/>
+                <w:sz w:val="20"/>
+                <w:szCs w:val="20"/>
+              </w:rPr>
+              <w:t xml:space="preserve">English word</w:t>
+            </w:r>
+          </w:p>
+        </w:tc>
+        <w:tc>
+          <w:tcPr>
+            <w:tcW w:type="dxa" w:w="2700"/>
+            <w:shd w:fill="FBF3E4" w:color="auto" w:val="clear"/>
+            <w:tcMar>
+              <w:top w:type="dxa" w:w="90"/>
+              <w:left w:type="dxa" w:w="140"/>
+              <w:bottom w:type="dxa" w:w="90"/>
+              <w:right w:type="dxa" w:w="140"/>
+            </w:tcMar>
+          </w:tcPr>
+          <w:p>
+            <w:r>
+              <w:rPr>
+                <w:b/>
+                <w:bCs/>
+                <w:color w:val="6E7A2E"/>
+                <w:sz w:val="20"/>
+                <w:szCs w:val="20"/>
+              </w:rPr>
+              <w:t xml:space="preserve">My own word</w:t>
+            </w:r>
+          </w:p>
+        </w:tc>
+      </w:tr>
+      <w:tr>
+        <w:trPr>
+          <w:trHeight w:val="1150" w:hRule="atLeast"/>
+        </w:trPr>
+        <w:tc>
+          <w:tcPr>
+            <w:tcW w:type="dxa" w:w="5400"/>
+            <w:shd w:fill="FBF3E4" w:color="auto" w:val="clear"/>
+            <w:tcMar>
+              <w:top w:type="dxa" w:w="90"/>
+              <w:left w:type="dxa" w:w="140"/>
+              <w:bottom w:type="dxa" w:w="90"/>
+              <w:right w:type="dxa" w:w="140"/>
+            </w:tcMar>
+          </w:tcPr>
+          <w:p>
+            <w:r>
+              <w:rPr>
+                <w:i/>
+                <w:iCs/>
+                <w:color w:val="1F3A5F"/>
+                <w:sz w:val="20"/>
+                <w:szCs w:val="20"/>
+              </w:rPr>
+              <w:t xml:space="preserve">(draw the sun)</w:t>
+            </w:r>
+          </w:p>
+        </w:tc>
+        <w:tc>
+          <w:tcPr>
+            <w:tcW w:type="dxa" w:w="2700"/>
+            <w:shd w:fill="FBF3E4" w:color="auto" w:val="clear"/>
+            <w:tcMar>
+              <w:top w:type="dxa" w:w="90"/>
+              <w:left w:type="dxa" w:w="140"/>
+              <w:bottom w:type="dxa" w:w="90"/>
+              <w:right w:type="dxa" w:w="140"/>
+            </w:tcMar>
+          </w:tcPr>
+          <w:p>
+            <w:r>
+              <w:rPr>
+                <w:i/>
+                <w:iCs/>
+                <w:color w:val="1F3A5F"/>
+                <w:sz w:val="20"/>
+                <w:szCs w:val="20"/>
+              </w:rPr>
+              <w:t xml:space="preserve">sun</w:t>
+            </w:r>
+          </w:p>
+        </w:tc>
+        <w:tc>
+          <w:tcPr>
+            <w:tcW w:type="dxa" w:w="2700"/>
+            <w:shd w:fill="FBF3E4" w:color="auto" w:val="clear"/>
+            <w:tcMar>
+              <w:top w:type="dxa" w:w="90"/>
+              <w:left w:type="dxa" w:w="140"/>
+              <w:bottom w:type="dxa" w:w="90"/>
+              <w:right w:type="dxa" w:w="140"/>
+            </w:tcMar>
+          </w:tcPr>
+          <w:p>
+            <w:r>
+              <w:rPr>
+                <w:i/>
+                <w:iCs/>
+                <w:color w:val="1F3A5F"/>
+                <w:sz w:val="20"/>
+                <w:szCs w:val="20"/>
+              </w:rPr>
+              <w:t xml:space="preserve">(your word)</w:t>
             </w:r>
           </w:p>
         </w:tc>
@@ -2015,46 +3430,31 @@
         </w:trPr>
         <w:tc>
           <w:tcPr>
-            <w:tcW w:type="dxa" w:w="3600"/>
-          </w:tcPr>
-          <w:p>
-            <w:r>
-              <w:rPr>
-                <w:color w:val="B9B3A6"/>
-                <w:sz w:val="16"/>
-                <w:szCs w:val="16"/>
-              </w:rPr>
-              <w:t xml:space="preserve">draw + word</w:t>
-            </w:r>
-          </w:p>
-        </w:tc>
-        <w:tc>
-          <w:tcPr>
-            <w:tcW w:type="dxa" w:w="3600"/>
-          </w:tcPr>
-          <w:p>
-            <w:r>
-              <w:rPr>
-                <w:color w:val="B9B3A6"/>
-                <w:sz w:val="16"/>
-                <w:szCs w:val="16"/>
-              </w:rPr>
-              <w:t xml:space="preserve">draw + word</w:t>
-            </w:r>
-          </w:p>
-        </w:tc>
-        <w:tc>
-          <w:tcPr>
-            <w:tcW w:type="dxa" w:w="3600"/>
-          </w:tcPr>
-          <w:p>
-            <w:r>
-              <w:rPr>
-                <w:color w:val="B9B3A6"/>
-                <w:sz w:val="16"/>
-                <w:szCs w:val="16"/>
-              </w:rPr>
-              <w:t xml:space="preserve">draw + word</w:t>
+            <w:tcW w:type="dxa" w:w="5400"/>
+          </w:tcPr>
+          <w:p>
+            <w:r>
+              <w:t xml:space="preserve"/>
+            </w:r>
+          </w:p>
+        </w:tc>
+        <w:tc>
+          <w:tcPr>
+            <w:tcW w:type="dxa" w:w="2700"/>
+          </w:tcPr>
+          <w:p>
+            <w:r>
+              <w:t xml:space="preserve"/>
+            </w:r>
+          </w:p>
+        </w:tc>
+        <w:tc>
+          <w:tcPr>
+            <w:tcW w:type="dxa" w:w="2700"/>
+          </w:tcPr>
+          <w:p>
+            <w:r>
+              <w:t xml:space="preserve"/>
             </w:r>
           </w:p>
         </w:tc>
@@ -2065,46 +3465,31 @@
         </w:trPr>
         <w:tc>
           <w:tcPr>
-            <w:tcW w:type="dxa" w:w="3600"/>
-          </w:tcPr>
-          <w:p>
-            <w:r>
-              <w:rPr>
-                <w:color w:val="B9B3A6"/>
-                <w:sz w:val="16"/>
-                <w:szCs w:val="16"/>
-              </w:rPr>
-              <w:t xml:space="preserve">draw + word</w:t>
-            </w:r>
-          </w:p>
-        </w:tc>
-        <w:tc>
-          <w:tcPr>
-            <w:tcW w:type="dxa" w:w="3600"/>
-          </w:tcPr>
-          <w:p>
-            <w:r>
-              <w:rPr>
-                <w:color w:val="B9B3A6"/>
-                <w:sz w:val="16"/>
-                <w:szCs w:val="16"/>
-              </w:rPr>
-              <w:t xml:space="preserve">draw + word</w:t>
-            </w:r>
-          </w:p>
-        </w:tc>
-        <w:tc>
-          <w:tcPr>
-            <w:tcW w:type="dxa" w:w="3600"/>
-          </w:tcPr>
-          <w:p>
-            <w:r>
-              <w:rPr>
-                <w:color w:val="B9B3A6"/>
-                <w:sz w:val="16"/>
-                <w:szCs w:val="16"/>
-              </w:rPr>
-              <w:t xml:space="preserve">draw + word</w:t>
+            <w:tcW w:type="dxa" w:w="5400"/>
+          </w:tcPr>
+          <w:p>
+            <w:r>
+              <w:t xml:space="preserve"/>
+            </w:r>
+          </w:p>
+        </w:tc>
+        <w:tc>
+          <w:tcPr>
+            <w:tcW w:type="dxa" w:w="2700"/>
+          </w:tcPr>
+          <w:p>
+            <w:r>
+              <w:t xml:space="preserve"/>
+            </w:r>
+          </w:p>
+        </w:tc>
+        <w:tc>
+          <w:tcPr>
+            <w:tcW w:type="dxa" w:w="2700"/>
+          </w:tcPr>
+          <w:p>
+            <w:r>
+              <w:t xml:space="preserve"/>
             </w:r>
           </w:p>
         </w:tc>
@@ -2115,51 +3500,86 @@
         </w:trPr>
         <w:tc>
           <w:tcPr>
-            <w:tcW w:type="dxa" w:w="3600"/>
-          </w:tcPr>
-          <w:p>
-            <w:r>
-              <w:rPr>
-                <w:color w:val="B9B3A6"/>
-                <w:sz w:val="16"/>
-                <w:szCs w:val="16"/>
-              </w:rPr>
-              <w:t xml:space="preserve">draw + word</w:t>
-            </w:r>
-          </w:p>
-        </w:tc>
-        <w:tc>
-          <w:tcPr>
-            <w:tcW w:type="dxa" w:w="3600"/>
-          </w:tcPr>
-          <w:p>
-            <w:r>
-              <w:rPr>
-                <w:color w:val="B9B3A6"/>
-                <w:sz w:val="16"/>
-                <w:szCs w:val="16"/>
-              </w:rPr>
-              <w:t xml:space="preserve">draw + word</w:t>
-            </w:r>
-          </w:p>
-        </w:tc>
-        <w:tc>
-          <w:tcPr>
-            <w:tcW w:type="dxa" w:w="3600"/>
-          </w:tcPr>
-          <w:p>
-            <w:r>
-              <w:rPr>
-                <w:color w:val="B9B3A6"/>
-                <w:sz w:val="16"/>
-                <w:szCs w:val="16"/>
-              </w:rPr>
-              <w:t xml:space="preserve">draw + word</w:t>
+            <w:tcW w:type="dxa" w:w="5400"/>
+          </w:tcPr>
+          <w:p>
+            <w:r>
+              <w:t xml:space="preserve"/>
+            </w:r>
+          </w:p>
+        </w:tc>
+        <w:tc>
+          <w:tcPr>
+            <w:tcW w:type="dxa" w:w="2700"/>
+          </w:tcPr>
+          <w:p>
+            <w:r>
+              <w:t xml:space="preserve"/>
+            </w:r>
+          </w:p>
+        </w:tc>
+        <w:tc>
+          <w:tcPr>
+            <w:tcW w:type="dxa" w:w="2700"/>
+          </w:tcPr>
+          <w:p>
+            <w:r>
+              <w:t xml:space="preserve"/>
+            </w:r>
+          </w:p>
+        </w:tc>
+      </w:tr>
+      <w:tr>
+        <w:trPr>
+          <w:trHeight w:val="1500" w:hRule="atLeast"/>
+        </w:trPr>
+        <w:tc>
+          <w:tcPr>
+            <w:tcW w:type="dxa" w:w="5400"/>
+          </w:tcPr>
+          <w:p>
+            <w:r>
+              <w:t xml:space="preserve"/>
+            </w:r>
+          </w:p>
+        </w:tc>
+        <w:tc>
+          <w:tcPr>
+            <w:tcW w:type="dxa" w:w="2700"/>
+          </w:tcPr>
+          <w:p>
+            <w:r>
+              <w:t xml:space="preserve"/>
+            </w:r>
+          </w:p>
+        </w:tc>
+        <w:tc>
+          <w:tcPr>
+            <w:tcW w:type="dxa" w:w="2700"/>
+          </w:tcPr>
+          <w:p>
+            <w:r>
+              <w:t xml:space="preserve"/>
             </w:r>
           </w:p>
         </w:tc>
       </w:tr>
     </w:tbl>
+    <w:p>
+      <w:pPr>
+        <w:spacing w:after="40" w:before="130"/>
+      </w:pPr>
+      <w:r>
+        <w:rPr>
+          <w:i/>
+          <w:iCs/>
+          <w:color w:val="5A6473"/>
+          <w:sz w:val="18"/>
+          <w:szCs w:val="18"/>
+        </w:rPr>
+        <w:t xml:space="preserve">You can draw or say your answer. Your facilitator can write it for you if you ask.</w:t>
+      </w:r>
+    </w:p>
     <w:p>
       <w:r>
         <w:br w:type="page"/>
@@ -2205,12 +3625,83 @@
           <w:sz w:val="22"/>
           <w:szCs w:val="22"/>
         </w:rPr>
-        <w:t xml:space="preserve">Build your name and words from letters. Mark the sound you hear.</w:t>
-      </w:r>
-    </w:p>
-    <w:p>
-      <w:pPr>
-        <w:spacing w:after="100"/>
+        <w:t xml:space="preserve">Build your name and words from letters, one box at a time. Say each sound as you put it down.</w:t>
+      </w:r>
+    </w:p>
+    <w:tbl>
+      <w:tblPr>
+        <w:tblW w:type="pct" w:w="100%"/>
+        <w:tblBorders>
+          <w:top w:val="single" w:color="auto" w:sz="4"/>
+          <w:left w:val="single" w:color="auto" w:sz="4"/>
+          <w:bottom w:val="single" w:color="auto" w:sz="4"/>
+          <w:right w:val="single" w:color="auto" w:sz="4"/>
+          <w:insideH w:val="single" w:color="auto" w:sz="4"/>
+          <w:insideV w:val="single" w:color="auto" w:sz="4"/>
+        </w:tblBorders>
+      </w:tblPr>
+      <w:tblGrid>
+        <w:gridCol w:w="10800"/>
+      </w:tblGrid>
+      <w:tr>
+        <w:tc>
+          <w:tcPr>
+            <w:tcW w:type="dxa" w:w="10800"/>
+            <w:shd w:fill="FBF3E4" w:color="auto" w:val="clear"/>
+            <w:tcMar>
+              <w:top w:type="dxa" w:w="90"/>
+              <w:left w:type="dxa" w:w="140"/>
+              <w:bottom w:type="dxa" w:w="90"/>
+              <w:right w:type="dxa" w:w="140"/>
+            </w:tcMar>
+          </w:tcPr>
+          <w:p>
+            <w:pPr>
+              <w:spacing w:after="50"/>
+            </w:pPr>
+            <w:r>
+              <w:rPr>
+                <w:b/>
+                <w:bCs/>
+                <w:color w:val="6E7A2E"/>
+                <w:sz w:val="15"/>
+                <w:szCs w:val="15"/>
+              </w:rPr>
+              <w:t xml:space="preserve">LIKE THIS</w:t>
+            </w:r>
+          </w:p>
+          <w:p>
+            <w:pPr>
+              <w:spacing w:after="40"/>
+            </w:pPr>
+            <w:r>
+              <w:rPr>
+                <w:color w:val="1F3A5F"/>
+                <w:sz w:val="21"/>
+                <w:szCs w:val="21"/>
+              </w:rPr>
+              <w:t xml:space="preserve">One letter in each box:</w:t>
+            </w:r>
+          </w:p>
+          <w:p>
+            <w:pPr>
+              <w:spacing w:after="40"/>
+            </w:pPr>
+            <w:r>
+              <w:rPr>
+                <w:color w:val="1F3A5F"/>
+                <w:sz w:val="21"/>
+                <w:szCs w:val="21"/>
+              </w:rPr>
+              <w:t xml:space="preserve">[ s ]  [ u ]  [ n ]   →  say it together:  "sun"</w:t>
+            </w:r>
+          </w:p>
+        </w:tc>
+      </w:tr>
+    </w:tbl>
+    <w:p>
+      <w:pPr>
+        <w:spacing w:after="100" w:before="160"/>
       </w:pPr>
       <w:r>
         <w:rPr>
@@ -2462,6 +3953,21 @@
       </w:tr>
     </w:tbl>
     <w:p>
+      <w:pPr>
+        <w:spacing w:after="40" w:before="130"/>
+      </w:pPr>
+      <w:r>
+        <w:rPr>
+          <w:i/>
+          <w:iCs/>
+          <w:color w:val="5A6473"/>
+          <w:sz w:val="18"/>
+          <w:szCs w:val="18"/>
+        </w:rPr>
+        <w:t xml:space="preserve">You can draw or say your answer. Your facilitator can write it for you if you ask.</w:t>
+      </w:r>
+    </w:p>
+    <w:p>
       <w:r>
         <w:br w:type="page"/>
       </w:r>
@@ -2506,7 +4012,90 @@
           <w:sz w:val="22"/>
           <w:szCs w:val="22"/>
         </w:rPr>
-        <w:t xml:space="preserve">Draw in each box. Your facilitator will help with the English word. You choose what to show.</w:t>
+        <w:t xml:space="preserve">Draw in each box. Your facilitator helps with the English word. You choose what to show — a lighter, everyday thing is always fine.</w:t>
+      </w:r>
+    </w:p>
+    <w:tbl>
+      <w:tblPr>
+        <w:tblW w:type="pct" w:w="100%"/>
+        <w:tblBorders>
+          <w:top w:val="single" w:color="auto" w:sz="4"/>
+          <w:left w:val="single" w:color="auto" w:sz="4"/>
+          <w:bottom w:val="single" w:color="auto" w:sz="4"/>
+          <w:right w:val="single" w:color="auto" w:sz="4"/>
+          <w:insideH w:val="single" w:color="auto" w:sz="4"/>
+          <w:insideV w:val="single" w:color="auto" w:sz="4"/>
+        </w:tblBorders>
+      </w:tblPr>
+      <w:tblGrid>
+        <w:gridCol w:w="10800"/>
+      </w:tblGrid>
+      <w:tr>
+        <w:tc>
+          <w:tcPr>
+            <w:tcW w:type="dxa" w:w="10800"/>
+            <w:shd w:fill="FBF3E4" w:color="auto" w:val="clear"/>
+            <w:tcMar>
+              <w:top w:type="dxa" w:w="90"/>
+              <w:left w:type="dxa" w:w="140"/>
+              <w:bottom w:type="dxa" w:w="90"/>
+              <w:right w:type="dxa" w:w="140"/>
+            </w:tcMar>
+          </w:tcPr>
+          <w:p>
+            <w:pPr>
+              <w:spacing w:after="50"/>
+            </w:pPr>
+            <w:r>
+              <w:rPr>
+                <w:b/>
+                <w:bCs/>
+                <w:color w:val="6E7A2E"/>
+                <w:sz w:val="15"/>
+                <w:szCs w:val="15"/>
+              </w:rPr>
+              <w:t xml:space="preserve">LIKE THIS</w:t>
+            </w:r>
+          </w:p>
+          <w:p>
+            <w:pPr>
+              <w:spacing w:after="40"/>
+            </w:pPr>
+            <w:r>
+              <w:rPr>
+                <w:color w:val="1F3A5F"/>
+                <w:sz w:val="21"/>
+                <w:szCs w:val="21"/>
+              </w:rPr>
+              <w:t xml:space="preserve">My family:  draw your family, then say "mother", "brother".</w:t>
+            </w:r>
+          </w:p>
+          <w:p>
+            <w:pPr>
+              <w:spacing w:after="40"/>
+            </w:pPr>
+            <w:r>
+              <w:rPr>
+                <w:color w:val="1F3A5F"/>
+                <w:sz w:val="21"/>
+                <w:szCs w:val="21"/>
+              </w:rPr>
+              <w:t xml:space="preserve">Where I am from:  draw your place. You choose what to show.</w:t>
+            </w:r>
+          </w:p>
+        </w:tc>
+      </w:tr>
+    </w:tbl>
+    <w:p>
+      <w:pPr>
+        <w:spacing w:after="90"/>
+      </w:pPr>
+      <w:r>
+        <w:rPr>
+          <w:sz w:val="8"/>
+          <w:szCs w:val="8"/>
+        </w:rPr>
+        <w:t xml:space="preserve"/>
       </w:r>
     </w:p>
     <w:tbl>
@@ -2573,7 +4162,7 @@
       </w:tr>
       <w:tr>
         <w:trPr>
-          <w:trHeight w:val="1900" w:hRule="atLeast"/>
+          <w:trHeight w:val="1650" w:hRule="atLeast"/>
         </w:trPr>
         <w:tc>
           <w:tcPr>
@@ -2644,7 +4233,7 @@
       </w:tr>
       <w:tr>
         <w:trPr>
-          <w:trHeight w:val="1900" w:hRule="atLeast"/>
+          <w:trHeight w:val="1650" w:hRule="atLeast"/>
         </w:trPr>
         <w:tc>
           <w:tcPr>
@@ -2668,6 +4257,58 @@
         </w:tc>
       </w:tr>
     </w:tbl>
+    <w:p>
+      <w:pPr>
+        <w:spacing w:after="60" w:before="200"/>
+      </w:pPr>
+      <w:r>
+        <w:rPr>
+          <w:color w:val="1F3A5F"/>
+          <w:sz w:val="24"/>
+          <w:szCs w:val="24"/>
+        </w:rPr>
+        <w:t xml:space="preserve">I am </w:t>
+      </w:r>
+      <w:r>
+        <w:rPr>
+          <w:color w:val="1F3A5F"/>
+          <w:sz w:val="24"/>
+          <w:szCs w:val="24"/>
+        </w:rPr>
+        <w:t xml:space="preserve">____</w:t>
+      </w:r>
+      <w:r>
+        <w:rPr>
+          <w:color w:val="1F3A5F"/>
+          <w:sz w:val="24"/>
+          <w:szCs w:val="24"/>
+        </w:rPr>
+        <w:t xml:space="preserve"> years old.        I speak </w:t>
+      </w:r>
+      <w:r>
+        <w:rPr>
+          <w:color w:val="1F3A5F"/>
+          <w:sz w:val="24"/>
+          <w:szCs w:val="24"/>
+        </w:rPr>
+        <w:t xml:space="preserve">____________</w:t>
+      </w:r>
+    </w:p>
+    <w:p>
+      <w:pPr>
+        <w:spacing w:after="40" w:before="130"/>
+      </w:pPr>
+      <w:r>
+        <w:rPr>
+          <w:i/>
+          <w:iCs/>
+          <w:color w:val="5A6473"/>
+          <w:sz w:val="18"/>
+          <w:szCs w:val="18"/>
+        </w:rPr>
+        <w:t xml:space="preserve">You can draw or say your answer. Your facilitator can write it for you if you ask.</w:t>
+      </w:r>
+    </w:p>
     <w:p>
       <w:r>
         <w:br w:type="page"/>
@@ -2713,12 +4354,83 @@
           <w:sz w:val="22"/>
           <w:szCs w:val="22"/>
         </w:rPr>
-        <w:t xml:space="preserve">Trace and copy. Take your time.</w:t>
-      </w:r>
-    </w:p>
-    <w:p>
-      <w:pPr>
-        <w:spacing w:after="80"/>
+        <w:t xml:space="preserve">Copy the word your facilitator writes for you at the start of each line. Take your time.</w:t>
+      </w:r>
+    </w:p>
+    <w:tbl>
+      <w:tblPr>
+        <w:tblW w:type="pct" w:w="100%"/>
+        <w:tblBorders>
+          <w:top w:val="single" w:color="auto" w:sz="4"/>
+          <w:left w:val="single" w:color="auto" w:sz="4"/>
+          <w:bottom w:val="single" w:color="auto" w:sz="4"/>
+          <w:right w:val="single" w:color="auto" w:sz="4"/>
+          <w:insideH w:val="single" w:color="auto" w:sz="4"/>
+          <w:insideV w:val="single" w:color="auto" w:sz="4"/>
+        </w:tblBorders>
+      </w:tblPr>
+      <w:tblGrid>
+        <w:gridCol w:w="10800"/>
+      </w:tblGrid>
+      <w:tr>
+        <w:tc>
+          <w:tcPr>
+            <w:tcW w:type="dxa" w:w="10800"/>
+            <w:shd w:fill="FBF3E4" w:color="auto" w:val="clear"/>
+            <w:tcMar>
+              <w:top w:type="dxa" w:w="90"/>
+              <w:left w:type="dxa" w:w="140"/>
+              <w:bottom w:type="dxa" w:w="90"/>
+              <w:right w:type="dxa" w:w="140"/>
+            </w:tcMar>
+          </w:tcPr>
+          <w:p>
+            <w:pPr>
+              <w:spacing w:after="50"/>
+            </w:pPr>
+            <w:r>
+              <w:rPr>
+                <w:b/>
+                <w:bCs/>
+                <w:color w:val="6E7A2E"/>
+                <w:sz w:val="15"/>
+                <w:szCs w:val="15"/>
+              </w:rPr>
+              <w:t xml:space="preserve">LIKE THIS</w:t>
+            </w:r>
+          </w:p>
+          <w:p>
+            <w:pPr>
+              <w:spacing w:after="40"/>
+            </w:pPr>
+            <w:r>
+              <w:rPr>
+                <w:color w:val="1F3A5F"/>
+                <w:sz w:val="21"/>
+                <w:szCs w:val="21"/>
+              </w:rPr>
+              <w:t xml:space="preserve">Your facilitator writes a word at the start of the line. You copy it along the line:</w:t>
+            </w:r>
+          </w:p>
+          <w:p>
+            <w:pPr>
+              <w:spacing w:after="40"/>
+            </w:pPr>
+            <w:r>
+              <w:rPr>
+                <w:color w:val="1F3A5F"/>
+                <w:sz w:val="21"/>
+                <w:szCs w:val="21"/>
+              </w:rPr>
+              <w:t xml:space="preserve">Nur          Nur          Nur          Nur</w:t>
+            </w:r>
+          </w:p>
+        </w:tc>
+      </w:tr>
+    </w:tbl>
+    <w:p>
+      <w:pPr>
+        <w:spacing w:after="80" w:before="160"/>
       </w:pPr>
       <w:r>
         <w:rPr>
@@ -2847,7 +4559,119 @@
           <w:sz w:val="22"/>
           <w:szCs w:val="22"/>
         </w:rPr>
-        <w:t xml:space="preserve">Say each sentence. Write or trace the ending if you can.</w:t>
+        <w:t xml:space="preserve">Say each sentence out loud. Fill the ending with your own true words — write, trace, or say it and draw.</w:t>
+      </w:r>
+    </w:p>
+    <w:tbl>
+      <w:tblPr>
+        <w:tblW w:type="pct" w:w="100%"/>
+        <w:tblBorders>
+          <w:top w:val="single" w:color="auto" w:sz="4"/>
+          <w:left w:val="single" w:color="auto" w:sz="4"/>
+          <w:bottom w:val="single" w:color="auto" w:sz="4"/>
+          <w:right w:val="single" w:color="auto" w:sz="4"/>
+          <w:insideH w:val="single" w:color="auto" w:sz="4"/>
+          <w:insideV w:val="single" w:color="auto" w:sz="4"/>
+        </w:tblBorders>
+      </w:tblPr>
+      <w:tblGrid>
+        <w:gridCol w:w="10800"/>
+      </w:tblGrid>
+      <w:tr>
+        <w:tc>
+          <w:tcPr>
+            <w:tcW w:type="dxa" w:w="10800"/>
+            <w:shd w:fill="FBF3E4" w:color="auto" w:val="clear"/>
+            <w:tcMar>
+              <w:top w:type="dxa" w:w="90"/>
+              <w:left w:type="dxa" w:w="140"/>
+              <w:bottom w:type="dxa" w:w="90"/>
+              <w:right w:type="dxa" w:w="140"/>
+            </w:tcMar>
+          </w:tcPr>
+          <w:p>
+            <w:pPr>
+              <w:spacing w:after="50"/>
+            </w:pPr>
+            <w:r>
+              <w:rPr>
+                <w:b/>
+                <w:bCs/>
+                <w:color w:val="6E7A2E"/>
+                <w:sz w:val="15"/>
+                <w:szCs w:val="15"/>
+              </w:rPr>
+              <w:t xml:space="preserve">LIKE THIS</w:t>
+            </w:r>
+          </w:p>
+          <w:p>
+            <w:pPr>
+              <w:spacing w:after="40"/>
+            </w:pPr>
+            <w:r>
+              <w:rPr>
+                <w:color w:val="1F3A5F"/>
+                <w:sz w:val="24"/>
+                <w:szCs w:val="24"/>
+              </w:rPr>
+              <w:t xml:space="preserve">I am Fatima.</w:t>
+            </w:r>
+          </w:p>
+          <w:p>
+            <w:pPr>
+              <w:spacing w:after="40"/>
+            </w:pPr>
+            <w:r>
+              <w:rPr>
+                <w:color w:val="1F3A5F"/>
+                <w:sz w:val="24"/>
+                <w:szCs w:val="24"/>
+              </w:rPr>
+              <w:t xml:space="preserve">I am from Myanmar.</w:t>
+            </w:r>
+          </w:p>
+          <w:p>
+            <w:pPr>
+              <w:spacing w:after="40"/>
+            </w:pPr>
+            <w:r>
+              <w:rPr>
+                <w:color w:val="1F3A5F"/>
+                <w:sz w:val="24"/>
+                <w:szCs w:val="24"/>
+              </w:rPr>
+              <w:t xml:space="preserve">I like rice.</w:t>
+            </w:r>
+          </w:p>
+          <w:p>
+            <w:pPr>
+              <w:spacing w:after="40"/>
+            </w:pPr>
+            <w:r>
+              <w:rPr>
+                <w:color w:val="1F3A5F"/>
+                <w:sz w:val="24"/>
+                <w:szCs w:val="24"/>
+              </w:rPr>
+              <w:t xml:space="preserve">I am good at drawing.</w:t>
+            </w:r>
+          </w:p>
+        </w:tc>
+      </w:tr>
+    </w:tbl>
+    <w:p>
+      <w:pPr>
+        <w:spacing w:after="20" w:before="180"/>
+      </w:pPr>
+      <w:r>
+        <w:rPr>
+          <w:b/>
+          <w:bCs/>
+          <w:color w:val="7A3B69"/>
+          <w:sz w:val="22"/>
+          <w:szCs w:val="22"/>
+        </w:rPr>
+        <w:t xml:space="preserve">Now you:</w:t>
       </w:r>
     </w:p>
     <w:p>
@@ -2900,6 +4724,21 @@
           <w:szCs w:val="30"/>
         </w:rPr>
         <w:t xml:space="preserve">I am good at ________________________</w:t>
+      </w:r>
+    </w:p>
+    <w:p>
+      <w:pPr>
+        <w:spacing w:after="40" w:before="130"/>
+      </w:pPr>
+      <w:r>
+        <w:rPr>
+          <w:i/>
+          <w:iCs/>
+          <w:color w:val="5A6473"/>
+          <w:sz w:val="18"/>
+          <w:szCs w:val="18"/>
+        </w:rPr>
+        <w:t xml:space="preserve">You can draw or say your answer. Your facilitator can write it for you if you ask.</w:t>
       </w:r>
     </w:p>
     <w:p>
@@ -2947,7 +4786,90 @@
           <w:sz w:val="22"/>
           <w:szCs w:val="22"/>
         </w:rPr>
-        <w:t xml:space="preserve">Put the words together to make a true sentence about you. Then say it.</w:t>
+        <w:t xml:space="preserve">Put the word cards together to make a true sentence about you. Then say it out loud.</w:t>
+      </w:r>
+    </w:p>
+    <w:tbl>
+      <w:tblPr>
+        <w:tblW w:type="pct" w:w="100%"/>
+        <w:tblBorders>
+          <w:top w:val="single" w:color="auto" w:sz="4"/>
+          <w:left w:val="single" w:color="auto" w:sz="4"/>
+          <w:bottom w:val="single" w:color="auto" w:sz="4"/>
+          <w:right w:val="single" w:color="auto" w:sz="4"/>
+          <w:insideH w:val="single" w:color="auto" w:sz="4"/>
+          <w:insideV w:val="single" w:color="auto" w:sz="4"/>
+        </w:tblBorders>
+      </w:tblPr>
+      <w:tblGrid>
+        <w:gridCol w:w="10800"/>
+      </w:tblGrid>
+      <w:tr>
+        <w:tc>
+          <w:tcPr>
+            <w:tcW w:type="dxa" w:w="10800"/>
+            <w:shd w:fill="FBF3E4" w:color="auto" w:val="clear"/>
+            <w:tcMar>
+              <w:top w:type="dxa" w:w="90"/>
+              <w:left w:type="dxa" w:w="140"/>
+              <w:bottom w:type="dxa" w:w="90"/>
+              <w:right w:type="dxa" w:w="140"/>
+            </w:tcMar>
+          </w:tcPr>
+          <w:p>
+            <w:pPr>
+              <w:spacing w:after="50"/>
+            </w:pPr>
+            <w:r>
+              <w:rPr>
+                <w:b/>
+                <w:bCs/>
+                <w:color w:val="6E7A2E"/>
+                <w:sz w:val="15"/>
+                <w:szCs w:val="15"/>
+              </w:rPr>
+              <w:t xml:space="preserve">LIKE THIS</w:t>
+            </w:r>
+          </w:p>
+          <w:p>
+            <w:pPr>
+              <w:spacing w:after="40"/>
+            </w:pPr>
+            <w:r>
+              <w:rPr>
+                <w:color w:val="1F3A5F"/>
+                <w:sz w:val="21"/>
+                <w:szCs w:val="21"/>
+              </w:rPr>
+              <w:t xml:space="preserve">[ I ]   [ am from ]   [ Myanmar ]   →   "I am from Myanmar."</w:t>
+            </w:r>
+          </w:p>
+          <w:p>
+            <w:pPr>
+              <w:spacing w:after="40"/>
+            </w:pPr>
+            <w:r>
+              <w:rPr>
+                <w:color w:val="1F3A5F"/>
+                <w:sz w:val="21"/>
+                <w:szCs w:val="21"/>
+              </w:rPr>
+              <w:t xml:space="preserve">Choose by ear:   I  am  ·  she  is  ·  we  are</w:t>
+            </w:r>
+          </w:p>
+        </w:tc>
+      </w:tr>
+    </w:tbl>
+    <w:p>
+      <w:pPr>
+        <w:spacing w:after="90"/>
+      </w:pPr>
+      <w:r>
+        <w:rPr>
+          <w:sz w:val="8"/>
+          <w:szCs w:val="8"/>
+        </w:rPr>
+        <w:t xml:space="preserve"/>
       </w:r>
     </w:p>
     <w:tbl>
@@ -3063,10 +4985,10 @@
       <w:r>
         <w:rPr>
           <w:color w:val="7A3B69"/>
-          <w:sz w:val="24"/>
-          <w:szCs w:val="24"/>
-        </w:rPr>
-        <w:t xml:space="preserve">Choose by ear: am · is · are</w:t>
+          <w:sz w:val="22"/>
+          <w:szCs w:val="22"/>
+        </w:rPr>
+        <w:t xml:space="preserve">Fill in am · is · are (say it first):</w:t>
       </w:r>
     </w:p>
     <w:p>
@@ -3106,6 +5028,21 @@
           <w:szCs w:val="30"/>
         </w:rPr>
         <w:t xml:space="preserve">We ______ here.</w:t>
+      </w:r>
+    </w:p>
+    <w:p>
+      <w:pPr>
+        <w:spacing w:after="40" w:before="130"/>
+      </w:pPr>
+      <w:r>
+        <w:rPr>
+          <w:i/>
+          <w:iCs/>
+          <w:color w:val="5A6473"/>
+          <w:sz w:val="18"/>
+          <w:szCs w:val="18"/>
+        </w:rPr>
+        <w:t xml:space="preserve">You can draw or say your answer. Your facilitator can write it for you if you ask.</w:t>
       </w:r>
     </w:p>
     <w:p>
@@ -3153,7 +5090,103 @@
           <w:sz w:val="22"/>
           <w:szCs w:val="22"/>
         </w:rPr>
-        <w:t xml:space="preserve">Picture cards for the greeting role-play. Point and speak. No reading needed.</w:t>
+        <w:t xml:space="preserve">Use these picture cards to meet someone. Point and speak. No reading needed.</w:t>
+      </w:r>
+    </w:p>
+    <w:tbl>
+      <w:tblPr>
+        <w:tblW w:type="pct" w:w="100%"/>
+        <w:tblBorders>
+          <w:top w:val="single" w:color="auto" w:sz="4"/>
+          <w:left w:val="single" w:color="auto" w:sz="4"/>
+          <w:bottom w:val="single" w:color="auto" w:sz="4"/>
+          <w:right w:val="single" w:color="auto" w:sz="4"/>
+          <w:insideH w:val="single" w:color="auto" w:sz="4"/>
+          <w:insideV w:val="single" w:color="auto" w:sz="4"/>
+        </w:tblBorders>
+      </w:tblPr>
+      <w:tblGrid>
+        <w:gridCol w:w="10800"/>
+      </w:tblGrid>
+      <w:tr>
+        <w:tc>
+          <w:tcPr>
+            <w:tcW w:type="dxa" w:w="10800"/>
+            <w:shd w:fill="FBF3E4" w:color="auto" w:val="clear"/>
+            <w:tcMar>
+              <w:top w:type="dxa" w:w="90"/>
+              <w:left w:type="dxa" w:w="140"/>
+              <w:bottom w:type="dxa" w:w="90"/>
+              <w:right w:type="dxa" w:w="140"/>
+            </w:tcMar>
+          </w:tcPr>
+          <w:p>
+            <w:pPr>
+              <w:spacing w:after="50"/>
+            </w:pPr>
+            <w:r>
+              <w:rPr>
+                <w:b/>
+                <w:bCs/>
+                <w:color w:val="6E7A2E"/>
+                <w:sz w:val="15"/>
+                <w:szCs w:val="15"/>
+              </w:rPr>
+              <w:t xml:space="preserve">LIKE THIS — TWO PEOPLE MEETING</w:t>
+            </w:r>
+          </w:p>
+          <w:p>
+            <w:pPr>
+              <w:spacing w:after="40"/>
+            </w:pPr>
+            <w:r>
+              <w:rPr>
+                <w:color w:val="1F3A5F"/>
+                <w:sz w:val="21"/>
+                <w:szCs w:val="21"/>
+              </w:rPr>
+              <w:t xml:space="preserve">Nur:    Hello! My name is Nur. What is your name?</w:t>
+            </w:r>
+          </w:p>
+          <w:p>
+            <w:pPr>
+              <w:spacing w:after="40"/>
+            </w:pPr>
+            <w:r>
+              <w:rPr>
+                <w:color w:val="1F3A5F"/>
+                <w:sz w:val="21"/>
+                <w:szCs w:val="21"/>
+              </w:rPr>
+              <w:t xml:space="preserve">Anwar:  Hello Nur! My name is Anwar.</w:t>
+            </w:r>
+          </w:p>
+          <w:p>
+            <w:pPr>
+              <w:spacing w:after="40"/>
+            </w:pPr>
+            <w:r>
+              <w:rPr>
+                <w:color w:val="1F3A5F"/>
+                <w:sz w:val="21"/>
+                <w:szCs w:val="21"/>
+              </w:rPr>
+              <w:t xml:space="preserve">Nur:    This is my friend, Fatima.</w:t>
+            </w:r>
+          </w:p>
+        </w:tc>
+      </w:tr>
+    </w:tbl>
+    <w:p>
+      <w:pPr>
+        <w:spacing w:after="90"/>
+      </w:pPr>
+      <w:r>
+        <w:rPr>
+          <w:sz w:val="8"/>
+          <w:szCs w:val="8"/>
+        </w:rPr>
+        <w:t xml:space="preserve"/>
       </w:r>
     </w:p>
     <w:tbl>
@@ -3210,7 +5243,7 @@
       </w:tr>
       <w:tr>
         <w:trPr>
-          <w:trHeight w:val="1900" w:hRule="atLeast"/>
+          <w:trHeight w:val="1800" w:hRule="atLeast"/>
         </w:trPr>
         <w:tc>
           <w:tcPr>
@@ -3271,7 +5304,7 @@
       </w:tr>
       <w:tr>
         <w:trPr>
-          <w:trHeight w:val="1900" w:hRule="atLeast"/>
+          <w:trHeight w:val="1800" w:hRule="atLeast"/>
         </w:trPr>
         <w:tc>
           <w:tcPr>
@@ -3341,6 +5374,92 @@
           <w:szCs w:val="22"/>
         </w:rPr>
         <w:t xml:space="preserve">Copy or finish a sentence about you. If writing is not comfortable yet, say it and draw it.</w:t>
+      </w:r>
+    </w:p>
+    <w:tbl>
+      <w:tblPr>
+        <w:tblW w:type="pct" w:w="100%"/>
+        <w:tblBorders>
+          <w:top w:val="single" w:color="auto" w:sz="4"/>
+          <w:left w:val="single" w:color="auto" w:sz="4"/>
+          <w:bottom w:val="single" w:color="auto" w:sz="4"/>
+          <w:right w:val="single" w:color="auto" w:sz="4"/>
+          <w:insideH w:val="single" w:color="auto" w:sz="4"/>
+          <w:insideV w:val="single" w:color="auto" w:sz="4"/>
+        </w:tblBorders>
+      </w:tblPr>
+      <w:tblGrid>
+        <w:gridCol w:w="10800"/>
+      </w:tblGrid>
+      <w:tr>
+        <w:tc>
+          <w:tcPr>
+            <w:tcW w:type="dxa" w:w="10800"/>
+            <w:shd w:fill="FBF3E4" w:color="auto" w:val="clear"/>
+            <w:tcMar>
+              <w:top w:type="dxa" w:w="90"/>
+              <w:left w:type="dxa" w:w="140"/>
+              <w:bottom w:type="dxa" w:w="90"/>
+              <w:right w:type="dxa" w:w="140"/>
+            </w:tcMar>
+          </w:tcPr>
+          <w:p>
+            <w:pPr>
+              <w:spacing w:after="50"/>
+            </w:pPr>
+            <w:r>
+              <w:rPr>
+                <w:b/>
+                <w:bCs/>
+                <w:color w:val="6E7A2E"/>
+                <w:sz w:val="15"/>
+                <w:szCs w:val="15"/>
+              </w:rPr>
+              <w:t xml:space="preserve">LIKE THIS</w:t>
+            </w:r>
+          </w:p>
+          <w:p>
+            <w:pPr>
+              <w:spacing w:after="40"/>
+            </w:pPr>
+            <w:r>
+              <w:rPr>
+                <w:color w:val="1F3A5F"/>
+                <w:sz w:val="24"/>
+                <w:szCs w:val="24"/>
+              </w:rPr>
+              <w:t xml:space="preserve">My name is Nur.</w:t>
+            </w:r>
+          </w:p>
+          <w:p>
+            <w:pPr>
+              <w:spacing w:after="40"/>
+            </w:pPr>
+            <w:r>
+              <w:rPr>
+                <w:color w:val="1F3A5F"/>
+                <w:sz w:val="24"/>
+                <w:szCs w:val="24"/>
+              </w:rPr>
+              <w:t xml:space="preserve">I am from Myanmar.</w:t>
+            </w:r>
+          </w:p>
+        </w:tc>
+      </w:tr>
+    </w:tbl>
+    <w:p>
+      <w:pPr>
+        <w:spacing w:after="20" w:before="160"/>
+      </w:pPr>
+      <w:r>
+        <w:rPr>
+          <w:b/>
+          <w:bCs/>
+          <w:color w:val="7A3B69"/>
+          <w:sz w:val="22"/>
+          <w:szCs w:val="22"/>
+        </w:rPr>
+        <w:t xml:space="preserve">Now you:</w:t>
       </w:r>
     </w:p>
     <w:p>
@@ -3386,7 +5505,7 @@
       </w:tblGrid>
       <w:tr>
         <w:trPr>
-          <w:trHeight w:val="2200" w:hRule="atLeast"/>
+          <w:trHeight w:val="2000" w:hRule="atLeast"/>
         </w:trPr>
         <w:tc>
           <w:tcPr>
@@ -3406,6 +5525,21 @@
       </w:tr>
     </w:tbl>
     <w:p>
+      <w:pPr>
+        <w:spacing w:after="40" w:before="130"/>
+      </w:pPr>
+      <w:r>
+        <w:rPr>
+          <w:i/>
+          <w:iCs/>
+          <w:color w:val="5A6473"/>
+          <w:sz w:val="18"/>
+          <w:szCs w:val="18"/>
+        </w:rPr>
+        <w:t xml:space="preserve">You can draw or say your answer. Your facilitator can write it for you if you ask.</w:t>
+      </w:r>
+    </w:p>
+    <w:p>
       <w:r>
         <w:br w:type="page"/>
       </w:r>
@@ -3422,7 +5556,7 @@
           <w:sz w:val="15"/>
           <w:szCs w:val="15"/>
         </w:rPr>
-        <w:t xml:space="preserve">STUDENT WORKSHEET · MAKE YOUR MY NAME, MY VOICE CARD</w:t>
+        <w:t xml:space="preserve">STUDENT WORKSHEET · REHEARSE, SHARE, AND CELEBRATE</w:t>
       </w:r>
     </w:p>
     <w:p>
@@ -3437,7 +5571,7 @@
           <w:sz w:val="32"/>
           <w:szCs w:val="32"/>
         </w:rPr>
-        <w:t xml:space="preserve">My Name, My Voice</w:t>
+        <w:t xml:space="preserve">My spoken introduction</w:t>
       </w:r>
     </w:p>
     <w:p>
@@ -3450,7 +5584,317 @@
           <w:sz w:val="22"/>
           <w:szCs w:val="22"/>
         </w:rPr>
-        <w:t xml:space="preserve">Design your card. Put your name big, and draw or write what shows who you are. You choose what to share.</w:t>
+        <w:t xml:space="preserve">This is what you will say when you share your card. Tick each part when you can say it. Practise with a partner first.</w:t>
+      </w:r>
+    </w:p>
+    <w:tbl>
+      <w:tblPr>
+        <w:tblW w:type="pct" w:w="100%"/>
+        <w:tblBorders>
+          <w:top w:val="single" w:color="auto" w:sz="4"/>
+          <w:left w:val="single" w:color="auto" w:sz="4"/>
+          <w:bottom w:val="single" w:color="auto" w:sz="4"/>
+          <w:right w:val="single" w:color="auto" w:sz="4"/>
+          <w:insideH w:val="single" w:color="auto" w:sz="4"/>
+          <w:insideV w:val="single" w:color="auto" w:sz="4"/>
+        </w:tblBorders>
+      </w:tblPr>
+      <w:tblGrid>
+        <w:gridCol w:w="10800"/>
+      </w:tblGrid>
+      <w:tr>
+        <w:tc>
+          <w:tcPr>
+            <w:tcW w:type="dxa" w:w="10800"/>
+            <w:shd w:fill="FBF3E4" w:color="auto" w:val="clear"/>
+            <w:tcMar>
+              <w:top w:type="dxa" w:w="90"/>
+              <w:left w:type="dxa" w:w="140"/>
+              <w:bottom w:type="dxa" w:w="90"/>
+              <w:right w:type="dxa" w:w="140"/>
+            </w:tcMar>
+          </w:tcPr>
+          <w:p>
+            <w:pPr>
+              <w:spacing w:after="50"/>
+            </w:pPr>
+            <w:r>
+              <w:rPr>
+                <w:b/>
+                <w:bCs/>
+                <w:color w:val="6E7A2E"/>
+                <w:sz w:val="15"/>
+                <w:szCs w:val="15"/>
+              </w:rPr>
+              <w:t xml:space="preserve">LIKE THIS — A WHOLE INTRODUCTION</w:t>
+            </w:r>
+          </w:p>
+          <w:p>
+            <w:pPr>
+              <w:spacing w:after="40"/>
+            </w:pPr>
+            <w:r>
+              <w:rPr>
+                <w:color w:val="1F3A5F"/>
+                <w:sz w:val="24"/>
+                <w:szCs w:val="24"/>
+              </w:rPr>
+              <w:t xml:space="preserve">Hello!   My name is Nur.   I am from Myanmar.   I like rice.   Thank you.</w:t>
+            </w:r>
+          </w:p>
+        </w:tc>
+      </w:tr>
+    </w:tbl>
+    <w:p>
+      <w:pPr>
+        <w:spacing w:after="80" w:before="180"/>
+      </w:pPr>
+      <w:r>
+        <w:rPr>
+          <w:b/>
+          <w:bCs/>
+          <w:color w:val="7A3B69"/>
+          <w:sz w:val="22"/>
+          <w:szCs w:val="22"/>
+        </w:rPr>
+        <w:t xml:space="preserve">My introduction — tick each part when you can say it:</w:t>
+      </w:r>
+    </w:p>
+    <w:p>
+      <w:pPr>
+        <w:spacing w:after="150"/>
+      </w:pPr>
+      <w:r>
+        <w:rPr>
+          <w:color w:val="1F3A5F"/>
+          <w:sz w:val="24"/>
+          <w:szCs w:val="24"/>
+        </w:rPr>
+        <w:t xml:space="preserve">[    ]   Hello!</w:t>
+      </w:r>
+    </w:p>
+    <w:p>
+      <w:pPr>
+        <w:spacing w:after="150"/>
+      </w:pPr>
+      <w:r>
+        <w:rPr>
+          <w:color w:val="1F3A5F"/>
+          <w:sz w:val="24"/>
+          <w:szCs w:val="24"/>
+        </w:rPr>
+        <w:t xml:space="preserve">[    ]   My name is ________________</w:t>
+      </w:r>
+    </w:p>
+    <w:p>
+      <w:pPr>
+        <w:spacing w:after="150"/>
+      </w:pPr>
+      <w:r>
+        <w:rPr>
+          <w:color w:val="1F3A5F"/>
+          <w:sz w:val="24"/>
+          <w:szCs w:val="24"/>
+        </w:rPr>
+        <w:t xml:space="preserve">[    ]   I am from ________________</w:t>
+      </w:r>
+    </w:p>
+    <w:p>
+      <w:pPr>
+        <w:spacing w:after="150"/>
+      </w:pPr>
+      <w:r>
+        <w:rPr>
+          <w:color w:val="1F3A5F"/>
+          <w:sz w:val="24"/>
+          <w:szCs w:val="24"/>
+        </w:rPr>
+        <w:t xml:space="preserve">[    ]   I like ________________</w:t>
+      </w:r>
+    </w:p>
+    <w:p>
+      <w:pPr>
+        <w:spacing w:after="150"/>
+      </w:pPr>
+      <w:r>
+        <w:rPr>
+          <w:color w:val="1F3A5F"/>
+          <w:sz w:val="24"/>
+          <w:szCs w:val="24"/>
+        </w:rPr>
+        <w:t xml:space="preserve">[    ]   Thank you.</w:t>
+      </w:r>
+    </w:p>
+    <w:p>
+      <w:pPr>
+        <w:spacing w:before="160"/>
+      </w:pPr>
+      <w:r>
+        <w:rPr>
+          <w:color w:val="7A3B69"/>
+          <w:sz w:val="21"/>
+          <w:szCs w:val="21"/>
+        </w:rPr>
+        <w:t xml:space="preserve">I practised with a partner:    :) yes      :| not yet</w:t>
+      </w:r>
+    </w:p>
+    <w:p>
+      <w:pPr>
+        <w:spacing w:after="40" w:before="130"/>
+      </w:pPr>
+      <w:r>
+        <w:rPr>
+          <w:i/>
+          <w:iCs/>
+          <w:color w:val="5A6473"/>
+          <w:sz w:val="18"/>
+          <w:szCs w:val="18"/>
+        </w:rPr>
+        <w:t xml:space="preserve">You can draw or say your answer. Your facilitator can write it for you if you ask.</w:t>
+      </w:r>
+    </w:p>
+    <w:p>
+      <w:r>
+        <w:br w:type="page"/>
+      </w:r>
+    </w:p>
+    <w:p>
+      <w:pPr>
+        <w:spacing w:after="40"/>
+      </w:pPr>
+      <w:r>
+        <w:rPr>
+          <w:b/>
+          <w:bCs/>
+          <w:color w:val="7A3B69"/>
+          <w:sz w:val="15"/>
+          <w:szCs w:val="15"/>
+        </w:rPr>
+        <w:t xml:space="preserve">STUDENT WORKSHEET · MAKE YOUR MY NAME, MY VOICE CARD</w:t>
+      </w:r>
+    </w:p>
+    <w:p>
+      <w:pPr>
+        <w:spacing w:after="40"/>
+      </w:pPr>
+      <w:r>
+        <w:rPr>
+          <w:b/>
+          <w:bCs/>
+          <w:color w:val="1F3A5F"/>
+          <w:sz w:val="32"/>
+          <w:szCs w:val="32"/>
+        </w:rPr>
+        <w:t xml:space="preserve">My Name, My Voice</w:t>
+      </w:r>
+    </w:p>
+    <w:p>
+      <w:pPr>
+        <w:spacing w:after="150"/>
+      </w:pPr>
+      <w:r>
+        <w:rPr>
+          <w:color w:val="5A6473"/>
+          <w:sz w:val="22"/>
+          <w:szCs w:val="22"/>
+        </w:rPr>
+        <w:t xml:space="preserve">Make your card. It has a place for everything — your name, a picture, and your words. You choose what to show.</w:t>
+      </w:r>
+    </w:p>
+    <w:tbl>
+      <w:tblPr>
+        <w:tblW w:type="pct" w:w="100%"/>
+        <w:tblBorders>
+          <w:top w:val="single" w:color="auto" w:sz="4"/>
+          <w:left w:val="single" w:color="auto" w:sz="4"/>
+          <w:bottom w:val="single" w:color="auto" w:sz="4"/>
+          <w:right w:val="single" w:color="auto" w:sz="4"/>
+          <w:insideH w:val="single" w:color="auto" w:sz="4"/>
+          <w:insideV w:val="single" w:color="auto" w:sz="4"/>
+        </w:tblBorders>
+      </w:tblPr>
+      <w:tblGrid>
+        <w:gridCol w:w="10800"/>
+      </w:tblGrid>
+      <w:tr>
+        <w:tc>
+          <w:tcPr>
+            <w:tcW w:type="dxa" w:w="10800"/>
+            <w:shd w:fill="FBF3E4" w:color="auto" w:val="clear"/>
+            <w:tcMar>
+              <w:top w:type="dxa" w:w="90"/>
+              <w:left w:type="dxa" w:w="140"/>
+              <w:bottom w:type="dxa" w:w="90"/>
+              <w:right w:type="dxa" w:w="140"/>
+            </w:tcMar>
+          </w:tcPr>
+          <w:p>
+            <w:pPr>
+              <w:spacing w:after="50"/>
+            </w:pPr>
+            <w:r>
+              <w:rPr>
+                <w:b/>
+                <w:bCs/>
+                <w:color w:val="6E7A2E"/>
+                <w:sz w:val="15"/>
+                <w:szCs w:val="15"/>
+              </w:rPr>
+              <w:t xml:space="preserve">LIKE THIS — A FINISHED CARD</w:t>
+            </w:r>
+          </w:p>
+          <w:p>
+            <w:pPr>
+              <w:spacing w:after="40"/>
+            </w:pPr>
+            <w:r>
+              <w:rPr>
+                <w:color w:val="1F3A5F"/>
+                <w:sz w:val="21"/>
+                <w:szCs w:val="21"/>
+              </w:rPr>
+              <w:t xml:space="preserve">MY NAME:  Nur</w:t>
+            </w:r>
+          </w:p>
+          <w:p>
+            <w:pPr>
+              <w:spacing w:after="40"/>
+            </w:pPr>
+            <w:r>
+              <w:rPr>
+                <w:color w:val="1F3A5F"/>
+                <w:sz w:val="21"/>
+                <w:szCs w:val="21"/>
+              </w:rPr>
+              <w:t xml:space="preserve">(a picture of Nur and a flower)</w:t>
+            </w:r>
+          </w:p>
+          <w:p>
+            <w:pPr>
+              <w:spacing w:after="40"/>
+            </w:pPr>
+            <w:r>
+              <w:rPr>
+                <w:color w:val="1F3A5F"/>
+                <w:sz w:val="21"/>
+                <w:szCs w:val="21"/>
+              </w:rPr>
+              <w:t xml:space="preserve">I am from Myanmar.    I like flowers.</w:t>
+            </w:r>
+          </w:p>
+        </w:tc>
+      </w:tr>
+    </w:tbl>
+    <w:p>
+      <w:pPr>
+        <w:spacing w:after="100"/>
+      </w:pPr>
+      <w:r>
+        <w:rPr>
+          <w:sz w:val="8"/>
+          <w:szCs w:val="8"/>
+        </w:rPr>
+        <w:t xml:space="preserve"/>
       </w:r>
     </w:p>
     <w:tbl>
@@ -3470,20 +5914,104 @@
       </w:tblGrid>
       <w:tr>
         <w:trPr>
-          <w:trHeight w:val="6200" w:hRule="atLeast"/>
+          <w:trHeight w:val="1500" w:hRule="atLeast"/>
         </w:trPr>
         <w:tc>
           <w:tcPr>
             <w:tcW w:type="dxa" w:w="10800"/>
-          </w:tcPr>
-          <w:p>
-            <w:r>
-              <w:t xml:space="preserve"/>
+            <w:tcMar>
+              <w:top w:type="dxa" w:w="90"/>
+              <w:left w:type="dxa" w:w="140"/>
+              <w:bottom w:type="dxa" w:w="90"/>
+              <w:right w:type="dxa" w:w="140"/>
+            </w:tcMar>
+          </w:tcPr>
+          <w:p>
+            <w:r>
+              <w:rPr>
+                <w:b/>
+                <w:bCs/>
+                <w:color w:val="7A3B69"/>
+                <w:sz w:val="22"/>
+                <w:szCs w:val="22"/>
+              </w:rPr>
+              <w:t xml:space="preserve">MY NAME  (write it BIG):</w:t>
+            </w:r>
+          </w:p>
+        </w:tc>
+      </w:tr>
+      <w:tr>
+        <w:trPr>
+          <w:trHeight w:val="3200" w:hRule="atLeast"/>
+        </w:trPr>
+        <w:tc>
+          <w:tcPr>
+            <w:tcW w:type="dxa" w:w="10800"/>
+            <w:tcMar>
+              <w:top w:type="dxa" w:w="90"/>
+              <w:left w:type="dxa" w:w="140"/>
+              <w:bottom w:type="dxa" w:w="90"/>
+              <w:right w:type="dxa" w:w="140"/>
+            </w:tcMar>
+          </w:tcPr>
+          <w:p>
+            <w:r>
+              <w:rPr>
+                <w:b/>
+                <w:bCs/>
+                <w:color w:val="7A3B69"/>
+                <w:sz w:val="20"/>
+                <w:szCs w:val="20"/>
+              </w:rPr>
+              <w:t xml:space="preserve">A picture of me, or something that shows who I am:</w:t>
+            </w:r>
+          </w:p>
+        </w:tc>
+      </w:tr>
+      <w:tr>
+        <w:trPr>
+          <w:trHeight w:val="1200" w:hRule="atLeast"/>
+        </w:trPr>
+        <w:tc>
+          <w:tcPr>
+            <w:tcW w:type="dxa" w:w="10800"/>
+            <w:tcMar>
+              <w:top w:type="dxa" w:w="90"/>
+              <w:left w:type="dxa" w:w="140"/>
+              <w:bottom w:type="dxa" w:w="90"/>
+              <w:right w:type="dxa" w:w="140"/>
+            </w:tcMar>
+          </w:tcPr>
+          <w:p>
+            <w:r>
+              <w:rPr>
+                <w:b/>
+                <w:bCs/>
+                <w:color w:val="7A3B69"/>
+                <w:sz w:val="20"/>
+                <w:szCs w:val="20"/>
+              </w:rPr>
+              <w:t xml:space="preserve">I am from ________________          I like ________________</w:t>
             </w:r>
           </w:p>
         </w:tc>
       </w:tr>
     </w:tbl>
+    <w:p>
+      <w:pPr>
+        <w:spacing w:after="40" w:before="130"/>
+      </w:pPr>
+      <w:r>
+        <w:rPr>
+          <w:i/>
+          <w:iCs/>
+          <w:color w:val="5A6473"/>
+          <w:sz w:val="18"/>
+          <w:szCs w:val="18"/>
+        </w:rPr>
+        <w:t xml:space="preserve">You can draw or say your answer. Your facilitator can write it for you if you ask.</w:t>
+      </w:r>
+    </w:p>
     <w:p>
       <w:r>
         <w:br w:type="page"/>
@@ -3529,7 +6057,150 @@
           <w:sz w:val="22"/>
           <w:szCs w:val="22"/>
         </w:rPr>
-        <w:t xml:space="preserve">Draw or mark one way your English has grown since the start.</w:t>
+        <w:t xml:space="preserve">Look back at your first "I can" page. See how far you have come. Draw or say each answer.</w:t>
+      </w:r>
+    </w:p>
+    <w:tbl>
+      <w:tblPr>
+        <w:tblW w:type="pct" w:w="100%"/>
+        <w:tblBorders>
+          <w:top w:val="single" w:color="auto" w:sz="4"/>
+          <w:left w:val="single" w:color="auto" w:sz="4"/>
+          <w:bottom w:val="single" w:color="auto" w:sz="4"/>
+          <w:right w:val="single" w:color="auto" w:sz="4"/>
+          <w:insideH w:val="single" w:color="auto" w:sz="4"/>
+          <w:insideV w:val="single" w:color="auto" w:sz="4"/>
+        </w:tblBorders>
+      </w:tblPr>
+      <w:tblGrid>
+        <w:gridCol w:w="10800"/>
+      </w:tblGrid>
+      <w:tr>
+        <w:tc>
+          <w:tcPr>
+            <w:tcW w:type="dxa" w:w="10800"/>
+            <w:shd w:fill="FBF3E4" w:color="auto" w:val="clear"/>
+            <w:tcMar>
+              <w:top w:type="dxa" w:w="90"/>
+              <w:left w:type="dxa" w:w="140"/>
+              <w:bottom w:type="dxa" w:w="90"/>
+              <w:right w:type="dxa" w:w="140"/>
+            </w:tcMar>
+          </w:tcPr>
+          <w:p>
+            <w:pPr>
+              <w:spacing w:after="50"/>
+            </w:pPr>
+            <w:r>
+              <w:rPr>
+                <w:b/>
+                <w:bCs/>
+                <w:color w:val="6E7A2E"/>
+                <w:sz w:val="15"/>
+                <w:szCs w:val="15"/>
+              </w:rPr>
+              <w:t xml:space="preserve">LIKE THIS</w:t>
+            </w:r>
+          </w:p>
+          <w:p>
+            <w:pPr>
+              <w:spacing w:after="40"/>
+            </w:pPr>
+            <w:r>
+              <w:rPr>
+                <w:color w:val="1F3A5F"/>
+                <w:sz w:val="21"/>
+                <w:szCs w:val="21"/>
+              </w:rPr>
+              <w:t xml:space="preserve">At the start I could NOT:  say my name in English.</w:t>
+            </w:r>
+          </w:p>
+          <w:p>
+            <w:pPr>
+              <w:spacing w:after="40"/>
+            </w:pPr>
+            <w:r>
+              <w:rPr>
+                <w:color w:val="1F3A5F"/>
+                <w:sz w:val="21"/>
+                <w:szCs w:val="21"/>
+              </w:rPr>
+              <w:t xml:space="preserve">Now I CAN:  say "My name is Nur. I am from Myanmar."</w:t>
+            </w:r>
+          </w:p>
+          <w:p>
+            <w:pPr>
+              <w:spacing w:after="40"/>
+            </w:pPr>
+            <w:r>
+              <w:rPr>
+                <w:color w:val="1F3A5F"/>
+                <w:sz w:val="21"/>
+                <w:szCs w:val="21"/>
+              </w:rPr>
+              <w:t xml:space="preserve">What helped me:  practising with my family.</w:t>
+            </w:r>
+          </w:p>
+          <w:p>
+            <w:pPr>
+              <w:spacing w:after="40"/>
+            </w:pPr>
+            <w:r>
+              <w:rPr>
+                <w:color w:val="1F3A5F"/>
+                <w:sz w:val="21"/>
+                <w:szCs w:val="21"/>
+              </w:rPr>
+              <w:t xml:space="preserve">I want to keep learning:  to write my words.</w:t>
+            </w:r>
+          </w:p>
+        </w:tc>
+      </w:tr>
+    </w:tbl>
+    <w:p>
+      <w:pPr>
+        <w:spacing w:after="40" w:before="200"/>
+      </w:pPr>
+      <w:r>
+        <w:rPr>
+          <w:b/>
+          <w:bCs/>
+          <w:color w:val="7A3B69"/>
+          <w:sz w:val="22"/>
+          <w:szCs w:val="22"/>
+        </w:rPr>
+        <w:t xml:space="preserve">At the start I could not:  </w:t>
+      </w:r>
+      <w:r>
+        <w:rPr>
+          <w:color w:val="1F3A5F"/>
+          <w:sz w:val="22"/>
+          <w:szCs w:val="22"/>
+        </w:rPr>
+        <w:t xml:space="preserve">______________________________</w:t>
+      </w:r>
+    </w:p>
+    <w:p>
+      <w:pPr>
+        <w:spacing w:after="60" w:before="80"/>
+      </w:pPr>
+      <w:r>
+        <w:rPr>
+          <w:b/>
+          <w:bCs/>
+          <w:color w:val="7A3B69"/>
+          <w:sz w:val="22"/>
+          <w:szCs w:val="22"/>
+        </w:rPr>
+        <w:t xml:space="preserve">Now I can:  </w:t>
+      </w:r>
+      <w:r>
+        <w:rPr>
+          <w:color w:val="1F3A5F"/>
+          <w:sz w:val="22"/>
+          <w:szCs w:val="22"/>
+        </w:rPr>
+        <w:t xml:space="preserve">______________________________</w:t>
       </w:r>
     </w:p>
     <w:tbl>
@@ -3549,7 +6220,7 @@
       </w:tblGrid>
       <w:tr>
         <w:trPr>
-          <w:trHeight w:val="4000" w:hRule="atLeast"/>
+          <w:trHeight w:val="1500" w:hRule="atLeast"/>
         </w:trPr>
         <w:tc>
           <w:tcPr>
@@ -3557,7 +6228,12 @@
           </w:tcPr>
           <w:p>
             <w:r>
-              <w:t xml:space="preserve"/>
+              <w:rPr>
+                <w:color w:val="5A6473"/>
+                <w:sz w:val="20"/>
+                <w:szCs w:val="20"/>
+              </w:rPr>
+              <w:t xml:space="preserve">draw or say what you can do now</w:t>
             </w:r>
           </w:p>
         </w:tc>
@@ -3565,24 +6241,77 @@
     </w:tbl>
     <w:p>
       <w:pPr>
-        <w:spacing w:after="120" w:before="240"/>
-      </w:pPr>
-      <w:r>
-        <w:rPr>
-          <w:color w:val="5A6473"/>
+        <w:spacing w:after="40" w:before="160"/>
+      </w:pPr>
+      <w:r>
+        <w:rPr>
+          <w:b/>
+          <w:bCs/>
+          <w:color w:val="7A3B69"/>
           <w:sz w:val="22"/>
           <w:szCs w:val="22"/>
         </w:rPr>
-        <w:t xml:space="preserve">One thing I want to keep learning:</w:t>
-      </w:r>
-    </w:p>
-    <w:p>
-      <w:pPr>
-        <w:pBdr>
-          <w:bottom w:val="single" w:color="888888" w:sz="8"/>
-        </w:pBdr>
-        <w:spacing w:after="120" w:before="240"/>
-      </w:pPr>
+        <w:t xml:space="preserve">What helped me?  (circle)  </w:t>
+      </w:r>
+      <w:r>
+        <w:rPr>
+          <w:color w:val="1F3A5F"/>
+          <w:sz w:val="21"/>
+          <w:szCs w:val="21"/>
+        </w:rPr>
+        <w:t xml:space="preserve">practising  ·  my facilitator  ·  my buddy  ·  my family</w:t>
+      </w:r>
+    </w:p>
+    <w:p>
+      <w:pPr>
+        <w:spacing w:after="40" w:before="120"/>
+      </w:pPr>
+      <w:r>
+        <w:rPr>
+          <w:b/>
+          <w:bCs/>
+          <w:color w:val="7A3B69"/>
+          <w:sz w:val="22"/>
+          <w:szCs w:val="22"/>
+        </w:rPr>
+        <w:t xml:space="preserve">I want to keep learning:  </w:t>
+      </w:r>
+      <w:r>
+        <w:rPr>
+          <w:color w:val="1F3A5F"/>
+          <w:sz w:val="22"/>
+          <w:szCs w:val="22"/>
+        </w:rPr>
+        <w:t xml:space="preserve">______________________________</w:t>
+      </w:r>
+    </w:p>
+    <w:p>
+      <w:pPr>
+        <w:spacing w:after="40" w:before="180"/>
+      </w:pPr>
+      <w:r>
+        <w:rPr>
+          <w:color w:val="6E7A2E"/>
+          <w:sz w:val="21"/>
+          <w:szCs w:val="21"/>
+        </w:rPr>
+        <w:t xml:space="preserve">How far have I come?  Mark it:      start  •————————————————•  now</w:t>
+      </w:r>
+    </w:p>
+    <w:p>
+      <w:pPr>
+        <w:spacing w:after="40" w:before="130"/>
+      </w:pPr>
+      <w:r>
+        <w:rPr>
+          <w:i/>
+          <w:iCs/>
+          <w:color w:val="5A6473"/>
+          <w:sz w:val="18"/>
+          <w:szCs w:val="18"/>
+        </w:rPr>
+        <w:t xml:space="preserve">You can draw or say your answer. Your facilitator can write it for you if you ask.</w:t>
+      </w:r>
     </w:p>
     <w:sectPr>
       <w:footerReference w:type="default" r:id="rId7"/>

--- a/public/downloads/my-voice-student-workbook.docx
+++ b/public/downloads/my-voice-student-workbook.docx
@@ -88,19 +88,19 @@
           <w:sz w:val="24"/>
           <w:szCs w:val="24"/>
         </w:rPr>
-        <w:t xml:space="preserve">Draw yourself:</w:t>
+        <w:t xml:space="preserve">Draw yourself — or write your name big:</w:t>
       </w:r>
     </w:p>
     <w:tbl>
       <w:tblPr>
         <w:tblW w:type="pct" w:w="100%"/>
         <w:tblBorders>
-          <w:top w:val="single" w:color="B9B3A6" w:sz="2"/>
-          <w:left w:val="single" w:color="B9B3A6" w:sz="2"/>
-          <w:bottom w:val="single" w:color="B9B3A6" w:sz="2"/>
-          <w:right w:val="single" w:color="B9B3A6" w:sz="2"/>
-          <w:insideH w:val="single" w:color="B9B3A6" w:sz="2"/>
-          <w:insideV w:val="single" w:color="B9B3A6" w:sz="2"/>
+          <w:top w:val="single" w:color="B9B3A6" w:sz="6"/>
+          <w:left w:val="single" w:color="B9B3A6" w:sz="6"/>
+          <w:bottom w:val="single" w:color="B9B3A6" w:sz="6"/>
+          <w:right w:val="single" w:color="B9B3A6" w:sz="6"/>
+          <w:insideH w:val="single" w:color="E2DED3" w:sz="1"/>
+          <w:insideV w:val="none"/>
         </w:tblBorders>
       </w:tblPr>
       <w:tblGrid>
@@ -108,22 +108,169 @@
       </w:tblGrid>
       <w:tr>
         <w:trPr>
-          <w:trHeight w:val="3600" w:hRule="atLeast"/>
-        </w:trPr>
-        <w:tc>
-          <w:tcPr>
-            <w:tcW w:type="dxa" w:w="9070"/>
-            <w:tcMar>
-              <w:top w:type="dxa" w:w="80"/>
-              <w:left w:type="dxa" w:w="140"/>
-              <w:bottom w:type="dxa" w:w="80"/>
-              <w:right w:type="dxa" w:w="140"/>
-            </w:tcMar>
-          </w:tcPr>
-          <w:p>
-            <w:r>
-              <w:t xml:space="preserve"/>
-            </w:r>
+          <w:trHeight w:val="460" w:hRule="atLeast"/>
+        </w:trPr>
+        <w:tc>
+          <w:tcPr>
+            <w:tcW w:type="dxa" w:w="9070"/>
+            <w:tcMar>
+              <w:top w:type="dxa" w:w="40"/>
+              <w:left w:type="dxa" w:w="140"/>
+              <w:bottom w:type="dxa" w:w="40"/>
+              <w:right w:type="dxa" w:w="140"/>
+            </w:tcMar>
+          </w:tcPr>
+          <w:p>
+            <w:pPr>
+              <w:spacing w:after="0"/>
+            </w:pPr>
+          </w:p>
+        </w:tc>
+      </w:tr>
+      <w:tr>
+        <w:trPr>
+          <w:trHeight w:val="460" w:hRule="atLeast"/>
+        </w:trPr>
+        <w:tc>
+          <w:tcPr>
+            <w:tcW w:type="dxa" w:w="9070"/>
+            <w:tcMar>
+              <w:top w:type="dxa" w:w="40"/>
+              <w:left w:type="dxa" w:w="140"/>
+              <w:bottom w:type="dxa" w:w="40"/>
+              <w:right w:type="dxa" w:w="140"/>
+            </w:tcMar>
+          </w:tcPr>
+          <w:p>
+            <w:pPr>
+              <w:spacing w:after="0"/>
+            </w:pPr>
+          </w:p>
+        </w:tc>
+      </w:tr>
+      <w:tr>
+        <w:trPr>
+          <w:trHeight w:val="460" w:hRule="atLeast"/>
+        </w:trPr>
+        <w:tc>
+          <w:tcPr>
+            <w:tcW w:type="dxa" w:w="9070"/>
+            <w:tcMar>
+              <w:top w:type="dxa" w:w="40"/>
+              <w:left w:type="dxa" w:w="140"/>
+              <w:bottom w:type="dxa" w:w="40"/>
+              <w:right w:type="dxa" w:w="140"/>
+            </w:tcMar>
+          </w:tcPr>
+          <w:p>
+            <w:pPr>
+              <w:spacing w:after="0"/>
+            </w:pPr>
+          </w:p>
+        </w:tc>
+      </w:tr>
+      <w:tr>
+        <w:trPr>
+          <w:trHeight w:val="460" w:hRule="atLeast"/>
+        </w:trPr>
+        <w:tc>
+          <w:tcPr>
+            <w:tcW w:type="dxa" w:w="9070"/>
+            <w:tcMar>
+              <w:top w:type="dxa" w:w="40"/>
+              <w:left w:type="dxa" w:w="140"/>
+              <w:bottom w:type="dxa" w:w="40"/>
+              <w:right w:type="dxa" w:w="140"/>
+            </w:tcMar>
+          </w:tcPr>
+          <w:p>
+            <w:pPr>
+              <w:spacing w:after="0"/>
+            </w:pPr>
+          </w:p>
+        </w:tc>
+      </w:tr>
+      <w:tr>
+        <w:trPr>
+          <w:trHeight w:val="460" w:hRule="atLeast"/>
+        </w:trPr>
+        <w:tc>
+          <w:tcPr>
+            <w:tcW w:type="dxa" w:w="9070"/>
+            <w:tcMar>
+              <w:top w:type="dxa" w:w="40"/>
+              <w:left w:type="dxa" w:w="140"/>
+              <w:bottom w:type="dxa" w:w="40"/>
+              <w:right w:type="dxa" w:w="140"/>
+            </w:tcMar>
+          </w:tcPr>
+          <w:p>
+            <w:pPr>
+              <w:spacing w:after="0"/>
+            </w:pPr>
+          </w:p>
+        </w:tc>
+      </w:tr>
+      <w:tr>
+        <w:trPr>
+          <w:trHeight w:val="460" w:hRule="atLeast"/>
+        </w:trPr>
+        <w:tc>
+          <w:tcPr>
+            <w:tcW w:type="dxa" w:w="9070"/>
+            <w:tcMar>
+              <w:top w:type="dxa" w:w="40"/>
+              <w:left w:type="dxa" w:w="140"/>
+              <w:bottom w:type="dxa" w:w="40"/>
+              <w:right w:type="dxa" w:w="140"/>
+            </w:tcMar>
+          </w:tcPr>
+          <w:p>
+            <w:pPr>
+              <w:spacing w:after="0"/>
+            </w:pPr>
+          </w:p>
+        </w:tc>
+      </w:tr>
+      <w:tr>
+        <w:trPr>
+          <w:trHeight w:val="460" w:hRule="atLeast"/>
+        </w:trPr>
+        <w:tc>
+          <w:tcPr>
+            <w:tcW w:type="dxa" w:w="9070"/>
+            <w:tcMar>
+              <w:top w:type="dxa" w:w="40"/>
+              <w:left w:type="dxa" w:w="140"/>
+              <w:bottom w:type="dxa" w:w="40"/>
+              <w:right w:type="dxa" w:w="140"/>
+            </w:tcMar>
+          </w:tcPr>
+          <w:p>
+            <w:pPr>
+              <w:spacing w:after="0"/>
+            </w:pPr>
+          </w:p>
+        </w:tc>
+      </w:tr>
+      <w:tr>
+        <w:trPr>
+          <w:trHeight w:val="460" w:hRule="atLeast"/>
+        </w:trPr>
+        <w:tc>
+          <w:tcPr>
+            <w:tcW w:type="dxa" w:w="9070"/>
+            <w:tcMar>
+              <w:top w:type="dxa" w:w="40"/>
+              <w:left w:type="dxa" w:w="140"/>
+              <w:bottom w:type="dxa" w:w="40"/>
+              <w:right w:type="dxa" w:w="140"/>
+            </w:tcMar>
+          </w:tcPr>
+          <w:p>
+            <w:pPr>
+              <w:spacing w:after="0"/>
+            </w:pPr>
           </w:p>
         </w:tc>
       </w:tr>
@@ -7273,12 +7420,12 @@
       <w:tblPr>
         <w:tblW w:type="pct" w:w="100%"/>
         <w:tblBorders>
-          <w:top w:val="single" w:color="B9B3A6" w:sz="2"/>
-          <w:left w:val="single" w:color="B9B3A6" w:sz="2"/>
-          <w:bottom w:val="single" w:color="B9B3A6" w:sz="2"/>
-          <w:right w:val="single" w:color="B9B3A6" w:sz="2"/>
-          <w:insideH w:val="single" w:color="B9B3A6" w:sz="2"/>
-          <w:insideV w:val="single" w:color="B9B3A6" w:sz="2"/>
+          <w:top w:val="single" w:color="B9B3A6" w:sz="6"/>
+          <w:left w:val="single" w:color="B9B3A6" w:sz="6"/>
+          <w:bottom w:val="single" w:color="B9B3A6" w:sz="6"/>
+          <w:right w:val="single" w:color="B9B3A6" w:sz="6"/>
+          <w:insideH w:val="single" w:color="E2DED3" w:sz="1"/>
+          <w:insideV w:val="none"/>
         </w:tblBorders>
       </w:tblPr>
       <w:tblGrid>
@@ -7286,22 +7433,85 @@
       </w:tblGrid>
       <w:tr>
         <w:trPr>
-          <w:trHeight w:val="1900" w:hRule="atLeast"/>
-        </w:trPr>
-        <w:tc>
-          <w:tcPr>
-            <w:tcW w:type="dxa" w:w="9070"/>
-            <w:tcMar>
-              <w:top w:type="dxa" w:w="80"/>
-              <w:left w:type="dxa" w:w="140"/>
-              <w:bottom w:type="dxa" w:w="80"/>
-              <w:right w:type="dxa" w:w="140"/>
-            </w:tcMar>
-          </w:tcPr>
-          <w:p>
-            <w:r>
-              <w:t xml:space="preserve"/>
-            </w:r>
+          <w:trHeight w:val="460" w:hRule="atLeast"/>
+        </w:trPr>
+        <w:tc>
+          <w:tcPr>
+            <w:tcW w:type="dxa" w:w="9070"/>
+            <w:tcMar>
+              <w:top w:type="dxa" w:w="40"/>
+              <w:left w:type="dxa" w:w="140"/>
+              <w:bottom w:type="dxa" w:w="40"/>
+              <w:right w:type="dxa" w:w="140"/>
+            </w:tcMar>
+          </w:tcPr>
+          <w:p>
+            <w:pPr>
+              <w:spacing w:after="0"/>
+            </w:pPr>
+          </w:p>
+        </w:tc>
+      </w:tr>
+      <w:tr>
+        <w:trPr>
+          <w:trHeight w:val="460" w:hRule="atLeast"/>
+        </w:trPr>
+        <w:tc>
+          <w:tcPr>
+            <w:tcW w:type="dxa" w:w="9070"/>
+            <w:tcMar>
+              <w:top w:type="dxa" w:w="40"/>
+              <w:left w:type="dxa" w:w="140"/>
+              <w:bottom w:type="dxa" w:w="40"/>
+              <w:right w:type="dxa" w:w="140"/>
+            </w:tcMar>
+          </w:tcPr>
+          <w:p>
+            <w:pPr>
+              <w:spacing w:after="0"/>
+            </w:pPr>
+          </w:p>
+        </w:tc>
+      </w:tr>
+      <w:tr>
+        <w:trPr>
+          <w:trHeight w:val="460" w:hRule="atLeast"/>
+        </w:trPr>
+        <w:tc>
+          <w:tcPr>
+            <w:tcW w:type="dxa" w:w="9070"/>
+            <w:tcMar>
+              <w:top w:type="dxa" w:w="40"/>
+              <w:left w:type="dxa" w:w="140"/>
+              <w:bottom w:type="dxa" w:w="40"/>
+              <w:right w:type="dxa" w:w="140"/>
+            </w:tcMar>
+          </w:tcPr>
+          <w:p>
+            <w:pPr>
+              <w:spacing w:after="0"/>
+            </w:pPr>
+          </w:p>
+        </w:tc>
+      </w:tr>
+      <w:tr>
+        <w:trPr>
+          <w:trHeight w:val="460" w:hRule="atLeast"/>
+        </w:trPr>
+        <w:tc>
+          <w:tcPr>
+            <w:tcW w:type="dxa" w:w="9070"/>
+            <w:tcMar>
+              <w:top w:type="dxa" w:w="40"/>
+              <w:left w:type="dxa" w:w="140"/>
+              <w:bottom w:type="dxa" w:w="40"/>
+              <w:right w:type="dxa" w:w="140"/>
+            </w:tcMar>
+          </w:tcPr>
+          <w:p>
+            <w:pPr>
+              <w:spacing w:after="0"/>
+            </w:pPr>
           </w:p>
         </w:tc>
       </w:tr>
@@ -7431,12 +7641,12 @@
       <w:tblPr>
         <w:tblW w:type="pct" w:w="100%"/>
         <w:tblBorders>
-          <w:top w:val="single" w:color="B9B3A6" w:sz="2"/>
-          <w:left w:val="single" w:color="B9B3A6" w:sz="2"/>
-          <w:bottom w:val="single" w:color="B9B3A6" w:sz="2"/>
-          <w:right w:val="single" w:color="B9B3A6" w:sz="2"/>
-          <w:insideH w:val="single" w:color="B9B3A6" w:sz="2"/>
-          <w:insideV w:val="single" w:color="B9B3A6" w:sz="2"/>
+          <w:top w:val="single" w:color="B9B3A6" w:sz="6"/>
+          <w:left w:val="single" w:color="B9B3A6" w:sz="6"/>
+          <w:bottom w:val="single" w:color="B9B3A6" w:sz="6"/>
+          <w:right w:val="single" w:color="B9B3A6" w:sz="6"/>
+          <w:insideH w:val="single" w:color="E2DED3" w:sz="1"/>
+          <w:insideV w:val="none"/>
         </w:tblBorders>
       </w:tblPr>
       <w:tblGrid>
@@ -7444,22 +7654,64 @@
       </w:tblGrid>
       <w:tr>
         <w:trPr>
-          <w:trHeight w:val="1500" w:hRule="atLeast"/>
-        </w:trPr>
-        <w:tc>
-          <w:tcPr>
-            <w:tcW w:type="dxa" w:w="9070"/>
-            <w:tcMar>
-              <w:top w:type="dxa" w:w="80"/>
-              <w:left w:type="dxa" w:w="140"/>
-              <w:bottom w:type="dxa" w:w="80"/>
-              <w:right w:type="dxa" w:w="140"/>
-            </w:tcMar>
-          </w:tcPr>
-          <w:p>
-            <w:r>
-              <w:t xml:space="preserve"/>
-            </w:r>
+          <w:trHeight w:val="460" w:hRule="atLeast"/>
+        </w:trPr>
+        <w:tc>
+          <w:tcPr>
+            <w:tcW w:type="dxa" w:w="9070"/>
+            <w:tcMar>
+              <w:top w:type="dxa" w:w="40"/>
+              <w:left w:type="dxa" w:w="140"/>
+              <w:bottom w:type="dxa" w:w="40"/>
+              <w:right w:type="dxa" w:w="140"/>
+            </w:tcMar>
+          </w:tcPr>
+          <w:p>
+            <w:pPr>
+              <w:spacing w:after="0"/>
+            </w:pPr>
+          </w:p>
+        </w:tc>
+      </w:tr>
+      <w:tr>
+        <w:trPr>
+          <w:trHeight w:val="460" w:hRule="atLeast"/>
+        </w:trPr>
+        <w:tc>
+          <w:tcPr>
+            <w:tcW w:type="dxa" w:w="9070"/>
+            <w:tcMar>
+              <w:top w:type="dxa" w:w="40"/>
+              <w:left w:type="dxa" w:w="140"/>
+              <w:bottom w:type="dxa" w:w="40"/>
+              <w:right w:type="dxa" w:w="140"/>
+            </w:tcMar>
+          </w:tcPr>
+          <w:p>
+            <w:pPr>
+              <w:spacing w:after="0"/>
+            </w:pPr>
+          </w:p>
+        </w:tc>
+      </w:tr>
+      <w:tr>
+        <w:trPr>
+          <w:trHeight w:val="460" w:hRule="atLeast"/>
+        </w:trPr>
+        <w:tc>
+          <w:tcPr>
+            <w:tcW w:type="dxa" w:w="9070"/>
+            <w:tcMar>
+              <w:top w:type="dxa" w:w="40"/>
+              <w:left w:type="dxa" w:w="140"/>
+              <w:bottom w:type="dxa" w:w="40"/>
+              <w:right w:type="dxa" w:w="140"/>
+            </w:tcMar>
+          </w:tcPr>
+          <w:p>
+            <w:pPr>
+              <w:spacing w:after="0"/>
+            </w:pPr>
           </w:p>
         </w:tc>
       </w:tr>
@@ -14738,34 +14990,31 @@
       <w:tblPr>
         <w:tblW w:type="pct" w:w="100%"/>
         <w:tblBorders>
-          <w:top w:val="single" w:color="B9B3A6" w:sz="2"/>
-          <w:left w:val="single" w:color="B9B3A6" w:sz="2"/>
-          <w:bottom w:val="single" w:color="B9B3A6" w:sz="2"/>
-          <w:right w:val="single" w:color="B9B3A6" w:sz="2"/>
-          <w:insideH w:val="single" w:color="B9B3A6" w:sz="2"/>
-          <w:insideV w:val="single" w:color="B9B3A6" w:sz="2"/>
+          <w:top w:val="single" w:color="B9B3A6" w:sz="6"/>
+          <w:left w:val="single" w:color="B9B3A6" w:sz="6"/>
+          <w:bottom w:val="single" w:color="B9B3A6" w:sz="6"/>
+          <w:right w:val="single" w:color="B9B3A6" w:sz="6"/>
+          <w:insideH w:val="single" w:color="E2DED3" w:sz="1"/>
+          <w:insideV w:val="none"/>
         </w:tblBorders>
       </w:tblPr>
       <w:tblGrid>
         <w:gridCol w:w="9070"/>
       </w:tblGrid>
       <w:tr>
-        <w:trPr>
-          <w:trHeight w:val="3000" w:hRule="atLeast"/>
-        </w:trPr>
-        <w:tc>
-          <w:tcPr>
-            <w:tcW w:type="dxa" w:w="9070"/>
-            <w:tcMar>
-              <w:top w:type="dxa" w:w="80"/>
-              <w:left w:type="dxa" w:w="140"/>
-              <w:bottom w:type="dxa" w:w="80"/>
-              <w:right w:type="dxa" w:w="140"/>
-            </w:tcMar>
-          </w:tcPr>
-          <w:p>
-            <w:pPr>
-              <w:spacing w:line="260"/>
+        <w:tc>
+          <w:tcPr>
+            <w:tcW w:type="dxa" w:w="9070"/>
+            <w:tcMar>
+              <w:top w:type="dxa" w:w="70"/>
+              <w:left w:type="dxa" w:w="140"/>
+              <w:bottom w:type="dxa" w:w="20"/>
+              <w:right w:type="dxa" w:w="140"/>
+            </w:tcMar>
+          </w:tcPr>
+          <w:p>
+            <w:pPr>
+              <w:spacing w:after="0" w:line="260"/>
             </w:pPr>
             <w:r>
               <w:rPr>
@@ -14775,8 +15024,155 @@
                 <w:sz w:val="18"/>
                 <w:szCs w:val="18"/>
               </w:rPr>
-              <w:t xml:space="preserve">Draw one thing about you:</w:t>
+              <w:t xml:space="preserve">Draw or write one thing about you</w:t>
             </w:r>
+          </w:p>
+        </w:tc>
+      </w:tr>
+      <w:tr>
+        <w:trPr>
+          <w:trHeight w:val="460" w:hRule="atLeast"/>
+        </w:trPr>
+        <w:tc>
+          <w:tcPr>
+            <w:tcW w:type="dxa" w:w="9070"/>
+            <w:tcMar>
+              <w:top w:type="dxa" w:w="40"/>
+              <w:left w:type="dxa" w:w="140"/>
+              <w:bottom w:type="dxa" w:w="40"/>
+              <w:right w:type="dxa" w:w="140"/>
+            </w:tcMar>
+          </w:tcPr>
+          <w:p>
+            <w:pPr>
+              <w:spacing w:after="0"/>
+            </w:pPr>
+          </w:p>
+        </w:tc>
+      </w:tr>
+      <w:tr>
+        <w:trPr>
+          <w:trHeight w:val="460" w:hRule="atLeast"/>
+        </w:trPr>
+        <w:tc>
+          <w:tcPr>
+            <w:tcW w:type="dxa" w:w="9070"/>
+            <w:tcMar>
+              <w:top w:type="dxa" w:w="40"/>
+              <w:left w:type="dxa" w:w="140"/>
+              <w:bottom w:type="dxa" w:w="40"/>
+              <w:right w:type="dxa" w:w="140"/>
+            </w:tcMar>
+          </w:tcPr>
+          <w:p>
+            <w:pPr>
+              <w:spacing w:after="0"/>
+            </w:pPr>
+          </w:p>
+        </w:tc>
+      </w:tr>
+      <w:tr>
+        <w:trPr>
+          <w:trHeight w:val="460" w:hRule="atLeast"/>
+        </w:trPr>
+        <w:tc>
+          <w:tcPr>
+            <w:tcW w:type="dxa" w:w="9070"/>
+            <w:tcMar>
+              <w:top w:type="dxa" w:w="40"/>
+              <w:left w:type="dxa" w:w="140"/>
+              <w:bottom w:type="dxa" w:w="40"/>
+              <w:right w:type="dxa" w:w="140"/>
+            </w:tcMar>
+          </w:tcPr>
+          <w:p>
+            <w:pPr>
+              <w:spacing w:after="0"/>
+            </w:pPr>
+          </w:p>
+        </w:tc>
+      </w:tr>
+      <w:tr>
+        <w:trPr>
+          <w:trHeight w:val="460" w:hRule="atLeast"/>
+        </w:trPr>
+        <w:tc>
+          <w:tcPr>
+            <w:tcW w:type="dxa" w:w="9070"/>
+            <w:tcMar>
+              <w:top w:type="dxa" w:w="40"/>
+              <w:left w:type="dxa" w:w="140"/>
+              <w:bottom w:type="dxa" w:w="40"/>
+              <w:right w:type="dxa" w:w="140"/>
+            </w:tcMar>
+          </w:tcPr>
+          <w:p>
+            <w:pPr>
+              <w:spacing w:after="0"/>
+            </w:pPr>
+          </w:p>
+        </w:tc>
+      </w:tr>
+      <w:tr>
+        <w:trPr>
+          <w:trHeight w:val="460" w:hRule="atLeast"/>
+        </w:trPr>
+        <w:tc>
+          <w:tcPr>
+            <w:tcW w:type="dxa" w:w="9070"/>
+            <w:tcMar>
+              <w:top w:type="dxa" w:w="40"/>
+              <w:left w:type="dxa" w:w="140"/>
+              <w:bottom w:type="dxa" w:w="40"/>
+              <w:right w:type="dxa" w:w="140"/>
+            </w:tcMar>
+          </w:tcPr>
+          <w:p>
+            <w:pPr>
+              <w:spacing w:after="0"/>
+            </w:pPr>
+          </w:p>
+        </w:tc>
+      </w:tr>
+      <w:tr>
+        <w:trPr>
+          <w:trHeight w:val="460" w:hRule="atLeast"/>
+        </w:trPr>
+        <w:tc>
+          <w:tcPr>
+            <w:tcW w:type="dxa" w:w="9070"/>
+            <w:tcMar>
+              <w:top w:type="dxa" w:w="40"/>
+              <w:left w:type="dxa" w:w="140"/>
+              <w:bottom w:type="dxa" w:w="40"/>
+              <w:right w:type="dxa" w:w="140"/>
+            </w:tcMar>
+          </w:tcPr>
+          <w:p>
+            <w:pPr>
+              <w:spacing w:after="0"/>
+            </w:pPr>
+          </w:p>
+        </w:tc>
+      </w:tr>
+      <w:tr>
+        <w:trPr>
+          <w:trHeight w:val="460" w:hRule="atLeast"/>
+        </w:trPr>
+        <w:tc>
+          <w:tcPr>
+            <w:tcW w:type="dxa" w:w="9070"/>
+            <w:tcMar>
+              <w:top w:type="dxa" w:w="40"/>
+              <w:left w:type="dxa" w:w="140"/>
+              <w:bottom w:type="dxa" w:w="40"/>
+              <w:right w:type="dxa" w:w="140"/>
+            </w:tcMar>
+          </w:tcPr>
+          <w:p>
+            <w:pPr>
+              <w:spacing w:after="0"/>
+            </w:pPr>
           </w:p>
         </w:tc>
       </w:tr>
@@ -17170,34 +17566,31 @@
       <w:tblPr>
         <w:tblW w:type="pct" w:w="100%"/>
         <w:tblBorders>
-          <w:top w:val="single" w:color="B9B3A6" w:sz="2"/>
-          <w:left w:val="single" w:color="B9B3A6" w:sz="2"/>
-          <w:bottom w:val="single" w:color="B9B3A6" w:sz="2"/>
-          <w:right w:val="single" w:color="B9B3A6" w:sz="2"/>
-          <w:insideH w:val="single" w:color="B9B3A6" w:sz="2"/>
-          <w:insideV w:val="single" w:color="B9B3A6" w:sz="2"/>
+          <w:top w:val="single" w:color="B9B3A6" w:sz="6"/>
+          <w:left w:val="single" w:color="B9B3A6" w:sz="6"/>
+          <w:bottom w:val="single" w:color="B9B3A6" w:sz="6"/>
+          <w:right w:val="single" w:color="B9B3A6" w:sz="6"/>
+          <w:insideH w:val="single" w:color="E2DED3" w:sz="1"/>
+          <w:insideV w:val="none"/>
         </w:tblBorders>
       </w:tblPr>
       <w:tblGrid>
         <w:gridCol w:w="9070"/>
       </w:tblGrid>
       <w:tr>
-        <w:trPr>
-          <w:trHeight w:val="2600" w:hRule="atLeast"/>
-        </w:trPr>
-        <w:tc>
-          <w:tcPr>
-            <w:tcW w:type="dxa" w:w="9070"/>
-            <w:tcMar>
-              <w:top w:type="dxa" w:w="80"/>
-              <w:left w:type="dxa" w:w="140"/>
-              <w:bottom w:type="dxa" w:w="80"/>
-              <w:right w:type="dxa" w:w="140"/>
-            </w:tcMar>
-          </w:tcPr>
-          <w:p>
-            <w:pPr>
-              <w:spacing w:line="260"/>
+        <w:tc>
+          <w:tcPr>
+            <w:tcW w:type="dxa" w:w="9070"/>
+            <w:tcMar>
+              <w:top w:type="dxa" w:w="70"/>
+              <w:left w:type="dxa" w:w="140"/>
+              <w:bottom w:type="dxa" w:w="20"/>
+              <w:right w:type="dxa" w:w="140"/>
+            </w:tcMar>
+          </w:tcPr>
+          <w:p>
+            <w:pPr>
+              <w:spacing w:after="0" w:line="260"/>
             </w:pPr>
             <w:r>
               <w:rPr>
@@ -17207,8 +17600,134 @@
                 <w:sz w:val="18"/>
                 <w:szCs w:val="18"/>
               </w:rPr>
-              <w:t xml:space="preserve">Draw or say what you can do now:</w:t>
+              <w:t xml:space="preserve">Draw, write or say what you can do now</w:t>
             </w:r>
+          </w:p>
+        </w:tc>
+      </w:tr>
+      <w:tr>
+        <w:trPr>
+          <w:trHeight w:val="460" w:hRule="atLeast"/>
+        </w:trPr>
+        <w:tc>
+          <w:tcPr>
+            <w:tcW w:type="dxa" w:w="9070"/>
+            <w:tcMar>
+              <w:top w:type="dxa" w:w="40"/>
+              <w:left w:type="dxa" w:w="140"/>
+              <w:bottom w:type="dxa" w:w="40"/>
+              <w:right w:type="dxa" w:w="140"/>
+            </w:tcMar>
+          </w:tcPr>
+          <w:p>
+            <w:pPr>
+              <w:spacing w:after="0"/>
+            </w:pPr>
+          </w:p>
+        </w:tc>
+      </w:tr>
+      <w:tr>
+        <w:trPr>
+          <w:trHeight w:val="460" w:hRule="atLeast"/>
+        </w:trPr>
+        <w:tc>
+          <w:tcPr>
+            <w:tcW w:type="dxa" w:w="9070"/>
+            <w:tcMar>
+              <w:top w:type="dxa" w:w="40"/>
+              <w:left w:type="dxa" w:w="140"/>
+              <w:bottom w:type="dxa" w:w="40"/>
+              <w:right w:type="dxa" w:w="140"/>
+            </w:tcMar>
+          </w:tcPr>
+          <w:p>
+            <w:pPr>
+              <w:spacing w:after="0"/>
+            </w:pPr>
+          </w:p>
+        </w:tc>
+      </w:tr>
+      <w:tr>
+        <w:trPr>
+          <w:trHeight w:val="460" w:hRule="atLeast"/>
+        </w:trPr>
+        <w:tc>
+          <w:tcPr>
+            <w:tcW w:type="dxa" w:w="9070"/>
+            <w:tcMar>
+              <w:top w:type="dxa" w:w="40"/>
+              <w:left w:type="dxa" w:w="140"/>
+              <w:bottom w:type="dxa" w:w="40"/>
+              <w:right w:type="dxa" w:w="140"/>
+            </w:tcMar>
+          </w:tcPr>
+          <w:p>
+            <w:pPr>
+              <w:spacing w:after="0"/>
+            </w:pPr>
+          </w:p>
+        </w:tc>
+      </w:tr>
+      <w:tr>
+        <w:trPr>
+          <w:trHeight w:val="460" w:hRule="atLeast"/>
+        </w:trPr>
+        <w:tc>
+          <w:tcPr>
+            <w:tcW w:type="dxa" w:w="9070"/>
+            <w:tcMar>
+              <w:top w:type="dxa" w:w="40"/>
+              <w:left w:type="dxa" w:w="140"/>
+              <w:bottom w:type="dxa" w:w="40"/>
+              <w:right w:type="dxa" w:w="140"/>
+            </w:tcMar>
+          </w:tcPr>
+          <w:p>
+            <w:pPr>
+              <w:spacing w:after="0"/>
+            </w:pPr>
+          </w:p>
+        </w:tc>
+      </w:tr>
+      <w:tr>
+        <w:trPr>
+          <w:trHeight w:val="460" w:hRule="atLeast"/>
+        </w:trPr>
+        <w:tc>
+          <w:tcPr>
+            <w:tcW w:type="dxa" w:w="9070"/>
+            <w:tcMar>
+              <w:top w:type="dxa" w:w="40"/>
+              <w:left w:type="dxa" w:w="140"/>
+              <w:bottom w:type="dxa" w:w="40"/>
+              <w:right w:type="dxa" w:w="140"/>
+            </w:tcMar>
+          </w:tcPr>
+          <w:p>
+            <w:pPr>
+              <w:spacing w:after="0"/>
+            </w:pPr>
+          </w:p>
+        </w:tc>
+      </w:tr>
+      <w:tr>
+        <w:trPr>
+          <w:trHeight w:val="460" w:hRule="atLeast"/>
+        </w:trPr>
+        <w:tc>
+          <w:tcPr>
+            <w:tcW w:type="dxa" w:w="9070"/>
+            <w:tcMar>
+              <w:top w:type="dxa" w:w="40"/>
+              <w:left w:type="dxa" w:w="140"/>
+              <w:bottom w:type="dxa" w:w="40"/>
+              <w:right w:type="dxa" w:w="140"/>
+            </w:tcMar>
+          </w:tcPr>
+          <w:p>
+            <w:pPr>
+              <w:spacing w:after="0"/>
+            </w:pPr>
           </w:p>
         </w:tc>
       </w:tr>

--- a/public/downloads/my-voice-student-workbook.docx
+++ b/public/downloads/my-voice-student-workbook.docx
@@ -569,6 +569,322 @@
         <w:rPr>
           <w:b/>
           <w:bCs/>
+          <w:color w:val="FFFFFF"/>
+          <w:spacing w:val="30"/>
+          <w:sz w:val="16"/>
+          <w:szCs w:val="16"/>
+          <w:shd w:fill="7A3B69" w:val="clear"/>
+        </w:rPr>
+        <w:t xml:space="preserve">  LEARN IT  </w:t>
+      </w:r>
+      <w:r>
+        <w:rPr>
+          <w:b/>
+          <w:bCs/>
+          <w:color w:val="7A3B69"/>
+          <w:spacing w:val="30"/>
+          <w:sz w:val="16"/>
+          <w:szCs w:val="16"/>
+        </w:rPr>
+        <w:t xml:space="preserve">   MY 'I CAN…' CHECK — WHERE AM I NOW, AND WHAT GREW</w:t>
+      </w:r>
+    </w:p>
+    <w:p>
+      <w:pPr>
+        <w:pStyle w:val="Heading2"/>
+        <w:keepNext/>
+        <w:spacing w:after="180" w:before="160"/>
+      </w:pPr>
+      <w:r>
+        <w:rPr>
+          <w:b/>
+          <w:bCs/>
+          <w:color w:val="1F3A5F"/>
+          <w:sz w:val="38"/>
+          <w:szCs w:val="38"/>
+        </w:rPr>
+        <w:t xml:space="preserve">Marking where you are now</w:t>
+      </w:r>
+    </w:p>
+    <w:p>
+      <w:pPr>
+        <w:spacing w:after="140" w:before="0" w:line="300"/>
+      </w:pPr>
+      <w:r>
+        <w:rPr>
+          <w:sz w:val="22"/>
+          <w:szCs w:val="22"/>
+        </w:rPr>
+        <w:t xml:space="preserve">Before we start, you mark where you are with English today. At the end of the course you will mark the same page again.</w:t>
+      </w:r>
+    </w:p>
+    <w:p>
+      <w:pPr>
+        <w:pStyle w:val="Heading3"/>
+        <w:keepNext/>
+        <w:spacing w:after="80" w:before="220"/>
+      </w:pPr>
+      <w:r>
+        <w:rPr>
+          <w:b/>
+          <w:bCs/>
+          <w:color w:val="1F3A5F"/>
+          <w:sz w:val="24"/>
+          <w:szCs w:val="24"/>
+        </w:rPr>
+        <w:t xml:space="preserve">This is not a test</w:t>
+      </w:r>
+    </w:p>
+    <w:p>
+      <w:pPr>
+        <w:spacing w:after="140" w:before="0" w:line="300"/>
+      </w:pPr>
+      <w:r>
+        <w:rPr>
+          <w:sz w:val="22"/>
+          <w:szCs w:val="22"/>
+        </w:rPr>
+        <w:t xml:space="preserve">Nobody passes or fails this. Nobody is marking it. It is not written down anywhere else.</w:t>
+      </w:r>
+    </w:p>
+    <w:p>
+      <w:pPr>
+        <w:spacing w:after="140" w:before="0" w:line="300"/>
+      </w:pPr>
+      <w:r>
+        <w:rPr>
+          <w:sz w:val="22"/>
+          <w:szCs w:val="22"/>
+        </w:rPr>
+        <w:t xml:space="preserve">It is for you, so that at the end you can see how far you came.</w:t>
+      </w:r>
+    </w:p>
+    <w:p>
+      <w:pPr>
+        <w:pStyle w:val="Heading3"/>
+        <w:keepNext/>
+        <w:spacing w:after="80" w:before="220"/>
+      </w:pPr>
+      <w:r>
+        <w:rPr>
+          <w:b/>
+          <w:bCs/>
+          <w:color w:val="1F3A5F"/>
+          <w:sz w:val="24"/>
+          <w:szCs w:val="24"/>
+        </w:rPr>
+        <w:t xml:space="preserve">Mark what is true today</w:t>
+      </w:r>
+    </w:p>
+    <w:p>
+      <w:pPr>
+        <w:spacing w:after="140" w:before="0" w:line="300"/>
+      </w:pPr>
+      <w:r>
+        <w:rPr>
+          <w:sz w:val="22"/>
+          <w:szCs w:val="22"/>
+        </w:rPr>
+        <w:t xml:space="preserve">Not what you wish. Not what you think you should say. What is true right now.</w:t>
+      </w:r>
+    </w:p>
+    <w:p>
+      <w:pPr>
+        <w:spacing w:after="140" w:before="0" w:line="300"/>
+      </w:pPr>
+      <w:r>
+        <w:rPr>
+          <w:sz w:val="22"/>
+          <w:szCs w:val="22"/>
+        </w:rPr>
+        <w:t xml:space="preserve">If almost everything is "not yet", that is completely fine — that is what the beginning of a course looks like. If it was all "yes" already, there would be nothing here for you.</w:t>
+      </w:r>
+    </w:p>
+    <w:p>
+      <w:pPr>
+        <w:pStyle w:val="Heading3"/>
+        <w:keepNext/>
+        <w:spacing w:after="80" w:before="220"/>
+      </w:pPr>
+      <w:r>
+        <w:rPr>
+          <w:b/>
+          <w:bCs/>
+          <w:color w:val="1F3A5F"/>
+          <w:sz w:val="24"/>
+          <w:szCs w:val="24"/>
+        </w:rPr>
+        <w:t xml:space="preserve">Listen to all the lines first</w:t>
+      </w:r>
+    </w:p>
+    <w:p>
+      <w:pPr>
+        <w:spacing w:after="140" w:before="0" w:line="300"/>
+      </w:pPr>
+      <w:r>
+        <w:rPr>
+          <w:sz w:val="22"/>
+          <w:szCs w:val="22"/>
+        </w:rPr>
+        <w:t xml:space="preserve">Your facilitator will read every line before you mark anything. Listen to them all, then choose.</w:t>
+      </w:r>
+    </w:p>
+    <w:p>
+      <w:pPr>
+        <w:pStyle w:val="Heading3"/>
+        <w:keepNext/>
+        <w:spacing w:after="80" w:before="220"/>
+      </w:pPr>
+      <w:r>
+        <w:rPr>
+          <w:b/>
+          <w:bCs/>
+          <w:color w:val="1F3A5F"/>
+          <w:sz w:val="24"/>
+          <w:szCs w:val="24"/>
+        </w:rPr>
+        <w:t xml:space="preserve">Why we do it twice</w:t>
+      </w:r>
+    </w:p>
+    <w:p>
+      <w:pPr>
+        <w:spacing w:after="140" w:before="0" w:line="300"/>
+      </w:pPr>
+      <w:r>
+        <w:rPr>
+          <w:sz w:val="22"/>
+          <w:szCs w:val="22"/>
+        </w:rPr>
+        <w:t xml:space="preserve">At the end of the course you will find this page again and mark it a second time, with a different mark.</w:t>
+      </w:r>
+    </w:p>
+    <w:p>
+      <w:pPr>
+        <w:spacing w:after="140" w:before="0" w:line="300"/>
+      </w:pPr>
+      <w:r>
+        <w:rPr>
+          <w:sz w:val="22"/>
+          <w:szCs w:val="22"/>
+        </w:rPr>
+        <w:t xml:space="preserve">Then you will see both marks together — and the space between them is what you learned. Nobody can take that off you, and you will be able to point at it.</w:t>
+      </w:r>
+    </w:p>
+    <w:p>
+      <w:pPr>
+        <w:pStyle w:val="Heading3"/>
+        <w:keepNext/>
+        <w:spacing w:after="80" w:before="220"/>
+      </w:pPr>
+      <w:r>
+        <w:rPr>
+          <w:b/>
+          <w:bCs/>
+          <w:color w:val="1F3A5F"/>
+          <w:sz w:val="24"/>
+          <w:szCs w:val="24"/>
+        </w:rPr>
+        <w:t xml:space="preserve">Do not rub out the first mark</w:t>
+      </w:r>
+    </w:p>
+    <w:p>
+      <w:pPr>
+        <w:spacing w:after="140" w:before="0" w:line="300"/>
+      </w:pPr>
+      <w:r>
+        <w:rPr>
+          <w:sz w:val="22"/>
+          <w:szCs w:val="22"/>
+        </w:rPr>
+        <w:t xml:space="preserve">However much you improve, leave the first one there.</w:t>
+      </w:r>
+    </w:p>
+    <w:p>
+      <w:pPr>
+        <w:spacing w:after="140" w:before="0" w:line="300"/>
+      </w:pPr>
+      <w:r>
+        <w:rPr>
+          <w:sz w:val="22"/>
+          <w:szCs w:val="22"/>
+        </w:rPr>
+        <w:t xml:space="preserve">The first mark is the whole point. Without it, you cannot see the distance.</w:t>
+      </w:r>
+    </w:p>
+    <w:tbl>
+      <w:tblPr>
+        <w:tblW w:type="pct" w:w="100%"/>
+        <w:tblBorders>
+          <w:top w:val="none"/>
+          <w:left w:val="single" w:color="1F3A5F" w:sz="18"/>
+          <w:bottom w:val="none"/>
+          <w:right w:val="none"/>
+          <w:insideH w:val="none"/>
+          <w:insideV w:val="none"/>
+        </w:tblBorders>
+      </w:tblPr>
+      <w:tblGrid>
+        <w:gridCol w:w="9070"/>
+      </w:tblGrid>
+      <w:tr>
+        <w:tc>
+          <w:tcPr>
+            <w:tcW w:type="dxa" w:w="9070"/>
+            <w:tcMar>
+              <w:top w:type="dxa" w:w="100"/>
+              <w:left w:type="dxa" w:w="200"/>
+              <w:bottom w:type="dxa" w:w="100"/>
+              <w:right w:type="dxa" w:w="120"/>
+            </w:tcMar>
+          </w:tcPr>
+          <w:p>
+            <w:pPr>
+              <w:spacing w:after="80"/>
+            </w:pPr>
+            <w:r>
+              <w:rPr>
+                <w:b/>
+                <w:bCs/>
+                <w:color w:val="1F3A5F"/>
+                <w:spacing w:val="24"/>
+                <w:sz w:val="17"/>
+                <w:szCs w:val="17"/>
+              </w:rPr>
+              <w:t xml:space="preserve">NEW WORDS</w:t>
+            </w:r>
+          </w:p>
+          <w:p>
+            <w:pPr>
+              <w:spacing w:after="60" w:line="280"/>
+            </w:pPr>
+            <w:r>
+              <w:rPr>
+                <w:sz w:val="21"/>
+                <w:szCs w:val="21"/>
+              </w:rPr>
+              <w:t xml:space="preserve">not yet — I cannot do it today — and "yet" means it can change</w:t>
+            </w:r>
+          </w:p>
+        </w:tc>
+      </w:tr>
+    </w:tbl>
+    <w:p>
+      <w:r>
+        <w:br w:type="page"/>
+      </w:r>
+    </w:p>
+    <w:p>
+      <w:pPr>
+        <w:keepNext/>
+        <w:pBdr>
+          <w:bottom w:val="single" w:color="B9B3A6" w:sz="4"/>
+        </w:pBdr>
+        <w:spacing w:after="60"/>
+      </w:pPr>
+      <w:r>
+        <w:rPr>
+          <w:b/>
+          <w:bCs/>
           <w:color w:val="7A3B69"/>
           <w:spacing w:val="30"/>
           <w:sz w:val="16"/>
@@ -5717,6 +6033,458 @@
         <w:rPr>
           <w:b/>
           <w:bCs/>
+          <w:color w:val="FFFFFF"/>
+          <w:spacing w:val="30"/>
+          <w:sz w:val="16"/>
+          <w:szCs w:val="16"/>
+          <w:shd w:fill="7A3B69" w:val="clear"/>
+        </w:rPr>
+        <w:t xml:space="preserve">  LEARN IT  </w:t>
+      </w:r>
+      <w:r>
+        <w:rPr>
+          <w:b/>
+          <w:bCs/>
+          <w:color w:val="7A3B69"/>
+          <w:spacing w:val="30"/>
+          <w:sz w:val="16"/>
+          <w:szCs w:val="16"/>
+        </w:rPr>
+        <w:t xml:space="preserve">   THE LANGUAGE OF OUR ROOM, AND WARMING UP OUR VOICES</w:t>
+      </w:r>
+    </w:p>
+    <w:p>
+      <w:pPr>
+        <w:pStyle w:val="Heading2"/>
+        <w:keepNext/>
+        <w:spacing w:after="180" w:before="160"/>
+      </w:pPr>
+      <w:r>
+        <w:rPr>
+          <w:b/>
+          <w:bCs/>
+          <w:color w:val="1F3A5F"/>
+          <w:sz w:val="38"/>
+          <w:szCs w:val="38"/>
+        </w:rPr>
+        <w:t xml:space="preserve">The English you will use every day</w:t>
+      </w:r>
+    </w:p>
+    <w:p>
+      <w:pPr>
+        <w:spacing w:after="140" w:before="0" w:line="300"/>
+      </w:pPr>
+      <w:r>
+        <w:rPr>
+          <w:sz w:val="22"/>
+          <w:szCs w:val="22"/>
+        </w:rPr>
+        <w:t xml:space="preserve">These are the first English words you will really use — because you will use them here, every time we meet.</w:t>
+      </w:r>
+    </w:p>
+    <w:p>
+      <w:pPr>
+        <w:pStyle w:val="Heading3"/>
+        <w:keepNext/>
+        <w:spacing w:after="80" w:before="220"/>
+      </w:pPr>
+      <w:r>
+        <w:rPr>
+          <w:b/>
+          <w:bCs/>
+          <w:color w:val="1F3A5F"/>
+          <w:sz w:val="24"/>
+          <w:szCs w:val="24"/>
+        </w:rPr>
+        <w:t xml:space="preserve">The polite ones</w:t>
+      </w:r>
+    </w:p>
+    <w:p>
+      <w:pPr>
+        <w:pStyle w:val="ListParagraph"/>
+        <w:numPr>
+          <w:ilvl w:val="0"/>
+          <w:numId w:val="1"/>
+        </w:numPr>
+        <w:spacing w:after="80" w:line="300"/>
+      </w:pPr>
+      <w:r>
+        <w:rPr>
+          <w:sz w:val="22"/>
+          <w:szCs w:val="22"/>
+        </w:rPr>
+        <w:t xml:space="preserve">Hello.</w:t>
+      </w:r>
+    </w:p>
+    <w:p>
+      <w:pPr>
+        <w:pStyle w:val="ListParagraph"/>
+        <w:numPr>
+          <w:ilvl w:val="0"/>
+          <w:numId w:val="1"/>
+        </w:numPr>
+        <w:spacing w:after="80" w:line="300"/>
+      </w:pPr>
+      <w:r>
+        <w:rPr>
+          <w:sz w:val="22"/>
+          <w:szCs w:val="22"/>
+        </w:rPr>
+        <w:t xml:space="preserve">Thank you.</w:t>
+      </w:r>
+    </w:p>
+    <w:p>
+      <w:pPr>
+        <w:pStyle w:val="ListParagraph"/>
+        <w:numPr>
+          <w:ilvl w:val="0"/>
+          <w:numId w:val="1"/>
+        </w:numPr>
+        <w:spacing w:after="80" w:line="300"/>
+      </w:pPr>
+      <w:r>
+        <w:rPr>
+          <w:sz w:val="22"/>
+          <w:szCs w:val="22"/>
+        </w:rPr>
+        <w:t xml:space="preserve">Please.</w:t>
+      </w:r>
+    </w:p>
+    <w:p>
+      <w:pPr>
+        <w:pStyle w:val="ListParagraph"/>
+        <w:numPr>
+          <w:ilvl w:val="0"/>
+          <w:numId w:val="1"/>
+        </w:numPr>
+        <w:spacing w:after="80" w:line="300"/>
+      </w:pPr>
+      <w:r>
+        <w:rPr>
+          <w:sz w:val="22"/>
+          <w:szCs w:val="22"/>
+        </w:rPr>
+        <w:t xml:space="preserve">Goodbye.</w:t>
+      </w:r>
+    </w:p>
+    <w:p>
+      <w:pPr>
+        <w:pStyle w:val="Heading3"/>
+        <w:keepNext/>
+        <w:spacing w:after="80" w:before="220"/>
+      </w:pPr>
+      <w:r>
+        <w:rPr>
+          <w:b/>
+          <w:bCs/>
+          <w:color w:val="1F3A5F"/>
+          <w:sz w:val="24"/>
+          <w:szCs w:val="24"/>
+        </w:rPr>
+        <w:t xml:space="preserve">The ones that matter more</w:t>
+      </w:r>
+    </w:p>
+    <w:p>
+      <w:pPr>
+        <w:spacing w:after="140" w:before="0" w:line="300"/>
+      </w:pPr>
+      <w:r>
+        <w:rPr>
+          <w:sz w:val="22"/>
+          <w:szCs w:val="22"/>
+        </w:rPr>
+        <w:t xml:space="preserve">These four are the most useful English you will learn all course. They are not polite words. They are powerful words, because they put you in charge.</w:t>
+      </w:r>
+    </w:p>
+    <w:p>
+      <w:pPr>
+        <w:pStyle w:val="ListParagraph"/>
+        <w:numPr>
+          <w:ilvl w:val="0"/>
+          <w:numId w:val="1"/>
+        </w:numPr>
+        <w:spacing w:after="80" w:line="300"/>
+      </w:pPr>
+      <w:r>
+        <w:rPr>
+          <w:sz w:val="22"/>
+          <w:szCs w:val="22"/>
+        </w:rPr>
+        <w:t xml:space="preserve">Again, please.   (when someone spoke too fast)</w:t>
+      </w:r>
+    </w:p>
+    <w:p>
+      <w:pPr>
+        <w:pStyle w:val="ListParagraph"/>
+        <w:numPr>
+          <w:ilvl w:val="0"/>
+          <w:numId w:val="1"/>
+        </w:numPr>
+        <w:spacing w:after="80" w:line="300"/>
+      </w:pPr>
+      <w:r>
+        <w:rPr>
+          <w:sz w:val="22"/>
+          <w:szCs w:val="22"/>
+        </w:rPr>
+        <w:t xml:space="preserve">I don't understand.   (say this — it is not a failure, it is information)</w:t>
+      </w:r>
+    </w:p>
+    <w:p>
+      <w:pPr>
+        <w:pStyle w:val="ListParagraph"/>
+        <w:numPr>
+          <w:ilvl w:val="0"/>
+          <w:numId w:val="1"/>
+        </w:numPr>
+        <w:spacing w:after="80" w:line="300"/>
+      </w:pPr>
+      <w:r>
+        <w:rPr>
+          <w:sz w:val="22"/>
+          <w:szCs w:val="22"/>
+        </w:rPr>
+        <w:t xml:space="preserve">How do you say ______ ?   (when you want a word you do not have)</w:t>
+      </w:r>
+    </w:p>
+    <w:p>
+      <w:pPr>
+        <w:pStyle w:val="ListParagraph"/>
+        <w:numPr>
+          <w:ilvl w:val="0"/>
+          <w:numId w:val="1"/>
+        </w:numPr>
+        <w:spacing w:after="80" w:line="300"/>
+      </w:pPr>
+      <w:r>
+        <w:rPr>
+          <w:sz w:val="22"/>
+          <w:szCs w:val="22"/>
+        </w:rPr>
+        <w:t xml:space="preserve">What does ______ mean?   (when you hear a word you do not know)</w:t>
+      </w:r>
+    </w:p>
+    <w:p>
+      <w:pPr>
+        <w:pStyle w:val="Heading3"/>
+        <w:keepNext/>
+        <w:spacing w:after="80" w:before="220"/>
+      </w:pPr>
+      <w:r>
+        <w:rPr>
+          <w:b/>
+          <w:bCs/>
+          <w:color w:val="1F3A5F"/>
+          <w:sz w:val="24"/>
+          <w:szCs w:val="24"/>
+        </w:rPr>
+        <w:t xml:space="preserve">Why these are powerful</w:t>
+      </w:r>
+    </w:p>
+    <w:p>
+      <w:pPr>
+        <w:spacing w:after="140" w:before="0" w:line="300"/>
+      </w:pPr>
+      <w:r>
+        <w:rPr>
+          <w:sz w:val="22"/>
+          <w:szCs w:val="22"/>
+        </w:rPr>
+        <w:t xml:space="preserve">Without them, when you do not understand, you are stuck and quiet.</w:t>
+      </w:r>
+    </w:p>
+    <w:p>
+      <w:pPr>
+        <w:spacing w:after="140" w:before="0" w:line="300"/>
+      </w:pPr>
+      <w:r>
+        <w:rPr>
+          <w:sz w:val="22"/>
+          <w:szCs w:val="22"/>
+        </w:rPr>
+        <w:t xml:space="preserve">With them, you can stop the lesson and get what you need. You control the speed.</w:t>
+      </w:r>
+    </w:p>
+    <w:p>
+      <w:pPr>
+        <w:spacing w:after="140" w:before="0" w:line="300"/>
+      </w:pPr>
+      <w:r>
+        <w:rPr>
+          <w:sz w:val="22"/>
+          <w:szCs w:val="22"/>
+        </w:rPr>
+        <w:t xml:space="preserve">Every good language learner uses these constantly. Not the ones who understand everything — the ones who ASK, all the time.</w:t>
+      </w:r>
+    </w:p>
+    <w:p>
+      <w:pPr>
+        <w:pStyle w:val="Heading3"/>
+        <w:keepNext/>
+        <w:spacing w:after="80" w:before="220"/>
+      </w:pPr>
+      <w:r>
+        <w:rPr>
+          <w:b/>
+          <w:bCs/>
+          <w:color w:val="1F3A5F"/>
+          <w:sz w:val="24"/>
+          <w:szCs w:val="24"/>
+        </w:rPr>
+        <w:t xml:space="preserve">Saying "I don't understand" is a skill</w:t>
+      </w:r>
+    </w:p>
+    <w:p>
+      <w:pPr>
+        <w:spacing w:after="140" w:before="0" w:line="300"/>
+      </w:pPr>
+      <w:r>
+        <w:rPr>
+          <w:sz w:val="22"/>
+          <w:szCs w:val="22"/>
+        </w:rPr>
+        <w:t xml:space="preserve">It takes courage the first time. Then it gets easy.</w:t>
+      </w:r>
+    </w:p>
+    <w:p>
+      <w:pPr>
+        <w:spacing w:after="140" w:before="0" w:line="300"/>
+      </w:pPr>
+      <w:r>
+        <w:rPr>
+          <w:sz w:val="22"/>
+          <w:szCs w:val="22"/>
+        </w:rPr>
+        <w:t xml:space="preserve">Nobody here will be impatient with you for using it. That is what it is for, and it is why we learned it on the first day.</w:t>
+      </w:r>
+    </w:p>
+    <w:p>
+      <w:pPr>
+        <w:pStyle w:val="Heading3"/>
+        <w:keepNext/>
+        <w:spacing w:after="80" w:before="220"/>
+      </w:pPr>
+      <w:r>
+        <w:rPr>
+          <w:b/>
+          <w:bCs/>
+          <w:color w:val="1F3A5F"/>
+          <w:sz w:val="24"/>
+          <w:szCs w:val="24"/>
+        </w:rPr>
+        <w:t xml:space="preserve">Use them outside too</w:t>
+      </w:r>
+    </w:p>
+    <w:p>
+      <w:pPr>
+        <w:spacing w:after="140" w:before="0" w:line="300"/>
+      </w:pPr>
+      <w:r>
+        <w:rPr>
+          <w:sz w:val="22"/>
+          <w:szCs w:val="22"/>
+        </w:rPr>
+        <w:t xml:space="preserve">These four work anywhere in the world, with anyone who speaks English.</w:t>
+      </w:r>
+    </w:p>
+    <w:p>
+      <w:pPr>
+        <w:spacing w:after="140" w:before="0" w:line="300"/>
+      </w:pPr>
+      <w:r>
+        <w:rPr>
+          <w:sz w:val="22"/>
+          <w:szCs w:val="22"/>
+        </w:rPr>
+        <w:t xml:space="preserve">"How do you say ___?" alone will teach you hundreds of words over your life, from anyone you meet.</w:t>
+      </w:r>
+    </w:p>
+    <w:tbl>
+      <w:tblPr>
+        <w:tblW w:type="pct" w:w="100%"/>
+        <w:tblBorders>
+          <w:top w:val="none"/>
+          <w:left w:val="single" w:color="1F3A5F" w:sz="18"/>
+          <w:bottom w:val="none"/>
+          <w:right w:val="none"/>
+          <w:insideH w:val="none"/>
+          <w:insideV w:val="none"/>
+        </w:tblBorders>
+      </w:tblPr>
+      <w:tblGrid>
+        <w:gridCol w:w="9070"/>
+      </w:tblGrid>
+      <w:tr>
+        <w:tc>
+          <w:tcPr>
+            <w:tcW w:type="dxa" w:w="9070"/>
+            <w:tcMar>
+              <w:top w:type="dxa" w:w="100"/>
+              <w:left w:type="dxa" w:w="200"/>
+              <w:bottom w:type="dxa" w:w="100"/>
+              <w:right w:type="dxa" w:w="120"/>
+            </w:tcMar>
+          </w:tcPr>
+          <w:p>
+            <w:pPr>
+              <w:spacing w:after="80"/>
+            </w:pPr>
+            <w:r>
+              <w:rPr>
+                <w:b/>
+                <w:bCs/>
+                <w:color w:val="1F3A5F"/>
+                <w:spacing w:val="24"/>
+                <w:sz w:val="17"/>
+                <w:szCs w:val="17"/>
+              </w:rPr>
+              <w:t xml:space="preserve">NEW WORDS</w:t>
+            </w:r>
+          </w:p>
+          <w:p>
+            <w:pPr>
+              <w:spacing w:after="60" w:line="280"/>
+            </w:pPr>
+            <w:r>
+              <w:rPr>
+                <w:sz w:val="21"/>
+                <w:szCs w:val="21"/>
+              </w:rPr>
+              <w:t xml:space="preserve">again — asking someone to say it one more time</w:t>
+            </w:r>
+          </w:p>
+          <w:p>
+            <w:pPr>
+              <w:spacing w:after="60" w:line="280"/>
+            </w:pPr>
+            <w:r>
+              <w:rPr>
+                <w:sz w:val="21"/>
+                <w:szCs w:val="21"/>
+              </w:rPr>
+              <w:t xml:space="preserve">understand — to know what something means</w:t>
+            </w:r>
+          </w:p>
+        </w:tc>
+      </w:tr>
+    </w:tbl>
+    <w:p>
+      <w:r>
+        <w:br w:type="page"/>
+      </w:r>
+    </w:p>
+    <w:p>
+      <w:pPr>
+        <w:keepNext/>
+        <w:pBdr>
+          <w:bottom w:val="single" w:color="B9B3A6" w:sz="4"/>
+        </w:pBdr>
+        <w:spacing w:after="60"/>
+      </w:pPr>
+      <w:r>
+        <w:rPr>
+          <w:b/>
+          <w:bCs/>
           <w:color w:val="7A3B69"/>
           <w:spacing w:val="30"/>
           <w:sz w:val="16"/>
@@ -6568,6 +7336,377 @@
         <w:rPr>
           <w:b/>
           <w:bCs/>
+          <w:color w:val="FFFFFF"/>
+          <w:spacing w:val="30"/>
+          <w:sz w:val="16"/>
+          <w:szCs w:val="16"/>
+          <w:shd w:fill="7A3B69" w:val="clear"/>
+        </w:rPr>
+        <w:t xml:space="preserve">  LEARN IT  </w:t>
+      </w:r>
+      <w:r>
+        <w:rPr>
+          <w:b/>
+          <w:bCs/>
+          <w:color w:val="7A3B69"/>
+          <w:spacing w:val="30"/>
+          <w:sz w:val="16"/>
+          <w:szCs w:val="16"/>
+        </w:rPr>
+        <w:t xml:space="preserve">   LISTENING FIRST — HELLO, AND THE SOUNDS OF OUR NAMES</w:t>
+      </w:r>
+    </w:p>
+    <w:p>
+      <w:pPr>
+        <w:pStyle w:val="Heading2"/>
+        <w:keepNext/>
+        <w:spacing w:after="180" w:before="160"/>
+      </w:pPr>
+      <w:r>
+        <w:rPr>
+          <w:b/>
+          <w:bCs/>
+          <w:color w:val="1F3A5F"/>
+          <w:sz w:val="38"/>
+          <w:szCs w:val="38"/>
+        </w:rPr>
+        <w:t xml:space="preserve">How listening works when you are just starting</w:t>
+      </w:r>
+    </w:p>
+    <w:p>
+      <w:pPr>
+        <w:spacing w:after="140" w:before="0" w:line="300"/>
+      </w:pPr>
+      <w:r>
+        <w:rPr>
+          <w:sz w:val="22"/>
+          <w:szCs w:val="22"/>
+        </w:rPr>
+        <w:t xml:space="preserve">Here is something true about every language, including the one you speak best:</w:t>
+      </w:r>
+    </w:p>
+    <w:p>
+      <w:pPr>
+        <w:spacing w:after="140" w:before="0" w:line="300"/>
+      </w:pPr>
+      <w:r>
+        <w:rPr>
+          <w:sz w:val="22"/>
+          <w:szCs w:val="22"/>
+        </w:rPr>
+        <w:t xml:space="preserve">You understand much more than you can say.</w:t>
+      </w:r>
+    </w:p>
+    <w:p>
+      <w:pPr>
+        <w:spacing w:after="140" w:before="0" w:line="300"/>
+      </w:pPr>
+      <w:r>
+        <w:rPr>
+          <w:sz w:val="22"/>
+          <w:szCs w:val="22"/>
+        </w:rPr>
+        <w:t xml:space="preserve">That is not a problem. That is how learning a language works. Understanding comes first, and speaking grows out of it.</w:t>
+      </w:r>
+    </w:p>
+    <w:p>
+      <w:pPr>
+        <w:pStyle w:val="Heading3"/>
+        <w:keepNext/>
+        <w:spacing w:after="80" w:before="220"/>
+      </w:pPr>
+      <w:r>
+        <w:rPr>
+          <w:b/>
+          <w:bCs/>
+          <w:color w:val="1F3A5F"/>
+          <w:sz w:val="24"/>
+          <w:szCs w:val="24"/>
+        </w:rPr>
+        <w:t xml:space="preserve">So listening is real work</w:t>
+      </w:r>
+    </w:p>
+    <w:p>
+      <w:pPr>
+        <w:spacing w:after="140" w:before="0" w:line="300"/>
+      </w:pPr>
+      <w:r>
+        <w:rPr>
+          <w:sz w:val="22"/>
+          <w:szCs w:val="22"/>
+        </w:rPr>
+        <w:t xml:space="preserve">When you listen and point to the right picture, you have understood English. That is a real thing you just did — even though you did not say a word.</w:t>
+      </w:r>
+    </w:p>
+    <w:p>
+      <w:pPr>
+        <w:spacing w:after="140" w:before="0" w:line="300"/>
+      </w:pPr>
+      <w:r>
+        <w:rPr>
+          <w:sz w:val="22"/>
+          <w:szCs w:val="22"/>
+        </w:rPr>
+        <w:t xml:space="preserve">When you listen and stand up because someone said "stand up", you have understood English.</w:t>
+      </w:r>
+    </w:p>
+    <w:p>
+      <w:pPr>
+        <w:spacing w:after="140" w:before="0" w:line="300"/>
+      </w:pPr>
+      <w:r>
+        <w:rPr>
+          <w:sz w:val="22"/>
+          <w:szCs w:val="22"/>
+        </w:rPr>
+        <w:t xml:space="preserve">Do not think of this as waiting until the real work starts. This IS the work.</w:t>
+      </w:r>
+    </w:p>
+    <w:p>
+      <w:pPr>
+        <w:pStyle w:val="Heading3"/>
+        <w:keepNext/>
+        <w:spacing w:after="80" w:before="220"/>
+      </w:pPr>
+      <w:r>
+        <w:rPr>
+          <w:b/>
+          <w:bCs/>
+          <w:color w:val="1F3A5F"/>
+          <w:sz w:val="24"/>
+          <w:szCs w:val="24"/>
+        </w:rPr>
+        <w:t xml:space="preserve">You will not understand every word — and you do not need to</w:t>
+      </w:r>
+    </w:p>
+    <w:p>
+      <w:pPr>
+        <w:spacing w:after="140" w:before="0" w:line="300"/>
+      </w:pPr>
+      <w:r>
+        <w:rPr>
+          <w:sz w:val="22"/>
+          <w:szCs w:val="22"/>
+        </w:rPr>
+        <w:t xml:space="preserve">Nobody understands every word, ever. Not even in their own language.</w:t>
+      </w:r>
+    </w:p>
+    <w:p>
+      <w:pPr>
+        <w:spacing w:after="140" w:before="0" w:line="300"/>
+      </w:pPr>
+      <w:r>
+        <w:rPr>
+          <w:sz w:val="22"/>
+          <w:szCs w:val="22"/>
+        </w:rPr>
+        <w:t xml:space="preserve">Listen for one word you know. Then guess the rest from the face, the hands, and what is happening.</w:t>
+      </w:r>
+    </w:p>
+    <w:p>
+      <w:pPr>
+        <w:spacing w:after="140" w:before="0" w:line="300"/>
+      </w:pPr>
+      <w:r>
+        <w:rPr>
+          <w:sz w:val="22"/>
+          <w:szCs w:val="22"/>
+        </w:rPr>
+        <w:t xml:space="preserve">That is not cheating. It is exactly what good listeners do in every language.</w:t>
+      </w:r>
+    </w:p>
+    <w:p>
+      <w:pPr>
+        <w:pStyle w:val="Heading3"/>
+        <w:keepNext/>
+        <w:spacing w:after="80" w:before="220"/>
+      </w:pPr>
+      <w:r>
+        <w:rPr>
+          <w:b/>
+          <w:bCs/>
+          <w:color w:val="1F3A5F"/>
+          <w:sz w:val="24"/>
+          <w:szCs w:val="24"/>
+        </w:rPr>
+        <w:t xml:space="preserve">It is fine to be quiet at first</w:t>
+      </w:r>
+    </w:p>
+    <w:p>
+      <w:pPr>
+        <w:spacing w:after="140" w:before="0" w:line="300"/>
+      </w:pPr>
+      <w:r>
+        <w:rPr>
+          <w:sz w:val="22"/>
+          <w:szCs w:val="22"/>
+        </w:rPr>
+        <w:t xml:space="preserve">Some people speak in the first week. Some listen for a long time first, and then start.</w:t>
+      </w:r>
+    </w:p>
+    <w:p>
+      <w:pPr>
+        <w:spacing w:after="140" w:before="0" w:line="300"/>
+      </w:pPr>
+      <w:r>
+        <w:rPr>
+          <w:sz w:val="22"/>
+          <w:szCs w:val="22"/>
+        </w:rPr>
+        <w:t xml:space="preserve">Both of those are normal. If you are not ready to speak yet, keep listening — your turn will come, and it will come more easily because of the listening you did.</w:t>
+      </w:r>
+    </w:p>
+    <w:p>
+      <w:pPr>
+        <w:spacing w:after="140" w:before="0" w:line="300"/>
+      </w:pPr>
+      <w:r>
+        <w:rPr>
+          <w:sz w:val="22"/>
+          <w:szCs w:val="22"/>
+        </w:rPr>
+        <w:t xml:space="preserve">Nobody here will make you speak before you want to.</w:t>
+      </w:r>
+    </w:p>
+    <w:p>
+      <w:pPr>
+        <w:pStyle w:val="Heading3"/>
+        <w:keepNext/>
+        <w:spacing w:after="80" w:before="220"/>
+      </w:pPr>
+      <w:r>
+        <w:rPr>
+          <w:b/>
+          <w:bCs/>
+          <w:color w:val="1F3A5F"/>
+          <w:sz w:val="24"/>
+          <w:szCs w:val="24"/>
+        </w:rPr>
+        <w:t xml:space="preserve">Your name is your way in</w:t>
+      </w:r>
+    </w:p>
+    <w:p>
+      <w:pPr>
+        <w:spacing w:after="140" w:before="0" w:line="300"/>
+      </w:pPr>
+      <w:r>
+        <w:rPr>
+          <w:sz w:val="22"/>
+          <w:szCs w:val="22"/>
+        </w:rPr>
+        <w:t xml:space="preserve">When someone speaks English fast, it sounds like one long sound with no gaps.</w:t>
+      </w:r>
+    </w:p>
+    <w:p>
+      <w:pPr>
+        <w:spacing w:after="140" w:before="0" w:line="300"/>
+      </w:pPr>
+      <w:r>
+        <w:rPr>
+          <w:sz w:val="22"/>
+          <w:szCs w:val="22"/>
+        </w:rPr>
+        <w:t xml:space="preserve">But when your own name is in it, you hear it. Suddenly there are edges.</w:t>
+      </w:r>
+    </w:p>
+    <w:p>
+      <w:pPr>
+        <w:spacing w:after="140" w:before="0" w:line="300"/>
+      </w:pPr>
+      <w:r>
+        <w:rPr>
+          <w:sz w:val="22"/>
+          <w:szCs w:val="22"/>
+        </w:rPr>
+        <w:t xml:space="preserve">That is why we start with names. Your name is the handle you use to take hold of the rest.</w:t>
+      </w:r>
+    </w:p>
+    <w:tbl>
+      <w:tblPr>
+        <w:tblW w:type="pct" w:w="100%"/>
+        <w:tblBorders>
+          <w:top w:val="none"/>
+          <w:left w:val="single" w:color="1F3A5F" w:sz="18"/>
+          <w:bottom w:val="none"/>
+          <w:right w:val="none"/>
+          <w:insideH w:val="none"/>
+          <w:insideV w:val="none"/>
+        </w:tblBorders>
+      </w:tblPr>
+      <w:tblGrid>
+        <w:gridCol w:w="9070"/>
+      </w:tblGrid>
+      <w:tr>
+        <w:tc>
+          <w:tcPr>
+            <w:tcW w:type="dxa" w:w="9070"/>
+            <w:tcMar>
+              <w:top w:type="dxa" w:w="100"/>
+              <w:left w:type="dxa" w:w="200"/>
+              <w:bottom w:type="dxa" w:w="100"/>
+              <w:right w:type="dxa" w:w="120"/>
+            </w:tcMar>
+          </w:tcPr>
+          <w:p>
+            <w:pPr>
+              <w:spacing w:after="80"/>
+            </w:pPr>
+            <w:r>
+              <w:rPr>
+                <w:b/>
+                <w:bCs/>
+                <w:color w:val="1F3A5F"/>
+                <w:spacing w:val="24"/>
+                <w:sz w:val="17"/>
+                <w:szCs w:val="17"/>
+              </w:rPr>
+              <w:t xml:space="preserve">NEW WORDS</w:t>
+            </w:r>
+          </w:p>
+          <w:p>
+            <w:pPr>
+              <w:spacing w:after="60" w:line="280"/>
+            </w:pPr>
+            <w:r>
+              <w:rPr>
+                <w:sz w:val="21"/>
+                <w:szCs w:val="21"/>
+              </w:rPr>
+              <w:t xml:space="preserve">listen — to take meaning in through your ears</w:t>
+            </w:r>
+          </w:p>
+          <w:p>
+            <w:pPr>
+              <w:spacing w:after="60" w:line="280"/>
+            </w:pPr>
+            <w:r>
+              <w:rPr>
+                <w:sz w:val="21"/>
+                <w:szCs w:val="21"/>
+              </w:rPr>
+              <w:t xml:space="preserve">understand — to know what something means — even if you cannot say it back yet</w:t>
+            </w:r>
+          </w:p>
+        </w:tc>
+      </w:tr>
+    </w:tbl>
+    <w:p>
+      <w:r>
+        <w:br w:type="page"/>
+      </w:r>
+    </w:p>
+    <w:p>
+      <w:pPr>
+        <w:keepNext/>
+        <w:pBdr>
+          <w:bottom w:val="single" w:color="B9B3A6" w:sz="4"/>
+        </w:pBdr>
+        <w:spacing w:after="60"/>
+      </w:pPr>
+      <w:r>
+        <w:rPr>
+          <w:b/>
+          <w:bCs/>
           <w:color w:val="7A3B69"/>
           <w:spacing w:val="30"/>
           <w:sz w:val="16"/>
@@ -7294,6 +8433,445 @@
         <w:rPr>
           <w:b/>
           <w:bCs/>
+          <w:color w:val="FFFFFF"/>
+          <w:spacing w:val="30"/>
+          <w:sz w:val="16"/>
+          <w:szCs w:val="16"/>
+          <w:shd w:fill="7A3B69" w:val="clear"/>
+        </w:rPr>
+        <w:t xml:space="preserve">  LEARN IT  </w:t>
+      </w:r>
+      <w:r>
+        <w:rPr>
+          <w:b/>
+          <w:bCs/>
+          <w:color w:val="7A3B69"/>
+          <w:spacing w:val="30"/>
+          <w:sz w:val="16"/>
+          <w:szCs w:val="16"/>
+        </w:rPr>
+        <w:t xml:space="preserve">   THE ALPHABET AND YOUR FIRST SOUNDS</w:t>
+      </w:r>
+    </w:p>
+    <w:p>
+      <w:pPr>
+        <w:pStyle w:val="Heading2"/>
+        <w:keepNext/>
+        <w:spacing w:after="180" w:before="160"/>
+      </w:pPr>
+      <w:r>
+        <w:rPr>
+          <w:b/>
+          <w:bCs/>
+          <w:color w:val="1F3A5F"/>
+          <w:sz w:val="38"/>
+          <w:szCs w:val="38"/>
+        </w:rPr>
+        <w:t xml:space="preserve">How letters and sounds work in English</w:t>
+      </w:r>
+    </w:p>
+    <w:p>
+      <w:pPr>
+        <w:spacing w:after="140" w:before="0" w:line="300"/>
+      </w:pPr>
+      <w:r>
+        <w:rPr>
+          <w:sz w:val="22"/>
+          <w:szCs w:val="22"/>
+        </w:rPr>
+        <w:t xml:space="preserve">English is written with 26 letters. But here is the thing that matters most, and it is not obvious:</w:t>
+      </w:r>
+    </w:p>
+    <w:p>
+      <w:pPr>
+        <w:pStyle w:val="Heading3"/>
+        <w:keepNext/>
+        <w:spacing w:after="80" w:before="220"/>
+      </w:pPr>
+      <w:r>
+        <w:rPr>
+          <w:b/>
+          <w:bCs/>
+          <w:color w:val="1F3A5F"/>
+          <w:sz w:val="24"/>
+          <w:szCs w:val="24"/>
+        </w:rPr>
+        <w:t xml:space="preserve">A letter has a NAME and a SOUND. The sound is the useful one.</w:t>
+      </w:r>
+    </w:p>
+    <w:p>
+      <w:pPr>
+        <w:spacing w:after="140" w:before="0" w:line="300"/>
+      </w:pPr>
+      <w:r>
+        <w:rPr>
+          <w:sz w:val="22"/>
+          <w:szCs w:val="22"/>
+        </w:rPr>
+        <w:t xml:space="preserve">The letter M is called "em". But the sound it makes is /m/ — the sound at the start of "mother".</w:t>
+      </w:r>
+    </w:p>
+    <w:p>
+      <w:pPr>
+        <w:spacing w:after="140" w:before="0" w:line="300"/>
+      </w:pPr>
+      <w:r>
+        <w:rPr>
+          <w:sz w:val="22"/>
+          <w:szCs w:val="22"/>
+        </w:rPr>
+        <w:t xml:space="preserve">When you read a word, you use the sounds, not the names. So that is what we will learn first.</w:t>
+      </w:r>
+    </w:p>
+    <w:p>
+      <w:pPr>
+        <w:pStyle w:val="Heading3"/>
+        <w:keepNext/>
+        <w:spacing w:after="80" w:before="220"/>
+      </w:pPr>
+      <w:r>
+        <w:rPr>
+          <w:b/>
+          <w:bCs/>
+          <w:color w:val="1F3A5F"/>
+          <w:sz w:val="24"/>
+          <w:szCs w:val="24"/>
+        </w:rPr>
+        <w:t xml:space="preserve">Start with your own name</w:t>
+      </w:r>
+    </w:p>
+    <w:p>
+      <w:pPr>
+        <w:spacing w:after="140" w:before="0" w:line="300"/>
+      </w:pPr>
+      <w:r>
+        <w:rPr>
+          <w:sz w:val="22"/>
+          <w:szCs w:val="22"/>
+        </w:rPr>
+        <w:t xml:space="preserve">Your name is the most important word in the world to you. So we start there.</w:t>
+      </w:r>
+    </w:p>
+    <w:p>
+      <w:pPr>
+        <w:pStyle w:val="ListParagraph"/>
+        <w:numPr>
+          <w:ilvl w:val="0"/>
+          <w:numId w:val="1"/>
+        </w:numPr>
+        <w:spacing w:after="80" w:line="300"/>
+      </w:pPr>
+      <w:r>
+        <w:rPr>
+          <w:sz w:val="22"/>
+          <w:szCs w:val="22"/>
+        </w:rPr>
+        <w:t xml:space="preserve">Say your name out loud.</w:t>
+      </w:r>
+    </w:p>
+    <w:p>
+      <w:pPr>
+        <w:pStyle w:val="ListParagraph"/>
+        <w:numPr>
+          <w:ilvl w:val="0"/>
+          <w:numId w:val="1"/>
+        </w:numPr>
+        <w:spacing w:after="80" w:line="300"/>
+      </w:pPr>
+      <w:r>
+        <w:rPr>
+          <w:sz w:val="22"/>
+          <w:szCs w:val="22"/>
+        </w:rPr>
+        <w:t xml:space="preserve">Say just the FIRST sound of it. Just that one sound.</w:t>
+      </w:r>
+    </w:p>
+    <w:p>
+      <w:pPr>
+        <w:pStyle w:val="ListParagraph"/>
+        <w:numPr>
+          <w:ilvl w:val="0"/>
+          <w:numId w:val="1"/>
+        </w:numPr>
+        <w:spacing w:after="80" w:line="300"/>
+      </w:pPr>
+      <w:r>
+        <w:rPr>
+          <w:sz w:val="22"/>
+          <w:szCs w:val="22"/>
+        </w:rPr>
+        <w:t xml:space="preserve">That sound has a letter. That letter is yours.</w:t>
+      </w:r>
+    </w:p>
+    <w:p>
+      <w:pPr>
+        <w:spacing w:after="140" w:before="0" w:line="300"/>
+      </w:pPr>
+      <w:r>
+        <w:rPr>
+          <w:sz w:val="22"/>
+          <w:szCs w:val="22"/>
+        </w:rPr>
+        <w:t xml:space="preserve">Everything else grows out of that.</w:t>
+      </w:r>
+    </w:p>
+    <w:p>
+      <w:pPr>
+        <w:pStyle w:val="Heading3"/>
+        <w:keepNext/>
+        <w:spacing w:after="80" w:before="220"/>
+      </w:pPr>
+      <w:r>
+        <w:rPr>
+          <w:b/>
+          <w:bCs/>
+          <w:color w:val="1F3A5F"/>
+          <w:sz w:val="24"/>
+          <w:szCs w:val="24"/>
+        </w:rPr>
+        <w:t xml:space="preserve">Hearing comes before writing</w:t>
+      </w:r>
+    </w:p>
+    <w:p>
+      <w:pPr>
+        <w:spacing w:after="140" w:before="0" w:line="300"/>
+      </w:pPr>
+      <w:r>
+        <w:rPr>
+          <w:sz w:val="22"/>
+          <w:szCs w:val="22"/>
+        </w:rPr>
+        <w:t xml:space="preserve">We learn in this order, and it is the right order:</w:t>
+      </w:r>
+    </w:p>
+    <w:p>
+      <w:pPr>
+        <w:spacing w:after="140" w:before="0" w:line="300"/>
+      </w:pPr>
+      <w:r>
+        <w:rPr>
+          <w:sz w:val="22"/>
+          <w:szCs w:val="22"/>
+        </w:rPr>
+        <w:t xml:space="preserve">1. Hear the sound. 2. Point to the letter that makes it. 3. Trace the letter with your finger or pencil. 4. Copy it. 5. Write it on your own.</w:t>
+      </w:r>
+    </w:p>
+    <w:p>
+      <w:pPr>
+        <w:spacing w:after="140" w:before="0" w:line="300"/>
+      </w:pPr>
+      <w:r>
+        <w:rPr>
+          <w:sz w:val="22"/>
+          <w:szCs w:val="22"/>
+        </w:rPr>
+        <w:t xml:space="preserve">If you can hear a sound and point to its letter, you have learned it. Whether your hand can make the shape neatly yet is a different thing — that is about your hand, not about your English, and it comes with practice.</w:t>
+      </w:r>
+    </w:p>
+    <w:p>
+      <w:pPr>
+        <w:spacing w:after="140" w:before="0" w:line="300"/>
+      </w:pPr>
+      <w:r>
+        <w:rPr>
+          <w:sz w:val="22"/>
+          <w:szCs w:val="22"/>
+        </w:rPr>
+        <w:t xml:space="preserve">Nobody here is behind.</w:t>
+      </w:r>
+    </w:p>
+    <w:p>
+      <w:pPr>
+        <w:pStyle w:val="Heading3"/>
+        <w:keepNext/>
+        <w:spacing w:after="80" w:before="220"/>
+      </w:pPr>
+      <w:r>
+        <w:rPr>
+          <w:b/>
+          <w:bCs/>
+          <w:color w:val="1F3A5F"/>
+          <w:sz w:val="24"/>
+          <w:szCs w:val="24"/>
+        </w:rPr>
+        <w:t xml:space="preserve">Your own language helps you</w:t>
+      </w:r>
+    </w:p>
+    <w:p>
+      <w:pPr>
+        <w:spacing w:after="140" w:before="0" w:line="300"/>
+      </w:pPr>
+      <w:r>
+        <w:rPr>
+          <w:sz w:val="22"/>
+          <w:szCs w:val="22"/>
+        </w:rPr>
+        <w:t xml:space="preserve">Some English sounds already exist in the language you speak at home. Those are easy — you already know them, you just have to learn which letter they use.</w:t>
+      </w:r>
+    </w:p>
+    <w:p>
+      <w:pPr>
+        <w:spacing w:after="140" w:before="0" w:line="300"/>
+      </w:pPr>
+      <w:r>
+        <w:rPr>
+          <w:sz w:val="22"/>
+          <w:szCs w:val="22"/>
+        </w:rPr>
+        <w:t xml:space="preserve">Some English sounds do not exist in your language. Those will feel strange in your mouth, and they take longer. That is not you being slow. That is just a new shape for your mouth to make, and mouths learn.</w:t>
+      </w:r>
+    </w:p>
+    <w:p>
+      <w:pPr>
+        <w:spacing w:after="140" w:before="0" w:line="300"/>
+      </w:pPr>
+      <w:r>
+        <w:rPr>
+          <w:sz w:val="22"/>
+          <w:szCs w:val="22"/>
+        </w:rPr>
+        <w:t xml:space="preserve">Tell your facilitator when a sound feels strange. You know your own language best.</w:t>
+      </w:r>
+    </w:p>
+    <w:p>
+      <w:pPr>
+        <w:pStyle w:val="Heading3"/>
+        <w:keepNext/>
+        <w:spacing w:after="80" w:before="220"/>
+      </w:pPr>
+      <w:r>
+        <w:rPr>
+          <w:b/>
+          <w:bCs/>
+          <w:color w:val="1F3A5F"/>
+          <w:sz w:val="24"/>
+          <w:szCs w:val="24"/>
+        </w:rPr>
+        <w:t xml:space="preserve">It comes back, again and again</w:t>
+      </w:r>
+    </w:p>
+    <w:p>
+      <w:pPr>
+        <w:spacing w:after="140" w:before="0" w:line="300"/>
+      </w:pPr>
+      <w:r>
+        <w:rPr>
+          <w:sz w:val="22"/>
+          <w:szCs w:val="22"/>
+        </w:rPr>
+        <w:t xml:space="preserve">You will not learn a sound once and have it. Nobody does.</w:t>
+      </w:r>
+    </w:p>
+    <w:p>
+      <w:pPr>
+        <w:spacing w:after="140" w:before="0" w:line="300"/>
+      </w:pPr>
+      <w:r>
+        <w:rPr>
+          <w:sz w:val="22"/>
+          <w:szCs w:val="22"/>
+        </w:rPr>
+        <w:t xml:space="preserve">We will come back to every sound many times, in games and songs and words. Each time it gets a little easier. That is how it works for everybody.</w:t>
+      </w:r>
+    </w:p>
+    <w:tbl>
+      <w:tblPr>
+        <w:tblW w:type="pct" w:w="100%"/>
+        <w:tblBorders>
+          <w:top w:val="none"/>
+          <w:left w:val="single" w:color="1F3A5F" w:sz="18"/>
+          <w:bottom w:val="none"/>
+          <w:right w:val="none"/>
+          <w:insideH w:val="none"/>
+          <w:insideV w:val="none"/>
+        </w:tblBorders>
+      </w:tblPr>
+      <w:tblGrid>
+        <w:gridCol w:w="9070"/>
+      </w:tblGrid>
+      <w:tr>
+        <w:tc>
+          <w:tcPr>
+            <w:tcW w:type="dxa" w:w="9070"/>
+            <w:tcMar>
+              <w:top w:type="dxa" w:w="100"/>
+              <w:left w:type="dxa" w:w="200"/>
+              <w:bottom w:type="dxa" w:w="100"/>
+              <w:right w:type="dxa" w:w="120"/>
+            </w:tcMar>
+          </w:tcPr>
+          <w:p>
+            <w:pPr>
+              <w:spacing w:after="80"/>
+            </w:pPr>
+            <w:r>
+              <w:rPr>
+                <w:b/>
+                <w:bCs/>
+                <w:color w:val="1F3A5F"/>
+                <w:spacing w:val="24"/>
+                <w:sz w:val="17"/>
+                <w:szCs w:val="17"/>
+              </w:rPr>
+              <w:t xml:space="preserve">NEW WORDS</w:t>
+            </w:r>
+          </w:p>
+          <w:p>
+            <w:pPr>
+              <w:spacing w:after="60" w:line="280"/>
+            </w:pPr>
+            <w:r>
+              <w:rPr>
+                <w:sz w:val="21"/>
+                <w:szCs w:val="21"/>
+              </w:rPr>
+              <w:t xml:space="preserve">sound — what a letter says — not what it is called</w:t>
+            </w:r>
+          </w:p>
+          <w:p>
+            <w:pPr>
+              <w:spacing w:after="60" w:line="280"/>
+            </w:pPr>
+            <w:r>
+              <w:rPr>
+                <w:sz w:val="21"/>
+                <w:szCs w:val="21"/>
+              </w:rPr>
+              <w:t xml:space="preserve">letter — the written shape that makes a sound</w:t>
+            </w:r>
+          </w:p>
+          <w:p>
+            <w:pPr>
+              <w:spacing w:after="60" w:line="280"/>
+            </w:pPr>
+            <w:r>
+              <w:rPr>
+                <w:sz w:val="21"/>
+                <w:szCs w:val="21"/>
+              </w:rPr>
+              <w:t xml:space="preserve">trace — to draw over a shape that is already there</w:t>
+            </w:r>
+          </w:p>
+        </w:tc>
+      </w:tr>
+    </w:tbl>
+    <w:p>
+      <w:r>
+        <w:br w:type="page"/>
+      </w:r>
+    </w:p>
+    <w:p>
+      <w:pPr>
+        <w:keepNext/>
+        <w:pBdr>
+          <w:bottom w:val="single" w:color="B9B3A6" w:sz="4"/>
+        </w:pBdr>
+        <w:spacing w:after="60"/>
+      </w:pPr>
+      <w:r>
+        <w:rPr>
+          <w:b/>
+          <w:bCs/>
           <w:color w:val="7A3B69"/>
           <w:spacing w:val="30"/>
           <w:sz w:val="16"/>
@@ -8244,6 +9822,385 @@
             <w:pPr>
               <w:spacing w:after="0"/>
             </w:pPr>
+          </w:p>
+        </w:tc>
+      </w:tr>
+    </w:tbl>
+    <w:p>
+      <w:r>
+        <w:br w:type="page"/>
+      </w:r>
+    </w:p>
+    <w:p>
+      <w:pPr>
+        <w:keepNext/>
+        <w:pBdr>
+          <w:bottom w:val="single" w:color="B9B3A6" w:sz="4"/>
+        </w:pBdr>
+        <w:spacing w:after="60"/>
+      </w:pPr>
+      <w:r>
+        <w:rPr>
+          <w:b/>
+          <w:bCs/>
+          <w:color w:val="FFFFFF"/>
+          <w:spacing w:val="30"/>
+          <w:sz w:val="16"/>
+          <w:szCs w:val="16"/>
+          <w:shd w:fill="7A3B69" w:val="clear"/>
+        </w:rPr>
+        <w:t xml:space="preserve">  LEARN IT  </w:t>
+      </w:r>
+      <w:r>
+        <w:rPr>
+          <w:b/>
+          <w:bCs/>
+          <w:color w:val="7A3B69"/>
+          <w:spacing w:val="30"/>
+          <w:sz w:val="16"/>
+          <w:szCs w:val="16"/>
+        </w:rPr>
+        <w:t xml:space="preserve">   KEY SOUNDS AND SOUND GAMES</w:t>
+      </w:r>
+    </w:p>
+    <w:p>
+      <w:pPr>
+        <w:pStyle w:val="Heading2"/>
+        <w:keepNext/>
+        <w:spacing w:after="180" w:before="160"/>
+      </w:pPr>
+      <w:r>
+        <w:rPr>
+          <w:b/>
+          <w:bCs/>
+          <w:color w:val="1F3A5F"/>
+          <w:sz w:val="38"/>
+          <w:szCs w:val="38"/>
+        </w:rPr>
+        <w:t xml:space="preserve">Why small sounds matter</w:t>
+      </w:r>
+    </w:p>
+    <w:p>
+      <w:pPr>
+        <w:spacing w:after="140" w:before="0" w:line="300"/>
+      </w:pPr>
+      <w:r>
+        <w:rPr>
+          <w:sz w:val="22"/>
+          <w:szCs w:val="22"/>
+        </w:rPr>
+        <w:t xml:space="preserve">In English, changing one small sound changes the whole word.</w:t>
+      </w:r>
+    </w:p>
+    <w:p>
+      <w:pPr>
+        <w:pStyle w:val="ListParagraph"/>
+        <w:numPr>
+          <w:ilvl w:val="0"/>
+          <w:numId w:val="1"/>
+        </w:numPr>
+        <w:spacing w:after="80" w:line="300"/>
+      </w:pPr>
+      <w:r>
+        <w:rPr>
+          <w:sz w:val="22"/>
+          <w:szCs w:val="22"/>
+        </w:rPr>
+        <w:t xml:space="preserve">ship — a boat.</w:t>
+      </w:r>
+    </w:p>
+    <w:p>
+      <w:pPr>
+        <w:pStyle w:val="ListParagraph"/>
+        <w:numPr>
+          <w:ilvl w:val="0"/>
+          <w:numId w:val="1"/>
+        </w:numPr>
+        <w:spacing w:after="80" w:line="300"/>
+      </w:pPr>
+      <w:r>
+        <w:rPr>
+          <w:sz w:val="22"/>
+          <w:szCs w:val="22"/>
+        </w:rPr>
+        <w:t xml:space="preserve">sheep — an animal.</w:t>
+      </w:r>
+    </w:p>
+    <w:p>
+      <w:pPr>
+        <w:spacing w:after="140" w:before="0" w:line="300"/>
+      </w:pPr>
+      <w:r>
+        <w:rPr>
+          <w:sz w:val="22"/>
+          <w:szCs w:val="22"/>
+        </w:rPr>
+        <w:t xml:space="preserve">One sound. Completely different thing.</w:t>
+      </w:r>
+    </w:p>
+    <w:p>
+      <w:pPr>
+        <w:pStyle w:val="ListParagraph"/>
+        <w:numPr>
+          <w:ilvl w:val="0"/>
+          <w:numId w:val="1"/>
+        </w:numPr>
+        <w:spacing w:after="80" w:line="300"/>
+      </w:pPr>
+      <w:r>
+        <w:rPr>
+          <w:sz w:val="22"/>
+          <w:szCs w:val="22"/>
+        </w:rPr>
+        <w:t xml:space="preserve">pan — for cooking.</w:t>
+      </w:r>
+    </w:p>
+    <w:p>
+      <w:pPr>
+        <w:pStyle w:val="ListParagraph"/>
+        <w:numPr>
+          <w:ilvl w:val="0"/>
+          <w:numId w:val="1"/>
+        </w:numPr>
+        <w:spacing w:after="80" w:line="300"/>
+      </w:pPr>
+      <w:r>
+        <w:rPr>
+          <w:sz w:val="22"/>
+          <w:szCs w:val="22"/>
+        </w:rPr>
+        <w:t xml:space="preserve">fan — for making air move.</w:t>
+      </w:r>
+    </w:p>
+    <w:p>
+      <w:pPr>
+        <w:spacing w:after="140" w:before="0" w:line="300"/>
+      </w:pPr>
+      <w:r>
+        <w:rPr>
+          <w:sz w:val="22"/>
+          <w:szCs w:val="22"/>
+        </w:rPr>
+        <w:t xml:space="preserve">So the small sounds are not decoration. They carry the meaning.</w:t>
+      </w:r>
+    </w:p>
+    <w:p>
+      <w:pPr>
+        <w:pStyle w:val="Heading3"/>
+        <w:keepNext/>
+        <w:spacing w:after="80" w:before="220"/>
+      </w:pPr>
+      <w:r>
+        <w:rPr>
+          <w:b/>
+          <w:bCs/>
+          <w:color w:val="1F3A5F"/>
+          <w:sz w:val="24"/>
+          <w:szCs w:val="24"/>
+        </w:rPr>
+        <w:t xml:space="preserve">Hearing comes first</w:t>
+      </w:r>
+    </w:p>
+    <w:p>
+      <w:pPr>
+        <w:spacing w:after="140" w:before="0" w:line="300"/>
+      </w:pPr>
+      <w:r>
+        <w:rPr>
+          <w:sz w:val="22"/>
+          <w:szCs w:val="22"/>
+        </w:rPr>
+        <w:t xml:space="preserve">Before you can SAY a sound, you have to be able to HEAR it.</w:t>
+      </w:r>
+    </w:p>
+    <w:p>
+      <w:pPr>
+        <w:spacing w:after="140" w:before="0" w:line="300"/>
+      </w:pPr>
+      <w:r>
+        <w:rPr>
+          <w:sz w:val="22"/>
+          <w:szCs w:val="22"/>
+        </w:rPr>
+        <w:t xml:space="preserve">That is why we play listening games. When you point to the right picture, or stand on the right side of the room, you are training your ear. That is the real work — even though it feels like playing.</w:t>
+      </w:r>
+    </w:p>
+    <w:p>
+      <w:pPr>
+        <w:pStyle w:val="Heading3"/>
+        <w:keepNext/>
+        <w:spacing w:after="80" w:before="220"/>
+      </w:pPr>
+      <w:r>
+        <w:rPr>
+          <w:b/>
+          <w:bCs/>
+          <w:color w:val="1F3A5F"/>
+          <w:sz w:val="24"/>
+          <w:szCs w:val="24"/>
+        </w:rPr>
+        <w:t xml:space="preserve">Some sounds will feel strange in your mouth</w:t>
+      </w:r>
+    </w:p>
+    <w:p>
+      <w:pPr>
+        <w:spacing w:after="140" w:before="0" w:line="300"/>
+      </w:pPr>
+      <w:r>
+        <w:rPr>
+          <w:sz w:val="22"/>
+          <w:szCs w:val="22"/>
+        </w:rPr>
+        <w:t xml:space="preserve">Every language uses different sounds. English has some that your language does not.</w:t>
+      </w:r>
+    </w:p>
+    <w:p>
+      <w:pPr>
+        <w:spacing w:after="140" w:before="0" w:line="300"/>
+      </w:pPr>
+      <w:r>
+        <w:rPr>
+          <w:sz w:val="22"/>
+          <w:szCs w:val="22"/>
+        </w:rPr>
+        <w:t xml:space="preserve">When a sound feels strange, that is not you being slow. Your mouth has simply never made that shape before. Mouths learn — but they need many tries, spread over many days.</w:t>
+      </w:r>
+    </w:p>
+    <w:p>
+      <w:pPr>
+        <w:pStyle w:val="Heading3"/>
+        <w:keepNext/>
+        <w:spacing w:after="80" w:before="220"/>
+      </w:pPr>
+      <w:r>
+        <w:rPr>
+          <w:b/>
+          <w:bCs/>
+          <w:color w:val="1F3A5F"/>
+          <w:sz w:val="24"/>
+          <w:szCs w:val="24"/>
+        </w:rPr>
+        <w:t xml:space="preserve">Little and often</w:t>
+      </w:r>
+    </w:p>
+    <w:p>
+      <w:pPr>
+        <w:spacing w:after="140" w:before="0" w:line="300"/>
+      </w:pPr>
+      <w:r>
+        <w:rPr>
+          <w:sz w:val="22"/>
+          <w:szCs w:val="22"/>
+        </w:rPr>
+        <w:t xml:space="preserve">You will not get a sound by trying hard for an hour. You will get it by meeting it for two minutes, many days in a row.</w:t>
+      </w:r>
+    </w:p>
+    <w:p>
+      <w:pPr>
+        <w:spacing w:after="140" w:before="0" w:line="300"/>
+      </w:pPr>
+      <w:r>
+        <w:rPr>
+          <w:sz w:val="22"/>
+          <w:szCs w:val="22"/>
+        </w:rPr>
+        <w:t xml:space="preserve">So we come back to the same sounds again and again, in different games. If a sound will not come today, leave it. It often arrives by itself next week.</w:t>
+      </w:r>
+    </w:p>
+    <w:p>
+      <w:pPr>
+        <w:pStyle w:val="Heading3"/>
+        <w:keepNext/>
+        <w:spacing w:after="80" w:before="220"/>
+      </w:pPr>
+      <w:r>
+        <w:rPr>
+          <w:b/>
+          <w:bCs/>
+          <w:color w:val="1F3A5F"/>
+          <w:sz w:val="24"/>
+          <w:szCs w:val="24"/>
+        </w:rPr>
+        <w:t xml:space="preserve">Nobody is watching you fail</w:t>
+      </w:r>
+    </w:p>
+    <w:p>
+      <w:pPr>
+        <w:spacing w:after="140" w:before="0" w:line="300"/>
+      </w:pPr>
+      <w:r>
+        <w:rPr>
+          <w:sz w:val="22"/>
+          <w:szCs w:val="22"/>
+        </w:rPr>
+        <w:t xml:space="preserve">Everyone in this room is finding some sound hard. It is just a different sound for each person.</w:t>
+      </w:r>
+    </w:p>
+    <w:tbl>
+      <w:tblPr>
+        <w:tblW w:type="pct" w:w="100%"/>
+        <w:tblBorders>
+          <w:top w:val="none"/>
+          <w:left w:val="single" w:color="1F3A5F" w:sz="18"/>
+          <w:bottom w:val="none"/>
+          <w:right w:val="none"/>
+          <w:insideH w:val="none"/>
+          <w:insideV w:val="none"/>
+        </w:tblBorders>
+      </w:tblPr>
+      <w:tblGrid>
+        <w:gridCol w:w="9070"/>
+      </w:tblGrid>
+      <w:tr>
+        <w:tc>
+          <w:tcPr>
+            <w:tcW w:type="dxa" w:w="9070"/>
+            <w:tcMar>
+              <w:top w:type="dxa" w:w="100"/>
+              <w:left w:type="dxa" w:w="200"/>
+              <w:bottom w:type="dxa" w:w="100"/>
+              <w:right w:type="dxa" w:w="120"/>
+            </w:tcMar>
+          </w:tcPr>
+          <w:p>
+            <w:pPr>
+              <w:spacing w:after="80"/>
+            </w:pPr>
+            <w:r>
+              <w:rPr>
+                <w:b/>
+                <w:bCs/>
+                <w:color w:val="1F3A5F"/>
+                <w:spacing w:val="24"/>
+                <w:sz w:val="17"/>
+                <w:szCs w:val="17"/>
+              </w:rPr>
+              <w:t xml:space="preserve">NEW WORDS</w:t>
+            </w:r>
+          </w:p>
+          <w:p>
+            <w:pPr>
+              <w:spacing w:after="60" w:line="280"/>
+            </w:pPr>
+            <w:r>
+              <w:rPr>
+                <w:sz w:val="21"/>
+                <w:szCs w:val="21"/>
+              </w:rPr>
+              <w:t xml:space="preserve">sound — one small piece of a word — change it and the word changes</w:t>
+            </w:r>
+          </w:p>
+          <w:p>
+            <w:pPr>
+              <w:spacing w:after="60" w:line="280"/>
+            </w:pPr>
+            <w:r>
+              <w:rPr>
+                <w:sz w:val="21"/>
+                <w:szCs w:val="21"/>
+              </w:rPr>
+              <w:t xml:space="preserve">listen — to pay attention with your ears, before you try to say it</w:t>
+            </w:r>
           </w:p>
         </w:tc>
       </w:tr>
@@ -9140,6 +11097,365 @@
             <w:pPr>
               <w:spacing w:after="0"/>
             </w:pPr>
+          </w:p>
+        </w:tc>
+      </w:tr>
+    </w:tbl>
+    <w:p>
+      <w:r>
+        <w:br w:type="page"/>
+      </w:r>
+    </w:p>
+    <w:p>
+      <w:pPr>
+        <w:keepNext/>
+        <w:pBdr>
+          <w:bottom w:val="single" w:color="B9B3A6" w:sz="4"/>
+        </w:pBdr>
+        <w:spacing w:after="60"/>
+      </w:pPr>
+      <w:r>
+        <w:rPr>
+          <w:b/>
+          <w:bCs/>
+          <w:color w:val="FFFFFF"/>
+          <w:spacing w:val="30"/>
+          <w:sz w:val="16"/>
+          <w:szCs w:val="16"/>
+          <w:shd w:fill="7A3B69" w:val="clear"/>
+        </w:rPr>
+        <w:t xml:space="preserve">  LEARN IT  </w:t>
+      </w:r>
+      <w:r>
+        <w:rPr>
+          <w:b/>
+          <w:bCs/>
+          <w:color w:val="7A3B69"/>
+          <w:spacing w:val="30"/>
+          <w:sz w:val="16"/>
+          <w:szCs w:val="16"/>
+        </w:rPr>
+        <w:t xml:space="preserve">   SOUND AND LETTER GAMES, AND YOUR FIRST DICTATION</w:t>
+      </w:r>
+    </w:p>
+    <w:p>
+      <w:pPr>
+        <w:pStyle w:val="Heading2"/>
+        <w:keepNext/>
+        <w:spacing w:after="180" w:before="160"/>
+      </w:pPr>
+      <w:r>
+        <w:rPr>
+          <w:b/>
+          <w:bCs/>
+          <w:color w:val="1F3A5F"/>
+          <w:sz w:val="38"/>
+          <w:szCs w:val="38"/>
+        </w:rPr>
+        <w:t xml:space="preserve">How to practise sounds so they stay</w:t>
+      </w:r>
+    </w:p>
+    <w:p>
+      <w:pPr>
+        <w:spacing w:after="140" w:before="0" w:line="300"/>
+      </w:pPr>
+      <w:r>
+        <w:rPr>
+          <w:sz w:val="22"/>
+          <w:szCs w:val="22"/>
+        </w:rPr>
+        <w:t xml:space="preserve">Here is something worth knowing, because it will save you a lot of effort:</w:t>
+      </w:r>
+    </w:p>
+    <w:p>
+      <w:pPr>
+        <w:spacing w:after="140" w:before="0" w:line="300"/>
+      </w:pPr>
+      <w:r>
+        <w:rPr>
+          <w:sz w:val="22"/>
+          <w:szCs w:val="22"/>
+        </w:rPr>
+        <w:t xml:space="preserve">A little, often, beats a lot, once.</w:t>
+      </w:r>
+    </w:p>
+    <w:p>
+      <w:pPr>
+        <w:spacing w:after="140" w:before="0" w:line="300"/>
+      </w:pPr>
+      <w:r>
+        <w:rPr>
+          <w:sz w:val="22"/>
+          <w:szCs w:val="22"/>
+        </w:rPr>
+        <w:t xml:space="preserve">Five minutes today, five minutes tomorrow, five minutes the day after will teach you far more than one long hard hour. That is true for everyone — it is how memory works.</w:t>
+      </w:r>
+    </w:p>
+    <w:p>
+      <w:pPr>
+        <w:pStyle w:val="Heading3"/>
+        <w:keepNext/>
+        <w:spacing w:after="80" w:before="220"/>
+      </w:pPr>
+      <w:r>
+        <w:rPr>
+          <w:b/>
+          <w:bCs/>
+          <w:color w:val="1F3A5F"/>
+          <w:sz w:val="24"/>
+          <w:szCs w:val="24"/>
+        </w:rPr>
+        <w:t xml:space="preserve">Why we keep going back to old sounds</w:t>
+      </w:r>
+    </w:p>
+    <w:p>
+      <w:pPr>
+        <w:spacing w:after="140" w:before="0" w:line="300"/>
+      </w:pPr>
+      <w:r>
+        <w:rPr>
+          <w:sz w:val="22"/>
+          <w:szCs w:val="22"/>
+        </w:rPr>
+        <w:t xml:space="preserve">You will notice that we practise sounds you already know, mixed in with new ones.</w:t>
+      </w:r>
+    </w:p>
+    <w:p>
+      <w:pPr>
+        <w:spacing w:after="140" w:before="0" w:line="300"/>
+      </w:pPr>
+      <w:r>
+        <w:rPr>
+          <w:sz w:val="22"/>
+          <w:szCs w:val="22"/>
+        </w:rPr>
+        <w:t xml:space="preserve">That is on purpose. Pulling something back out of your memory is what makes it stick — much more than looking at it again does.</w:t>
+      </w:r>
+    </w:p>
+    <w:p>
+      <w:pPr>
+        <w:spacing w:after="140" w:before="0" w:line="300"/>
+      </w:pPr>
+      <w:r>
+        <w:rPr>
+          <w:sz w:val="22"/>
+          <w:szCs w:val="22"/>
+        </w:rPr>
+        <w:t xml:space="preserve">So when a game feels a bit easy, it is still working.</w:t>
+      </w:r>
+    </w:p>
+    <w:p>
+      <w:pPr>
+        <w:pStyle w:val="Heading3"/>
+        <w:keepNext/>
+        <w:spacing w:after="80" w:before="220"/>
+      </w:pPr>
+      <w:r>
+        <w:rPr>
+          <w:b/>
+          <w:bCs/>
+          <w:color w:val="1F3A5F"/>
+          <w:sz w:val="24"/>
+          <w:szCs w:val="24"/>
+        </w:rPr>
+        <w:t xml:space="preserve">Building words instead of writing them</w:t>
+      </w:r>
+    </w:p>
+    <w:p>
+      <w:pPr>
+        <w:spacing w:after="140" w:before="0" w:line="300"/>
+      </w:pPr>
+      <w:r>
+        <w:rPr>
+          <w:sz w:val="22"/>
+          <w:szCs w:val="22"/>
+        </w:rPr>
+        <w:t xml:space="preserve">In some games you will build a word from letter cards, rather than writing it.</w:t>
+      </w:r>
+    </w:p>
+    <w:p>
+      <w:pPr>
+        <w:spacing w:after="140" w:before="0" w:line="300"/>
+      </w:pPr>
+      <w:r>
+        <w:rPr>
+          <w:sz w:val="22"/>
+          <w:szCs w:val="22"/>
+        </w:rPr>
+        <w:t xml:space="preserve">This lets you show that you know the sounds, without your hand having to make the shapes yet. Those are two different skills, and they grow at different speeds.</w:t>
+      </w:r>
+    </w:p>
+    <w:p>
+      <w:pPr>
+        <w:spacing w:after="140" w:before="0" w:line="300"/>
+      </w:pPr>
+      <w:r>
+        <w:rPr>
+          <w:sz w:val="22"/>
+          <w:szCs w:val="22"/>
+        </w:rPr>
+        <w:t xml:space="preserve">Start with short words. Your own name is a good one.</w:t>
+      </w:r>
+    </w:p>
+    <w:p>
+      <w:pPr>
+        <w:pStyle w:val="Heading3"/>
+        <w:keepNext/>
+        <w:spacing w:after="80" w:before="220"/>
+      </w:pPr>
+      <w:r>
+        <w:rPr>
+          <w:b/>
+          <w:bCs/>
+          <w:color w:val="1F3A5F"/>
+          <w:sz w:val="24"/>
+          <w:szCs w:val="24"/>
+        </w:rPr>
+        <w:t xml:space="preserve">Games are proper learning</w:t>
+      </w:r>
+    </w:p>
+    <w:p>
+      <w:pPr>
+        <w:spacing w:after="140" w:before="0" w:line="300"/>
+      </w:pPr>
+      <w:r>
+        <w:rPr>
+          <w:sz w:val="22"/>
+          <w:szCs w:val="22"/>
+        </w:rPr>
+        <w:t xml:space="preserve">These are games so that being wrong costs nothing.</w:t>
+      </w:r>
+    </w:p>
+    <w:p>
+      <w:pPr>
+        <w:spacing w:after="140" w:before="0" w:line="300"/>
+      </w:pPr>
+      <w:r>
+        <w:rPr>
+          <w:sz w:val="22"/>
+          <w:szCs w:val="22"/>
+        </w:rPr>
+        <w:t xml:space="preserve">When being wrong is cheap, you try things — and trying things is how you find out what you know. A learner who guesses and gets it wrong learns more than one who says nothing to be safe.</w:t>
+      </w:r>
+    </w:p>
+    <w:p>
+      <w:pPr>
+        <w:spacing w:after="140" w:before="0" w:line="300"/>
+      </w:pPr>
+      <w:r>
+        <w:rPr>
+          <w:sz w:val="22"/>
+          <w:szCs w:val="22"/>
+        </w:rPr>
+        <w:t xml:space="preserve">So guess. Point at one. It does not matter if it is wrong.</w:t>
+      </w:r>
+    </w:p>
+    <w:p>
+      <w:pPr>
+        <w:pStyle w:val="Heading3"/>
+        <w:keepNext/>
+        <w:spacing w:after="80" w:before="220"/>
+      </w:pPr>
+      <w:r>
+        <w:rPr>
+          <w:b/>
+          <w:bCs/>
+          <w:color w:val="1F3A5F"/>
+          <w:sz w:val="24"/>
+          <w:szCs w:val="24"/>
+        </w:rPr>
+        <w:t xml:space="preserve">If a sound will not come</w:t>
+      </w:r>
+    </w:p>
+    <w:p>
+      <w:pPr>
+        <w:spacing w:after="140" w:before="0" w:line="300"/>
+      </w:pPr>
+      <w:r>
+        <w:rPr>
+          <w:sz w:val="22"/>
+          <w:szCs w:val="22"/>
+        </w:rPr>
+        <w:t xml:space="preserve">Leave it and come back next week.</w:t>
+      </w:r>
+    </w:p>
+    <w:p>
+      <w:pPr>
+        <w:spacing w:after="140" w:before="0" w:line="300"/>
+      </w:pPr>
+      <w:r>
+        <w:rPr>
+          <w:sz w:val="22"/>
+          <w:szCs w:val="22"/>
+        </w:rPr>
+        <w:t xml:space="preserve">Some sounds do not exist in your language, so your ear has never had to notice them. It will — but it needs many meetings, not more effort in one.</w:t>
+      </w:r>
+    </w:p>
+    <w:tbl>
+      <w:tblPr>
+        <w:tblW w:type="pct" w:w="100%"/>
+        <w:tblBorders>
+          <w:top w:val="none"/>
+          <w:left w:val="single" w:color="1F3A5F" w:sz="18"/>
+          <w:bottom w:val="none"/>
+          <w:right w:val="none"/>
+          <w:insideH w:val="none"/>
+          <w:insideV w:val="none"/>
+        </w:tblBorders>
+      </w:tblPr>
+      <w:tblGrid>
+        <w:gridCol w:w="9070"/>
+      </w:tblGrid>
+      <w:tr>
+        <w:tc>
+          <w:tcPr>
+            <w:tcW w:type="dxa" w:w="9070"/>
+            <w:tcMar>
+              <w:top w:type="dxa" w:w="100"/>
+              <w:left w:type="dxa" w:w="200"/>
+              <w:bottom w:type="dxa" w:w="100"/>
+              <w:right w:type="dxa" w:w="120"/>
+            </w:tcMar>
+          </w:tcPr>
+          <w:p>
+            <w:pPr>
+              <w:spacing w:after="80"/>
+            </w:pPr>
+            <w:r>
+              <w:rPr>
+                <w:b/>
+                <w:bCs/>
+                <w:color w:val="1F3A5F"/>
+                <w:spacing w:val="24"/>
+                <w:sz w:val="17"/>
+                <w:szCs w:val="17"/>
+              </w:rPr>
+              <w:t xml:space="preserve">NEW WORDS</w:t>
+            </w:r>
+          </w:p>
+          <w:p>
+            <w:pPr>
+              <w:spacing w:after="60" w:line="280"/>
+            </w:pPr>
+            <w:r>
+              <w:rPr>
+                <w:sz w:val="21"/>
+                <w:szCs w:val="21"/>
+              </w:rPr>
+              <w:t xml:space="preserve">practise — to do something again and again so it becomes easy</w:t>
+            </w:r>
+          </w:p>
+          <w:p>
+            <w:pPr>
+              <w:spacing w:after="60" w:line="280"/>
+            </w:pPr>
+            <w:r>
+              <w:rPr>
+                <w:sz w:val="21"/>
+                <w:szCs w:val="21"/>
+              </w:rPr>
+              <w:t xml:space="preserve">build — to make a word by putting letter cards together</w:t>
+            </w:r>
           </w:p>
         </w:tc>
       </w:tr>
@@ -10156,6 +12472,399 @@
         <w:rPr>
           <w:b/>
           <w:bCs/>
+          <w:color w:val="FFFFFF"/>
+          <w:spacing w:val="30"/>
+          <w:sz w:val="16"/>
+          <w:szCs w:val="16"/>
+          <w:shd w:fill="7A3B69" w:val="clear"/>
+        </w:rPr>
+        <w:t xml:space="preserve">  LEARN IT  </w:t>
+      </w:r>
+      <w:r>
+        <w:rPr>
+          <w:b/>
+          <w:bCs/>
+          <w:color w:val="7A3B69"/>
+          <w:spacing w:val="30"/>
+          <w:sz w:val="16"/>
+          <w:szCs w:val="16"/>
+        </w:rPr>
+        <w:t xml:space="preserve">   WORDS ABOUT ME</w:t>
+      </w:r>
+    </w:p>
+    <w:p>
+      <w:pPr>
+        <w:pStyle w:val="Heading2"/>
+        <w:keepNext/>
+        <w:spacing w:after="180" w:before="160"/>
+      </w:pPr>
+      <w:r>
+        <w:rPr>
+          <w:b/>
+          <w:bCs/>
+          <w:color w:val="1F3A5F"/>
+          <w:sz w:val="38"/>
+          <w:szCs w:val="38"/>
+        </w:rPr>
+        <w:t xml:space="preserve">How to collect the words you need</w:t>
+      </w:r>
+    </w:p>
+    <w:p>
+      <w:pPr>
+        <w:spacing w:after="140" w:before="0" w:line="300"/>
+      </w:pPr>
+      <w:r>
+        <w:rPr>
+          <w:sz w:val="22"/>
+          <w:szCs w:val="22"/>
+        </w:rPr>
+        <w:t xml:space="preserve">You are going to build your own collection of English words. Not words someone chose for you — words you want.</w:t>
+      </w:r>
+    </w:p>
+    <w:p>
+      <w:pPr>
+        <w:pStyle w:val="Heading3"/>
+        <w:keepNext/>
+        <w:spacing w:after="80" w:before="220"/>
+      </w:pPr>
+      <w:r>
+        <w:rPr>
+          <w:b/>
+          <w:bCs/>
+          <w:color w:val="1F3A5F"/>
+          <w:sz w:val="24"/>
+          <w:szCs w:val="24"/>
+        </w:rPr>
+        <w:t xml:space="preserve">Start from what you want to say</w:t>
+      </w:r>
+    </w:p>
+    <w:p>
+      <w:pPr>
+        <w:spacing w:after="140" w:before="0" w:line="300"/>
+      </w:pPr>
+      <w:r>
+        <w:rPr>
+          <w:sz w:val="22"/>
+          <w:szCs w:val="22"/>
+        </w:rPr>
+        <w:t xml:space="preserve">Think of something you want to be able to tell someone about yourself. Your family. Something you like. Something you can do. A place. A colour.</w:t>
+      </w:r>
+    </w:p>
+    <w:p>
+      <w:pPr>
+        <w:spacing w:after="140" w:before="0" w:line="300"/>
+      </w:pPr>
+      <w:r>
+        <w:rPr>
+          <w:sz w:val="22"/>
+          <w:szCs w:val="22"/>
+        </w:rPr>
+        <w:t xml:space="preserve">Then ask for that word. Your facilitator will give it to you.</w:t>
+      </w:r>
+    </w:p>
+    <w:p>
+      <w:pPr>
+        <w:spacing w:after="140" w:before="0" w:line="300"/>
+      </w:pPr>
+      <w:r>
+        <w:rPr>
+          <w:sz w:val="22"/>
+          <w:szCs w:val="22"/>
+        </w:rPr>
+        <w:t xml:space="preserve">A word you asked for is a word you will remember. A word from a list is not.</w:t>
+      </w:r>
+    </w:p>
+    <w:p>
+      <w:pPr>
+        <w:pStyle w:val="Heading3"/>
+        <w:keepNext/>
+        <w:spacing w:after="80" w:before="220"/>
+      </w:pPr>
+      <w:r>
+        <w:rPr>
+          <w:b/>
+          <w:bCs/>
+          <w:color w:val="1F3A5F"/>
+          <w:sz w:val="24"/>
+          <w:szCs w:val="24"/>
+        </w:rPr>
+        <w:t xml:space="preserve">Three things for each word</w:t>
+      </w:r>
+    </w:p>
+    <w:p>
+      <w:pPr>
+        <w:spacing w:after="140" w:before="0" w:line="300"/>
+      </w:pPr>
+      <w:r>
+        <w:rPr>
+          <w:sz w:val="22"/>
+          <w:szCs w:val="22"/>
+        </w:rPr>
+        <w:t xml:space="preserve">In each box, put:</w:t>
+      </w:r>
+    </w:p>
+    <w:p>
+      <w:pPr>
+        <w:spacing w:after="140" w:before="0" w:line="300"/>
+      </w:pPr>
+      <w:r>
+        <w:rPr>
+          <w:sz w:val="22"/>
+          <w:szCs w:val="22"/>
+        </w:rPr>
+        <w:t xml:space="preserve">1. A drawing of the thing. 2. The English word. 3. The word in your own language, if you want it.</w:t>
+      </w:r>
+    </w:p>
+    <w:p>
+      <w:pPr>
+        <w:pStyle w:val="Heading3"/>
+        <w:keepNext/>
+        <w:spacing w:after="80" w:before="220"/>
+      </w:pPr>
+      <w:r>
+        <w:rPr>
+          <w:b/>
+          <w:bCs/>
+          <w:color w:val="1F3A5F"/>
+          <w:sz w:val="24"/>
+          <w:szCs w:val="24"/>
+        </w:rPr>
+        <w:t xml:space="preserve">The drawing is the important part</w:t>
+      </w:r>
+    </w:p>
+    <w:p>
+      <w:pPr>
+        <w:spacing w:after="140" w:before="0" w:line="300"/>
+      </w:pPr>
+      <w:r>
+        <w:rPr>
+          <w:sz w:val="22"/>
+          <w:szCs w:val="22"/>
+        </w:rPr>
+        <w:t xml:space="preserve">This might seem backwards, but it is not.</w:t>
+      </w:r>
+    </w:p>
+    <w:p>
+      <w:pPr>
+        <w:spacing w:after="140" w:before="0" w:line="300"/>
+      </w:pPr>
+      <w:r>
+        <w:rPr>
+          <w:sz w:val="22"/>
+          <w:szCs w:val="22"/>
+        </w:rPr>
+        <w:t xml:space="preserve">Right now, if you write only the English word, you may not be able to read it next week. But you will always know what your own drawing means.</w:t>
+      </w:r>
+    </w:p>
+    <w:p>
+      <w:pPr>
+        <w:spacing w:after="140" w:before="0" w:line="300"/>
+      </w:pPr>
+      <w:r>
+        <w:rPr>
+          <w:sz w:val="22"/>
+          <w:szCs w:val="22"/>
+        </w:rPr>
+        <w:t xml:space="preserve">The drawing is how you find the word again. So take your time over it, and draw it your way.</w:t>
+      </w:r>
+    </w:p>
+    <w:p>
+      <w:pPr>
+        <w:pStyle w:val="Heading3"/>
+        <w:keepNext/>
+        <w:spacing w:after="80" w:before="220"/>
+      </w:pPr>
+      <w:r>
+        <w:rPr>
+          <w:b/>
+          <w:bCs/>
+          <w:color w:val="1F3A5F"/>
+          <w:sz w:val="24"/>
+          <w:szCs w:val="24"/>
+        </w:rPr>
+        <w:t xml:space="preserve">Your own language helps you</w:t>
+      </w:r>
+    </w:p>
+    <w:p>
+      <w:pPr>
+        <w:spacing w:after="140" w:before="0" w:line="300"/>
+      </w:pPr>
+      <w:r>
+        <w:rPr>
+          <w:sz w:val="22"/>
+          <w:szCs w:val="22"/>
+        </w:rPr>
+        <w:t xml:space="preserve">Writing the word you already know next to the new one builds a bridge between them. That is not cheating and it is not a sign you are behind. It is how everyone who speaks more than one language actually learns.</w:t>
+      </w:r>
+    </w:p>
+    <w:p>
+      <w:pPr>
+        <w:pStyle w:val="Heading3"/>
+        <w:keepNext/>
+        <w:spacing w:after="80" w:before="220"/>
+      </w:pPr>
+      <w:r>
+        <w:rPr>
+          <w:b/>
+          <w:bCs/>
+          <w:color w:val="1F3A5F"/>
+          <w:sz w:val="24"/>
+          <w:szCs w:val="24"/>
+        </w:rPr>
+        <w:t xml:space="preserve">You choose what to show</w:t>
+      </w:r>
+    </w:p>
+    <w:p>
+      <w:pPr>
+        <w:spacing w:after="140" w:before="0" w:line="300"/>
+      </w:pPr>
+      <w:r>
+        <w:rPr>
+          <w:sz w:val="22"/>
+          <w:szCs w:val="22"/>
+        </w:rPr>
+        <w:t xml:space="preserve">Some of these words are about family and home. You choose which ones to put down.</w:t>
+      </w:r>
+    </w:p>
+    <w:p>
+      <w:pPr>
+        <w:spacing w:after="140" w:before="0" w:line="300"/>
+      </w:pPr>
+      <w:r>
+        <w:rPr>
+          <w:sz w:val="22"/>
+          <w:szCs w:val="22"/>
+        </w:rPr>
+        <w:t xml:space="preserve">If you would rather draw a bird, a colour, or a food you like, that is a full answer. Nobody will ask you why.</w:t>
+      </w:r>
+    </w:p>
+    <w:p>
+      <w:pPr>
+        <w:pStyle w:val="Heading3"/>
+        <w:keepNext/>
+        <w:spacing w:after="80" w:before="220"/>
+      </w:pPr>
+      <w:r>
+        <w:rPr>
+          <w:b/>
+          <w:bCs/>
+          <w:color w:val="1F3A5F"/>
+          <w:sz w:val="24"/>
+          <w:szCs w:val="24"/>
+        </w:rPr>
+        <w:t xml:space="preserve">It keeps growing</w:t>
+      </w:r>
+    </w:p>
+    <w:p>
+      <w:pPr>
+        <w:spacing w:after="140" w:before="0" w:line="300"/>
+      </w:pPr>
+      <w:r>
+        <w:rPr>
+          <w:sz w:val="22"/>
+          <w:szCs w:val="22"/>
+        </w:rPr>
+        <w:t xml:space="preserve">This page is not finished today. Add to it whenever you meet a word you want — in this class, in the research sessions, with your mentor, anywhere.</w:t>
+      </w:r>
+    </w:p>
+    <w:p>
+      <w:pPr>
+        <w:spacing w:after="140" w:before="0" w:line="300"/>
+      </w:pPr>
+      <w:r>
+        <w:rPr>
+          <w:sz w:val="22"/>
+          <w:szCs w:val="22"/>
+        </w:rPr>
+        <w:t xml:space="preserve">By the end of the course it should be much longer than it is now. That growing list is your English.</w:t>
+      </w:r>
+    </w:p>
+    <w:tbl>
+      <w:tblPr>
+        <w:tblW w:type="pct" w:w="100%"/>
+        <w:tblBorders>
+          <w:top w:val="none"/>
+          <w:left w:val="single" w:color="1F3A5F" w:sz="18"/>
+          <w:bottom w:val="none"/>
+          <w:right w:val="none"/>
+          <w:insideH w:val="none"/>
+          <w:insideV w:val="none"/>
+        </w:tblBorders>
+      </w:tblPr>
+      <w:tblGrid>
+        <w:gridCol w:w="9070"/>
+      </w:tblGrid>
+      <w:tr>
+        <w:tc>
+          <w:tcPr>
+            <w:tcW w:type="dxa" w:w="9070"/>
+            <w:tcMar>
+              <w:top w:type="dxa" w:w="100"/>
+              <w:left w:type="dxa" w:w="200"/>
+              <w:bottom w:type="dxa" w:w="100"/>
+              <w:right w:type="dxa" w:w="120"/>
+            </w:tcMar>
+          </w:tcPr>
+          <w:p>
+            <w:pPr>
+              <w:spacing w:after="80"/>
+            </w:pPr>
+            <w:r>
+              <w:rPr>
+                <w:b/>
+                <w:bCs/>
+                <w:color w:val="1F3A5F"/>
+                <w:spacing w:val="24"/>
+                <w:sz w:val="17"/>
+                <w:szCs w:val="17"/>
+              </w:rPr>
+              <w:t xml:space="preserve">NEW WORDS</w:t>
+            </w:r>
+          </w:p>
+          <w:p>
+            <w:pPr>
+              <w:spacing w:after="60" w:line="280"/>
+            </w:pPr>
+            <w:r>
+              <w:rPr>
+                <w:sz w:val="21"/>
+                <w:szCs w:val="21"/>
+              </w:rPr>
+              <w:t xml:space="preserve">word collection — your own page of words, that you chose and drew</w:t>
+            </w:r>
+          </w:p>
+          <w:p>
+            <w:pPr>
+              <w:spacing w:after="60" w:line="280"/>
+            </w:pPr>
+            <w:r>
+              <w:rPr>
+                <w:sz w:val="21"/>
+                <w:szCs w:val="21"/>
+              </w:rPr>
+              <w:t xml:space="preserve">translate — to say the same thing in another language</w:t>
+            </w:r>
+          </w:p>
+        </w:tc>
+      </w:tr>
+    </w:tbl>
+    <w:p>
+      <w:r>
+        <w:br w:type="page"/>
+      </w:r>
+    </w:p>
+    <w:p>
+      <w:pPr>
+        <w:keepNext/>
+        <w:pBdr>
+          <w:bottom w:val="single" w:color="B9B3A6" w:sz="4"/>
+        </w:pBdr>
+        <w:spacing w:after="60"/>
+      </w:pPr>
+      <w:r>
+        <w:rPr>
+          <w:b/>
+          <w:bCs/>
           <w:color w:val="7A3B69"/>
           <w:spacing w:val="30"/>
           <w:sz w:val="16"/>
@@ -11022,6 +13731,370 @@
         <w:rPr>
           <w:b/>
           <w:bCs/>
+          <w:color w:val="FFFFFF"/>
+          <w:spacing w:val="30"/>
+          <w:sz w:val="16"/>
+          <w:szCs w:val="16"/>
+          <w:shd w:fill="7A3B69" w:val="clear"/>
+        </w:rPr>
+        <w:t xml:space="preserve">  LEARN IT  </w:t>
+      </w:r>
+      <w:r>
+        <w:rPr>
+          <w:b/>
+          <w:bCs/>
+          <w:color w:val="7A3B69"/>
+          <w:spacing w:val="30"/>
+          <w:sz w:val="16"/>
+          <w:szCs w:val="16"/>
+        </w:rPr>
+        <w:t xml:space="preserve">   WRITING MY NAME</w:t>
+      </w:r>
+    </w:p>
+    <w:p>
+      <w:pPr>
+        <w:pStyle w:val="Heading2"/>
+        <w:keepNext/>
+        <w:spacing w:after="180" w:before="160"/>
+      </w:pPr>
+      <w:r>
+        <w:rPr>
+          <w:b/>
+          <w:bCs/>
+          <w:color w:val="1F3A5F"/>
+          <w:sz w:val="38"/>
+          <w:szCs w:val="38"/>
+        </w:rPr>
+        <w:t xml:space="preserve">How to write your own name</w:t>
+      </w:r>
+    </w:p>
+    <w:p>
+      <w:pPr>
+        <w:spacing w:after="140" w:before="0" w:line="300"/>
+      </w:pPr>
+      <w:r>
+        <w:rPr>
+          <w:sz w:val="22"/>
+          <w:szCs w:val="22"/>
+        </w:rPr>
+        <w:t xml:space="preserve">Your name is the first thing you will write in English. It is worth taking your time over.</w:t>
+      </w:r>
+    </w:p>
+    <w:p>
+      <w:pPr>
+        <w:pStyle w:val="Heading3"/>
+        <w:keepNext/>
+        <w:spacing w:after="80" w:before="220"/>
+      </w:pPr>
+      <w:r>
+        <w:rPr>
+          <w:b/>
+          <w:bCs/>
+          <w:color w:val="1F3A5F"/>
+          <w:sz w:val="24"/>
+          <w:szCs w:val="24"/>
+        </w:rPr>
+        <w:t xml:space="preserve">Big first, small later</w:t>
+      </w:r>
+    </w:p>
+    <w:p>
+      <w:pPr>
+        <w:spacing w:after="140" w:before="0" w:line="300"/>
+      </w:pPr>
+      <w:r>
+        <w:rPr>
+          <w:sz w:val="22"/>
+          <w:szCs w:val="22"/>
+        </w:rPr>
+        <w:t xml:space="preserve">Do not start with a pencil and a small line. Start big.</w:t>
+      </w:r>
+    </w:p>
+    <w:p>
+      <w:pPr>
+        <w:spacing w:after="140" w:before="0" w:line="300"/>
+      </w:pPr>
+      <w:r>
+        <w:rPr>
+          <w:sz w:val="22"/>
+          <w:szCs w:val="22"/>
+        </w:rPr>
+        <w:t xml:space="preserve">1. Make the shape in the air, with your whole arm. 2. Make it on the ground, or in dust, with your finger. 3. Make it big on paper. 4. Then make it normal size.</w:t>
+      </w:r>
+    </w:p>
+    <w:p>
+      <w:pPr>
+        <w:spacing w:after="140" w:before="0" w:line="300"/>
+      </w:pPr>
+      <w:r>
+        <w:rPr>
+          <w:sz w:val="22"/>
+          <w:szCs w:val="22"/>
+        </w:rPr>
+        <w:t xml:space="preserve">Your hand is learning a new movement. Big movements are easier to learn, and the small ones come from them.</w:t>
+      </w:r>
+    </w:p>
+    <w:p>
+      <w:pPr>
+        <w:spacing w:after="140" w:before="0" w:line="300"/>
+      </w:pPr>
+      <w:r>
+        <w:rPr>
+          <w:sz w:val="22"/>
+          <w:szCs w:val="22"/>
+        </w:rPr>
+        <w:t xml:space="preserve">If your hand aches or the shapes come out wobbly, that is completely normal. It is your hand getting stronger, not your English being wrong.</w:t>
+      </w:r>
+    </w:p>
+    <w:p>
+      <w:pPr>
+        <w:pStyle w:val="Heading3"/>
+        <w:keepNext/>
+        <w:spacing w:after="80" w:before="220"/>
+      </w:pPr>
+      <w:r>
+        <w:rPr>
+          <w:b/>
+          <w:bCs/>
+          <w:color w:val="1F3A5F"/>
+          <w:sz w:val="24"/>
+          <w:szCs w:val="24"/>
+        </w:rPr>
+        <w:t xml:space="preserve">Three steps, in order</w:t>
+      </w:r>
+    </w:p>
+    <w:p>
+      <w:pPr>
+        <w:spacing w:after="140" w:before="0" w:line="300"/>
+      </w:pPr>
+      <w:r>
+        <w:rPr>
+          <w:sz w:val="22"/>
+          <w:szCs w:val="22"/>
+        </w:rPr>
+        <w:t xml:space="preserve">1. Trace — go over the name your facilitator wrote for you. 2. Copy — write it underneath, looking at theirs. 3. Write — write it without looking.</w:t>
+      </w:r>
+    </w:p>
+    <w:p>
+      <w:pPr>
+        <w:spacing w:after="140" w:before="0" w:line="300"/>
+      </w:pPr>
+      <w:r>
+        <w:rPr>
+          <w:sz w:val="22"/>
+          <w:szCs w:val="22"/>
+        </w:rPr>
+        <w:t xml:space="preserve">Each of those is a real achievement on its own. Do not rush from one to the next.</w:t>
+      </w:r>
+    </w:p>
+    <w:p>
+      <w:pPr>
+        <w:pStyle w:val="Heading3"/>
+        <w:keepNext/>
+        <w:spacing w:after="80" w:before="220"/>
+      </w:pPr>
+      <w:r>
+        <w:rPr>
+          <w:b/>
+          <w:bCs/>
+          <w:color w:val="1F3A5F"/>
+          <w:sz w:val="24"/>
+          <w:szCs w:val="24"/>
+        </w:rPr>
+        <w:t xml:space="preserve">Your name is spelled the way YOU say it is</w:t>
+      </w:r>
+    </w:p>
+    <w:p>
+      <w:pPr>
+        <w:spacing w:after="140" w:before="0" w:line="300"/>
+      </w:pPr>
+      <w:r>
+        <w:rPr>
+          <w:sz w:val="22"/>
+          <w:szCs w:val="22"/>
+        </w:rPr>
+        <w:t xml:space="preserve">Some names can be written more than one way in English letters. You may have seen your own name written differently in different places.</w:t>
+      </w:r>
+    </w:p>
+    <w:p>
+      <w:pPr>
+        <w:spacing w:after="140" w:before="0" w:line="300"/>
+      </w:pPr>
+      <w:r>
+        <w:rPr>
+          <w:sz w:val="22"/>
+          <w:szCs w:val="22"/>
+        </w:rPr>
+        <w:t xml:space="preserve">There is no wrong one. Choose the one you want. That is your name, and nobody will correct it.</w:t>
+      </w:r>
+    </w:p>
+    <w:p>
+      <w:pPr>
+        <w:pStyle w:val="Heading3"/>
+        <w:keepNext/>
+        <w:spacing w:after="80" w:before="220"/>
+      </w:pPr>
+      <w:r>
+        <w:rPr>
+          <w:b/>
+          <w:bCs/>
+          <w:color w:val="1F3A5F"/>
+          <w:sz w:val="24"/>
+          <w:szCs w:val="24"/>
+        </w:rPr>
+        <w:t xml:space="preserve">Take your time</w:t>
+      </w:r>
+    </w:p>
+    <w:p>
+      <w:pPr>
+        <w:spacing w:after="140" w:before="0" w:line="300"/>
+      </w:pPr>
+      <w:r>
+        <w:rPr>
+          <w:sz w:val="22"/>
+          <w:szCs w:val="22"/>
+        </w:rPr>
+        <w:t xml:space="preserve">Some people in this room have written their name many times. Some have never written anything at all.</w:t>
+      </w:r>
+    </w:p>
+    <w:p>
+      <w:pPr>
+        <w:spacing w:after="140" w:before="0" w:line="300"/>
+      </w:pPr>
+      <w:r>
+        <w:rPr>
+          <w:sz w:val="22"/>
+          <w:szCs w:val="22"/>
+        </w:rPr>
+        <w:t xml:space="preserve">Both are fine, and you are not behind. This is not a race, and there is no age at which it is too late.</w:t>
+      </w:r>
+    </w:p>
+    <w:p>
+      <w:pPr>
+        <w:pStyle w:val="Heading3"/>
+        <w:keepNext/>
+        <w:spacing w:after="80" w:before="220"/>
+      </w:pPr>
+      <w:r>
+        <w:rPr>
+          <w:b/>
+          <w:bCs/>
+          <w:color w:val="1F3A5F"/>
+          <w:sz w:val="24"/>
+          <w:szCs w:val="24"/>
+        </w:rPr>
+        <w:t xml:space="preserve">When you write it for the first time</w:t>
+      </w:r>
+    </w:p>
+    <w:p>
+      <w:pPr>
+        <w:spacing w:after="140" w:before="0" w:line="300"/>
+      </w:pPr>
+      <w:r>
+        <w:rPr>
+          <w:sz w:val="22"/>
+          <w:szCs w:val="22"/>
+        </w:rPr>
+        <w:t xml:space="preserve">Look at it. That is your name, and you wrote it.</w:t>
+      </w:r>
+    </w:p>
+    <w:p>
+      <w:pPr>
+        <w:spacing w:after="140" w:before="0" w:line="300"/>
+      </w:pPr>
+      <w:r>
+        <w:rPr>
+          <w:sz w:val="22"/>
+          <w:szCs w:val="22"/>
+        </w:rPr>
+        <w:t xml:space="preserve">That is worth stopping for.</w:t>
+      </w:r>
+    </w:p>
+    <w:tbl>
+      <w:tblPr>
+        <w:tblW w:type="pct" w:w="100%"/>
+        <w:tblBorders>
+          <w:top w:val="none"/>
+          <w:left w:val="single" w:color="1F3A5F" w:sz="18"/>
+          <w:bottom w:val="none"/>
+          <w:right w:val="none"/>
+          <w:insideH w:val="none"/>
+          <w:insideV w:val="none"/>
+        </w:tblBorders>
+      </w:tblPr>
+      <w:tblGrid>
+        <w:gridCol w:w="9070"/>
+      </w:tblGrid>
+      <w:tr>
+        <w:tc>
+          <w:tcPr>
+            <w:tcW w:type="dxa" w:w="9070"/>
+            <w:tcMar>
+              <w:top w:type="dxa" w:w="100"/>
+              <w:left w:type="dxa" w:w="200"/>
+              <w:bottom w:type="dxa" w:w="100"/>
+              <w:right w:type="dxa" w:w="120"/>
+            </w:tcMar>
+          </w:tcPr>
+          <w:p>
+            <w:pPr>
+              <w:spacing w:after="80"/>
+            </w:pPr>
+            <w:r>
+              <w:rPr>
+                <w:b/>
+                <w:bCs/>
+                <w:color w:val="1F3A5F"/>
+                <w:spacing w:val="24"/>
+                <w:sz w:val="17"/>
+                <w:szCs w:val="17"/>
+              </w:rPr>
+              <w:t xml:space="preserve">NEW WORDS</w:t>
+            </w:r>
+          </w:p>
+          <w:p>
+            <w:pPr>
+              <w:spacing w:after="60" w:line="280"/>
+            </w:pPr>
+            <w:r>
+              <w:rPr>
+                <w:sz w:val="21"/>
+                <w:szCs w:val="21"/>
+              </w:rPr>
+              <w:t xml:space="preserve">trace — to write over the top of writing that is already there</w:t>
+            </w:r>
+          </w:p>
+          <w:p>
+            <w:pPr>
+              <w:spacing w:after="60" w:line="280"/>
+            </w:pPr>
+            <w:r>
+              <w:rPr>
+                <w:sz w:val="21"/>
+                <w:szCs w:val="21"/>
+              </w:rPr>
+              <w:t xml:space="preserve">copy — to write it again underneath, looking at the first one</w:t>
+            </w:r>
+          </w:p>
+        </w:tc>
+      </w:tr>
+    </w:tbl>
+    <w:p>
+      <w:r>
+        <w:br w:type="page"/>
+      </w:r>
+    </w:p>
+    <w:p>
+      <w:pPr>
+        <w:keepNext/>
+        <w:pBdr>
+          <w:bottom w:val="single" w:color="B9B3A6" w:sz="4"/>
+        </w:pBdr>
+        <w:spacing w:after="60"/>
+      </w:pPr>
+      <w:r>
+        <w:rPr>
+          <w:b/>
+          <w:bCs/>
           <w:color w:val="7A3B69"/>
           <w:spacing w:val="30"/>
           <w:sz w:val="16"/>
@@ -11886,6 +14959,790 @@
         <w:rPr>
           <w:b/>
           <w:bCs/>
+          <w:color w:val="FFFFFF"/>
+          <w:spacing w:val="30"/>
+          <w:sz w:val="16"/>
+          <w:szCs w:val="16"/>
+          <w:shd w:fill="7A3B69" w:val="clear"/>
+        </w:rPr>
+        <w:t xml:space="preserve">  LEARN IT  </w:t>
+      </w:r>
+      <w:r>
+        <w:rPr>
+          <w:b/>
+          <w:bCs/>
+          <w:color w:val="7A3B69"/>
+          <w:spacing w:val="30"/>
+          <w:sz w:val="16"/>
+          <w:szCs w:val="16"/>
+        </w:rPr>
+        <w:t xml:space="preserve">   I AM, I AM FROM, I LIKE — YOUR FIRST SENTENCES</w:t>
+      </w:r>
+    </w:p>
+    <w:p>
+      <w:pPr>
+        <w:pStyle w:val="Heading2"/>
+        <w:keepNext/>
+        <w:spacing w:after="180" w:before="160"/>
+      </w:pPr>
+      <w:r>
+        <w:rPr>
+          <w:b/>
+          <w:bCs/>
+          <w:color w:val="1F3A5F"/>
+          <w:sz w:val="38"/>
+          <w:szCs w:val="38"/>
+        </w:rPr>
+        <w:t xml:space="preserve">How to say who you are</w:t>
+      </w:r>
+    </w:p>
+    <w:p>
+      <w:pPr>
+        <w:spacing w:after="140" w:before="0" w:line="300"/>
+      </w:pPr>
+      <w:r>
+        <w:rPr>
+          <w:sz w:val="22"/>
+          <w:szCs w:val="22"/>
+        </w:rPr>
+        <w:t xml:space="preserve">You have collected words. Now we put them into sentences — so you can tell someone who you are.</w:t>
+      </w:r>
+    </w:p>
+    <w:p>
+      <w:pPr>
+        <w:pStyle w:val="Heading3"/>
+        <w:keepNext/>
+        <w:spacing w:after="80" w:before="220"/>
+      </w:pPr>
+      <w:r>
+        <w:rPr>
+          <w:b/>
+          <w:bCs/>
+          <w:color w:val="1F3A5F"/>
+          <w:sz w:val="24"/>
+          <w:szCs w:val="24"/>
+        </w:rPr>
+        <w:t xml:space="preserve">Three sentences. That is all you need to begin.</w:t>
+      </w:r>
+    </w:p>
+    <w:p>
+      <w:pPr>
+        <w:pStyle w:val="ListParagraph"/>
+        <w:numPr>
+          <w:ilvl w:val="0"/>
+          <w:numId w:val="1"/>
+        </w:numPr>
+        <w:spacing w:after="80" w:line="300"/>
+      </w:pPr>
+      <w:r>
+        <w:rPr>
+          <w:sz w:val="22"/>
+          <w:szCs w:val="22"/>
+        </w:rPr>
+        <w:t xml:space="preserve">I am ______ .   (your name)</w:t>
+      </w:r>
+    </w:p>
+    <w:p>
+      <w:pPr>
+        <w:pStyle w:val="ListParagraph"/>
+        <w:numPr>
+          <w:ilvl w:val="0"/>
+          <w:numId w:val="1"/>
+        </w:numPr>
+        <w:spacing w:after="80" w:line="300"/>
+      </w:pPr>
+      <w:r>
+        <w:rPr>
+          <w:sz w:val="22"/>
+          <w:szCs w:val="22"/>
+        </w:rPr>
+        <w:t xml:space="preserve">I am from ______ .   (a place)</w:t>
+      </w:r>
+    </w:p>
+    <w:p>
+      <w:pPr>
+        <w:pStyle w:val="ListParagraph"/>
+        <w:numPr>
+          <w:ilvl w:val="0"/>
+          <w:numId w:val="1"/>
+        </w:numPr>
+        <w:spacing w:after="80" w:line="300"/>
+      </w:pPr>
+      <w:r>
+        <w:rPr>
+          <w:sz w:val="22"/>
+          <w:szCs w:val="22"/>
+        </w:rPr>
+        <w:t xml:space="preserve">I like ______ .   (something you like)</w:t>
+      </w:r>
+    </w:p>
+    <w:p>
+      <w:pPr>
+        <w:spacing w:after="140" w:before="0" w:line="300"/>
+      </w:pPr>
+      <w:r>
+        <w:rPr>
+          <w:sz w:val="22"/>
+          <w:szCs w:val="22"/>
+        </w:rPr>
+        <w:t xml:space="preserve">With those three, you can introduce yourself to anyone in the world who speaks English.</w:t>
+      </w:r>
+    </w:p>
+    <w:p>
+      <w:pPr>
+        <w:pStyle w:val="Heading3"/>
+        <w:keepNext/>
+        <w:spacing w:after="80" w:before="220"/>
+      </w:pPr>
+      <w:r>
+        <w:rPr>
+          <w:b/>
+          <w:bCs/>
+          <w:color w:val="1F3A5F"/>
+          <w:sz w:val="24"/>
+          <w:szCs w:val="24"/>
+        </w:rPr>
+        <w:t xml:space="preserve">Learn them as ONE piece</w:t>
+      </w:r>
+    </w:p>
+    <w:p>
+      <w:pPr>
+        <w:spacing w:after="140" w:before="0" w:line="300"/>
+      </w:pPr>
+      <w:r>
+        <w:rPr>
+          <w:sz w:val="22"/>
+          <w:szCs w:val="22"/>
+        </w:rPr>
+        <w:t xml:space="preserve">Do not try to understand why it is "I am" and not "I is". Not yet.</w:t>
+      </w:r>
+    </w:p>
+    <w:p>
+      <w:pPr>
+        <w:spacing w:after="140" w:before="0" w:line="300"/>
+      </w:pPr>
+      <w:r>
+        <w:rPr>
+          <w:sz w:val="22"/>
+          <w:szCs w:val="22"/>
+        </w:rPr>
+        <w:t xml:space="preserve">For now, take "I am" as one thing, like one word. Say it many, many times until it comes out without thinking. The reason comes later, and it will make sense then.</w:t>
+      </w:r>
+    </w:p>
+    <w:p>
+      <w:pPr>
+        <w:spacing w:after="140" w:before="0" w:line="300"/>
+      </w:pPr>
+      <w:r>
+        <w:rPr>
+          <w:sz w:val="22"/>
+          <w:szCs w:val="22"/>
+        </w:rPr>
+        <w:t xml:space="preserve">This is how everybody learns a language at the start. Chunks first, rules after.</w:t>
+      </w:r>
+    </w:p>
+    <w:p>
+      <w:pPr>
+        <w:pStyle w:val="Heading3"/>
+        <w:keepNext/>
+        <w:spacing w:after="80" w:before="220"/>
+      </w:pPr>
+      <w:r>
+        <w:rPr>
+          <w:b/>
+          <w:bCs/>
+          <w:color w:val="1F3A5F"/>
+          <w:sz w:val="24"/>
+          <w:szCs w:val="24"/>
+        </w:rPr>
+        <w:t xml:space="preserve">About "I am from"</w:t>
+      </w:r>
+    </w:p>
+    <w:p>
+      <w:pPr>
+        <w:spacing w:after="140" w:before="0" w:line="300"/>
+      </w:pPr>
+      <w:r>
+        <w:rPr>
+          <w:sz w:val="22"/>
+          <w:szCs w:val="22"/>
+        </w:rPr>
+        <w:t xml:space="preserve">You choose what to say here.</w:t>
+      </w:r>
+    </w:p>
+    <w:p>
+      <w:pPr>
+        <w:spacing w:after="140" w:before="0" w:line="300"/>
+      </w:pPr>
+      <w:r>
+        <w:rPr>
+          <w:sz w:val="22"/>
+          <w:szCs w:val="22"/>
+        </w:rPr>
+        <w:t xml:space="preserve">You can say the place you live now. You can say the place you are from. Both are right. It is your sentence and nobody will ask you why you chose one.</w:t>
+      </w:r>
+    </w:p>
+    <w:p>
+      <w:pPr>
+        <w:pStyle w:val="Heading3"/>
+        <w:keepNext/>
+        <w:spacing w:after="80" w:before="220"/>
+      </w:pPr>
+      <w:r>
+        <w:rPr>
+          <w:b/>
+          <w:bCs/>
+          <w:color w:val="1F3A5F"/>
+          <w:sz w:val="24"/>
+          <w:szCs w:val="24"/>
+        </w:rPr>
+        <w:t xml:space="preserve">Now for other people</w:t>
+      </w:r>
+    </w:p>
+    <w:p>
+      <w:pPr>
+        <w:pStyle w:val="ListParagraph"/>
+        <w:numPr>
+          <w:ilvl w:val="0"/>
+          <w:numId w:val="1"/>
+        </w:numPr>
+        <w:spacing w:after="80" w:line="300"/>
+      </w:pPr>
+      <w:r>
+        <w:rPr>
+          <w:sz w:val="22"/>
+          <w:szCs w:val="22"/>
+        </w:rPr>
+        <w:t xml:space="preserve">He is ______ .   (a boy, a man)</w:t>
+      </w:r>
+    </w:p>
+    <w:p>
+      <w:pPr>
+        <w:pStyle w:val="ListParagraph"/>
+        <w:numPr>
+          <w:ilvl w:val="0"/>
+          <w:numId w:val="1"/>
+        </w:numPr>
+        <w:spacing w:after="80" w:line="300"/>
+      </w:pPr>
+      <w:r>
+        <w:rPr>
+          <w:sz w:val="22"/>
+          <w:szCs w:val="22"/>
+        </w:rPr>
+        <w:t xml:space="preserve">She is ______ .   (a girl, a woman)</w:t>
+      </w:r>
+    </w:p>
+    <w:p>
+      <w:pPr>
+        <w:spacing w:after="140" w:before="0" w:line="300"/>
+      </w:pPr>
+      <w:r>
+        <w:rPr>
+          <w:sz w:val="22"/>
+          <w:szCs w:val="22"/>
+        </w:rPr>
+        <w:t xml:space="preserve">So you can introduce your friend:</w:t>
+      </w:r>
+    </w:p>
+    <w:p>
+      <w:pPr>
+        <w:spacing w:after="140" w:before="0" w:line="300"/>
+      </w:pPr>
+      <w:r>
+        <w:rPr>
+          <w:sz w:val="22"/>
+          <w:szCs w:val="22"/>
+        </w:rPr>
+        <w:t xml:space="preserve">"This is Amina. She is from camp four. She likes cooking."</w:t>
+      </w:r>
+    </w:p>
+    <w:p>
+      <w:pPr>
+        <w:spacing w:after="140" w:before="0" w:line="300"/>
+      </w:pPr>
+      <w:r>
+        <w:rPr>
+          <w:sz w:val="22"/>
+          <w:szCs w:val="22"/>
+        </w:rPr>
+        <w:t xml:space="preserve">Listen carefully when someone introduces you. Being introduced properly, and having your name said correctly, feels good — so do it well for other people.</w:t>
+      </w:r>
+    </w:p>
+    <w:p>
+      <w:pPr>
+        <w:pStyle w:val="Heading3"/>
+        <w:keepNext/>
+        <w:spacing w:after="80" w:before="220"/>
+      </w:pPr>
+      <w:r>
+        <w:rPr>
+          <w:b/>
+          <w:bCs/>
+          <w:color w:val="1F3A5F"/>
+          <w:sz w:val="24"/>
+          <w:szCs w:val="24"/>
+        </w:rPr>
+        <w:t xml:space="preserve">Say it out loud, a lot</w:t>
+      </w:r>
+    </w:p>
+    <w:p>
+      <w:pPr>
+        <w:spacing w:after="140" w:before="0" w:line="300"/>
+      </w:pPr>
+      <w:r>
+        <w:rPr>
+          <w:sz w:val="22"/>
+          <w:szCs w:val="22"/>
+        </w:rPr>
+        <w:t xml:space="preserve">You cannot learn this by looking at it. You learn it by saying it.</w:t>
+      </w:r>
+    </w:p>
+    <w:p>
+      <w:pPr>
+        <w:spacing w:after="140" w:before="0" w:line="300"/>
+      </w:pPr>
+      <w:r>
+        <w:rPr>
+          <w:sz w:val="22"/>
+          <w:szCs w:val="22"/>
+        </w:rPr>
+        <w:t xml:space="preserve">Say it with everyone together. Then say it to your partner. Then say it again to a different partner. Then say it at home tonight.</w:t>
+      </w:r>
+    </w:p>
+    <w:p>
+      <w:pPr>
+        <w:pStyle w:val="Heading3"/>
+        <w:keepNext/>
+        <w:spacing w:after="80" w:before="220"/>
+      </w:pPr>
+      <w:r>
+        <w:rPr>
+          <w:b/>
+          <w:bCs/>
+          <w:color w:val="1F3A5F"/>
+          <w:sz w:val="24"/>
+          <w:szCs w:val="24"/>
+        </w:rPr>
+        <w:t xml:space="preserve">It only has to be TRUE, not perfect</w:t>
+      </w:r>
+    </w:p>
+    <w:p>
+      <w:pPr>
+        <w:spacing w:after="140" w:before="0" w:line="300"/>
+      </w:pPr>
+      <w:r>
+        <w:rPr>
+          <w:sz w:val="22"/>
+          <w:szCs w:val="22"/>
+        </w:rPr>
+        <w:t xml:space="preserve">If someone understands you, you have succeeded. Perfect comes later, and it comes from using it — not from waiting until you are ready.</w:t>
+      </w:r>
+    </w:p>
+    <w:tbl>
+      <w:tblPr>
+        <w:tblW w:type="pct" w:w="100%"/>
+        <w:tblBorders>
+          <w:top w:val="none"/>
+          <w:left w:val="single" w:color="1F3A5F" w:sz="18"/>
+          <w:bottom w:val="none"/>
+          <w:right w:val="none"/>
+          <w:insideH w:val="none"/>
+          <w:insideV w:val="none"/>
+        </w:tblBorders>
+      </w:tblPr>
+      <w:tblGrid>
+        <w:gridCol w:w="9070"/>
+      </w:tblGrid>
+      <w:tr>
+        <w:tc>
+          <w:tcPr>
+            <w:tcW w:type="dxa" w:w="9070"/>
+            <w:tcMar>
+              <w:top w:type="dxa" w:w="100"/>
+              <w:left w:type="dxa" w:w="200"/>
+              <w:bottom w:type="dxa" w:w="100"/>
+              <w:right w:type="dxa" w:w="120"/>
+            </w:tcMar>
+          </w:tcPr>
+          <w:p>
+            <w:pPr>
+              <w:spacing w:after="80"/>
+            </w:pPr>
+            <w:r>
+              <w:rPr>
+                <w:b/>
+                <w:bCs/>
+                <w:color w:val="1F3A5F"/>
+                <w:spacing w:val="24"/>
+                <w:sz w:val="17"/>
+                <w:szCs w:val="17"/>
+              </w:rPr>
+              <w:t xml:space="preserve">NEW WORDS</w:t>
+            </w:r>
+          </w:p>
+          <w:p>
+            <w:pPr>
+              <w:spacing w:after="60" w:line="280"/>
+            </w:pPr>
+            <w:r>
+              <w:rPr>
+                <w:sz w:val="21"/>
+                <w:szCs w:val="21"/>
+              </w:rPr>
+              <w:t xml:space="preserve">I am — how you start a sentence about yourself</w:t>
+            </w:r>
+          </w:p>
+          <w:p>
+            <w:pPr>
+              <w:spacing w:after="60" w:line="280"/>
+            </w:pPr>
+            <w:r>
+              <w:rPr>
+                <w:sz w:val="21"/>
+                <w:szCs w:val="21"/>
+              </w:rPr>
+              <w:t xml:space="preserve">he is / she is — how you start a sentence about someone else</w:t>
+            </w:r>
+          </w:p>
+          <w:p>
+            <w:pPr>
+              <w:spacing w:after="60" w:line="280"/>
+            </w:pPr>
+            <w:r>
+              <w:rPr>
+                <w:sz w:val="21"/>
+                <w:szCs w:val="21"/>
+              </w:rPr>
+              <w:t xml:space="preserve">from — the word before a place</w:t>
+            </w:r>
+          </w:p>
+        </w:tc>
+      </w:tr>
+    </w:tbl>
+    <w:p>
+      <w:pPr>
+        <w:spacing w:after="60" w:before="200"/>
+      </w:pPr>
+      <w:r>
+        <w:rPr>
+          <w:b/>
+          <w:bCs/>
+          <w:color w:val="7A3B69"/>
+          <w:sz w:val="23"/>
+          <w:szCs w:val="23"/>
+        </w:rPr>
+        <w:t xml:space="preserve">Try it yourself</w:t>
+      </w:r>
+    </w:p>
+    <w:p>
+      <w:pPr>
+        <w:spacing w:after="140" w:before="0" w:line="300"/>
+      </w:pPr>
+      <w:r>
+        <w:rPr>
+          <w:sz w:val="24"/>
+          <w:szCs w:val="24"/>
+        </w:rPr>
+        <w:t xml:space="preserve">Choose the right word for each sentence. Circle it, then check at the back of the book.</w:t>
+      </w:r>
+    </w:p>
+    <w:p>
+      <w:pPr>
+        <w:spacing w:after="20" w:before="80" w:line="300"/>
+      </w:pPr>
+      <w:r>
+        <w:rPr>
+          <w:sz w:val="24"/>
+          <w:szCs w:val="24"/>
+        </w:rPr>
+        <w:t xml:space="preserve">1.   I ______ Fatima.</w:t>
+      </w:r>
+    </w:p>
+    <w:p>
+      <w:pPr>
+        <w:spacing w:after="60" w:line="280"/>
+        <w:ind w:left="340"/>
+      </w:pPr>
+      <w:r>
+        <w:rPr>
+          <w:color w:val="7A3B69"/>
+          <w:sz w:val="24"/>
+          <w:szCs w:val="24"/>
+        </w:rPr>
+        <w:t xml:space="preserve">○  </w:t>
+      </w:r>
+      <w:r>
+        <w:rPr>
+          <w:sz w:val="24"/>
+          <w:szCs w:val="24"/>
+        </w:rPr>
+        <w:t xml:space="preserve">am      </w:t>
+      </w:r>
+      <w:r>
+        <w:rPr>
+          <w:color w:val="7A3B69"/>
+          <w:sz w:val="24"/>
+          <w:szCs w:val="24"/>
+        </w:rPr>
+        <w:t xml:space="preserve">○  </w:t>
+      </w:r>
+      <w:r>
+        <w:rPr>
+          <w:sz w:val="24"/>
+          <w:szCs w:val="24"/>
+        </w:rPr>
+        <w:t xml:space="preserve">is      </w:t>
+      </w:r>
+      <w:r>
+        <w:rPr>
+          <w:color w:val="7A3B69"/>
+          <w:sz w:val="24"/>
+          <w:szCs w:val="24"/>
+        </w:rPr>
+        <w:t xml:space="preserve">○  </w:t>
+      </w:r>
+      <w:r>
+        <w:rPr>
+          <w:sz w:val="24"/>
+          <w:szCs w:val="24"/>
+        </w:rPr>
+        <w:t xml:space="preserve">are      </w:t>
+      </w:r>
+    </w:p>
+    <w:p>
+      <w:pPr>
+        <w:spacing w:after="20" w:before="80" w:line="300"/>
+      </w:pPr>
+      <w:r>
+        <w:rPr>
+          <w:sz w:val="24"/>
+          <w:szCs w:val="24"/>
+        </w:rPr>
+        <w:t xml:space="preserve">2.   She ______ my sister.</w:t>
+      </w:r>
+    </w:p>
+    <w:p>
+      <w:pPr>
+        <w:spacing w:after="60" w:line="280"/>
+        <w:ind w:left="340"/>
+      </w:pPr>
+      <w:r>
+        <w:rPr>
+          <w:color w:val="7A3B69"/>
+          <w:sz w:val="24"/>
+          <w:szCs w:val="24"/>
+        </w:rPr>
+        <w:t xml:space="preserve">○  </w:t>
+      </w:r>
+      <w:r>
+        <w:rPr>
+          <w:sz w:val="24"/>
+          <w:szCs w:val="24"/>
+        </w:rPr>
+        <w:t xml:space="preserve">am      </w:t>
+      </w:r>
+      <w:r>
+        <w:rPr>
+          <w:color w:val="7A3B69"/>
+          <w:sz w:val="24"/>
+          <w:szCs w:val="24"/>
+        </w:rPr>
+        <w:t xml:space="preserve">○  </w:t>
+      </w:r>
+      <w:r>
+        <w:rPr>
+          <w:sz w:val="24"/>
+          <w:szCs w:val="24"/>
+        </w:rPr>
+        <w:t xml:space="preserve">is      </w:t>
+      </w:r>
+      <w:r>
+        <w:rPr>
+          <w:color w:val="7A3B69"/>
+          <w:sz w:val="24"/>
+          <w:szCs w:val="24"/>
+        </w:rPr>
+        <w:t xml:space="preserve">○  </w:t>
+      </w:r>
+      <w:r>
+        <w:rPr>
+          <w:sz w:val="24"/>
+          <w:szCs w:val="24"/>
+        </w:rPr>
+        <w:t xml:space="preserve">are      </w:t>
+      </w:r>
+    </w:p>
+    <w:p>
+      <w:pPr>
+        <w:spacing w:after="20" w:before="80" w:line="300"/>
+      </w:pPr>
+      <w:r>
+        <w:rPr>
+          <w:sz w:val="24"/>
+          <w:szCs w:val="24"/>
+        </w:rPr>
+        <w:t xml:space="preserve">3.   We ______ from the same camp.</w:t>
+      </w:r>
+    </w:p>
+    <w:p>
+      <w:pPr>
+        <w:spacing w:after="60" w:line="280"/>
+        <w:ind w:left="340"/>
+      </w:pPr>
+      <w:r>
+        <w:rPr>
+          <w:color w:val="7A3B69"/>
+          <w:sz w:val="24"/>
+          <w:szCs w:val="24"/>
+        </w:rPr>
+        <w:t xml:space="preserve">○  </w:t>
+      </w:r>
+      <w:r>
+        <w:rPr>
+          <w:sz w:val="24"/>
+          <w:szCs w:val="24"/>
+        </w:rPr>
+        <w:t xml:space="preserve">am      </w:t>
+      </w:r>
+      <w:r>
+        <w:rPr>
+          <w:color w:val="7A3B69"/>
+          <w:sz w:val="24"/>
+          <w:szCs w:val="24"/>
+        </w:rPr>
+        <w:t xml:space="preserve">○  </w:t>
+      </w:r>
+      <w:r>
+        <w:rPr>
+          <w:sz w:val="24"/>
+          <w:szCs w:val="24"/>
+        </w:rPr>
+        <w:t xml:space="preserve">is      </w:t>
+      </w:r>
+      <w:r>
+        <w:rPr>
+          <w:color w:val="7A3B69"/>
+          <w:sz w:val="24"/>
+          <w:szCs w:val="24"/>
+        </w:rPr>
+        <w:t xml:space="preserve">○  </w:t>
+      </w:r>
+      <w:r>
+        <w:rPr>
+          <w:sz w:val="24"/>
+          <w:szCs w:val="24"/>
+        </w:rPr>
+        <w:t xml:space="preserve">are      </w:t>
+      </w:r>
+    </w:p>
+    <w:p>
+      <w:pPr>
+        <w:spacing w:after="20" w:before="80" w:line="300"/>
+      </w:pPr>
+      <w:r>
+        <w:rPr>
+          <w:sz w:val="24"/>
+          <w:szCs w:val="24"/>
+        </w:rPr>
+        <w:t xml:space="preserve">4.   He ______ from Myanmar.</w:t>
+      </w:r>
+    </w:p>
+    <w:p>
+      <w:pPr>
+        <w:spacing w:after="60" w:line="280"/>
+        <w:ind w:left="340"/>
+      </w:pPr>
+      <w:r>
+        <w:rPr>
+          <w:color w:val="7A3B69"/>
+          <w:sz w:val="24"/>
+          <w:szCs w:val="24"/>
+        </w:rPr>
+        <w:t xml:space="preserve">○  </w:t>
+      </w:r>
+      <w:r>
+        <w:rPr>
+          <w:sz w:val="24"/>
+          <w:szCs w:val="24"/>
+        </w:rPr>
+        <w:t xml:space="preserve">am      </w:t>
+      </w:r>
+      <w:r>
+        <w:rPr>
+          <w:color w:val="7A3B69"/>
+          <w:sz w:val="24"/>
+          <w:szCs w:val="24"/>
+        </w:rPr>
+        <w:t xml:space="preserve">○  </w:t>
+      </w:r>
+      <w:r>
+        <w:rPr>
+          <w:sz w:val="24"/>
+          <w:szCs w:val="24"/>
+        </w:rPr>
+        <w:t xml:space="preserve">is      </w:t>
+      </w:r>
+      <w:r>
+        <w:rPr>
+          <w:color w:val="7A3B69"/>
+          <w:sz w:val="24"/>
+          <w:szCs w:val="24"/>
+        </w:rPr>
+        <w:t xml:space="preserve">○  </w:t>
+      </w:r>
+      <w:r>
+        <w:rPr>
+          <w:sz w:val="24"/>
+          <w:szCs w:val="24"/>
+        </w:rPr>
+        <w:t xml:space="preserve">are      </w:t>
+      </w:r>
+    </w:p>
+    <w:p>
+      <w:pPr>
+        <w:spacing w:after="140" w:before="60" w:line="300"/>
+      </w:pPr>
+      <w:r>
+        <w:rPr>
+          <w:sz w:val="24"/>
+          <w:szCs w:val="24"/>
+        </w:rPr>
+        <w:t xml:space="preserve">Now say your own three sentences out loud. Then say two about a person next to you, using he or she.</w:t>
+      </w:r>
+    </w:p>
+    <w:p>
+      <w:pPr>
+        <w:spacing w:after="140" w:before="80" w:line="300"/>
+      </w:pPr>
+      <w:r>
+        <w:rPr>
+          <w:b/>
+          <w:bCs/>
+          <w:color w:val="5A6473"/>
+          <w:sz w:val="20"/>
+          <w:szCs w:val="20"/>
+        </w:rPr>
+        <w:t xml:space="preserve">The answers are at the back of your book. Try it first, then check.</w:t>
+      </w:r>
+    </w:p>
+    <w:p>
+      <w:r>
+        <w:br w:type="page"/>
+      </w:r>
+    </w:p>
+    <w:p>
+      <w:pPr>
+        <w:keepNext/>
+        <w:pBdr>
+          <w:bottom w:val="single" w:color="B9B3A6" w:sz="4"/>
+        </w:pBdr>
+        <w:spacing w:after="60"/>
+      </w:pPr>
+      <w:r>
+        <w:rPr>
+          <w:b/>
+          <w:bCs/>
           <w:color w:val="7A3B69"/>
           <w:spacing w:val="30"/>
           <w:sz w:val="16"/>
@@ -12864,6 +16721,752 @@
         </w:tc>
       </w:tr>
     </w:tbl>
+    <w:p>
+      <w:r>
+        <w:br w:type="page"/>
+      </w:r>
+    </w:p>
+    <w:p>
+      <w:pPr>
+        <w:keepNext/>
+        <w:pBdr>
+          <w:bottom w:val="single" w:color="B9B3A6" w:sz="4"/>
+        </w:pBdr>
+        <w:spacing w:after="60"/>
+      </w:pPr>
+      <w:r>
+        <w:rPr>
+          <w:b/>
+          <w:bCs/>
+          <w:color w:val="FFFFFF"/>
+          <w:spacing w:val="30"/>
+          <w:sz w:val="16"/>
+          <w:szCs w:val="16"/>
+          <w:shd w:fill="7A3B69" w:val="clear"/>
+        </w:rPr>
+        <w:t xml:space="preserve">  LEARN IT  </w:t>
+      </w:r>
+      <w:r>
+        <w:rPr>
+          <w:b/>
+          <w:bCs/>
+          <w:color w:val="7A3B69"/>
+          <w:spacing w:val="30"/>
+          <w:sz w:val="16"/>
+          <w:szCs w:val="16"/>
+        </w:rPr>
+        <w:t xml:space="preserve">   PRACTISING YOUR SENTENCES: AM, IS, ARE, AND WHO IS WHO</w:t>
+      </w:r>
+    </w:p>
+    <w:p>
+      <w:pPr>
+        <w:pStyle w:val="Heading2"/>
+        <w:keepNext/>
+        <w:spacing w:after="180" w:before="160"/>
+      </w:pPr>
+      <w:r>
+        <w:rPr>
+          <w:b/>
+          <w:bCs/>
+          <w:color w:val="1F3A5F"/>
+          <w:sz w:val="38"/>
+          <w:szCs w:val="38"/>
+        </w:rPr>
+        <w:t xml:space="preserve">How to build your own sentences</w:t>
+      </w:r>
+    </w:p>
+    <w:p>
+      <w:pPr>
+        <w:spacing w:after="140" w:before="0" w:line="300"/>
+      </w:pPr>
+      <w:r>
+        <w:rPr>
+          <w:sz w:val="22"/>
+          <w:szCs w:val="22"/>
+        </w:rPr>
+        <w:t xml:space="preserve">You know I am, he is, she is. Now here is the whole pattern, so you can make sentences nobody taught you.</w:t>
+      </w:r>
+    </w:p>
+    <w:p>
+      <w:pPr>
+        <w:pStyle w:val="Heading3"/>
+        <w:keepNext/>
+        <w:spacing w:after="80" w:before="220"/>
+      </w:pPr>
+      <w:r>
+        <w:rPr>
+          <w:b/>
+          <w:bCs/>
+          <w:color w:val="1F3A5F"/>
+          <w:sz w:val="24"/>
+          <w:szCs w:val="24"/>
+        </w:rPr>
+        <w:t xml:space="preserve">The whole rule. It is short.</w:t>
+      </w:r>
+    </w:p>
+    <w:p>
+      <w:pPr>
+        <w:pStyle w:val="ListParagraph"/>
+        <w:numPr>
+          <w:ilvl w:val="0"/>
+          <w:numId w:val="1"/>
+        </w:numPr>
+        <w:spacing w:after="80" w:line="300"/>
+      </w:pPr>
+      <w:r>
+        <w:rPr>
+          <w:sz w:val="22"/>
+          <w:szCs w:val="22"/>
+        </w:rPr>
+        <w:t xml:space="preserve">I → am</w:t>
+      </w:r>
+    </w:p>
+    <w:p>
+      <w:pPr>
+        <w:pStyle w:val="ListParagraph"/>
+        <w:numPr>
+          <w:ilvl w:val="0"/>
+          <w:numId w:val="1"/>
+        </w:numPr>
+        <w:spacing w:after="80" w:line="300"/>
+      </w:pPr>
+      <w:r>
+        <w:rPr>
+          <w:sz w:val="22"/>
+          <w:szCs w:val="22"/>
+        </w:rPr>
+        <w:t xml:space="preserve">he, she, it → is   (also one person, one thing)</w:t>
+      </w:r>
+    </w:p>
+    <w:p>
+      <w:pPr>
+        <w:pStyle w:val="ListParagraph"/>
+        <w:numPr>
+          <w:ilvl w:val="0"/>
+          <w:numId w:val="1"/>
+        </w:numPr>
+        <w:spacing w:after="80" w:line="300"/>
+      </w:pPr>
+      <w:r>
+        <w:rPr>
+          <w:sz w:val="22"/>
+          <w:szCs w:val="22"/>
+        </w:rPr>
+        <w:t xml:space="preserve">you, we, they → are   (also more than one)</w:t>
+      </w:r>
+    </w:p>
+    <w:p>
+      <w:pPr>
+        <w:spacing w:after="140" w:before="0" w:line="300"/>
+      </w:pPr>
+      <w:r>
+        <w:rPr>
+          <w:sz w:val="22"/>
+          <w:szCs w:val="22"/>
+        </w:rPr>
+        <w:t xml:space="preserve">That is the entire rule. There is no more of it.</w:t>
+      </w:r>
+    </w:p>
+    <w:p>
+      <w:pPr>
+        <w:pStyle w:val="Heading3"/>
+        <w:keepNext/>
+        <w:spacing w:after="80" w:before="220"/>
+      </w:pPr>
+      <w:r>
+        <w:rPr>
+          <w:b/>
+          <w:bCs/>
+          <w:color w:val="1F3A5F"/>
+          <w:sz w:val="24"/>
+          <w:szCs w:val="24"/>
+        </w:rPr>
+        <w:t xml:space="preserve">Say it, do not study it</w:t>
+      </w:r>
+    </w:p>
+    <w:p>
+      <w:pPr>
+        <w:spacing w:after="140" w:before="0" w:line="300"/>
+      </w:pPr>
+      <w:r>
+        <w:rPr>
+          <w:sz w:val="22"/>
+          <w:szCs w:val="22"/>
+        </w:rPr>
+        <w:t xml:space="preserve">Do not try to remember this as a list. Say the pairs out loud until they sound right:</w:t>
+      </w:r>
+    </w:p>
+    <w:p>
+      <w:pPr>
+        <w:spacing w:after="140" w:before="0" w:line="300"/>
+      </w:pPr>
+      <w:r>
+        <w:rPr>
+          <w:sz w:val="22"/>
+          <w:szCs w:val="22"/>
+        </w:rPr>
+        <w:t xml:space="preserve">I am. He is. She is. You are. We are. They are.</w:t>
+      </w:r>
+    </w:p>
+    <w:p>
+      <w:pPr>
+        <w:spacing w:after="140" w:before="0" w:line="300"/>
+      </w:pPr>
+      <w:r>
+        <w:rPr>
+          <w:sz w:val="22"/>
+          <w:szCs w:val="22"/>
+        </w:rPr>
+        <w:t xml:space="preserve">Again. And again.</w:t>
+      </w:r>
+    </w:p>
+    <w:p>
+      <w:pPr>
+        <w:spacing w:after="140" w:before="0" w:line="300"/>
+      </w:pPr>
+      <w:r>
+        <w:rPr>
+          <w:sz w:val="22"/>
+          <w:szCs w:val="22"/>
+        </w:rPr>
+        <w:t xml:space="preserve">Your ear will learn this faster than your head will. When "I is" starts to sound wrong to you, you have got it — and that feeling of wrongness is worth more than remembering any rule.</w:t>
+      </w:r>
+    </w:p>
+    <w:p>
+      <w:pPr>
+        <w:pStyle w:val="Heading3"/>
+        <w:keepNext/>
+        <w:spacing w:after="80" w:before="220"/>
+      </w:pPr>
+      <w:r>
+        <w:rPr>
+          <w:b/>
+          <w:bCs/>
+          <w:color w:val="1F3A5F"/>
+          <w:sz w:val="24"/>
+          <w:szCs w:val="24"/>
+        </w:rPr>
+        <w:t xml:space="preserve">Build sentences with the cards</w:t>
+      </w:r>
+    </w:p>
+    <w:p>
+      <w:pPr>
+        <w:spacing w:after="140" w:before="0" w:line="300"/>
+      </w:pPr>
+      <w:r>
+        <w:rPr>
+          <w:sz w:val="22"/>
+          <w:szCs w:val="22"/>
+        </w:rPr>
+        <w:t xml:space="preserve">Take a who card, then an am/is/are card, then one of your own words:</w:t>
+      </w:r>
+    </w:p>
+    <w:p>
+      <w:pPr>
+        <w:pStyle w:val="ListParagraph"/>
+        <w:numPr>
+          <w:ilvl w:val="0"/>
+          <w:numId w:val="1"/>
+        </w:numPr>
+        <w:spacing w:after="80" w:line="300"/>
+      </w:pPr>
+      <w:r>
+        <w:rPr>
+          <w:sz w:val="22"/>
+          <w:szCs w:val="22"/>
+        </w:rPr>
+        <w:t xml:space="preserve">I + am + *from camp four*</w:t>
+      </w:r>
+    </w:p>
+    <w:p>
+      <w:pPr>
+        <w:pStyle w:val="ListParagraph"/>
+        <w:numPr>
+          <w:ilvl w:val="0"/>
+          <w:numId w:val="1"/>
+        </w:numPr>
+        <w:spacing w:after="80" w:line="300"/>
+      </w:pPr>
+      <w:r>
+        <w:rPr>
+          <w:sz w:val="22"/>
+          <w:szCs w:val="22"/>
+        </w:rPr>
+        <w:t xml:space="preserve">She + is + *my sister*</w:t>
+      </w:r>
+    </w:p>
+    <w:p>
+      <w:pPr>
+        <w:pStyle w:val="ListParagraph"/>
+        <w:numPr>
+          <w:ilvl w:val="0"/>
+          <w:numId w:val="1"/>
+        </w:numPr>
+        <w:spacing w:after="80" w:line="300"/>
+      </w:pPr>
+      <w:r>
+        <w:rPr>
+          <w:sz w:val="22"/>
+          <w:szCs w:val="22"/>
+        </w:rPr>
+        <w:t xml:space="preserve">We + are + *learning English*</w:t>
+      </w:r>
+    </w:p>
+    <w:p>
+      <w:pPr>
+        <w:spacing w:after="140" w:before="0" w:line="300"/>
+      </w:pPr>
+      <w:r>
+        <w:rPr>
+          <w:sz w:val="22"/>
+          <w:szCs w:val="22"/>
+        </w:rPr>
+        <w:t xml:space="preserve">Move them with your hands. Swap one card and read the new sentence aloud. Then swap another.</w:t>
+      </w:r>
+    </w:p>
+    <w:p>
+      <w:pPr>
+        <w:pStyle w:val="Heading3"/>
+        <w:keepNext/>
+        <w:spacing w:after="80" w:before="220"/>
+      </w:pPr>
+      <w:r>
+        <w:rPr>
+          <w:b/>
+          <w:bCs/>
+          <w:color w:val="1F3A5F"/>
+          <w:sz w:val="24"/>
+          <w:szCs w:val="24"/>
+        </w:rPr>
+        <w:t xml:space="preserve">Now turn it into a question</w:t>
+      </w:r>
+    </w:p>
+    <w:p>
+      <w:pPr>
+        <w:spacing w:after="140" w:before="0" w:line="300"/>
+      </w:pPr>
+      <w:r>
+        <w:rPr>
+          <w:sz w:val="22"/>
+          <w:szCs w:val="22"/>
+        </w:rPr>
+        <w:t xml:space="preserve">This is the useful part. Move the first two cards around and you have a question:</w:t>
+      </w:r>
+    </w:p>
+    <w:p>
+      <w:pPr>
+        <w:pStyle w:val="ListParagraph"/>
+        <w:numPr>
+          <w:ilvl w:val="0"/>
+          <w:numId w:val="1"/>
+        </w:numPr>
+        <w:spacing w:after="80" w:line="300"/>
+      </w:pPr>
+      <w:r>
+        <w:rPr>
+          <w:sz w:val="22"/>
+          <w:szCs w:val="22"/>
+        </w:rPr>
+        <w:t xml:space="preserve">You are from camp four.  →  Are you from camp four?</w:t>
+      </w:r>
+    </w:p>
+    <w:p>
+      <w:pPr>
+        <w:pStyle w:val="ListParagraph"/>
+        <w:numPr>
+          <w:ilvl w:val="0"/>
+          <w:numId w:val="1"/>
+        </w:numPr>
+        <w:spacing w:after="80" w:line="300"/>
+      </w:pPr>
+      <w:r>
+        <w:rPr>
+          <w:sz w:val="22"/>
+          <w:szCs w:val="22"/>
+        </w:rPr>
+        <w:t xml:space="preserve">She is your sister.  →  Is she your sister?</w:t>
+      </w:r>
+    </w:p>
+    <w:p>
+      <w:pPr>
+        <w:spacing w:after="140" w:before="0" w:line="300"/>
+      </w:pPr>
+      <w:r>
+        <w:rPr>
+          <w:sz w:val="22"/>
+          <w:szCs w:val="22"/>
+        </w:rPr>
+        <w:t xml:space="preserve">That is it. Same words, different order.</w:t>
+      </w:r>
+    </w:p>
+    <w:p>
+      <w:pPr>
+        <w:spacing w:after="140" w:before="0" w:line="300"/>
+      </w:pPr>
+      <w:r>
+        <w:rPr>
+          <w:sz w:val="22"/>
+          <w:szCs w:val="22"/>
+        </w:rPr>
+        <w:t xml:space="preserve">Now you can ASK as well as answer — and that is what a conversation is.</w:t>
+      </w:r>
+    </w:p>
+    <w:p>
+      <w:pPr>
+        <w:pStyle w:val="Heading3"/>
+        <w:keepNext/>
+        <w:spacing w:after="80" w:before="220"/>
+      </w:pPr>
+      <w:r>
+        <w:rPr>
+          <w:b/>
+          <w:bCs/>
+          <w:color w:val="1F3A5F"/>
+          <w:sz w:val="24"/>
+          <w:szCs w:val="24"/>
+        </w:rPr>
+        <w:t xml:space="preserve">If you make a mistake</w:t>
+      </w:r>
+    </w:p>
+    <w:p>
+      <w:pPr>
+        <w:spacing w:after="140" w:before="0" w:line="300"/>
+      </w:pPr>
+      <w:r>
+        <w:rPr>
+          <w:sz w:val="22"/>
+          <w:szCs w:val="22"/>
+        </w:rPr>
+        <w:t xml:space="preserve">You will say "I is" sometimes. Everybody does at the start, and it means you are learning a pattern, not that you are failing.</w:t>
+      </w:r>
+    </w:p>
+    <w:p>
+      <w:pPr>
+        <w:spacing w:after="140" w:before="0" w:line="300"/>
+      </w:pPr>
+      <w:r>
+        <w:rPr>
+          <w:sz w:val="22"/>
+          <w:szCs w:val="22"/>
+        </w:rPr>
+        <w:t xml:space="preserve">Just say the right one after it and carry on. Do not stop and worry. People who worry about mistakes speak less, and people who speak less learn slower.</w:t>
+      </w:r>
+    </w:p>
+    <w:tbl>
+      <w:tblPr>
+        <w:tblW w:type="pct" w:w="100%"/>
+        <w:tblBorders>
+          <w:top w:val="none"/>
+          <w:left w:val="single" w:color="1F3A5F" w:sz="18"/>
+          <w:bottom w:val="none"/>
+          <w:right w:val="none"/>
+          <w:insideH w:val="none"/>
+          <w:insideV w:val="none"/>
+        </w:tblBorders>
+      </w:tblPr>
+      <w:tblGrid>
+        <w:gridCol w:w="9070"/>
+      </w:tblGrid>
+      <w:tr>
+        <w:tc>
+          <w:tcPr>
+            <w:tcW w:type="dxa" w:w="9070"/>
+            <w:tcMar>
+              <w:top w:type="dxa" w:w="100"/>
+              <w:left w:type="dxa" w:w="200"/>
+              <w:bottom w:type="dxa" w:w="100"/>
+              <w:right w:type="dxa" w:w="120"/>
+            </w:tcMar>
+          </w:tcPr>
+          <w:p>
+            <w:pPr>
+              <w:spacing w:after="80"/>
+            </w:pPr>
+            <w:r>
+              <w:rPr>
+                <w:b/>
+                <w:bCs/>
+                <w:color w:val="1F3A5F"/>
+                <w:spacing w:val="24"/>
+                <w:sz w:val="17"/>
+                <w:szCs w:val="17"/>
+              </w:rPr>
+              <w:t xml:space="preserve">NEW WORDS</w:t>
+            </w:r>
+          </w:p>
+          <w:p>
+            <w:pPr>
+              <w:spacing w:after="60" w:line="280"/>
+            </w:pPr>
+            <w:r>
+              <w:rPr>
+                <w:sz w:val="21"/>
+                <w:szCs w:val="21"/>
+              </w:rPr>
+              <w:t xml:space="preserve">am / is / are — the three words that join a person to what they are</w:t>
+            </w:r>
+          </w:p>
+          <w:p>
+            <w:pPr>
+              <w:spacing w:after="60" w:line="280"/>
+            </w:pPr>
+            <w:r>
+              <w:rPr>
+                <w:sz w:val="21"/>
+                <w:szCs w:val="21"/>
+              </w:rPr>
+              <w:t xml:space="preserve">question — what you make when you swap the first two words round</w:t>
+            </w:r>
+          </w:p>
+        </w:tc>
+      </w:tr>
+    </w:tbl>
+    <w:p>
+      <w:pPr>
+        <w:spacing w:after="60" w:before="200"/>
+      </w:pPr>
+      <w:r>
+        <w:rPr>
+          <w:b/>
+          <w:bCs/>
+          <w:color w:val="7A3B69"/>
+          <w:sz w:val="23"/>
+          <w:szCs w:val="23"/>
+        </w:rPr>
+        <w:t xml:space="preserve">Try it yourself</w:t>
+      </w:r>
+    </w:p>
+    <w:p>
+      <w:pPr>
+        <w:spacing w:after="140" w:before="0" w:line="300"/>
+      </w:pPr>
+      <w:r>
+        <w:rPr>
+          <w:sz w:val="24"/>
+          <w:szCs w:val="24"/>
+        </w:rPr>
+        <w:t xml:space="preserve">Is each sentence right, or does it need fixing? Circle your answer, then check at the back of the book.</w:t>
+      </w:r>
+    </w:p>
+    <w:p>
+      <w:pPr>
+        <w:spacing w:after="20" w:before="80" w:line="300"/>
+      </w:pPr>
+      <w:r>
+        <w:rPr>
+          <w:sz w:val="24"/>
+          <w:szCs w:val="24"/>
+        </w:rPr>
+        <w:t xml:space="preserve">1.   I is from Myanmar.</w:t>
+      </w:r>
+    </w:p>
+    <w:p>
+      <w:pPr>
+        <w:spacing w:after="60" w:line="280"/>
+        <w:ind w:left="340"/>
+      </w:pPr>
+      <w:r>
+        <w:rPr>
+          <w:color w:val="7A3B69"/>
+          <w:sz w:val="24"/>
+          <w:szCs w:val="24"/>
+        </w:rPr>
+        <w:t xml:space="preserve">○  </w:t>
+      </w:r>
+      <w:r>
+        <w:rPr>
+          <w:sz w:val="24"/>
+          <w:szCs w:val="24"/>
+        </w:rPr>
+        <w:t xml:space="preserve">right      </w:t>
+      </w:r>
+      <w:r>
+        <w:rPr>
+          <w:color w:val="7A3B69"/>
+          <w:sz w:val="24"/>
+          <w:szCs w:val="24"/>
+        </w:rPr>
+        <w:t xml:space="preserve">○  </w:t>
+      </w:r>
+      <w:r>
+        <w:rPr>
+          <w:sz w:val="24"/>
+          <w:szCs w:val="24"/>
+        </w:rPr>
+        <w:t xml:space="preserve">needs fixing      </w:t>
+      </w:r>
+    </w:p>
+    <w:p>
+      <w:pPr>
+        <w:spacing w:after="20" w:before="80" w:line="300"/>
+      </w:pPr>
+      <w:r>
+        <w:rPr>
+          <w:sz w:val="24"/>
+          <w:szCs w:val="24"/>
+        </w:rPr>
+        <w:t xml:space="preserve">2.   They are my friends.</w:t>
+      </w:r>
+    </w:p>
+    <w:p>
+      <w:pPr>
+        <w:spacing w:after="60" w:line="280"/>
+        <w:ind w:left="340"/>
+      </w:pPr>
+      <w:r>
+        <w:rPr>
+          <w:color w:val="7A3B69"/>
+          <w:sz w:val="24"/>
+          <w:szCs w:val="24"/>
+        </w:rPr>
+        <w:t xml:space="preserve">○  </w:t>
+      </w:r>
+      <w:r>
+        <w:rPr>
+          <w:sz w:val="24"/>
+          <w:szCs w:val="24"/>
+        </w:rPr>
+        <w:t xml:space="preserve">right      </w:t>
+      </w:r>
+      <w:r>
+        <w:rPr>
+          <w:color w:val="7A3B69"/>
+          <w:sz w:val="24"/>
+          <w:szCs w:val="24"/>
+        </w:rPr>
+        <w:t xml:space="preserve">○  </w:t>
+      </w:r>
+      <w:r>
+        <w:rPr>
+          <w:sz w:val="24"/>
+          <w:szCs w:val="24"/>
+        </w:rPr>
+        <w:t xml:space="preserve">needs fixing      </w:t>
+      </w:r>
+    </w:p>
+    <w:p>
+      <w:pPr>
+        <w:spacing w:after="20" w:before="80" w:line="300"/>
+      </w:pPr>
+      <w:r>
+        <w:rPr>
+          <w:sz w:val="24"/>
+          <w:szCs w:val="24"/>
+        </w:rPr>
+        <w:t xml:space="preserve">3.   Is she your teacher?</w:t>
+      </w:r>
+    </w:p>
+    <w:p>
+      <w:pPr>
+        <w:spacing w:after="60" w:line="280"/>
+        <w:ind w:left="340"/>
+      </w:pPr>
+      <w:r>
+        <w:rPr>
+          <w:color w:val="7A3B69"/>
+          <w:sz w:val="24"/>
+          <w:szCs w:val="24"/>
+        </w:rPr>
+        <w:t xml:space="preserve">○  </w:t>
+      </w:r>
+      <w:r>
+        <w:rPr>
+          <w:sz w:val="24"/>
+          <w:szCs w:val="24"/>
+        </w:rPr>
+        <w:t xml:space="preserve">right      </w:t>
+      </w:r>
+      <w:r>
+        <w:rPr>
+          <w:color w:val="7A3B69"/>
+          <w:sz w:val="24"/>
+          <w:szCs w:val="24"/>
+        </w:rPr>
+        <w:t xml:space="preserve">○  </w:t>
+      </w:r>
+      <w:r>
+        <w:rPr>
+          <w:sz w:val="24"/>
+          <w:szCs w:val="24"/>
+        </w:rPr>
+        <w:t xml:space="preserve">needs fixing      </w:t>
+      </w:r>
+    </w:p>
+    <w:p>
+      <w:pPr>
+        <w:spacing w:after="20" w:before="80" w:line="300"/>
+      </w:pPr>
+      <w:r>
+        <w:rPr>
+          <w:sz w:val="24"/>
+          <w:szCs w:val="24"/>
+        </w:rPr>
+        <w:t xml:space="preserve">4.   We is learning English.</w:t>
+      </w:r>
+    </w:p>
+    <w:p>
+      <w:pPr>
+        <w:spacing w:after="60" w:line="280"/>
+        <w:ind w:left="340"/>
+      </w:pPr>
+      <w:r>
+        <w:rPr>
+          <w:color w:val="7A3B69"/>
+          <w:sz w:val="24"/>
+          <w:szCs w:val="24"/>
+        </w:rPr>
+        <w:t xml:space="preserve">○  </w:t>
+      </w:r>
+      <w:r>
+        <w:rPr>
+          <w:sz w:val="24"/>
+          <w:szCs w:val="24"/>
+        </w:rPr>
+        <w:t xml:space="preserve">right      </w:t>
+      </w:r>
+      <w:r>
+        <w:rPr>
+          <w:color w:val="7A3B69"/>
+          <w:sz w:val="24"/>
+          <w:szCs w:val="24"/>
+        </w:rPr>
+        <w:t xml:space="preserve">○  </w:t>
+      </w:r>
+      <w:r>
+        <w:rPr>
+          <w:sz w:val="24"/>
+          <w:szCs w:val="24"/>
+        </w:rPr>
+        <w:t xml:space="preserve">needs fixing      </w:t>
+      </w:r>
+    </w:p>
+    <w:p>
+      <w:pPr>
+        <w:spacing w:after="140" w:before="60" w:line="300"/>
+      </w:pPr>
+      <w:r>
+        <w:rPr>
+          <w:sz w:val="24"/>
+          <w:szCs w:val="24"/>
+        </w:rPr>
+        <w:t xml:space="preserve">Now build three true sentences about yourself from the cards. Then turn one of them into a question and ask someone.</w:t>
+      </w:r>
+    </w:p>
+    <w:p>
+      <w:pPr>
+        <w:spacing w:after="140" w:before="80" w:line="300"/>
+      </w:pPr>
+      <w:r>
+        <w:rPr>
+          <w:b/>
+          <w:bCs/>
+          <w:color w:val="5A6473"/>
+          <w:sz w:val="20"/>
+          <w:szCs w:val="20"/>
+        </w:rPr>
+        <w:t xml:space="preserve">The answers are at the back of your book. Try it first, then check.</w:t>
+      </w:r>
+    </w:p>
     <w:p>
       <w:r>
         <w:br w:type="page"/>
@@ -13892,6 +18495,404 @@
         <w:rPr>
           <w:b/>
           <w:bCs/>
+          <w:color w:val="FFFFFF"/>
+          <w:spacing w:val="30"/>
+          <w:sz w:val="16"/>
+          <w:szCs w:val="16"/>
+          <w:shd w:fill="7A3B69" w:val="clear"/>
+        </w:rPr>
+        <w:t xml:space="preserve">  LEARN IT  </w:t>
+      </w:r>
+      <w:r>
+        <w:rPr>
+          <w:b/>
+          <w:bCs/>
+          <w:color w:val="7A3B69"/>
+          <w:spacing w:val="30"/>
+          <w:sz w:val="16"/>
+          <w:szCs w:val="16"/>
+        </w:rPr>
+        <w:t xml:space="preserve">   MEETING SOMEONE NEW</w:t>
+      </w:r>
+    </w:p>
+    <w:p>
+      <w:pPr>
+        <w:pStyle w:val="Heading2"/>
+        <w:keepNext/>
+        <w:spacing w:after="180" w:before="160"/>
+      </w:pPr>
+      <w:r>
+        <w:rPr>
+          <w:b/>
+          <w:bCs/>
+          <w:color w:val="1F3A5F"/>
+          <w:sz w:val="38"/>
+          <w:szCs w:val="38"/>
+        </w:rPr>
+        <w:t xml:space="preserve">How to meet someone in English</w:t>
+      </w:r>
+    </w:p>
+    <w:p>
+      <w:pPr>
+        <w:spacing w:after="140" w:before="0" w:line="300"/>
+      </w:pPr>
+      <w:r>
+        <w:rPr>
+          <w:sz w:val="22"/>
+          <w:szCs w:val="22"/>
+        </w:rPr>
+        <w:t xml:space="preserve">Saying sentences in this room is one thing. Saying them to a real person is another — and that is the one that matters.</w:t>
+      </w:r>
+    </w:p>
+    <w:p>
+      <w:pPr>
+        <w:pStyle w:val="Heading3"/>
+        <w:keepNext/>
+        <w:spacing w:after="80" w:before="220"/>
+      </w:pPr>
+      <w:r>
+        <w:rPr>
+          <w:b/>
+          <w:bCs/>
+          <w:color w:val="1F3A5F"/>
+          <w:sz w:val="24"/>
+          <w:szCs w:val="24"/>
+        </w:rPr>
+        <w:t xml:space="preserve">The shape of a meeting</w:t>
+      </w:r>
+    </w:p>
+    <w:p>
+      <w:pPr>
+        <w:spacing w:after="140" w:before="0" w:line="300"/>
+      </w:pPr>
+      <w:r>
+        <w:rPr>
+          <w:sz w:val="22"/>
+          <w:szCs w:val="22"/>
+        </w:rPr>
+        <w:t xml:space="preserve">Every meeting has the same six steps. Learn the shape, and you never have to wonder what comes next.</w:t>
+      </w:r>
+    </w:p>
+    <w:p>
+      <w:pPr>
+        <w:spacing w:after="140" w:before="0" w:line="300"/>
+      </w:pPr>
+      <w:r>
+        <w:rPr>
+          <w:sz w:val="22"/>
+          <w:szCs w:val="22"/>
+        </w:rPr>
+        <w:t xml:space="preserve">1. Greet.   "Hello." 2. Say your name.   "My name is ______ ." 3. Ask theirs.   "What is your name?" 4. Say one thing.   "I am from ______ ." or "I like ______ ." 5. Thank them.   "Thank you." 6. Say goodbye.   "Goodbye."</w:t>
+      </w:r>
+    </w:p>
+    <w:p>
+      <w:pPr>
+        <w:spacing w:after="140" w:before="0" w:line="300"/>
+      </w:pPr>
+      <w:r>
+        <w:rPr>
+          <w:sz w:val="22"/>
+          <w:szCs w:val="22"/>
+        </w:rPr>
+        <w:t xml:space="preserve">That is a complete conversation in English. You already know every word in it.</w:t>
+      </w:r>
+    </w:p>
+    <w:p>
+      <w:pPr>
+        <w:pStyle w:val="Heading3"/>
+        <w:keepNext/>
+        <w:spacing w:after="80" w:before="220"/>
+      </w:pPr>
+      <w:r>
+        <w:rPr>
+          <w:b/>
+          <w:bCs/>
+          <w:color w:val="1F3A5F"/>
+          <w:sz w:val="24"/>
+          <w:szCs w:val="24"/>
+        </w:rPr>
+        <w:t xml:space="preserve">Introducing someone else</w:t>
+      </w:r>
+    </w:p>
+    <w:p>
+      <w:pPr>
+        <w:pStyle w:val="ListParagraph"/>
+        <w:numPr>
+          <w:ilvl w:val="0"/>
+          <w:numId w:val="1"/>
+        </w:numPr>
+        <w:spacing w:after="80" w:line="300"/>
+      </w:pPr>
+      <w:r>
+        <w:rPr>
+          <w:sz w:val="22"/>
+          <w:szCs w:val="22"/>
+        </w:rPr>
+        <w:t xml:space="preserve">"This is my friend. This is ______ ."</w:t>
+      </w:r>
+    </w:p>
+    <w:p>
+      <w:pPr>
+        <w:pStyle w:val="ListParagraph"/>
+        <w:numPr>
+          <w:ilvl w:val="0"/>
+          <w:numId w:val="1"/>
+        </w:numPr>
+        <w:spacing w:after="80" w:line="300"/>
+      </w:pPr>
+      <w:r>
+        <w:rPr>
+          <w:sz w:val="22"/>
+          <w:szCs w:val="22"/>
+        </w:rPr>
+        <w:t xml:space="preserve">"He is from ______ ."   /   "She likes ______ ."</w:t>
+      </w:r>
+    </w:p>
+    <w:p>
+      <w:pPr>
+        <w:spacing w:after="140" w:before="0" w:line="300"/>
+      </w:pPr>
+      <w:r>
+        <w:rPr>
+          <w:sz w:val="22"/>
+          <w:szCs w:val="22"/>
+        </w:rPr>
+        <w:t xml:space="preserve">To do that, you have to LISTEN to your friend first. That is part of it.</w:t>
+      </w:r>
+    </w:p>
+    <w:p>
+      <w:pPr>
+        <w:pStyle w:val="Heading3"/>
+        <w:keepNext/>
+        <w:spacing w:after="80" w:before="220"/>
+      </w:pPr>
+      <w:r>
+        <w:rPr>
+          <w:b/>
+          <w:bCs/>
+          <w:color w:val="1F3A5F"/>
+          <w:sz w:val="24"/>
+          <w:szCs w:val="24"/>
+        </w:rPr>
+        <w:t xml:space="preserve">Practise until it is boring</w:t>
+      </w:r>
+    </w:p>
+    <w:p>
+      <w:pPr>
+        <w:spacing w:after="140" w:before="0" w:line="300"/>
+      </w:pPr>
+      <w:r>
+        <w:rPr>
+          <w:sz w:val="22"/>
+          <w:szCs w:val="22"/>
+        </w:rPr>
+        <w:t xml:space="preserve">Do the whole thing with one partner. Then a different partner. Then another.</w:t>
+      </w:r>
+    </w:p>
+    <w:p>
+      <w:pPr>
+        <w:spacing w:after="140" w:before="0" w:line="300"/>
+      </w:pPr>
+      <w:r>
+        <w:rPr>
+          <w:sz w:val="22"/>
+          <w:szCs w:val="22"/>
+        </w:rPr>
+        <w:t xml:space="preserve">By the fourth time it stops being frightening and starts being automatic. That is exactly what we want — because when you meet someone for real, you want the words to come without thinking.</w:t>
+      </w:r>
+    </w:p>
+    <w:p>
+      <w:pPr>
+        <w:spacing w:after="140" w:before="0" w:line="300"/>
+      </w:pPr>
+      <w:r>
+        <w:rPr>
+          <w:sz w:val="22"/>
+          <w:szCs w:val="22"/>
+        </w:rPr>
+        <w:t xml:space="preserve">Being nervous the first time is not a sign you are not ready. It is a sign you have not done it enough times yet.</w:t>
+      </w:r>
+    </w:p>
+    <w:p>
+      <w:pPr>
+        <w:pStyle w:val="Heading3"/>
+        <w:keepNext/>
+        <w:spacing w:after="80" w:before="220"/>
+      </w:pPr>
+      <w:r>
+        <w:rPr>
+          <w:b/>
+          <w:bCs/>
+          <w:color w:val="1F3A5F"/>
+          <w:sz w:val="24"/>
+          <w:szCs w:val="24"/>
+        </w:rPr>
+        <w:t xml:space="preserve">Then try it outside</w:t>
+      </w:r>
+    </w:p>
+    <w:p>
+      <w:pPr>
+        <w:spacing w:after="140" w:before="0" w:line="300"/>
+      </w:pPr>
+      <w:r>
+        <w:rPr>
+          <w:sz w:val="22"/>
+          <w:szCs w:val="22"/>
+        </w:rPr>
+        <w:t xml:space="preserve">Before we next meet, greet one person in English. That is all. One.</w:t>
+      </w:r>
+    </w:p>
+    <w:p>
+      <w:pPr>
+        <w:spacing w:after="140" w:before="0" w:line="300"/>
+      </w:pPr>
+      <w:r>
+        <w:rPr>
+          <w:sz w:val="22"/>
+          <w:szCs w:val="22"/>
+        </w:rPr>
+        <w:t xml:space="preserve">A neighbour. A brother or sister. Someone at the water point. Your mentor.</w:t>
+      </w:r>
+    </w:p>
+    <w:p>
+      <w:pPr>
+        <w:spacing w:after="140" w:before="0" w:line="300"/>
+      </w:pPr>
+      <w:r>
+        <w:rPr>
+          <w:sz w:val="22"/>
+          <w:szCs w:val="22"/>
+        </w:rPr>
+        <w:t xml:space="preserve">If speaking to someone you do not know feels like too much, do it with one person you trust completely. That counts fully. Nobody is checking, and nobody will ask why you chose them.</w:t>
+      </w:r>
+    </w:p>
+    <w:p>
+      <w:pPr>
+        <w:pStyle w:val="Heading3"/>
+        <w:keepNext/>
+        <w:spacing w:after="80" w:before="220"/>
+      </w:pPr>
+      <w:r>
+        <w:rPr>
+          <w:b/>
+          <w:bCs/>
+          <w:color w:val="1F3A5F"/>
+          <w:sz w:val="24"/>
+          <w:szCs w:val="24"/>
+        </w:rPr>
+        <w:t xml:space="preserve">It will feel strange, and then it will not</w:t>
+      </w:r>
+    </w:p>
+    <w:p>
+      <w:pPr>
+        <w:spacing w:after="140" w:before="0" w:line="300"/>
+      </w:pPr>
+      <w:r>
+        <w:rPr>
+          <w:sz w:val="22"/>
+          <w:szCs w:val="22"/>
+        </w:rPr>
+        <w:t xml:space="preserve">Speaking a new language out loud feels odd at first — for everybody, in every language.</w:t>
+      </w:r>
+    </w:p>
+    <w:p>
+      <w:pPr>
+        <w:spacing w:after="140" w:before="0" w:line="300"/>
+      </w:pPr>
+      <w:r>
+        <w:rPr>
+          <w:sz w:val="22"/>
+          <w:szCs w:val="22"/>
+        </w:rPr>
+        <w:t xml:space="preserve">That feeling goes away, but only by doing it. There is no way to think your way past it.</w:t>
+      </w:r>
+    </w:p>
+    <w:tbl>
+      <w:tblPr>
+        <w:tblW w:type="pct" w:w="100%"/>
+        <w:tblBorders>
+          <w:top w:val="none"/>
+          <w:left w:val="single" w:color="1F3A5F" w:sz="18"/>
+          <w:bottom w:val="none"/>
+          <w:right w:val="none"/>
+          <w:insideH w:val="none"/>
+          <w:insideV w:val="none"/>
+        </w:tblBorders>
+      </w:tblPr>
+      <w:tblGrid>
+        <w:gridCol w:w="9070"/>
+      </w:tblGrid>
+      <w:tr>
+        <w:tc>
+          <w:tcPr>
+            <w:tcW w:type="dxa" w:w="9070"/>
+            <w:tcMar>
+              <w:top w:type="dxa" w:w="100"/>
+              <w:left w:type="dxa" w:w="200"/>
+              <w:bottom w:type="dxa" w:w="100"/>
+              <w:right w:type="dxa" w:w="120"/>
+            </w:tcMar>
+          </w:tcPr>
+          <w:p>
+            <w:pPr>
+              <w:spacing w:after="80"/>
+            </w:pPr>
+            <w:r>
+              <w:rPr>
+                <w:b/>
+                <w:bCs/>
+                <w:color w:val="1F3A5F"/>
+                <w:spacing w:val="24"/>
+                <w:sz w:val="17"/>
+                <w:szCs w:val="17"/>
+              </w:rPr>
+              <w:t xml:space="preserve">NEW WORDS</w:t>
+            </w:r>
+          </w:p>
+          <w:p>
+            <w:pPr>
+              <w:spacing w:after="60" w:line="280"/>
+            </w:pPr>
+            <w:r>
+              <w:rPr>
+                <w:sz w:val="21"/>
+                <w:szCs w:val="21"/>
+              </w:rPr>
+              <w:t xml:space="preserve">greet — what you say when you meet someone — hello</w:t>
+            </w:r>
+          </w:p>
+          <w:p>
+            <w:pPr>
+              <w:spacing w:after="60" w:line="280"/>
+            </w:pPr>
+            <w:r>
+              <w:rPr>
+                <w:sz w:val="21"/>
+                <w:szCs w:val="21"/>
+              </w:rPr>
+              <w:t xml:space="preserve">introduce — to tell someone who you are, or who your friend is</w:t>
+            </w:r>
+          </w:p>
+        </w:tc>
+      </w:tr>
+    </w:tbl>
+    <w:p>
+      <w:r>
+        <w:br w:type="page"/>
+      </w:r>
+    </w:p>
+    <w:p>
+      <w:pPr>
+        <w:keepNext/>
+        <w:pBdr>
+          <w:bottom w:val="single" w:color="B9B3A6" w:sz="4"/>
+        </w:pBdr>
+        <w:spacing w:after="60"/>
+      </w:pPr>
+      <w:r>
+        <w:rPr>
+          <w:b/>
+          <w:bCs/>
           <w:color w:val="7A3B69"/>
           <w:spacing w:val="30"/>
           <w:sz w:val="16"/>
@@ -14714,6 +19715,382 @@
         <w:rPr>
           <w:b/>
           <w:bCs/>
+          <w:color w:val="FFFFFF"/>
+          <w:spacing w:val="30"/>
+          <w:sz w:val="16"/>
+          <w:szCs w:val="16"/>
+          <w:shd w:fill="7A3B69" w:val="clear"/>
+        </w:rPr>
+        <w:t xml:space="preserve">  LEARN IT  </w:t>
+      </w:r>
+      <w:r>
+        <w:rPr>
+          <w:b/>
+          <w:bCs/>
+          <w:color w:val="7A3B69"/>
+          <w:spacing w:val="30"/>
+          <w:sz w:val="16"/>
+          <w:szCs w:val="16"/>
+        </w:rPr>
+        <w:t xml:space="preserve">   WRITING A FEW OF MY OWN WORDS</w:t>
+      </w:r>
+    </w:p>
+    <w:p>
+      <w:pPr>
+        <w:pStyle w:val="Heading2"/>
+        <w:keepNext/>
+        <w:spacing w:after="180" w:before="160"/>
+      </w:pPr>
+      <w:r>
+        <w:rPr>
+          <w:b/>
+          <w:bCs/>
+          <w:color w:val="1F3A5F"/>
+          <w:sz w:val="38"/>
+          <w:szCs w:val="38"/>
+        </w:rPr>
+        <w:t xml:space="preserve">How to write a little about yourself</w:t>
+      </w:r>
+    </w:p>
+    <w:p>
+      <w:pPr>
+        <w:spacing w:after="140" w:before="0" w:line="300"/>
+      </w:pPr>
+      <w:r>
+        <w:rPr>
+          <w:sz w:val="22"/>
+          <w:szCs w:val="22"/>
+        </w:rPr>
+        <w:t xml:space="preserve">You can already SAY true sentences about yourself. Now we put some of them on paper.</w:t>
+      </w:r>
+    </w:p>
+    <w:p>
+      <w:pPr>
+        <w:pStyle w:val="Heading3"/>
+        <w:keepNext/>
+        <w:spacing w:after="80" w:before="220"/>
+      </w:pPr>
+      <w:r>
+        <w:rPr>
+          <w:b/>
+          <w:bCs/>
+          <w:color w:val="1F3A5F"/>
+          <w:sz w:val="24"/>
+          <w:szCs w:val="24"/>
+        </w:rPr>
+        <w:t xml:space="preserve">There are three ways, and all three count</w:t>
+      </w:r>
+    </w:p>
+    <w:p>
+      <w:pPr>
+        <w:spacing w:after="140" w:before="0" w:line="300"/>
+      </w:pPr>
+      <w:r>
+        <w:rPr>
+          <w:sz w:val="22"/>
+          <w:szCs w:val="22"/>
+        </w:rPr>
+        <w:t xml:space="preserve">1. Copy. Your facilitator writes it, you copy it.</w:t>
+      </w:r>
+    </w:p>
+    <w:p>
+      <w:pPr>
+        <w:spacing w:after="140" w:before="0" w:line="300"/>
+      </w:pPr>
+      <w:r>
+        <w:rPr>
+          <w:sz w:val="22"/>
+          <w:szCs w:val="22"/>
+        </w:rPr>
+        <w:t xml:space="preserve">2. Complete. The start is printed — *I am from ______* — and you add your own word.</w:t>
+      </w:r>
+    </w:p>
+    <w:p>
+      <w:pPr>
+        <w:spacing w:after="140" w:before="0" w:line="300"/>
+      </w:pPr>
+      <w:r>
+        <w:rPr>
+          <w:sz w:val="22"/>
+          <w:szCs w:val="22"/>
+        </w:rPr>
+        <w:t xml:space="preserve">3. Say and draw. You say your sentence out loud, draw it, and someone writes the words for you.</w:t>
+      </w:r>
+    </w:p>
+    <w:p>
+      <w:pPr>
+        <w:pStyle w:val="Heading3"/>
+        <w:keepNext/>
+        <w:spacing w:after="80" w:before="220"/>
+      </w:pPr>
+      <w:r>
+        <w:rPr>
+          <w:b/>
+          <w:bCs/>
+          <w:color w:val="1F3A5F"/>
+          <w:sz w:val="24"/>
+          <w:szCs w:val="24"/>
+        </w:rPr>
+        <w:t xml:space="preserve">Number three is not the easy option</w:t>
+      </w:r>
+    </w:p>
+    <w:p>
+      <w:pPr>
+        <w:spacing w:after="140" w:before="0" w:line="300"/>
+      </w:pPr>
+      <w:r>
+        <w:rPr>
+          <w:sz w:val="22"/>
+          <w:szCs w:val="22"/>
+        </w:rPr>
+        <w:t xml:space="preserve">Read this carefully, because it matters.</w:t>
+      </w:r>
+    </w:p>
+    <w:p>
+      <w:pPr>
+        <w:spacing w:after="140" w:before="0" w:line="300"/>
+      </w:pPr>
+      <w:r>
+        <w:rPr>
+          <w:sz w:val="22"/>
+          <w:szCs w:val="22"/>
+        </w:rPr>
+        <w:t xml:space="preserve">If you say a true sentence about yourself in English, you have done the English. All of it. Writing is a separate skill — it is about your hand — and it arrives on its own timetable.</w:t>
+      </w:r>
+    </w:p>
+    <w:p>
+      <w:pPr>
+        <w:spacing w:after="140" w:before="0" w:line="300"/>
+      </w:pPr>
+      <w:r>
+        <w:rPr>
+          <w:sz w:val="22"/>
+          <w:szCs w:val="22"/>
+        </w:rPr>
+        <w:t xml:space="preserve">Nobody in this room is doing a lesser version. Choose the route that fits you today, and change routes whenever you like.</w:t>
+      </w:r>
+    </w:p>
+    <w:p>
+      <w:pPr>
+        <w:pStyle w:val="Heading3"/>
+        <w:keepNext/>
+        <w:spacing w:after="80" w:before="220"/>
+      </w:pPr>
+      <w:r>
+        <w:rPr>
+          <w:b/>
+          <w:bCs/>
+          <w:color w:val="1F3A5F"/>
+          <w:sz w:val="24"/>
+          <w:szCs w:val="24"/>
+        </w:rPr>
+        <w:t xml:space="preserve">When someone writes for you, watch</w:t>
+      </w:r>
+    </w:p>
+    <w:p>
+      <w:pPr>
+        <w:spacing w:after="140" w:before="0" w:line="300"/>
+      </w:pPr>
+      <w:r>
+        <w:rPr>
+          <w:sz w:val="22"/>
+          <w:szCs w:val="22"/>
+        </w:rPr>
+        <w:t xml:space="preserve">Watch the words appear as they are said. Those are YOUR words on that paper — you made them, you just did not hold the pencil.</w:t>
+      </w:r>
+    </w:p>
+    <w:p>
+      <w:pPr>
+        <w:spacing w:after="140" w:before="0" w:line="300"/>
+      </w:pPr>
+      <w:r>
+        <w:rPr>
+          <w:sz w:val="22"/>
+          <w:szCs w:val="22"/>
+        </w:rPr>
+        <w:t xml:space="preserve">Then, if you want, trace over them.</w:t>
+      </w:r>
+    </w:p>
+    <w:p>
+      <w:pPr>
+        <w:pStyle w:val="Heading3"/>
+        <w:keepNext/>
+        <w:spacing w:after="80" w:before="220"/>
+      </w:pPr>
+      <w:r>
+        <w:rPr>
+          <w:b/>
+          <w:bCs/>
+          <w:color w:val="1F3A5F"/>
+          <w:sz w:val="24"/>
+          <w:szCs w:val="24"/>
+        </w:rPr>
+        <w:t xml:space="preserve">Do not worry about spelling</w:t>
+      </w:r>
+    </w:p>
+    <w:p>
+      <w:pPr>
+        <w:spacing w:after="140" w:before="0" w:line="300"/>
+      </w:pPr>
+      <w:r>
+        <w:rPr>
+          <w:sz w:val="22"/>
+          <w:szCs w:val="22"/>
+        </w:rPr>
+        <w:t xml:space="preserve">Not yet. Not at all, in this block.</w:t>
+      </w:r>
+    </w:p>
+    <w:p>
+      <w:pPr>
+        <w:spacing w:after="140" w:before="0" w:line="300"/>
+      </w:pPr>
+      <w:r>
+        <w:rPr>
+          <w:sz w:val="22"/>
+          <w:szCs w:val="22"/>
+        </w:rPr>
+        <w:t xml:space="preserve">If someone can read it and understand you, it worked. Spelling gets tidy later, with practice — and people who worry about spelling write less, which means they get better slower.</w:t>
+      </w:r>
+    </w:p>
+    <w:p>
+      <w:pPr>
+        <w:pStyle w:val="Heading3"/>
+        <w:keepNext/>
+        <w:spacing w:after="80" w:before="220"/>
+      </w:pPr>
+      <w:r>
+        <w:rPr>
+          <w:b/>
+          <w:bCs/>
+          <w:color w:val="1F3A5F"/>
+          <w:sz w:val="24"/>
+          <w:szCs w:val="24"/>
+        </w:rPr>
+        <w:t xml:space="preserve">You choose what to say</w:t>
+      </w:r>
+    </w:p>
+    <w:p>
+      <w:pPr>
+        <w:spacing w:after="140" w:before="0" w:line="300"/>
+      </w:pPr>
+      <w:r>
+        <w:rPr>
+          <w:sz w:val="22"/>
+          <w:szCs w:val="22"/>
+        </w:rPr>
+        <w:t xml:space="preserve">These sentences are about you, so you decide how much of yourself to put in them.</w:t>
+      </w:r>
+    </w:p>
+    <w:p>
+      <w:pPr>
+        <w:spacing w:after="140" w:before="0" w:line="300"/>
+      </w:pPr>
+      <w:r>
+        <w:rPr>
+          <w:sz w:val="22"/>
+          <w:szCs w:val="22"/>
+        </w:rPr>
+        <w:t xml:space="preserve">Something everyday — a food you like, a colour, something you can do — is a full and complete answer. Nobody will ask why you chose it.</w:t>
+      </w:r>
+    </w:p>
+    <w:p>
+      <w:pPr>
+        <w:spacing w:after="140" w:before="0" w:line="300"/>
+      </w:pPr>
+      <w:r>
+        <w:rPr>
+          <w:sz w:val="22"/>
+          <w:szCs w:val="22"/>
+        </w:rPr>
+        <w:t xml:space="preserve">And nothing you write will be read out unless you say yes.</w:t>
+      </w:r>
+    </w:p>
+    <w:tbl>
+      <w:tblPr>
+        <w:tblW w:type="pct" w:w="100%"/>
+        <w:tblBorders>
+          <w:top w:val="none"/>
+          <w:left w:val="single" w:color="1F3A5F" w:sz="18"/>
+          <w:bottom w:val="none"/>
+          <w:right w:val="none"/>
+          <w:insideH w:val="none"/>
+          <w:insideV w:val="none"/>
+        </w:tblBorders>
+      </w:tblPr>
+      <w:tblGrid>
+        <w:gridCol w:w="9070"/>
+      </w:tblGrid>
+      <w:tr>
+        <w:tc>
+          <w:tcPr>
+            <w:tcW w:type="dxa" w:w="9070"/>
+            <w:tcMar>
+              <w:top w:type="dxa" w:w="100"/>
+              <w:left w:type="dxa" w:w="200"/>
+              <w:bottom w:type="dxa" w:w="100"/>
+              <w:right w:type="dxa" w:w="120"/>
+            </w:tcMar>
+          </w:tcPr>
+          <w:p>
+            <w:pPr>
+              <w:spacing w:after="80"/>
+            </w:pPr>
+            <w:r>
+              <w:rPr>
+                <w:b/>
+                <w:bCs/>
+                <w:color w:val="1F3A5F"/>
+                <w:spacing w:val="24"/>
+                <w:sz w:val="17"/>
+                <w:szCs w:val="17"/>
+              </w:rPr>
+              <w:t xml:space="preserve">NEW WORDS</w:t>
+            </w:r>
+          </w:p>
+          <w:p>
+            <w:pPr>
+              <w:spacing w:after="60" w:line="280"/>
+            </w:pPr>
+            <w:r>
+              <w:rPr>
+                <w:sz w:val="21"/>
+                <w:szCs w:val="21"/>
+              </w:rPr>
+              <w:t xml:space="preserve">copy — to write the same words again, looking at them</w:t>
+            </w:r>
+          </w:p>
+          <w:p>
+            <w:pPr>
+              <w:spacing w:after="60" w:line="280"/>
+            </w:pPr>
+            <w:r>
+              <w:rPr>
+                <w:sz w:val="21"/>
+                <w:szCs w:val="21"/>
+              </w:rPr>
+              <w:t xml:space="preserve">complete — to finish a sentence that has already been started for you</w:t>
+            </w:r>
+          </w:p>
+        </w:tc>
+      </w:tr>
+    </w:tbl>
+    <w:p>
+      <w:r>
+        <w:br w:type="page"/>
+      </w:r>
+    </w:p>
+    <w:p>
+      <w:pPr>
+        <w:keepNext/>
+        <w:pBdr>
+          <w:bottom w:val="single" w:color="B9B3A6" w:sz="4"/>
+        </w:pBdr>
+        <w:spacing w:after="60"/>
+      </w:pPr>
+      <w:r>
+        <w:rPr>
+          <w:b/>
+          <w:bCs/>
           <w:color w:val="7A3B69"/>
           <w:spacing w:val="30"/>
           <w:sz w:val="16"/>
@@ -16598,6 +21975,462 @@
         <w:rPr>
           <w:b/>
           <w:bCs/>
+          <w:color w:val="FFFFFF"/>
+          <w:spacing w:val="30"/>
+          <w:sz w:val="16"/>
+          <w:szCs w:val="16"/>
+          <w:shd w:fill="7A3B69" w:val="clear"/>
+        </w:rPr>
+        <w:t xml:space="preserve">  LEARN IT  </w:t>
+      </w:r>
+      <w:r>
+        <w:rPr>
+          <w:b/>
+          <w:bCs/>
+          <w:color w:val="7A3B69"/>
+          <w:spacing w:val="30"/>
+          <w:sz w:val="16"/>
+          <w:szCs w:val="16"/>
+        </w:rPr>
+        <w:t xml:space="preserve">   DESIGN MY NAME CARD, MY NAME MY VOICE</w:t>
+      </w:r>
+    </w:p>
+    <w:p>
+      <w:pPr>
+        <w:pStyle w:val="Heading2"/>
+        <w:keepNext/>
+        <w:spacing w:after="180" w:before="160"/>
+      </w:pPr>
+      <w:r>
+        <w:rPr>
+          <w:b/>
+          <w:bCs/>
+          <w:color w:val="1F3A5F"/>
+          <w:sz w:val="38"/>
+          <w:szCs w:val="38"/>
+        </w:rPr>
+        <w:t xml:space="preserve">How to make your My Name, My Voice card</w:t>
+      </w:r>
+    </w:p>
+    <w:p>
+      <w:pPr>
+        <w:spacing w:after="140" w:before="0" w:line="300"/>
+      </w:pPr>
+      <w:r>
+        <w:rPr>
+          <w:sz w:val="22"/>
+          <w:szCs w:val="22"/>
+        </w:rPr>
+        <w:t xml:space="preserve">This is the thing you make at the end. It says who you are, in English, in your own way — and you keep it.</w:t>
+      </w:r>
+    </w:p>
+    <w:p>
+      <w:pPr>
+        <w:pStyle w:val="Heading3"/>
+        <w:keepNext/>
+        <w:spacing w:after="80" w:before="220"/>
+      </w:pPr>
+      <w:r>
+        <w:rPr>
+          <w:b/>
+          <w:bCs/>
+          <w:color w:val="1F3A5F"/>
+          <w:sz w:val="24"/>
+          <w:szCs w:val="24"/>
+        </w:rPr>
+        <w:t xml:space="preserve">You choose everything on it</w:t>
+      </w:r>
+    </w:p>
+    <w:p>
+      <w:pPr>
+        <w:spacing w:after="140" w:before="0" w:line="300"/>
+      </w:pPr>
+      <w:r>
+        <w:rPr>
+          <w:sz w:val="22"/>
+          <w:szCs w:val="22"/>
+        </w:rPr>
+        <w:t xml:space="preserve">Nobody will tell you what to put on your card. It is yours.</w:t>
+      </w:r>
+    </w:p>
+    <w:p>
+      <w:pPr>
+        <w:spacing w:after="140" w:before="0" w:line="300"/>
+      </w:pPr>
+      <w:r>
+        <w:rPr>
+          <w:sz w:val="22"/>
+          <w:szCs w:val="22"/>
+        </w:rPr>
+        <w:t xml:space="preserve">Most cards have:</w:t>
+      </w:r>
+    </w:p>
+    <w:p>
+      <w:pPr>
+        <w:pStyle w:val="ListParagraph"/>
+        <w:numPr>
+          <w:ilvl w:val="0"/>
+          <w:numId w:val="1"/>
+        </w:numPr>
+        <w:spacing w:after="80" w:line="300"/>
+      </w:pPr>
+      <w:r>
+        <w:rPr>
+          <w:sz w:val="22"/>
+          <w:szCs w:val="22"/>
+        </w:rPr>
+        <w:t xml:space="preserve">Your name, written big.</w:t>
+      </w:r>
+    </w:p>
+    <w:p>
+      <w:pPr>
+        <w:pStyle w:val="ListParagraph"/>
+        <w:numPr>
+          <w:ilvl w:val="0"/>
+          <w:numId w:val="1"/>
+        </w:numPr>
+        <w:spacing w:after="80" w:line="300"/>
+      </w:pPr>
+      <w:r>
+        <w:rPr>
+          <w:sz w:val="22"/>
+          <w:szCs w:val="22"/>
+        </w:rPr>
+        <w:t xml:space="preserve">A picture or two — things that are you.</w:t>
+      </w:r>
+    </w:p>
+    <w:p>
+      <w:pPr>
+        <w:pStyle w:val="ListParagraph"/>
+        <w:numPr>
+          <w:ilvl w:val="0"/>
+          <w:numId w:val="1"/>
+        </w:numPr>
+        <w:spacing w:after="80" w:line="300"/>
+      </w:pPr>
+      <w:r>
+        <w:rPr>
+          <w:sz w:val="22"/>
+          <w:szCs w:val="22"/>
+        </w:rPr>
+        <w:t xml:space="preserve">A few words from your own collection.</w:t>
+      </w:r>
+    </w:p>
+    <w:p>
+      <w:pPr>
+        <w:pStyle w:val="ListParagraph"/>
+        <w:numPr>
+          <w:ilvl w:val="0"/>
+          <w:numId w:val="1"/>
+        </w:numPr>
+        <w:spacing w:after="80" w:line="300"/>
+      </w:pPr>
+      <w:r>
+        <w:rPr>
+          <w:sz w:val="22"/>
+          <w:szCs w:val="22"/>
+        </w:rPr>
+        <w:t xml:space="preserve">One sentence, if you want one.</w:t>
+      </w:r>
+    </w:p>
+    <w:p>
+      <w:pPr>
+        <w:spacing w:after="140" w:before="0" w:line="300"/>
+      </w:pPr>
+      <w:r>
+        <w:rPr>
+          <w:sz w:val="22"/>
+          <w:szCs w:val="22"/>
+        </w:rPr>
+        <w:t xml:space="preserve">You can use all of those, or some of them.</w:t>
+      </w:r>
+    </w:p>
+    <w:p>
+      <w:pPr>
+        <w:pStyle w:val="Heading3"/>
+        <w:keepNext/>
+        <w:spacing w:after="80" w:before="220"/>
+      </w:pPr>
+      <w:r>
+        <w:rPr>
+          <w:b/>
+          <w:bCs/>
+          <w:color w:val="1F3A5F"/>
+          <w:sz w:val="24"/>
+          <w:szCs w:val="24"/>
+        </w:rPr>
+        <w:t xml:space="preserve">How much English is enough?</w:t>
+      </w:r>
+    </w:p>
+    <w:p>
+      <w:pPr>
+        <w:spacing w:after="140" w:before="0" w:line="300"/>
+      </w:pPr>
+      <w:r>
+        <w:rPr>
+          <w:sz w:val="22"/>
+          <w:szCs w:val="22"/>
+        </w:rPr>
+        <w:t xml:space="preserve">Your name and a drawing is a finished card. Truly.</w:t>
+      </w:r>
+    </w:p>
+    <w:p>
+      <w:pPr>
+        <w:spacing w:after="140" w:before="0" w:line="300"/>
+      </w:pPr>
+      <w:r>
+        <w:rPr>
+          <w:sz w:val="22"/>
+          <w:szCs w:val="22"/>
+        </w:rPr>
+        <w:t xml:space="preserve">Your name, three words and one sentence is a finished card.</w:t>
+      </w:r>
+    </w:p>
+    <w:p>
+      <w:pPr>
+        <w:spacing w:after="140" w:before="0" w:line="300"/>
+      </w:pPr>
+      <w:r>
+        <w:rPr>
+          <w:sz w:val="22"/>
+          <w:szCs w:val="22"/>
+        </w:rPr>
+        <w:t xml:space="preserve">There is no amount you are supposed to reach, and nobody is comparing yours with anyone else's. Some people in this room started with more English than you. That has nothing to do with how good your card is.</w:t>
+      </w:r>
+    </w:p>
+    <w:p>
+      <w:pPr>
+        <w:pStyle w:val="Heading3"/>
+        <w:keepNext/>
+        <w:spacing w:after="80" w:before="220"/>
+      </w:pPr>
+      <w:r>
+        <w:rPr>
+          <w:b/>
+          <w:bCs/>
+          <w:color w:val="1F3A5F"/>
+          <w:sz w:val="24"/>
+          <w:szCs w:val="24"/>
+        </w:rPr>
+        <w:t xml:space="preserve">Choose things that are actually you</w:t>
+      </w:r>
+    </w:p>
+    <w:p>
+      <w:pPr>
+        <w:spacing w:after="140" w:before="0" w:line="300"/>
+      </w:pPr>
+      <w:r>
+        <w:rPr>
+          <w:sz w:val="22"/>
+          <w:szCs w:val="22"/>
+        </w:rPr>
+        <w:t xml:space="preserve">Do not put what you think looks good. Put what is true.</w:t>
+      </w:r>
+    </w:p>
+    <w:p>
+      <w:pPr>
+        <w:spacing w:after="140" w:before="0" w:line="300"/>
+      </w:pPr>
+      <w:r>
+        <w:rPr>
+          <w:sz w:val="22"/>
+          <w:szCs w:val="22"/>
+        </w:rPr>
+        <w:t xml:space="preserve">A card with one honest picture on it is worth more than a crowded card of things you do not care about — and when you speak about it, the true one will be much easier to talk about.</w:t>
+      </w:r>
+    </w:p>
+    <w:p>
+      <w:pPr>
+        <w:pStyle w:val="Heading3"/>
+        <w:keepNext/>
+        <w:spacing w:after="80" w:before="220"/>
+      </w:pPr>
+      <w:r>
+        <w:rPr>
+          <w:b/>
+          <w:bCs/>
+          <w:color w:val="1F3A5F"/>
+          <w:sz w:val="24"/>
+          <w:szCs w:val="24"/>
+        </w:rPr>
+        <w:t xml:space="preserve">Then practise saying it</w:t>
+      </w:r>
+    </w:p>
+    <w:p>
+      <w:pPr>
+        <w:spacing w:after="140" w:before="0" w:line="300"/>
+      </w:pPr>
+      <w:r>
+        <w:rPr>
+          <w:sz w:val="22"/>
+          <w:szCs w:val="22"/>
+        </w:rPr>
+        <w:t xml:space="preserve">Making the card is only half of it. You will show it to people, so practise the words:</w:t>
+      </w:r>
+    </w:p>
+    <w:p>
+      <w:pPr>
+        <w:spacing w:after="140" w:before="0" w:line="300"/>
+      </w:pPr>
+      <w:r>
+        <w:rPr>
+          <w:sz w:val="22"/>
+          <w:szCs w:val="22"/>
+        </w:rPr>
+        <w:t xml:space="preserve">Hello. My name is ______ . I am from ______ . I like ______ . Thank you.</w:t>
+      </w:r>
+    </w:p>
+    <w:p>
+      <w:pPr>
+        <w:spacing w:after="140" w:before="0" w:line="300"/>
+      </w:pPr>
+      <w:r>
+        <w:rPr>
+          <w:sz w:val="22"/>
+          <w:szCs w:val="22"/>
+        </w:rPr>
+        <w:t xml:space="preserve">Use your "my spoken introduction" page. Say it to a partner. Then say it again. Then say it at home.</w:t>
+      </w:r>
+    </w:p>
+    <w:p>
+      <w:pPr>
+        <w:spacing w:after="140" w:before="0" w:line="300"/>
+      </w:pPr>
+      <w:r>
+        <w:rPr>
+          <w:sz w:val="22"/>
+          <w:szCs w:val="22"/>
+        </w:rPr>
+        <w:t xml:space="preserve">By the time you show it, the words should come out without you having to think.</w:t>
+      </w:r>
+    </w:p>
+    <w:p>
+      <w:pPr>
+        <w:pStyle w:val="Heading3"/>
+        <w:keepNext/>
+        <w:spacing w:after="80" w:before="220"/>
+      </w:pPr>
+      <w:r>
+        <w:rPr>
+          <w:b/>
+          <w:bCs/>
+          <w:color w:val="1F3A5F"/>
+          <w:sz w:val="24"/>
+          <w:szCs w:val="24"/>
+        </w:rPr>
+        <w:t xml:space="preserve">At the showcase</w:t>
+      </w:r>
+    </w:p>
+    <w:p>
+      <w:pPr>
+        <w:spacing w:after="140" w:before="0" w:line="300"/>
+      </w:pPr>
+      <w:r>
+        <w:rPr>
+          <w:sz w:val="22"/>
+          <w:szCs w:val="22"/>
+        </w:rPr>
+        <w:t xml:space="preserve">You will show your card to the people we invited — including the person YOU invited.</w:t>
+      </w:r>
+    </w:p>
+    <w:p>
+      <w:pPr>
+        <w:spacing w:after="140" w:before="0" w:line="300"/>
+      </w:pPr>
+      <w:r>
+        <w:rPr>
+          <w:sz w:val="22"/>
+          <w:szCs w:val="22"/>
+        </w:rPr>
+        <w:t xml:space="preserve">If showing it to the whole room is too much, you can show it to a small group, or to your partner, or only to the person you invited. All of those count fully, and nobody will ask why.</w:t>
+      </w:r>
+    </w:p>
+    <w:tbl>
+      <w:tblPr>
+        <w:tblW w:type="pct" w:w="100%"/>
+        <w:tblBorders>
+          <w:top w:val="none"/>
+          <w:left w:val="single" w:color="1F3A5F" w:sz="18"/>
+          <w:bottom w:val="none"/>
+          <w:right w:val="none"/>
+          <w:insideH w:val="none"/>
+          <w:insideV w:val="none"/>
+        </w:tblBorders>
+      </w:tblPr>
+      <w:tblGrid>
+        <w:gridCol w:w="9070"/>
+      </w:tblGrid>
+      <w:tr>
+        <w:tc>
+          <w:tcPr>
+            <w:tcW w:type="dxa" w:w="9070"/>
+            <w:tcMar>
+              <w:top w:type="dxa" w:w="100"/>
+              <w:left w:type="dxa" w:w="200"/>
+              <w:bottom w:type="dxa" w:w="100"/>
+              <w:right w:type="dxa" w:w="120"/>
+            </w:tcMar>
+          </w:tcPr>
+          <w:p>
+            <w:pPr>
+              <w:spacing w:after="80"/>
+            </w:pPr>
+            <w:r>
+              <w:rPr>
+                <w:b/>
+                <w:bCs/>
+                <w:color w:val="1F3A5F"/>
+                <w:spacing w:val="24"/>
+                <w:sz w:val="17"/>
+                <w:szCs w:val="17"/>
+              </w:rPr>
+              <w:t xml:space="preserve">NEW WORDS</w:t>
+            </w:r>
+          </w:p>
+          <w:p>
+            <w:pPr>
+              <w:spacing w:after="60" w:line="280"/>
+            </w:pPr>
+            <w:r>
+              <w:rPr>
+                <w:sz w:val="21"/>
+                <w:szCs w:val="21"/>
+              </w:rPr>
+              <w:t xml:space="preserve">card — the thing you make that shows who you are</w:t>
+            </w:r>
+          </w:p>
+          <w:p>
+            <w:pPr>
+              <w:spacing w:after="60" w:line="280"/>
+            </w:pPr>
+            <w:r>
+              <w:rPr>
+                <w:sz w:val="21"/>
+                <w:szCs w:val="21"/>
+              </w:rPr>
+              <w:t xml:space="preserve">introduce — to tell someone who you are</w:t>
+            </w:r>
+          </w:p>
+        </w:tc>
+      </w:tr>
+    </w:tbl>
+    <w:p>
+      <w:r>
+        <w:br w:type="page"/>
+      </w:r>
+    </w:p>
+    <w:p>
+      <w:pPr>
+        <w:keepNext/>
+        <w:pBdr>
+          <w:bottom w:val="single" w:color="B9B3A6" w:sz="4"/>
+        </w:pBdr>
+        <w:spacing w:after="60"/>
+      </w:pPr>
+      <w:r>
+        <w:rPr>
+          <w:b/>
+          <w:bCs/>
           <w:color w:val="7A3B69"/>
           <w:spacing w:val="30"/>
           <w:sz w:val="16"/>
@@ -17790,6 +23623,303 @@
         </w:rPr>
         <w:t xml:space="preserve">How far have I come?  Mark it:      start  •————————————————•  now</w:t>
       </w:r>
+    </w:p>
+    <w:p>
+      <w:r>
+        <w:br w:type="page"/>
+      </w:r>
+    </w:p>
+    <w:p>
+      <w:pPr>
+        <w:pStyle w:val="Heading2"/>
+        <w:keepNext/>
+        <w:spacing w:after="180" w:before="160"/>
+      </w:pPr>
+      <w:r>
+        <w:rPr>
+          <w:b/>
+          <w:bCs/>
+          <w:color w:val="1F3A5F"/>
+          <w:sz w:val="38"/>
+          <w:szCs w:val="38"/>
+        </w:rPr>
+        <w:t xml:space="preserve">Answers — try it yourself</w:t>
+      </w:r>
+    </w:p>
+    <w:p>
+      <w:pPr>
+        <w:spacing w:after="180" w:before="0" w:line="300"/>
+      </w:pPr>
+      <w:r>
+        <w:rPr>
+          <w:color w:val="5A6473"/>
+          <w:sz w:val="24"/>
+          <w:szCs w:val="24"/>
+        </w:rPr>
+        <w:t xml:space="preserve">Do the "Try it yourself" on the Learn it page first, then look here. Getting one wrong is useful — go back and read that page again, and see why.</w:t>
+      </w:r>
+    </w:p>
+    <w:p>
+      <w:pPr>
+        <w:spacing w:after="60" w:before="160" w:line="300"/>
+      </w:pPr>
+      <w:r>
+        <w:rPr>
+          <w:b/>
+          <w:bCs/>
+          <w:color w:val="1F3A5F"/>
+          <w:sz w:val="24"/>
+          <w:szCs w:val="24"/>
+        </w:rPr>
+        <w:t xml:space="preserve">How to say who you are</w:t>
+      </w:r>
+    </w:p>
+    <w:p>
+      <w:pPr>
+        <w:spacing w:after="30" w:before="80" w:line="300"/>
+      </w:pPr>
+      <w:r>
+        <w:rPr>
+          <w:b/>
+          <w:bCs/>
+          <w:sz w:val="21"/>
+          <w:szCs w:val="21"/>
+        </w:rPr>
+        <w:t xml:space="preserve">1.   I ______ Fatima.</w:t>
+      </w:r>
+    </w:p>
+    <w:p>
+      <w:pPr>
+        <w:spacing w:after="40" w:before="0" w:line="300"/>
+      </w:pPr>
+      <w:r>
+        <w:rPr>
+          <w:color w:val="3F4A34"/>
+          <w:sz w:val="21"/>
+          <w:szCs w:val="21"/>
+        </w:rPr>
+        <w:t xml:space="preserve">am. "I" always goes with "am". Always. I am, I am, I am.</w:t>
+      </w:r>
+    </w:p>
+    <w:p>
+      <w:pPr>
+        <w:spacing w:after="30" w:before="80" w:line="300"/>
+      </w:pPr>
+      <w:r>
+        <w:rPr>
+          <w:b/>
+          <w:bCs/>
+          <w:sz w:val="21"/>
+          <w:szCs w:val="21"/>
+        </w:rPr>
+        <w:t xml:space="preserve">2.   She ______ my sister.</w:t>
+      </w:r>
+    </w:p>
+    <w:p>
+      <w:pPr>
+        <w:spacing w:after="40" w:before="0" w:line="300"/>
+      </w:pPr>
+      <w:r>
+        <w:rPr>
+          <w:color w:val="3F4A34"/>
+          <w:sz w:val="21"/>
+          <w:szCs w:val="21"/>
+        </w:rPr>
+        <w:t xml:space="preserve">is. "She" goes with "is". So does "he", and so does one thing or one person.</w:t>
+      </w:r>
+    </w:p>
+    <w:p>
+      <w:pPr>
+        <w:spacing w:after="30" w:before="80" w:line="300"/>
+      </w:pPr>
+      <w:r>
+        <w:rPr>
+          <w:b/>
+          <w:bCs/>
+          <w:sz w:val="21"/>
+          <w:szCs w:val="21"/>
+        </w:rPr>
+        <w:t xml:space="preserve">3.   We ______ from the same camp.</w:t>
+      </w:r>
+    </w:p>
+    <w:p>
+      <w:pPr>
+        <w:spacing w:after="40" w:before="0" w:line="300"/>
+      </w:pPr>
+      <w:r>
+        <w:rPr>
+          <w:color w:val="3F4A34"/>
+          <w:sz w:val="21"/>
+          <w:szCs w:val="21"/>
+        </w:rPr>
+        <w:t xml:space="preserve">are. "We" goes with "are". So does "you", and so does more than one.</w:t>
+      </w:r>
+    </w:p>
+    <w:p>
+      <w:pPr>
+        <w:spacing w:after="30" w:before="80" w:line="300"/>
+      </w:pPr>
+      <w:r>
+        <w:rPr>
+          <w:b/>
+          <w:bCs/>
+          <w:sz w:val="21"/>
+          <w:szCs w:val="21"/>
+        </w:rPr>
+        <w:t xml:space="preserve">4.   He ______ from Myanmar.</w:t>
+      </w:r>
+    </w:p>
+    <w:p>
+      <w:pPr>
+        <w:spacing w:after="40" w:before="0" w:line="300"/>
+      </w:pPr>
+      <w:r>
+        <w:rPr>
+          <w:color w:val="3F4A34"/>
+          <w:sz w:val="21"/>
+          <w:szCs w:val="21"/>
+        </w:rPr>
+        <w:t xml:space="preserve">is. "He" goes with "is", the same as "she".</w:t>
+      </w:r>
+    </w:p>
+    <w:p>
+      <w:pPr>
+        <w:pBdr>
+          <w:bottom w:val="single" w:color="B9B3A6" w:sz="4"/>
+        </w:pBdr>
+        <w:spacing w:after="180" w:before="60"/>
+      </w:pPr>
+    </w:p>
+    <w:p>
+      <w:pPr>
+        <w:spacing w:after="60" w:before="160" w:line="300"/>
+      </w:pPr>
+      <w:r>
+        <w:rPr>
+          <w:b/>
+          <w:bCs/>
+          <w:color w:val="1F3A5F"/>
+          <w:sz w:val="24"/>
+          <w:szCs w:val="24"/>
+        </w:rPr>
+        <w:t xml:space="preserve">How to build your own sentences</w:t>
+      </w:r>
+    </w:p>
+    <w:p>
+      <w:pPr>
+        <w:spacing w:after="30" w:before="80" w:line="300"/>
+      </w:pPr>
+      <w:r>
+        <w:rPr>
+          <w:b/>
+          <w:bCs/>
+          <w:sz w:val="21"/>
+          <w:szCs w:val="21"/>
+        </w:rPr>
+        <w:t xml:space="preserve">1.   I is from Myanmar.</w:t>
+      </w:r>
+    </w:p>
+    <w:p>
+      <w:pPr>
+        <w:spacing w:after="40" w:before="0" w:line="300"/>
+      </w:pPr>
+      <w:r>
+        <w:rPr>
+          <w:color w:val="3F4A34"/>
+          <w:sz w:val="21"/>
+          <w:szCs w:val="21"/>
+        </w:rPr>
+        <w:t xml:space="preserve">Needs fixing. "I" always goes with "am": I AM from Myanmar. Say it aloud three times.</w:t>
+      </w:r>
+    </w:p>
+    <w:p>
+      <w:pPr>
+        <w:spacing w:after="30" w:before="80" w:line="300"/>
+      </w:pPr>
+      <w:r>
+        <w:rPr>
+          <w:b/>
+          <w:bCs/>
+          <w:sz w:val="21"/>
+          <w:szCs w:val="21"/>
+        </w:rPr>
+        <w:t xml:space="preserve">2.   They are my friends.</w:t>
+      </w:r>
+    </w:p>
+    <w:p>
+      <w:pPr>
+        <w:spacing w:after="40" w:before="0" w:line="300"/>
+      </w:pPr>
+      <w:r>
+        <w:rPr>
+          <w:color w:val="3F4A34"/>
+          <w:sz w:val="21"/>
+          <w:szCs w:val="21"/>
+        </w:rPr>
+        <w:t xml:space="preserve">Right. "They" goes with "are" — and so does anything that is more than one.</w:t>
+      </w:r>
+    </w:p>
+    <w:p>
+      <w:pPr>
+        <w:spacing w:after="30" w:before="80" w:line="300"/>
+      </w:pPr>
+      <w:r>
+        <w:rPr>
+          <w:b/>
+          <w:bCs/>
+          <w:sz w:val="21"/>
+          <w:szCs w:val="21"/>
+        </w:rPr>
+        <w:t xml:space="preserve">3.   Is she your teacher?</w:t>
+      </w:r>
+    </w:p>
+    <w:p>
+      <w:pPr>
+        <w:spacing w:after="40" w:before="0" w:line="300"/>
+      </w:pPr>
+      <w:r>
+        <w:rPr>
+          <w:color w:val="3F4A34"/>
+          <w:sz w:val="21"/>
+          <w:szCs w:val="21"/>
+        </w:rPr>
+        <w:t xml:space="preserve">Right — and it is a question. The "is" moved to the front. That is how you make any question with these words.</w:t>
+      </w:r>
+    </w:p>
+    <w:p>
+      <w:pPr>
+        <w:spacing w:after="30" w:before="80" w:line="300"/>
+      </w:pPr>
+      <w:r>
+        <w:rPr>
+          <w:b/>
+          <w:bCs/>
+          <w:sz w:val="21"/>
+          <w:szCs w:val="21"/>
+        </w:rPr>
+        <w:t xml:space="preserve">4.   We is learning English.</w:t>
+      </w:r>
+    </w:p>
+    <w:p>
+      <w:pPr>
+        <w:spacing w:after="40" w:before="0" w:line="300"/>
+      </w:pPr>
+      <w:r>
+        <w:rPr>
+          <w:color w:val="3F4A34"/>
+          <w:sz w:val="21"/>
+          <w:szCs w:val="21"/>
+        </w:rPr>
+        <w:t xml:space="preserve">Needs fixing. "We" goes with "are": we ARE learning English.</w:t>
+      </w:r>
+    </w:p>
+    <w:p>
+      <w:pPr>
+        <w:pBdr>
+          <w:bottom w:val="single" w:color="B9B3A6" w:sz="4"/>
+        </w:pBdr>
+        <w:spacing w:after="180" w:before="60"/>
+      </w:pPr>
     </w:p>
     <w:sectPr>
       <w:footerReference w:type="default" r:id="rId7"/>

--- a/public/downloads/my-voice-student-workbook.docx
+++ b/public/downloads/my-voice-student-workbook.docx
@@ -389,6 +389,243 @@
         </w:pBdr>
         <w:spacing w:after="180" w:before="60"/>
       </w:pPr>
+    </w:p>
+    <w:p>
+      <w:pPr>
+        <w:spacing w:after="60" w:before="200" w:line="300"/>
+      </w:pPr>
+      <w:r>
+        <w:rPr>
+          <w:b/>
+          <w:bCs/>
+          <w:color w:val="1F3A5F"/>
+          <w:sz w:val="26"/>
+          <w:szCs w:val="26"/>
+        </w:rPr>
+        <w:t xml:space="preserve">The sheets in this book</w:t>
+      </w:r>
+    </w:p>
+    <w:p>
+      <w:pPr>
+        <w:spacing w:after="100" w:before="0" w:line="300"/>
+      </w:pPr>
+      <w:r>
+        <w:rPr>
+          <w:color w:val="5A6473"/>
+          <w:sz w:val="20"/>
+          <w:szCs w:val="20"/>
+        </w:rPr>
+        <w:t xml:space="preserve">Your facilitator will say a sheet number. Find it here.</w:t>
+      </w:r>
+    </w:p>
+    <w:p>
+      <w:pPr>
+        <w:spacing w:after="20" w:before="0" w:line="300"/>
+      </w:pPr>
+      <w:r>
+        <w:rPr>
+          <w:sz w:val="21"/>
+          <w:szCs w:val="21"/>
+        </w:rPr>
+        <w:t xml:space="preserve">Sheet 1   I can…</w:t>
+      </w:r>
+    </w:p>
+    <w:p>
+      <w:pPr>
+        <w:spacing w:after="20" w:before="0" w:line="300"/>
+      </w:pPr>
+      <w:r>
+        <w:rPr>
+          <w:sz w:val="21"/>
+          <w:szCs w:val="21"/>
+        </w:rPr>
+        <w:t xml:space="preserve">Sheet 2   Where I can practise</w:t>
+      </w:r>
+    </w:p>
+    <w:p>
+      <w:pPr>
+        <w:spacing w:after="20" w:before="0" w:line="300"/>
+      </w:pPr>
+      <w:r>
+        <w:rPr>
+          <w:sz w:val="21"/>
+          <w:szCs w:val="21"/>
+        </w:rPr>
+        <w:t xml:space="preserve">Sheet 3   My practice weeks</w:t>
+      </w:r>
+    </w:p>
+    <w:p>
+      <w:pPr>
+        <w:spacing w:after="20" w:before="0" w:line="300"/>
+      </w:pPr>
+      <w:r>
+        <w:rPr>
+          <w:sz w:val="21"/>
+          <w:szCs w:val="21"/>
+        </w:rPr>
+        <w:t xml:space="preserve">Sheet 4   Our classroom words</w:t>
+      </w:r>
+    </w:p>
+    <w:p>
+      <w:pPr>
+        <w:spacing w:after="20" w:before="0" w:line="300"/>
+      </w:pPr>
+      <w:r>
+        <w:rPr>
+          <w:sz w:val="21"/>
+          <w:szCs w:val="21"/>
+        </w:rPr>
+        <w:t xml:space="preserve">Sheet 5   Listening: hello and names</w:t>
+      </w:r>
+    </w:p>
+    <w:p>
+      <w:pPr>
+        <w:spacing w:after="20" w:before="0" w:line="300"/>
+      </w:pPr>
+      <w:r>
+        <w:rPr>
+          <w:sz w:val="21"/>
+          <w:szCs w:val="21"/>
+        </w:rPr>
+        <w:t xml:space="preserve">Sheet 6   My name</w:t>
+      </w:r>
+    </w:p>
+    <w:p>
+      <w:pPr>
+        <w:spacing w:after="20" w:before="0" w:line="300"/>
+      </w:pPr>
+      <w:r>
+        <w:rPr>
+          <w:sz w:val="21"/>
+          <w:szCs w:val="21"/>
+        </w:rPr>
+        <w:t xml:space="preserve">Sheet 7   My sounds and words</w:t>
+      </w:r>
+    </w:p>
+    <w:p>
+      <w:pPr>
+        <w:spacing w:after="20" w:before="0" w:line="300"/>
+      </w:pPr>
+      <w:r>
+        <w:rPr>
+          <w:sz w:val="21"/>
+          <w:szCs w:val="21"/>
+        </w:rPr>
+        <w:t xml:space="preserve">Sheet 8   Building sounds and words</w:t>
+      </w:r>
+    </w:p>
+    <w:p>
+      <w:pPr>
+        <w:spacing w:after="20" w:before="0" w:line="300"/>
+      </w:pPr>
+      <w:r>
+        <w:rPr>
+          <w:sz w:val="21"/>
+          <w:szCs w:val="21"/>
+        </w:rPr>
+        <w:t xml:space="preserve">Sheet 9   Words about me</w:t>
+      </w:r>
+    </w:p>
+    <w:p>
+      <w:pPr>
+        <w:spacing w:after="20" w:before="0" w:line="300"/>
+      </w:pPr>
+      <w:r>
+        <w:rPr>
+          <w:sz w:val="21"/>
+          <w:szCs w:val="21"/>
+        </w:rPr>
+        <w:t xml:space="preserve">Sheet 10   My writing practice</w:t>
+      </w:r>
+    </w:p>
+    <w:p>
+      <w:pPr>
+        <w:spacing w:after="20" w:before="0" w:line="300"/>
+      </w:pPr>
+      <w:r>
+        <w:rPr>
+          <w:sz w:val="21"/>
+          <w:szCs w:val="21"/>
+        </w:rPr>
+        <w:t xml:space="preserve">Sheet 11   I can say who I am</w:t>
+      </w:r>
+    </w:p>
+    <w:p>
+      <w:pPr>
+        <w:spacing w:after="20" w:before="0" w:line="300"/>
+      </w:pPr>
+      <w:r>
+        <w:rPr>
+          <w:sz w:val="21"/>
+          <w:szCs w:val="21"/>
+        </w:rPr>
+        <w:t xml:space="preserve">Sheet 12   Building sentences</w:t>
+      </w:r>
+    </w:p>
+    <w:p>
+      <w:pPr>
+        <w:spacing w:after="20" w:before="0" w:line="300"/>
+      </w:pPr>
+      <w:r>
+        <w:rPr>
+          <w:sz w:val="21"/>
+          <w:szCs w:val="21"/>
+        </w:rPr>
+        <w:t xml:space="preserve">Sheet 13   Meeting people</w:t>
+      </w:r>
+    </w:p>
+    <w:p>
+      <w:pPr>
+        <w:spacing w:after="20" w:before="0" w:line="300"/>
+      </w:pPr>
+      <w:r>
+        <w:rPr>
+          <w:sz w:val="21"/>
+          <w:szCs w:val="21"/>
+        </w:rPr>
+        <w:t xml:space="preserve">Sheet 14   Writing a little about myself</w:t>
+      </w:r>
+    </w:p>
+    <w:p>
+      <w:pPr>
+        <w:spacing w:after="20" w:before="0" w:line="300"/>
+      </w:pPr>
+      <w:r>
+        <w:rPr>
+          <w:sz w:val="21"/>
+          <w:szCs w:val="21"/>
+        </w:rPr>
+        <w:t xml:space="preserve">Sheet 15   My spoken introduction</w:t>
+      </w:r>
+    </w:p>
+    <w:p>
+      <w:pPr>
+        <w:spacing w:after="20" w:before="0" w:line="300"/>
+      </w:pPr>
+      <w:r>
+        <w:rPr>
+          <w:sz w:val="21"/>
+          <w:szCs w:val="21"/>
+        </w:rPr>
+        <w:t xml:space="preserve">Sheet 16   My Name, My Voice</w:t>
+      </w:r>
+    </w:p>
+    <w:p>
+      <w:pPr>
+        <w:spacing w:after="20" w:before="0" w:line="300"/>
+      </w:pPr>
+      <w:r>
+        <w:rPr>
+          <w:sz w:val="21"/>
+          <w:szCs w:val="21"/>
+        </w:rPr>
+        <w:t xml:space="preserve">Sheet 17   How my voice has grown</w:t>
+      </w:r>
+    </w:p>
+    <w:p>
+      <w:r>
+        <w:br w:type="page"/>
+      </w:r>
     </w:p>
     <w:p>
       <w:pPr>
@@ -890,7 +1127,7 @@
           <w:sz w:val="16"/>
           <w:szCs w:val="16"/>
         </w:rPr>
-        <w:t xml:space="preserve">MARK WHERE I AM NOW</w:t>
+        <w:t xml:space="preserve">SHEET 1  ·  MARK WHERE I AM NOW</w:t>
       </w:r>
     </w:p>
     <w:p>
@@ -2039,7 +2276,7 @@
           <w:sz w:val="16"/>
           <w:szCs w:val="16"/>
         </w:rPr>
-        <w:t xml:space="preserve">PRACTICE EVERYWHERE</w:t>
+        <w:t xml:space="preserve">SHEET 2  ·  PRACTICE EVERYWHERE</w:t>
       </w:r>
     </w:p>
     <w:p>
@@ -2903,7 +3140,7 @@
           <w:sz w:val="16"/>
           <w:szCs w:val="16"/>
         </w:rPr>
-        <w:t xml:space="preserve">SAY IT TO SOMEONE NEW</w:t>
+        <w:t xml:space="preserve">SHEET 3  ·  SAY IT TO SOMEONE NEW</w:t>
       </w:r>
     </w:p>
     <w:p>
@@ -6490,7 +6727,7 @@
           <w:sz w:val="16"/>
           <w:szCs w:val="16"/>
         </w:rPr>
-        <w:t xml:space="preserve">THE ENGLISH OF OUR CLASSROOM</w:t>
+        <w:t xml:space="preserve">SHEET 4  ·  THE ENGLISH OF OUR CLASSROOM</w:t>
       </w:r>
     </w:p>
     <w:p>
@@ -7712,7 +7949,7 @@
           <w:sz w:val="16"/>
           <w:szCs w:val="16"/>
         </w:rPr>
-        <w:t xml:space="preserve">LISTENING: HELLO AND NAMES</w:t>
+        <w:t xml:space="preserve">SHEET 5  ·  LISTENING: HELLO AND NAMES</w:t>
       </w:r>
     </w:p>
     <w:p>
@@ -8877,7 +9114,7 @@
           <w:sz w:val="16"/>
           <w:szCs w:val="16"/>
         </w:rPr>
-        <w:t xml:space="preserve">THE ALPHABET AND YOUR FIRST SOUNDS</w:t>
+        <w:t xml:space="preserve">SHEET 6  ·  THE ALPHABET AND YOUR FIRST SOUNDS</w:t>
       </w:r>
     </w:p>
     <w:p>
@@ -10227,7 +10464,7 @@
           <w:sz w:val="16"/>
           <w:szCs w:val="16"/>
         </w:rPr>
-        <w:t xml:space="preserve">KEY SOUNDS THROUGH GAMES</w:t>
+        <w:t xml:space="preserve">SHEET 7  ·  KEY SOUNDS THROUGH GAMES</w:t>
       </w:r>
     </w:p>
     <w:p>
@@ -11482,7 +11719,7 @@
           <w:sz w:val="16"/>
           <w:szCs w:val="16"/>
         </w:rPr>
-        <w:t xml:space="preserve">SOUND AND LETTER PRACTICE</w:t>
+        <w:t xml:space="preserve">SHEET 8  ·  SOUND AND LETTER PRACTICE</w:t>
       </w:r>
     </w:p>
     <w:p>
@@ -12870,7 +13107,7 @@
           <w:sz w:val="16"/>
           <w:szCs w:val="16"/>
         </w:rPr>
-        <w:t xml:space="preserve">WORDS ABOUT ME</w:t>
+        <w:t xml:space="preserve">SHEET 9  ·  WORDS ABOUT ME</w:t>
       </w:r>
     </w:p>
     <w:p>
@@ -14100,7 +14337,7 @@
           <w:sz w:val="16"/>
           <w:szCs w:val="16"/>
         </w:rPr>
-        <w:t xml:space="preserve">WRITING MY NAME</w:t>
+        <w:t xml:space="preserve">SHEET 10  ·  WRITING MY NAME</w:t>
       </w:r>
     </w:p>
     <w:p>
@@ -15748,7 +15985,7 @@
           <w:sz w:val="16"/>
           <w:szCs w:val="16"/>
         </w:rPr>
-        <w:t xml:space="preserve">I AM… — SAYING WHO YOU ARE</w:t>
+        <w:t xml:space="preserve">SHEET 11  ·  I AM… — SAYING WHO YOU ARE</w:t>
       </w:r>
     </w:p>
     <w:p>
@@ -17489,7 +17726,7 @@
           <w:sz w:val="16"/>
           <w:szCs w:val="16"/>
         </w:rPr>
-        <w:t xml:space="preserve">SENTENCE PRACTICE</w:t>
+        <w:t xml:space="preserve">SHEET 12  ·  SENTENCE PRACTICE</w:t>
       </w:r>
     </w:p>
     <w:p>
@@ -18898,7 +19135,7 @@
           <w:sz w:val="16"/>
           <w:szCs w:val="16"/>
         </w:rPr>
-        <w:t xml:space="preserve">MEETING PEOPLE</w:t>
+        <w:t xml:space="preserve">SHEET 13  ·  MEETING PEOPLE</w:t>
       </w:r>
     </w:p>
     <w:p>
@@ -20096,7 +20333,7 @@
           <w:sz w:val="16"/>
           <w:szCs w:val="16"/>
         </w:rPr>
-        <w:t xml:space="preserve">WRITING A LITTLE ABOUT MYSELF</w:t>
+        <w:t xml:space="preserve">SHEET 14  ·  WRITING A LITTLE ABOUT MYSELF</w:t>
       </w:r>
     </w:p>
     <w:p>
@@ -21108,7 +21345,7 @@
           <w:sz w:val="16"/>
           <w:szCs w:val="16"/>
         </w:rPr>
-        <w:t xml:space="preserve">REHEARSE, SHARE, AND CELEBRATE</w:t>
+        <w:t xml:space="preserve">SHEET 15  ·  REHEARSE, SHARE, AND CELEBRATE</w:t>
       </w:r>
     </w:p>
     <w:p>
@@ -22436,7 +22673,7 @@
           <w:sz w:val="16"/>
           <w:szCs w:val="16"/>
         </w:rPr>
-        <w:t xml:space="preserve">MAKE YOUR MY NAME, MY VOICE CARD</w:t>
+        <w:t xml:space="preserve">SHEET 16  ·  MAKE YOUR MY NAME, MY VOICE CARD</w:t>
       </w:r>
     </w:p>
     <w:p>
@@ -23219,7 +23456,7 @@
           <w:sz w:val="16"/>
           <w:szCs w:val="16"/>
         </w:rPr>
-        <w:t xml:space="preserve">REHEARSE, SHARE, AND CELEBRATE</w:t>
+        <w:t xml:space="preserve">SHEET 17  ·  REHEARSE, SHARE, AND CELEBRATE</w:t>
       </w:r>
     </w:p>
     <w:p>

--- a/public/downloads/my-voice-student-workbook.docx
+++ b/public/downloads/my-voice-student-workbook.docx
@@ -88,7 +88,7 @@
           <w:sz w:val="24"/>
           <w:szCs w:val="24"/>
         </w:rPr>
-        <w:t xml:space="preserve">Draw yourself — or write your name big:</w:t>
+        <w:t xml:space="preserve">Draw yourself, or write your name big:</w:t>
       </w:r>
     </w:p>
     <w:tbl>
@@ -311,7 +311,7 @@
           <w:sz w:val="22"/>
           <w:szCs w:val="22"/>
         </w:rPr>
-        <w:t xml:space="preserve">A4 paper, portrait. Do not let the printer "shrink to fit" — the writing lines are sized for A4.</w:t>
+        <w:t xml:space="preserve">A4 paper, portrait. Do not let the printer "shrink to fit", the writing lines are sized for A4.</w:t>
       </w:r>
     </w:p>
     <w:p>
@@ -362,7 +362,7 @@
           <w:sz w:val="22"/>
           <w:szCs w:val="22"/>
         </w:rPr>
-        <w:t xml:space="preserve">One book per learner. This is the one thing worth spending the paper on — the learner writes in it and keeps it.</w:t>
+        <w:t xml:space="preserve">One book per learner. This is the one thing worth spending the paper on, the learner writes in it and keeps it.</w:t>
       </w:r>
     </w:p>
     <w:p>
@@ -721,7 +721,7 @@
                 <w:sz w:val="21"/>
                 <w:szCs w:val="21"/>
               </w:rPr>
-              <w:t xml:space="preserve">You can draw or say every answer — your facilitator can write it for you. Nothing here is a test.</w:t>
+              <w:t xml:space="preserve">You can draw or say every answer. Your facilitator can write it for you. Nothing here is a test.</w:t>
             </w:r>
           </w:p>
         </w:tc>
@@ -823,7 +823,7 @@
           <w:sz w:val="16"/>
           <w:szCs w:val="16"/>
         </w:rPr>
-        <w:t xml:space="preserve">   MY 'I CAN…' CHECK — WHERE AM I NOW, AND WHAT GREW</w:t>
+        <w:t xml:space="preserve">   MY 'I CAN…' CHECK, WHERE AM I NOW, AND WHAT GREW</w:t>
       </w:r>
     </w:p>
     <w:p>
@@ -934,7 +934,7 @@
           <w:sz w:val="22"/>
           <w:szCs w:val="22"/>
         </w:rPr>
-        <w:t xml:space="preserve">If almost everything is "not yet", that is completely fine — that is what the beginning of a course looks like. If it was all "yes" already, there would be nothing here for you.</w:t>
+        <w:t xml:space="preserve">If almost everything is "not yet", that is completely fine. That is what the beginning of a course looks like. If it was all "yes" already, there would be nothing here for you.</w:t>
       </w:r>
     </w:p>
     <w:p>
@@ -1004,7 +1004,7 @@
           <w:sz w:val="22"/>
           <w:szCs w:val="22"/>
         </w:rPr>
-        <w:t xml:space="preserve">Then you will see both marks together — and the space between them is what you learned. Nobody can take that off you, and you will be able to point at it.</w:t>
+        <w:t xml:space="preserve">Then you will see both marks together, and the space between them is what you learned. Nobody can take that off you, and you will be able to point at it.</w:t>
       </w:r>
     </w:p>
     <w:p>
@@ -1099,7 +1099,7 @@
                 <w:sz w:val="21"/>
                 <w:szCs w:val="21"/>
               </w:rPr>
-              <w:t xml:space="preserve">not yet — I cannot do it today — and "yet" means it can change</w:t>
+              <w:t xml:space="preserve">not yet, I cannot do it today, and "yet" means it can change</w:t>
             </w:r>
           </w:p>
         </w:tc>
@@ -1225,7 +1225,7 @@
                 <w:sz w:val="21"/>
                 <w:szCs w:val="21"/>
               </w:rPr>
-              <w:t xml:space="preserve">Circle one face in the Start column now. At the end of the course you circle the End column — and see how you have grown.</w:t>
+              <w:t xml:space="preserve">Circle one face in the Start column now. At the end of the course you circle the End column, and see how you have grown.</w:t>
             </w:r>
           </w:p>
           <w:p>
@@ -1773,7 +1773,7 @@
           <w:sz w:val="24"/>
           <w:szCs w:val="24"/>
         </w:rPr>
-        <w:t xml:space="preserve">Anything you want to keep from this step. Words, marks, or a drawing — it is your page, and no one marks it.</w:t>
+        <w:t xml:space="preserve">Anything you want to keep from this step. Words, marks, or a drawing, it is your page, and no one marks it.</w:t>
       </w:r>
     </w:p>
     <w:tbl>
@@ -2637,7 +2637,7 @@
           <w:sz w:val="24"/>
           <w:szCs w:val="24"/>
         </w:rPr>
-        <w:t xml:space="preserve">Anything you want to keep from this step. Words, marks, or a drawing — it is your page, and no one marks it.</w:t>
+        <w:t xml:space="preserve">Anything you want to keep from this step. Words, marks, or a drawing, it is your page, and no one marks it.</w:t>
       </w:r>
     </w:p>
     <w:tbl>
@@ -3170,7 +3170,7 @@
           <w:sz w:val="24"/>
           <w:szCs w:val="24"/>
         </w:rPr>
-        <w:t xml:space="preserve">Between our sessions, use your English. Fill in one week each time you practise. Bring it to show — we start each session with it.</w:t>
+        <w:t xml:space="preserve">Between our sessions, use your English. Fill in one week each time you practise. Bring it to show, we start each session with it.</w:t>
       </w:r>
     </w:p>
     <w:tbl>
@@ -3212,7 +3212,7 @@
                 <w:sz w:val="17"/>
                 <w:szCs w:val="17"/>
               </w:rPr>
-              <w:t xml:space="preserve">LIKE THIS — ONE FINISHED WEEK</w:t>
+              <w:t xml:space="preserve">LIKE THIS, ONE FINISHED WEEK</w:t>
             </w:r>
           </w:p>
           <w:p>
@@ -3665,7 +3665,7 @@
           <w:sz w:val="24"/>
           <w:szCs w:val="24"/>
         </w:rPr>
-        <w:t xml:space="preserve">Anything you want to keep from this step. Words, marks, or a drawing — it is your page, and no one marks it.</w:t>
+        <w:t xml:space="preserve">Anything you want to keep from this step. Words, marks, or a drawing, it is your page, and no one marks it.</w:t>
       </w:r>
     </w:p>
     <w:tbl>
@@ -4778,7 +4778,7 @@
           <w:sz w:val="24"/>
           <w:szCs w:val="24"/>
         </w:rPr>
-        <w:t xml:space="preserve">Anything you want to keep from this step. Words, marks, or a drawing — it is your page, and no one marks it.</w:t>
+        <w:t xml:space="preserve">Anything you want to keep from this step. Words, marks, or a drawing, it is your page, and no one marks it.</w:t>
       </w:r>
     </w:p>
     <w:tbl>
@@ -5772,7 +5772,7 @@
           <w:sz w:val="24"/>
           <w:szCs w:val="24"/>
         </w:rPr>
-        <w:t xml:space="preserve">Anything you want to keep from this step. Words, marks, or a drawing — it is your page, and no one marks it.</w:t>
+        <w:t xml:space="preserve">Anything you want to keep from this step. Words, marks, or a drawing, it is your page, and no one marks it.</w:t>
       </w:r>
     </w:p>
     <w:tbl>
@@ -6316,7 +6316,7 @@
           <w:sz w:val="22"/>
           <w:szCs w:val="22"/>
         </w:rPr>
-        <w:t xml:space="preserve">These are the first English words you will really use — because you will use them here, every time we meet.</w:t>
+        <w:t xml:space="preserve">These are the first English words you will really use, because you will use them here, every time we meet.</w:t>
       </w:r>
     </w:p>
     <w:p>
@@ -6447,7 +6447,7 @@
           <w:sz w:val="22"/>
           <w:szCs w:val="22"/>
         </w:rPr>
-        <w:t xml:space="preserve">Again, please.   (when someone spoke too fast)</w:t>
+        <w:t xml:space="preserve">Again, please. (when someone spoke too fast)</w:t>
       </w:r>
     </w:p>
     <w:p>
@@ -6464,7 +6464,7 @@
           <w:sz w:val="22"/>
           <w:szCs w:val="22"/>
         </w:rPr>
-        <w:t xml:space="preserve">I don't understand.   (say this — it is not a failure, it is information)</w:t>
+        <w:t xml:space="preserve">I don't understand. (say this, it is not a failure, it is information)</w:t>
       </w:r>
     </w:p>
     <w:p>
@@ -6481,7 +6481,7 @@
           <w:sz w:val="22"/>
           <w:szCs w:val="22"/>
         </w:rPr>
-        <w:t xml:space="preserve">How do you say ______ ?   (when you want a word you do not have)</w:t>
+        <w:t xml:space="preserve">How do you say ______ ? (when you want a word you do not have)</w:t>
       </w:r>
     </w:p>
     <w:p>
@@ -6498,7 +6498,7 @@
           <w:sz w:val="22"/>
           <w:szCs w:val="22"/>
         </w:rPr>
-        <w:t xml:space="preserve">What does ______ mean?   (when you hear a word you do not know)</w:t>
+        <w:t xml:space="preserve">What does ______ mean? (when you hear a word you do not know)</w:t>
       </w:r>
     </w:p>
     <w:p>
@@ -6551,7 +6551,7 @@
           <w:sz w:val="22"/>
           <w:szCs w:val="22"/>
         </w:rPr>
-        <w:t xml:space="preserve">Every good language learner uses these constantly. Not the ones who understand everything — the ones who ASK, all the time.</w:t>
+        <w:t xml:space="preserve">Every good language learner uses these constantly. Not the ones who understand everything, the ones who ASK, all the time.</w:t>
       </w:r>
     </w:p>
     <w:p>
@@ -6687,7 +6687,7 @@
                 <w:sz w:val="21"/>
                 <w:szCs w:val="21"/>
               </w:rPr>
-              <w:t xml:space="preserve">again — asking someone to say it one more time</w:t>
+              <w:t xml:space="preserve">again, asking someone to say it one more time</w:t>
             </w:r>
           </w:p>
           <w:p>
@@ -6699,7 +6699,7 @@
                 <w:sz w:val="21"/>
                 <w:szCs w:val="21"/>
               </w:rPr>
-              <w:t xml:space="preserve">understand — to know what something means</w:t>
+              <w:t xml:space="preserve">understand, to know what something means</w:t>
             </w:r>
           </w:p>
         </w:tc>
@@ -6799,7 +6799,7 @@
                 <w:sz w:val="17"/>
                 <w:szCs w:val="17"/>
               </w:rPr>
-              <w:t xml:space="preserve">LIKE THIS — ONE BOX</w:t>
+              <w:t xml:space="preserve">LIKE THIS, ONE BOX</w:t>
             </w:r>
           </w:p>
           <w:p>
@@ -7075,7 +7075,7 @@
           <w:sz w:val="24"/>
           <w:szCs w:val="24"/>
         </w:rPr>
-        <w:t xml:space="preserve">Anything you want to keep from this step. Words, marks, or a drawing — it is your page, and no one marks it.</w:t>
+        <w:t xml:space="preserve">Anything you want to keep from this step. Words, marks, or a drawing, it is your page, and no one marks it.</w:t>
       </w:r>
     </w:p>
     <w:tbl>
@@ -7590,7 +7590,7 @@
           <w:sz w:val="16"/>
           <w:szCs w:val="16"/>
         </w:rPr>
-        <w:t xml:space="preserve">   LISTENING FIRST — HELLO, AND THE SOUNDS OF OUR NAMES</w:t>
+        <w:t xml:space="preserve">   LISTENING FIRST, HELLO, AND THE SOUNDS OF OUR NAMES</w:t>
       </w:r>
     </w:p>
     <w:p>
@@ -7672,7 +7672,7 @@
           <w:sz w:val="22"/>
           <w:szCs w:val="22"/>
         </w:rPr>
-        <w:t xml:space="preserve">When you listen and point to the right picture, you have understood English. That is a real thing you just did — even though you did not say a word.</w:t>
+        <w:t xml:space="preserve">When you listen and point to the right picture, you have understood English. That is a real thing you just did, even though you did not say a word.</w:t>
       </w:r>
     </w:p>
     <w:p>
@@ -7713,7 +7713,7 @@
           <w:sz w:val="24"/>
           <w:szCs w:val="24"/>
         </w:rPr>
-        <w:t xml:space="preserve">You will not understand every word — and you do not need to</w:t>
+        <w:t xml:space="preserve">You will not understand every word: and you do not need to</w:t>
       </w:r>
     </w:p>
     <w:p>
@@ -7790,7 +7790,7 @@
           <w:sz w:val="22"/>
           <w:szCs w:val="22"/>
         </w:rPr>
-        <w:t xml:space="preserve">Both of those are normal. If you are not ready to speak yet, keep listening — your turn will come, and it will come more easily because of the listening you did.</w:t>
+        <w:t xml:space="preserve">Both of those are normal. If you are not ready to speak yet, keep listening. Your turn will come, and it will come more easily because of the listening you did.</w:t>
       </w:r>
     </w:p>
     <w:p>
@@ -7909,7 +7909,7 @@
                 <w:sz w:val="21"/>
                 <w:szCs w:val="21"/>
               </w:rPr>
-              <w:t xml:space="preserve">listen — to take meaning in through your ears</w:t>
+              <w:t xml:space="preserve">listen, to take meaning in through your ears</w:t>
             </w:r>
           </w:p>
           <w:p>
@@ -7921,7 +7921,7 @@
                 <w:sz w:val="21"/>
                 <w:szCs w:val="21"/>
               </w:rPr>
-              <w:t xml:space="preserve">understand — to know what something means — even if you cannot say it back yet</w:t>
+              <w:t xml:space="preserve">understand, to know what something means, even if you cannot say it back yet</w:t>
             </w:r>
           </w:p>
         </w:tc>
@@ -8172,7 +8172,7 @@
           <w:sz w:val="24"/>
           <w:szCs w:val="24"/>
         </w:rPr>
-        <w:t xml:space="preserve">Anything you want to keep from this step. Words, marks, or a drawing — it is your page, and no one marks it.</w:t>
+        <w:t xml:space="preserve">Anything you want to keep from this step. Words, marks, or a drawing, it is your page, and no one marks it.</w:t>
       </w:r>
     </w:p>
     <w:tbl>
@@ -8745,7 +8745,7 @@
           <w:sz w:val="22"/>
           <w:szCs w:val="22"/>
         </w:rPr>
-        <w:t xml:space="preserve">The letter M is called "em". But the sound it makes is /m/ — the sound at the start of "mother".</w:t>
+        <w:t xml:space="preserve">The letter M is called "em". But the sound it makes is /m/, the sound at the start of "mother".</w:t>
       </w:r>
     </w:p>
     <w:p>
@@ -8902,7 +8902,7 @@
           <w:sz w:val="22"/>
           <w:szCs w:val="22"/>
         </w:rPr>
-        <w:t xml:space="preserve">If you can hear a sound and point to its letter, you have learned it. Whether your hand can make the shape neatly yet is a different thing — that is about your hand, not about your English, and it comes with practice.</w:t>
+        <w:t xml:space="preserve">If you can hear a sound and point to its letter, you have learned it. Whether your hand can make the shape neatly yet is a different thing. That is about your hand, not about your English, and it comes with practice.</w:t>
       </w:r>
     </w:p>
     <w:p>
@@ -8943,7 +8943,7 @@
           <w:sz w:val="22"/>
           <w:szCs w:val="22"/>
         </w:rPr>
-        <w:t xml:space="preserve">Some English sounds already exist in the language you speak at home. Those are easy — you already know them, you just have to learn which letter they use.</w:t>
+        <w:t xml:space="preserve">Some English sounds already exist in the language you speak at home. Those are easy, you already know them, you just have to learn which letter they use.</w:t>
       </w:r>
     </w:p>
     <w:p>
@@ -9062,7 +9062,7 @@
                 <w:sz w:val="21"/>
                 <w:szCs w:val="21"/>
               </w:rPr>
-              <w:t xml:space="preserve">sound — what a letter says — not what it is called</w:t>
+              <w:t xml:space="preserve">sound, what a letter says, not what it is called</w:t>
             </w:r>
           </w:p>
           <w:p>
@@ -9074,7 +9074,7 @@
                 <w:sz w:val="21"/>
                 <w:szCs w:val="21"/>
               </w:rPr>
-              <w:t xml:space="preserve">letter — the written shape that makes a sound</w:t>
+              <w:t xml:space="preserve">letter, the written shape that makes a sound</w:t>
             </w:r>
           </w:p>
           <w:p>
@@ -9086,7 +9086,7 @@
                 <w:sz w:val="21"/>
                 <w:szCs w:val="21"/>
               </w:rPr>
-              <w:t xml:space="preserve">trace — to draw over a shape that is already there</w:t>
+              <w:t xml:space="preserve">trace, to draw over a shape that is already there</w:t>
             </w:r>
           </w:p>
         </w:tc>
@@ -9582,7 +9582,7 @@
           <w:sz w:val="24"/>
           <w:szCs w:val="24"/>
         </w:rPr>
-        <w:t xml:space="preserve">Anything you want to keep from this step. Words, marks, or a drawing — it is your page, and no one marks it.</w:t>
+        <w:t xml:space="preserve">Anything you want to keep from this step. Words, marks, or a drawing, it is your page, and no one marks it.</w:t>
       </w:r>
     </w:p>
     <w:tbl>
@@ -10143,7 +10143,7 @@
           <w:sz w:val="22"/>
           <w:szCs w:val="22"/>
         </w:rPr>
-        <w:t xml:space="preserve">ship — a boat.</w:t>
+        <w:t xml:space="preserve">ship, a boat.</w:t>
       </w:r>
     </w:p>
     <w:p>
@@ -10160,7 +10160,7 @@
           <w:sz w:val="22"/>
           <w:szCs w:val="22"/>
         </w:rPr>
-        <w:t xml:space="preserve">sheep — an animal.</w:t>
+        <w:t xml:space="preserve">sheep, an animal.</w:t>
       </w:r>
     </w:p>
     <w:p>
@@ -10189,7 +10189,7 @@
           <w:sz w:val="22"/>
           <w:szCs w:val="22"/>
         </w:rPr>
-        <w:t xml:space="preserve">pan — for cooking.</w:t>
+        <w:t xml:space="preserve">pan, for cooking.</w:t>
       </w:r>
     </w:p>
     <w:p>
@@ -10206,7 +10206,7 @@
           <w:sz w:val="22"/>
           <w:szCs w:val="22"/>
         </w:rPr>
-        <w:t xml:space="preserve">fan — for making air move.</w:t>
+        <w:t xml:space="preserve">fan, for making air move.</w:t>
       </w:r>
     </w:p>
     <w:p>
@@ -10259,7 +10259,7 @@
           <w:sz w:val="22"/>
           <w:szCs w:val="22"/>
         </w:rPr>
-        <w:t xml:space="preserve">That is why we play listening games. When you point to the right picture, or stand on the right side of the room, you are training your ear. That is the real work — even though it feels like playing.</w:t>
+        <w:t xml:space="preserve">That is why we play listening games. When you point to the right picture, or stand on the right side of the room, you are training your ear. That is the real work, even though it feels like playing.</w:t>
       </w:r>
     </w:p>
     <w:p>
@@ -10300,7 +10300,7 @@
           <w:sz w:val="22"/>
           <w:szCs w:val="22"/>
         </w:rPr>
-        <w:t xml:space="preserve">When a sound feels strange, that is not you being slow. Your mouth has simply never made that shape before. Mouths learn — but they need many tries, spread over many days.</w:t>
+        <w:t xml:space="preserve">When a sound feels strange, that is not you being slow. Your mouth has simply never made that shape before. Mouths learn, but they need many tries, spread over many days.</w:t>
       </w:r>
     </w:p>
     <w:p>
@@ -10424,7 +10424,7 @@
                 <w:sz w:val="21"/>
                 <w:szCs w:val="21"/>
               </w:rPr>
-              <w:t xml:space="preserve">sound — one small piece of a word — change it and the word changes</w:t>
+              <w:t xml:space="preserve">sound, one small piece of a word, change it and the word changes</w:t>
             </w:r>
           </w:p>
           <w:p>
@@ -10436,7 +10436,7 @@
                 <w:sz w:val="21"/>
                 <w:szCs w:val="21"/>
               </w:rPr>
-              <w:t xml:space="preserve">listen — to pay attention with your ears, before you try to say it</w:t>
+              <w:t xml:space="preserve">listen, to pay attention with your ears, before you try to say it</w:t>
             </w:r>
           </w:p>
         </w:tc>
@@ -10494,7 +10494,7 @@
           <w:sz w:val="24"/>
           <w:szCs w:val="24"/>
         </w:rPr>
-        <w:t xml:space="preserve">This is your own word collection — keep adding to it all course long. Draw a thing, write its English word, and add your own word.</w:t>
+        <w:t xml:space="preserve">This is your own word collection, keep adding to it all course long. Draw a thing, write its English word, and add your own word.</w:t>
       </w:r>
     </w:p>
     <w:tbl>
@@ -10857,7 +10857,7 @@
           <w:sz w:val="24"/>
           <w:szCs w:val="24"/>
         </w:rPr>
-        <w:t xml:space="preserve">Anything you want to keep from this step. Words, marks, or a drawing — it is your page, and no one marks it.</w:t>
+        <w:t xml:space="preserve">Anything you want to keep from this step. Words, marks, or a drawing, it is your page, and no one marks it.</w:t>
       </w:r>
     </w:p>
     <w:tbl>
@@ -11425,7 +11425,7 @@
           <w:sz w:val="22"/>
           <w:szCs w:val="22"/>
         </w:rPr>
-        <w:t xml:space="preserve">Five minutes today, five minutes tomorrow, five minutes the day after will teach you far more than one long hard hour. That is true for everyone — it is how memory works.</w:t>
+        <w:t xml:space="preserve">Five minutes today, five minutes tomorrow, five minutes the day after will teach you far more than one long hard hour. That is true for everyone. It is how memory works.</w:t>
       </w:r>
     </w:p>
     <w:p>
@@ -11466,7 +11466,7 @@
           <w:sz w:val="22"/>
           <w:szCs w:val="22"/>
         </w:rPr>
-        <w:t xml:space="preserve">That is on purpose. Pulling something back out of your memory is what makes it stick — much more than looking at it again does.</w:t>
+        <w:t xml:space="preserve">That is on purpose. Pulling something back out of your memory is what makes it stick, much more than looking at it again does.</w:t>
       </w:r>
     </w:p>
     <w:p>
@@ -11572,7 +11572,7 @@
           <w:sz w:val="22"/>
           <w:szCs w:val="22"/>
         </w:rPr>
-        <w:t xml:space="preserve">When being wrong is cheap, you try things — and trying things is how you find out what you know. A learner who guesses and gets it wrong learns more than one who says nothing to be safe.</w:t>
+        <w:t xml:space="preserve">When being wrong is cheap, you try things, and trying things is how you find out what you know. A learner who guesses and gets it wrong learns more than one who says nothing to be safe.</w:t>
       </w:r>
     </w:p>
     <w:p>
@@ -11625,7 +11625,7 @@
           <w:sz w:val="22"/>
           <w:szCs w:val="22"/>
         </w:rPr>
-        <w:t xml:space="preserve">Some sounds do not exist in your language, so your ear has never had to notice them. It will — but it needs many meetings, not more effort in one.</w:t>
+        <w:t xml:space="preserve">Some sounds do not exist in your language, so your ear has never had to notice them. It will, but it needs many meetings, not more effort in one.</w:t>
       </w:r>
     </w:p>
     <w:tbl>
@@ -11679,7 +11679,7 @@
                 <w:sz w:val="21"/>
                 <w:szCs w:val="21"/>
               </w:rPr>
-              <w:t xml:space="preserve">practise — to do something again and again so it becomes easy</w:t>
+              <w:t xml:space="preserve">practise, to do something again and again so it becomes easy</w:t>
             </w:r>
           </w:p>
           <w:p>
@@ -11691,7 +11691,7 @@
                 <w:sz w:val="21"/>
                 <w:szCs w:val="21"/>
               </w:rPr>
-              <w:t xml:space="preserve">build — to make a word by putting letter cards together</w:t>
+              <w:t xml:space="preserve">build, to make a word by putting letter cards together</w:t>
             </w:r>
           </w:p>
         </w:tc>
@@ -12211,7 +12211,7 @@
           <w:sz w:val="24"/>
           <w:szCs w:val="24"/>
         </w:rPr>
-        <w:t xml:space="preserve">Anything you want to keep from this step. Words, marks, or a drawing — it is your page, and no one marks it.</w:t>
+        <w:t xml:space="preserve">Anything you want to keep from this step. Words, marks, or a drawing, it is your page, and no one marks it.</w:t>
       </w:r>
     </w:p>
     <w:tbl>
@@ -12755,7 +12755,7 @@
           <w:sz w:val="22"/>
           <w:szCs w:val="22"/>
         </w:rPr>
-        <w:t xml:space="preserve">You are going to build your own collection of English words. Not words someone chose for you — words you want.</w:t>
+        <w:t xml:space="preserve">You are going to build your own collection of English words. Not words someone chose for you, words you want.</w:t>
       </w:r>
     </w:p>
     <w:p>
@@ -13001,7 +13001,7 @@
           <w:sz w:val="22"/>
           <w:szCs w:val="22"/>
         </w:rPr>
-        <w:t xml:space="preserve">This page is not finished today. Add to it whenever you meet a word you want — in this class, in the research sessions, with your mentor, anywhere.</w:t>
+        <w:t xml:space="preserve">This page is not finished today. Add to it whenever you meet a word you want, in this class, in the research sessions, with your mentor, anywhere.</w:t>
       </w:r>
     </w:p>
     <w:p>
@@ -13067,7 +13067,7 @@
                 <w:sz w:val="21"/>
                 <w:szCs w:val="21"/>
               </w:rPr>
-              <w:t xml:space="preserve">word collection — your own page of words, that you chose and drew</w:t>
+              <w:t xml:space="preserve">word collection, your own page of words, that you chose and drew</w:t>
             </w:r>
           </w:p>
           <w:p>
@@ -13079,7 +13079,7 @@
                 <w:sz w:val="21"/>
                 <w:szCs w:val="21"/>
               </w:rPr>
-              <w:t xml:space="preserve">translate — to say the same thing in another language</w:t>
+              <w:t xml:space="preserve">translate, to say the same thing in another language</w:t>
             </w:r>
           </w:p>
         </w:tc>
@@ -13137,7 +13137,7 @@
           <w:sz w:val="24"/>
           <w:szCs w:val="24"/>
         </w:rPr>
-        <w:t xml:space="preserve">Draw in each box. Your facilitator helps with the English word. You choose what to show — a lighter, everyday thing is always fine.</w:t>
+        <w:t xml:space="preserve">Draw in each box. Your facilitator helps with the English word. You choose what to show, a lighter, everyday thing is always fine.</w:t>
       </w:r>
     </w:p>
     <w:tbl>
@@ -13470,7 +13470,7 @@
           <w:sz w:val="24"/>
           <w:szCs w:val="24"/>
         </w:rPr>
-        <w:t xml:space="preserve">Anything you want to keep from this step. Words, marks, or a drawing — it is your page, and no one marks it.</w:t>
+        <w:t xml:space="preserve">Anything you want to keep from this step. Words, marks, or a drawing, it is your page, and no one marks it.</w:t>
       </w:r>
     </w:p>
     <w:tbl>
@@ -14108,7 +14108,7 @@
           <w:sz w:val="22"/>
           <w:szCs w:val="22"/>
         </w:rPr>
-        <w:t xml:space="preserve">1. Trace — go over the name your facilitator wrote for you. 2. Copy — write it underneath, looking at theirs. 3. Write — write it without looking.</w:t>
+        <w:t xml:space="preserve">1. Trace, go over the name your facilitator wrote for you. 2. Copy, write it underneath, looking at theirs. 3. Write, write it without looking.</w:t>
       </w:r>
     </w:p>
     <w:p>
@@ -14297,7 +14297,7 @@
                 <w:sz w:val="21"/>
                 <w:szCs w:val="21"/>
               </w:rPr>
-              <w:t xml:space="preserve">trace — to write over the top of writing that is already there</w:t>
+              <w:t xml:space="preserve">trace, to write over the top of writing that is already there</w:t>
             </w:r>
           </w:p>
           <w:p>
@@ -14309,7 +14309,7 @@
                 <w:sz w:val="21"/>
                 <w:szCs w:val="21"/>
               </w:rPr>
-              <w:t xml:space="preserve">copy — to write it again underneath, looking at the first one</w:t>
+              <w:t xml:space="preserve">copy, to write it again underneath, looking at the first one</w:t>
             </w:r>
           </w:p>
         </w:tc>
@@ -14698,7 +14698,7 @@
           <w:sz w:val="24"/>
           <w:szCs w:val="24"/>
         </w:rPr>
-        <w:t xml:space="preserve">Anything you want to keep from this step. Words, marks, or a drawing — it is your page, and no one marks it.</w:t>
+        <w:t xml:space="preserve">Anything you want to keep from this step. Words, marks, or a drawing, it is your page, and no one marks it.</w:t>
       </w:r>
     </w:p>
     <w:tbl>
@@ -15213,7 +15213,7 @@
           <w:sz w:val="16"/>
           <w:szCs w:val="16"/>
         </w:rPr>
-        <w:t xml:space="preserve">   I AM, I AM FROM, I LIKE — YOUR FIRST SENTENCES</w:t>
+        <w:t xml:space="preserve">   I AM, I AM FROM, I LIKE, YOUR FIRST SENTENCES</w:t>
       </w:r>
     </w:p>
     <w:p>
@@ -15242,7 +15242,7 @@
           <w:sz w:val="22"/>
           <w:szCs w:val="22"/>
         </w:rPr>
-        <w:t xml:space="preserve">You have collected words. Now we put them into sentences — so you can tell someone who you are.</w:t>
+        <w:t xml:space="preserve">You have collected words. Now we put them into sentences, so you can tell someone who you are.</w:t>
       </w:r>
     </w:p>
     <w:p>
@@ -15276,7 +15276,7 @@
           <w:sz w:val="22"/>
           <w:szCs w:val="22"/>
         </w:rPr>
-        <w:t xml:space="preserve">I am ______ .   (your name)</w:t>
+        <w:t xml:space="preserve">I am ______. (your name)</w:t>
       </w:r>
     </w:p>
     <w:p>
@@ -15293,7 +15293,7 @@
           <w:sz w:val="22"/>
           <w:szCs w:val="22"/>
         </w:rPr>
-        <w:t xml:space="preserve">I am from ______ .   (a place)</w:t>
+        <w:t xml:space="preserve">I am from ______. (a place)</w:t>
       </w:r>
     </w:p>
     <w:p>
@@ -15310,7 +15310,7 @@
           <w:sz w:val="22"/>
           <w:szCs w:val="22"/>
         </w:rPr>
-        <w:t xml:space="preserve">I like ______ .   (something you like)</w:t>
+        <w:t xml:space="preserve">I like ______. (something you like)</w:t>
       </w:r>
     </w:p>
     <w:p>
@@ -15450,7 +15450,7 @@
           <w:sz w:val="22"/>
           <w:szCs w:val="22"/>
         </w:rPr>
-        <w:t xml:space="preserve">He is ______ .   (a boy, a man)</w:t>
+        <w:t xml:space="preserve">He is ______. (a boy, a man)</w:t>
       </w:r>
     </w:p>
     <w:p>
@@ -15467,7 +15467,7 @@
           <w:sz w:val="22"/>
           <w:szCs w:val="22"/>
         </w:rPr>
-        <w:t xml:space="preserve">She is ______ .   (a girl, a woman)</w:t>
+        <w:t xml:space="preserve">She is ______. (a girl, a woman)</w:t>
       </w:r>
     </w:p>
     <w:p>
@@ -15503,7 +15503,7 @@
           <w:sz w:val="22"/>
           <w:szCs w:val="22"/>
         </w:rPr>
-        <w:t xml:space="preserve">Listen carefully when someone introduces you. Being introduced properly, and having your name said correctly, feels good — so do it well for other people.</w:t>
+        <w:t xml:space="preserve">Listen carefully when someone introduces you. Being introduced properly, and having your name said correctly, feels good, so do it well for other people.</w:t>
       </w:r>
     </w:p>
     <w:p>
@@ -15573,7 +15573,7 @@
           <w:sz w:val="22"/>
           <w:szCs w:val="22"/>
         </w:rPr>
-        <w:t xml:space="preserve">If someone understands you, you have succeeded. Perfect comes later, and it comes from using it — not from waiting until you are ready.</w:t>
+        <w:t xml:space="preserve">If someone understands you, you have succeeded. Perfect comes later, and it comes from using it. not from waiting until you are ready.</w:t>
       </w:r>
     </w:p>
     <w:tbl>
@@ -15627,7 +15627,7 @@
                 <w:sz w:val="21"/>
                 <w:szCs w:val="21"/>
               </w:rPr>
-              <w:t xml:space="preserve">I am — how you start a sentence about yourself</w:t>
+              <w:t xml:space="preserve">I am, how you start a sentence about yourself</w:t>
             </w:r>
           </w:p>
           <w:p>
@@ -15639,7 +15639,7 @@
                 <w:sz w:val="21"/>
                 <w:szCs w:val="21"/>
               </w:rPr>
-              <w:t xml:space="preserve">he is / she is — how you start a sentence about someone else</w:t>
+              <w:t xml:space="preserve">he is / she is, how you start a sentence about someone else</w:t>
             </w:r>
           </w:p>
           <w:p>
@@ -15651,7 +15651,7 @@
                 <w:sz w:val="21"/>
                 <w:szCs w:val="21"/>
               </w:rPr>
-              <w:t xml:space="preserve">from — the word before a place</w:t>
+              <w:t xml:space="preserve">from, the word before a place</w:t>
             </w:r>
           </w:p>
         </w:tc>
@@ -15985,7 +15985,7 @@
           <w:sz w:val="16"/>
           <w:szCs w:val="16"/>
         </w:rPr>
-        <w:t xml:space="preserve">SHEET 11  ·  I AM… — SAYING WHO YOU ARE</w:t>
+        <w:t xml:space="preserve">SHEET 11  ·  I AM…, SAYING WHO YOU ARE</w:t>
       </w:r>
     </w:p>
     <w:p>
@@ -16015,7 +16015,7 @@
           <w:sz w:val="24"/>
           <w:szCs w:val="24"/>
         </w:rPr>
-        <w:t xml:space="preserve">Say each sentence out loud. Fill the ending with your own true words — write, trace, or say it and draw.</w:t>
+        <w:t xml:space="preserve">Say each sentence out loud. Fill the ending with your own true words, write, trace, or say it and draw.</w:t>
       </w:r>
     </w:p>
     <w:tbl>
@@ -16448,7 +16448,7 @@
           <w:sz w:val="16"/>
           <w:szCs w:val="16"/>
         </w:rPr>
-        <w:t xml:space="preserve">I AM… — SAYING WHO YOU ARE</w:t>
+        <w:t xml:space="preserve">I AM…, SAYING WHO YOU ARE</w:t>
       </w:r>
     </w:p>
     <w:p>
@@ -16477,7 +16477,7 @@
           <w:sz w:val="24"/>
           <w:szCs w:val="24"/>
         </w:rPr>
-        <w:t xml:space="preserve">Anything you want to keep from this step. Words, marks, or a drawing — it is your page, and no one marks it.</w:t>
+        <w:t xml:space="preserve">Anything you want to keep from this step. Words, marks, or a drawing, it is your page, and no one marks it.</w:t>
       </w:r>
     </w:p>
     <w:tbl>
@@ -17072,7 +17072,7 @@
           <w:sz w:val="22"/>
           <w:szCs w:val="22"/>
         </w:rPr>
-        <w:t xml:space="preserve">he, she, it → is   (also one person, one thing)</w:t>
+        <w:t xml:space="preserve">he, she, it → is (also one person, one thing)</w:t>
       </w:r>
     </w:p>
     <w:p>
@@ -17089,7 +17089,7 @@
           <w:sz w:val="22"/>
           <w:szCs w:val="22"/>
         </w:rPr>
-        <w:t xml:space="preserve">you, we, they → are   (also more than one)</w:t>
+        <w:t xml:space="preserve">you, we, they → are (also more than one)</w:t>
       </w:r>
     </w:p>
     <w:p>
@@ -17166,7 +17166,7 @@
           <w:sz w:val="22"/>
           <w:szCs w:val="22"/>
         </w:rPr>
-        <w:t xml:space="preserve">Your ear will learn this faster than your head will. When "I is" starts to sound wrong to you, you have got it — and that feeling of wrongness is worth more than remembering any rule.</w:t>
+        <w:t xml:space="preserve">Your ear will learn this faster than your head will. When "I is" starts to sound wrong to you, you have got it, and that feeling of wrongness is worth more than remembering any rule.</w:t>
       </w:r>
     </w:p>
     <w:p>
@@ -17304,7 +17304,7 @@
           <w:sz w:val="22"/>
           <w:szCs w:val="22"/>
         </w:rPr>
-        <w:t xml:space="preserve">You are from camp four.  →  Are you from camp four?</w:t>
+        <w:t xml:space="preserve">You are from camp four. → Are you from camp four?</w:t>
       </w:r>
     </w:p>
     <w:p>
@@ -17321,7 +17321,7 @@
           <w:sz w:val="22"/>
           <w:szCs w:val="22"/>
         </w:rPr>
-        <w:t xml:space="preserve">She is your sister.  →  Is she your sister?</w:t>
+        <w:t xml:space="preserve">She is your sister. → Is she your sister?</w:t>
       </w:r>
     </w:p>
     <w:p>
@@ -17345,7 +17345,7 @@
           <w:sz w:val="22"/>
           <w:szCs w:val="22"/>
         </w:rPr>
-        <w:t xml:space="preserve">Now you can ASK as well as answer — and that is what a conversation is.</w:t>
+        <w:t xml:space="preserve">Now you can ASK as well as answer, and that is what a conversation is.</w:t>
       </w:r>
     </w:p>
     <w:p>
@@ -17440,7 +17440,7 @@
                 <w:sz w:val="21"/>
                 <w:szCs w:val="21"/>
               </w:rPr>
-              <w:t xml:space="preserve">am / is / are — the three words that join a person to what they are</w:t>
+              <w:t xml:space="preserve">am / is / are, the three words that join a person to what they are</w:t>
             </w:r>
           </w:p>
           <w:p>
@@ -17452,7 +17452,7 @@
                 <w:sz w:val="21"/>
                 <w:szCs w:val="21"/>
               </w:rPr>
-              <w:t xml:space="preserve">question — what you make when you swap the first two words round</w:t>
+              <w:t xml:space="preserve">question, what you make when you swap the first two words round</w:t>
             </w:r>
           </w:p>
         </w:tc>
@@ -18234,7 +18234,7 @@
           <w:sz w:val="24"/>
           <w:szCs w:val="24"/>
         </w:rPr>
-        <w:t xml:space="preserve">Anything you want to keep from this step. Words, marks, or a drawing — it is your page, and no one marks it.</w:t>
+        <w:t xml:space="preserve">Anything you want to keep from this step. Words, marks, or a drawing, it is your page, and no one marks it.</w:t>
       </w:r>
     </w:p>
     <w:tbl>
@@ -18778,7 +18778,7 @@
           <w:sz w:val="22"/>
           <w:szCs w:val="22"/>
         </w:rPr>
-        <w:t xml:space="preserve">Saying sentences in this room is one thing. Saying them to a real person is another — and that is the one that matters.</w:t>
+        <w:t xml:space="preserve">Saying sentences in this room is one thing. Saying them to a real person is another, and that is the one that matters.</w:t>
       </w:r>
     </w:p>
     <w:p>
@@ -18819,7 +18819,7 @@
           <w:sz w:val="22"/>
           <w:szCs w:val="22"/>
         </w:rPr>
-        <w:t xml:space="preserve">1. Greet.   "Hello." 2. Say your name.   "My name is ______ ." 3. Ask theirs.   "What is your name?" 4. Say one thing.   "I am from ______ ." or "I like ______ ." 5. Thank them.   "Thank you." 6. Say goodbye.   "Goodbye."</w:t>
+        <w:t xml:space="preserve">1. Greet. "Hello." 2. Say your name. "My name is ______." 3. Ask theirs. "What is your name?" 4. Say one thing. "I am from ______." or "I like ______." 5. Thank them. "Thank you." 6. Say goodbye. "Goodbye."</w:t>
       </w:r>
     </w:p>
     <w:p>
@@ -18865,7 +18865,7 @@
           <w:sz w:val="22"/>
           <w:szCs w:val="22"/>
         </w:rPr>
-        <w:t xml:space="preserve">"This is my friend. This is ______ ."</w:t>
+        <w:t xml:space="preserve">"This is my friend. This is ______."</w:t>
       </w:r>
     </w:p>
     <w:p>
@@ -18882,7 +18882,7 @@
           <w:sz w:val="22"/>
           <w:szCs w:val="22"/>
         </w:rPr>
-        <w:t xml:space="preserve">"He is from ______ ."   /   "She likes ______ ."</w:t>
+        <w:t xml:space="preserve">"He is from ______." / "She likes ______."</w:t>
       </w:r>
     </w:p>
     <w:p>
@@ -18935,7 +18935,7 @@
           <w:sz w:val="22"/>
           <w:szCs w:val="22"/>
         </w:rPr>
-        <w:t xml:space="preserve">By the fourth time it stops being frightening and starts being automatic. That is exactly what we want — because when you meet someone for real, you want the words to come without thinking.</w:t>
+        <w:t xml:space="preserve">By the fourth time it stops being frightening and starts being automatic. That is exactly what we want, because when you meet someone for real, you want the words to come without thinking.</w:t>
       </w:r>
     </w:p>
     <w:p>
@@ -19029,7 +19029,7 @@
           <w:sz w:val="22"/>
           <w:szCs w:val="22"/>
         </w:rPr>
-        <w:t xml:space="preserve">Speaking a new language out loud feels odd at first — for everybody, in every language.</w:t>
+        <w:t xml:space="preserve">Speaking a new language out loud feels odd at first. For everybody, in every language.</w:t>
       </w:r>
     </w:p>
     <w:p>
@@ -19095,7 +19095,7 @@
                 <w:sz w:val="21"/>
                 <w:szCs w:val="21"/>
               </w:rPr>
-              <w:t xml:space="preserve">greet — what you say when you meet someone — hello</w:t>
+              <w:t xml:space="preserve">greet, what you say when you meet someone, hello</w:t>
             </w:r>
           </w:p>
           <w:p>
@@ -19107,7 +19107,7 @@
                 <w:sz w:val="21"/>
                 <w:szCs w:val="21"/>
               </w:rPr>
-              <w:t xml:space="preserve">introduce — to tell someone who you are, or who your friend is</w:t>
+              <w:t xml:space="preserve">introduce, to tell someone who you are, or who your friend is</w:t>
             </w:r>
           </w:p>
         </w:tc>
@@ -19207,7 +19207,7 @@
                 <w:sz w:val="17"/>
                 <w:szCs w:val="17"/>
               </w:rPr>
-              <w:t xml:space="preserve">LIKE THIS — TWO PEOPLE MEETING</w:t>
+              <w:t xml:space="preserve">LIKE THIS, TWO PEOPLE MEETING</w:t>
             </w:r>
           </w:p>
           <w:p>
@@ -19454,7 +19454,7 @@
           <w:sz w:val="24"/>
           <w:szCs w:val="24"/>
         </w:rPr>
-        <w:t xml:space="preserve">Anything you want to keep from this step. Words, marks, or a drawing — it is your page, and no one marks it.</w:t>
+        <w:t xml:space="preserve">Anything you want to keep from this step. Words, marks, or a drawing, it is your page, and no one marks it.</w:t>
       </w:r>
     </w:p>
     <w:tbl>
@@ -20039,7 +20039,7 @@
           <w:sz w:val="22"/>
           <w:szCs w:val="22"/>
         </w:rPr>
-        <w:t xml:space="preserve">2. Complete. The start is printed — *I am from ______* — and you add your own word.</w:t>
+        <w:t xml:space="preserve">2. Complete. The start is printed, *I am from ______*, and you add your own word.</w:t>
       </w:r>
     </w:p>
     <w:p>
@@ -20092,7 +20092,7 @@
           <w:sz w:val="22"/>
           <w:szCs w:val="22"/>
         </w:rPr>
-        <w:t xml:space="preserve">If you say a true sentence about yourself in English, you have done the English. All of it. Writing is a separate skill — it is about your hand — and it arrives on its own timetable.</w:t>
+        <w:t xml:space="preserve">If you say a true sentence about yourself in English, you have done the English. All of it. Writing is a separate skill, it is about your hand, and it arrives on its own timetable.</w:t>
       </w:r>
     </w:p>
     <w:p>
@@ -20133,7 +20133,7 @@
           <w:sz w:val="22"/>
           <w:szCs w:val="22"/>
         </w:rPr>
-        <w:t xml:space="preserve">Watch the words appear as they are said. Those are YOUR words on that paper — you made them, you just did not hold the pencil.</w:t>
+        <w:t xml:space="preserve">Watch the words appear as they are said. Those are YOUR words on that paper, you made them, you just did not hold the pencil.</w:t>
       </w:r>
     </w:p>
     <w:p>
@@ -20186,7 +20186,7 @@
           <w:sz w:val="22"/>
           <w:szCs w:val="22"/>
         </w:rPr>
-        <w:t xml:space="preserve">If someone can read it and understand you, it worked. Spelling gets tidy later, with practice — and people who worry about spelling write less, which means they get better slower.</w:t>
+        <w:t xml:space="preserve">If someone can read it and understand you, it worked. Spelling gets tidy later, with practice, and people who worry about spelling write less, which means they get better slower.</w:t>
       </w:r>
     </w:p>
     <w:p>
@@ -20227,7 +20227,7 @@
           <w:sz w:val="22"/>
           <w:szCs w:val="22"/>
         </w:rPr>
-        <w:t xml:space="preserve">Something everyday — a food you like, a colour, something you can do — is a full and complete answer. Nobody will ask why you chose it.</w:t>
+        <w:t xml:space="preserve">Something everyday, a food you like, a colour, something you can do, is a full and complete answer. Nobody will ask why you chose it.</w:t>
       </w:r>
     </w:p>
     <w:p>
@@ -20293,7 +20293,7 @@
                 <w:sz w:val="21"/>
                 <w:szCs w:val="21"/>
               </w:rPr>
-              <w:t xml:space="preserve">copy — to write the same words again, looking at them</w:t>
+              <w:t xml:space="preserve">copy, to write the same words again, looking at them</w:t>
             </w:r>
           </w:p>
           <w:p>
@@ -20305,7 +20305,7 @@
                 <w:sz w:val="21"/>
                 <w:szCs w:val="21"/>
               </w:rPr>
-              <w:t xml:space="preserve">complete — to finish a sentence that has already been started for you</w:t>
+              <w:t xml:space="preserve">complete, to finish a sentence that has already been started for you</w:t>
             </w:r>
           </w:p>
         </w:tc>
@@ -20842,7 +20842,7 @@
           <w:sz w:val="24"/>
           <w:szCs w:val="24"/>
         </w:rPr>
-        <w:t xml:space="preserve">Anything you want to keep from this step. Words, marks, or a drawing — it is your page, and no one marks it.</w:t>
+        <w:t xml:space="preserve">Anything you want to keep from this step. Words, marks, or a drawing, it is your page, and no one marks it.</w:t>
       </w:r>
     </w:p>
     <w:tbl>
@@ -21417,7 +21417,7 @@
                 <w:sz w:val="17"/>
                 <w:szCs w:val="17"/>
               </w:rPr>
-              <w:t xml:space="preserve">LIKE THIS — A WHOLE INTRODUCTION</w:t>
+              <w:t xml:space="preserve">LIKE THIS, A WHOLE INTRODUCTION</w:t>
             </w:r>
           </w:p>
           <w:p>
@@ -21448,7 +21448,7 @@
           <w:sz w:val="22"/>
           <w:szCs w:val="22"/>
         </w:rPr>
-        <w:t xml:space="preserve">My introduction — tick each part when you can say it:</w:t>
+        <w:t xml:space="preserve">My introduction, tick each part when you can say it:</w:t>
       </w:r>
     </w:p>
     <w:p>
@@ -21714,7 +21714,7 @@
           <w:sz w:val="24"/>
           <w:szCs w:val="24"/>
         </w:rPr>
-        <w:t xml:space="preserve">Anything you want to keep from this step. Words, marks, or a drawing — it is your page, and no one marks it.</w:t>
+        <w:t xml:space="preserve">Anything you want to keep from this step. Words, marks, or a drawing, it is your page, and no one marks it.</w:t>
       </w:r>
     </w:p>
     <w:tbl>
@@ -22258,7 +22258,7 @@
           <w:sz w:val="22"/>
           <w:szCs w:val="22"/>
         </w:rPr>
-        <w:t xml:space="preserve">This is the thing you make at the end. It says who you are, in English, in your own way — and you keep it.</w:t>
+        <w:t xml:space="preserve">This is the thing you make at the end. It says who you are, in English, in your own way, and you keep it.</w:t>
       </w:r>
     </w:p>
     <w:p>
@@ -22333,7 +22333,7 @@
           <w:sz w:val="22"/>
           <w:szCs w:val="22"/>
         </w:rPr>
-        <w:t xml:space="preserve">A picture or two — things that are you.</w:t>
+        <w:t xml:space="preserve">A picture or two, things that are you.</w:t>
       </w:r>
     </w:p>
     <w:p>
@@ -22473,7 +22473,7 @@
           <w:sz w:val="22"/>
           <w:szCs w:val="22"/>
         </w:rPr>
-        <w:t xml:space="preserve">A card with one honest picture on it is worth more than a crowded card of things you do not care about — and when you speak about it, the true one will be much easier to talk about.</w:t>
+        <w:t xml:space="preserve">A card with one honest picture on it is worth more than a crowded card of things you do not care about, and when you speak about it, the true one will be much easier to talk about.</w:t>
       </w:r>
     </w:p>
     <w:p>
@@ -22514,7 +22514,7 @@
           <w:sz w:val="22"/>
           <w:szCs w:val="22"/>
         </w:rPr>
-        <w:t xml:space="preserve">Hello. My name is ______ . I am from ______ . I like ______ . Thank you.</w:t>
+        <w:t xml:space="preserve">Hello. My name is ______. I am from ______. I like ______. Thank you.</w:t>
       </w:r>
     </w:p>
     <w:p>
@@ -22567,7 +22567,7 @@
           <w:sz w:val="22"/>
           <w:szCs w:val="22"/>
         </w:rPr>
-        <w:t xml:space="preserve">You will show your card to the people we invited — including the person YOU invited.</w:t>
+        <w:t xml:space="preserve">You will show your card to the people we invited, including the person YOU invited.</w:t>
       </w:r>
     </w:p>
     <w:p>
@@ -22633,7 +22633,7 @@
                 <w:sz w:val="21"/>
                 <w:szCs w:val="21"/>
               </w:rPr>
-              <w:t xml:space="preserve">card — the thing you make that shows who you are</w:t>
+              <w:t xml:space="preserve">card, the thing you make that shows who you are</w:t>
             </w:r>
           </w:p>
           <w:p>
@@ -22645,7 +22645,7 @@
                 <w:sz w:val="21"/>
                 <w:szCs w:val="21"/>
               </w:rPr>
-              <w:t xml:space="preserve">introduce — to tell someone who you are</w:t>
+              <w:t xml:space="preserve">introduce, to tell someone who you are</w:t>
             </w:r>
           </w:p>
         </w:tc>
@@ -22703,7 +22703,7 @@
           <w:sz w:val="24"/>
           <w:szCs w:val="24"/>
         </w:rPr>
-        <w:t xml:space="preserve">Make your card. It has a place for everything — your name, a picture, and your words. You choose what to show.</w:t>
+        <w:t xml:space="preserve">Make your card. It has a place for everything, your name, a picture, and your words. You choose what to show.</w:t>
       </w:r>
     </w:p>
     <w:tbl>
@@ -22745,7 +22745,7 @@
                 <w:sz w:val="17"/>
                 <w:szCs w:val="17"/>
               </w:rPr>
-              <w:t xml:space="preserve">LIKE THIS — A FINISHED CARD</w:t>
+              <w:t xml:space="preserve">LIKE THIS, A FINISHED CARD</w:t>
             </w:r>
           </w:p>
           <w:p>
@@ -22953,7 +22953,7 @@
           <w:sz w:val="24"/>
           <w:szCs w:val="24"/>
         </w:rPr>
-        <w:t xml:space="preserve">Anything you want to keep from this step. Words, marks, or a drawing — it is your page, and no one marks it.</w:t>
+        <w:t xml:space="preserve">Anything you want to keep from this step. Words, marks, or a drawing, it is your page, and no one marks it.</w:t>
       </w:r>
     </w:p>
     <w:tbl>
@@ -23858,7 +23858,7 @@
           <w:sz w:val="21"/>
           <w:szCs w:val="21"/>
         </w:rPr>
-        <w:t xml:space="preserve">How far have I come?  Mark it:      start  •————————————————•  now</w:t>
+        <w:t xml:space="preserve">How far have I come?  Mark it:      start  •, •  now</w:t>
       </w:r>
     </w:p>
     <w:p>
@@ -23880,7 +23880,7 @@
           <w:sz w:val="38"/>
           <w:szCs w:val="38"/>
         </w:rPr>
-        <w:t xml:space="preserve">Answers — try it yourself</w:t>
+        <w:t xml:space="preserve">Answers, try it yourself</w:t>
       </w:r>
     </w:p>
     <w:p>
@@ -23893,7 +23893,7 @@
           <w:sz w:val="24"/>
           <w:szCs w:val="24"/>
         </w:rPr>
-        <w:t xml:space="preserve">Do the "Try it yourself" on the Learn it page first, then look here. Getting one wrong is useful — go back and read that page again, and see why.</w:t>
+        <w:t xml:space="preserve">Do the "Try it yourself" on the Learn it page first, then look here. Getting one wrong is useful, go back and read that page again, and see why.</w:t>
       </w:r>
     </w:p>
     <w:p>
@@ -24093,7 +24093,7 @@
           <w:sz w:val="21"/>
           <w:szCs w:val="21"/>
         </w:rPr>
-        <w:t xml:space="preserve">Right. "They" goes with "are" — and so does anything that is more than one.</w:t>
+        <w:t xml:space="preserve">Right. "They" goes with "are", and so does anything that is more than one.</w:t>
       </w:r>
     </w:p>
     <w:p>
@@ -24120,7 +24120,7 @@
           <w:sz w:val="21"/>
           <w:szCs w:val="21"/>
         </w:rPr>
-        <w:t xml:space="preserve">Right — and it is a question. The "is" moved to the front. That is how you make any question with these words.</w:t>
+        <w:t xml:space="preserve">Right, and it is a question. The "is" moved to the front. That is how you make any question with these words.</w:t>
       </w:r>
     </w:p>
     <w:p>

--- a/public/downloads/my-voice-student-workbook.docx
+++ b/public/downloads/my-voice-student-workbook.docx
@@ -88,7 +88,7 @@
           <w:sz w:val="24"/>
           <w:szCs w:val="24"/>
         </w:rPr>
-        <w:t xml:space="preserve">Draw yourself, or write your name big:</w:t>
+        <w:t xml:space="preserve">Draw yourself - or write your name big:</w:t>
       </w:r>
     </w:p>
     <w:tbl>
@@ -311,7 +311,7 @@
           <w:sz w:val="22"/>
           <w:szCs w:val="22"/>
         </w:rPr>
-        <w:t xml:space="preserve">A4 paper, portrait. Do not let the printer "shrink to fit", the writing lines are sized for A4.</w:t>
+        <w:t xml:space="preserve">A4 paper, portrait. Do not let the printer "shrink to fit" - the writing lines are sized for A4.</w:t>
       </w:r>
     </w:p>
     <w:p>
@@ -362,7 +362,7 @@
           <w:sz w:val="22"/>
           <w:szCs w:val="22"/>
         </w:rPr>
-        <w:t xml:space="preserve">One book per learner. This is the one thing worth spending the paper on, the learner writes in it and keeps it.</w:t>
+        <w:t xml:space="preserve">One book per learner. This is the one thing worth spending the paper on - the learner writes in it and keeps it.</w:t>
       </w:r>
     </w:p>
     <w:p>
@@ -721,7 +721,7 @@
                 <w:sz w:val="21"/>
                 <w:szCs w:val="21"/>
               </w:rPr>
-              <w:t xml:space="preserve">You can draw or say every answer. Your facilitator can write it for you. Nothing here is a test.</w:t>
+              <w:t xml:space="preserve">You can draw or say every answer - your facilitator can write it for you. Nothing here is a test.</w:t>
             </w:r>
           </w:p>
         </w:tc>
@@ -823,7 +823,7 @@
           <w:sz w:val="16"/>
           <w:szCs w:val="16"/>
         </w:rPr>
-        <w:t xml:space="preserve">   MY 'I CAN…' CHECK, WHERE AM I NOW, AND WHAT GREW</w:t>
+        <w:t xml:space="preserve">   MY 'I CAN…' CHECK - WHERE AM I NOW, AND WHAT GREW</w:t>
       </w:r>
     </w:p>
     <w:p>
@@ -934,7 +934,7 @@
           <w:sz w:val="22"/>
           <w:szCs w:val="22"/>
         </w:rPr>
-        <w:t xml:space="preserve">If almost everything is "not yet", that is completely fine. That is what the beginning of a course looks like. If it was all "yes" already, there would be nothing here for you.</w:t>
+        <w:t xml:space="preserve">If almost everything is "not yet", that is completely fine - that is what the beginning of a course looks like. If it was all "yes" already, there would be nothing here for you.</w:t>
       </w:r>
     </w:p>
     <w:p>
@@ -1004,7 +1004,7 @@
           <w:sz w:val="22"/>
           <w:szCs w:val="22"/>
         </w:rPr>
-        <w:t xml:space="preserve">Then you will see both marks together, and the space between them is what you learned. Nobody can take that off you, and you will be able to point at it.</w:t>
+        <w:t xml:space="preserve">Then you will see both marks together - and the space between them is what you learned. Nobody can take that off you, and you will be able to point at it.</w:t>
       </w:r>
     </w:p>
     <w:p>
@@ -1099,7 +1099,7 @@
                 <w:sz w:val="21"/>
                 <w:szCs w:val="21"/>
               </w:rPr>
-              <w:t xml:space="preserve">not yet, I cannot do it today, and "yet" means it can change</w:t>
+              <w:t xml:space="preserve">not yet - I cannot do it today - and "yet" means it can change</w:t>
             </w:r>
           </w:p>
         </w:tc>
@@ -1225,7 +1225,7 @@
                 <w:sz w:val="21"/>
                 <w:szCs w:val="21"/>
               </w:rPr>
-              <w:t xml:space="preserve">Circle one face in the Start column now. At the end of the course you circle the End column, and see how you have grown.</w:t>
+              <w:t xml:space="preserve">Circle one face in the Start column now. At the end of the course you circle the End column - and see how you have grown.</w:t>
             </w:r>
           </w:p>
           <w:p>
@@ -1773,7 +1773,7 @@
           <w:sz w:val="24"/>
           <w:szCs w:val="24"/>
         </w:rPr>
-        <w:t xml:space="preserve">Anything you want to keep from this step. Words, marks, or a drawing, it is your page, and no one marks it.</w:t>
+        <w:t xml:space="preserve">Anything you want to keep from this step. Words, marks, or a drawing - it is your page, and no one marks it.</w:t>
       </w:r>
     </w:p>
     <w:tbl>
@@ -2637,7 +2637,7 @@
           <w:sz w:val="24"/>
           <w:szCs w:val="24"/>
         </w:rPr>
-        <w:t xml:space="preserve">Anything you want to keep from this step. Words, marks, or a drawing, it is your page, and no one marks it.</w:t>
+        <w:t xml:space="preserve">Anything you want to keep from this step. Words, marks, or a drawing - it is your page, and no one marks it.</w:t>
       </w:r>
     </w:p>
     <w:tbl>
@@ -3170,7 +3170,7 @@
           <w:sz w:val="24"/>
           <w:szCs w:val="24"/>
         </w:rPr>
-        <w:t xml:space="preserve">Between our sessions, use your English. Fill in one week each time you practise. Bring it to show, we start each session with it.</w:t>
+        <w:t xml:space="preserve">Between our sessions, use your English. Fill in one week each time you practise. Bring it to show - we start each session with it.</w:t>
       </w:r>
     </w:p>
     <w:tbl>
@@ -3212,7 +3212,7 @@
                 <w:sz w:val="17"/>
                 <w:szCs w:val="17"/>
               </w:rPr>
-              <w:t xml:space="preserve">LIKE THIS, ONE FINISHED WEEK</w:t>
+              <w:t xml:space="preserve">LIKE THIS - ONE FINISHED WEEK</w:t>
             </w:r>
           </w:p>
           <w:p>
@@ -3665,7 +3665,7 @@
           <w:sz w:val="24"/>
           <w:szCs w:val="24"/>
         </w:rPr>
-        <w:t xml:space="preserve">Anything you want to keep from this step. Words, marks, or a drawing, it is your page, and no one marks it.</w:t>
+        <w:t xml:space="preserve">Anything you want to keep from this step. Words, marks, or a drawing - it is your page, and no one marks it.</w:t>
       </w:r>
     </w:p>
     <w:tbl>
@@ -4778,7 +4778,7 @@
           <w:sz w:val="24"/>
           <w:szCs w:val="24"/>
         </w:rPr>
-        <w:t xml:space="preserve">Anything you want to keep from this step. Words, marks, or a drawing, it is your page, and no one marks it.</w:t>
+        <w:t xml:space="preserve">Anything you want to keep from this step. Words, marks, or a drawing - it is your page, and no one marks it.</w:t>
       </w:r>
     </w:p>
     <w:tbl>
@@ -5772,7 +5772,7 @@
           <w:sz w:val="24"/>
           <w:szCs w:val="24"/>
         </w:rPr>
-        <w:t xml:space="preserve">Anything you want to keep from this step. Words, marks, or a drawing, it is your page, and no one marks it.</w:t>
+        <w:t xml:space="preserve">Anything you want to keep from this step. Words, marks, or a drawing - it is your page, and no one marks it.</w:t>
       </w:r>
     </w:p>
     <w:tbl>
@@ -6316,7 +6316,7 @@
           <w:sz w:val="22"/>
           <w:szCs w:val="22"/>
         </w:rPr>
-        <w:t xml:space="preserve">These are the first English words you will really use, because you will use them here, every time we meet.</w:t>
+        <w:t xml:space="preserve">These are the first English words you will really use - because you will use them here, every time we meet.</w:t>
       </w:r>
     </w:p>
     <w:p>
@@ -6447,7 +6447,7 @@
           <w:sz w:val="22"/>
           <w:szCs w:val="22"/>
         </w:rPr>
-        <w:t xml:space="preserve">Again, please. (when someone spoke too fast)</w:t>
+        <w:t xml:space="preserve">Again, please.   (when someone spoke too fast)</w:t>
       </w:r>
     </w:p>
     <w:p>
@@ -6464,7 +6464,7 @@
           <w:sz w:val="22"/>
           <w:szCs w:val="22"/>
         </w:rPr>
-        <w:t xml:space="preserve">I don't understand. (say this, it is not a failure, it is information)</w:t>
+        <w:t xml:space="preserve">I don't understand.   (say this - it is not a failure, it is information)</w:t>
       </w:r>
     </w:p>
     <w:p>
@@ -6481,7 +6481,7 @@
           <w:sz w:val="22"/>
           <w:szCs w:val="22"/>
         </w:rPr>
-        <w:t xml:space="preserve">How do you say ______ ? (when you want a word you do not have)</w:t>
+        <w:t xml:space="preserve">How do you say ______ ?   (when you want a word you do not have)</w:t>
       </w:r>
     </w:p>
     <w:p>
@@ -6498,7 +6498,7 @@
           <w:sz w:val="22"/>
           <w:szCs w:val="22"/>
         </w:rPr>
-        <w:t xml:space="preserve">What does ______ mean? (when you hear a word you do not know)</w:t>
+        <w:t xml:space="preserve">What does ______ mean?   (when you hear a word you do not know)</w:t>
       </w:r>
     </w:p>
     <w:p>
@@ -6551,7 +6551,7 @@
           <w:sz w:val="22"/>
           <w:szCs w:val="22"/>
         </w:rPr>
-        <w:t xml:space="preserve">Every good language learner uses these constantly. Not the ones who understand everything, the ones who ASK, all the time.</w:t>
+        <w:t xml:space="preserve">Every good language learner uses these constantly. Not the ones who understand everything - the ones who ASK, all the time.</w:t>
       </w:r>
     </w:p>
     <w:p>
@@ -6687,7 +6687,7 @@
                 <w:sz w:val="21"/>
                 <w:szCs w:val="21"/>
               </w:rPr>
-              <w:t xml:space="preserve">again, asking someone to say it one more time</w:t>
+              <w:t xml:space="preserve">again - asking someone to say it one more time</w:t>
             </w:r>
           </w:p>
           <w:p>
@@ -6699,7 +6699,7 @@
                 <w:sz w:val="21"/>
                 <w:szCs w:val="21"/>
               </w:rPr>
-              <w:t xml:space="preserve">understand, to know what something means</w:t>
+              <w:t xml:space="preserve">understand - to know what something means</w:t>
             </w:r>
           </w:p>
         </w:tc>
@@ -6799,7 +6799,7 @@
                 <w:sz w:val="17"/>
                 <w:szCs w:val="17"/>
               </w:rPr>
-              <w:t xml:space="preserve">LIKE THIS, ONE BOX</w:t>
+              <w:t xml:space="preserve">LIKE THIS - ONE BOX</w:t>
             </w:r>
           </w:p>
           <w:p>
@@ -7075,7 +7075,7 @@
           <w:sz w:val="24"/>
           <w:szCs w:val="24"/>
         </w:rPr>
-        <w:t xml:space="preserve">Anything you want to keep from this step. Words, marks, or a drawing, it is your page, and no one marks it.</w:t>
+        <w:t xml:space="preserve">Anything you want to keep from this step. Words, marks, or a drawing - it is your page, and no one marks it.</w:t>
       </w:r>
     </w:p>
     <w:tbl>
@@ -7590,7 +7590,7 @@
           <w:sz w:val="16"/>
           <w:szCs w:val="16"/>
         </w:rPr>
-        <w:t xml:space="preserve">   LISTENING FIRST, HELLO, AND THE SOUNDS OF OUR NAMES</w:t>
+        <w:t xml:space="preserve">   LISTENING FIRST - HELLO, AND THE SOUNDS OF OUR NAMES</w:t>
       </w:r>
     </w:p>
     <w:p>
@@ -7672,7 +7672,7 @@
           <w:sz w:val="22"/>
           <w:szCs w:val="22"/>
         </w:rPr>
-        <w:t xml:space="preserve">When you listen and point to the right picture, you have understood English. That is a real thing you just did, even though you did not say a word.</w:t>
+        <w:t xml:space="preserve">When you listen and point to the right picture, you have understood English. That is a real thing you just did - even though you did not say a word.</w:t>
       </w:r>
     </w:p>
     <w:p>
@@ -7713,7 +7713,7 @@
           <w:sz w:val="24"/>
           <w:szCs w:val="24"/>
         </w:rPr>
-        <w:t xml:space="preserve">You will not understand every word: and you do not need to</w:t>
+        <w:t xml:space="preserve">You will not understand every word - and you do not need to</w:t>
       </w:r>
     </w:p>
     <w:p>
@@ -7790,7 +7790,7 @@
           <w:sz w:val="22"/>
           <w:szCs w:val="22"/>
         </w:rPr>
-        <w:t xml:space="preserve">Both of those are normal. If you are not ready to speak yet, keep listening. Your turn will come, and it will come more easily because of the listening you did.</w:t>
+        <w:t xml:space="preserve">Both of those are normal. If you are not ready to speak yet, keep listening - your turn will come, and it will come more easily because of the listening you did.</w:t>
       </w:r>
     </w:p>
     <w:p>
@@ -7909,7 +7909,7 @@
                 <w:sz w:val="21"/>
                 <w:szCs w:val="21"/>
               </w:rPr>
-              <w:t xml:space="preserve">listen, to take meaning in through your ears</w:t>
+              <w:t xml:space="preserve">listen - to take meaning in through your ears</w:t>
             </w:r>
           </w:p>
           <w:p>
@@ -7921,7 +7921,7 @@
                 <w:sz w:val="21"/>
                 <w:szCs w:val="21"/>
               </w:rPr>
-              <w:t xml:space="preserve">understand, to know what something means, even if you cannot say it back yet</w:t>
+              <w:t xml:space="preserve">understand - to know what something means - even if you cannot say it back yet</w:t>
             </w:r>
           </w:p>
         </w:tc>
@@ -8172,7 +8172,7 @@
           <w:sz w:val="24"/>
           <w:szCs w:val="24"/>
         </w:rPr>
-        <w:t xml:space="preserve">Anything you want to keep from this step. Words, marks, or a drawing, it is your page, and no one marks it.</w:t>
+        <w:t xml:space="preserve">Anything you want to keep from this step. Words, marks, or a drawing - it is your page, and no one marks it.</w:t>
       </w:r>
     </w:p>
     <w:tbl>
@@ -8745,7 +8745,7 @@
           <w:sz w:val="22"/>
           <w:szCs w:val="22"/>
         </w:rPr>
-        <w:t xml:space="preserve">The letter M is called "em". But the sound it makes is /m/, the sound at the start of "mother".</w:t>
+        <w:t xml:space="preserve">The letter M is called "em". But the sound it makes is /m/ - the sound at the start of "mother".</w:t>
       </w:r>
     </w:p>
     <w:p>
@@ -8902,7 +8902,7 @@
           <w:sz w:val="22"/>
           <w:szCs w:val="22"/>
         </w:rPr>
-        <w:t xml:space="preserve">If you can hear a sound and point to its letter, you have learned it. Whether your hand can make the shape neatly yet is a different thing. That is about your hand, not about your English, and it comes with practice.</w:t>
+        <w:t xml:space="preserve">If you can hear a sound and point to its letter, you have learned it. Whether your hand can make the shape neatly yet is a different thing - that is about your hand, not about your English, and it comes with practice.</w:t>
       </w:r>
     </w:p>
     <w:p>
@@ -8943,7 +8943,7 @@
           <w:sz w:val="22"/>
           <w:szCs w:val="22"/>
         </w:rPr>
-        <w:t xml:space="preserve">Some English sounds already exist in the language you speak at home. Those are easy, you already know them, you just have to learn which letter they use.</w:t>
+        <w:t xml:space="preserve">Some English sounds already exist in the language you speak at home. Those are easy - you already know them, you just have to learn which letter they use.</w:t>
       </w:r>
     </w:p>
     <w:p>
@@ -9062,7 +9062,7 @@
                 <w:sz w:val="21"/>
                 <w:szCs w:val="21"/>
               </w:rPr>
-              <w:t xml:space="preserve">sound, what a letter says, not what it is called</w:t>
+              <w:t xml:space="preserve">sound - what a letter says - not what it is called</w:t>
             </w:r>
           </w:p>
           <w:p>
@@ -9074,7 +9074,7 @@
                 <w:sz w:val="21"/>
                 <w:szCs w:val="21"/>
               </w:rPr>
-              <w:t xml:space="preserve">letter, the written shape that makes a sound</w:t>
+              <w:t xml:space="preserve">letter - the written shape that makes a sound</w:t>
             </w:r>
           </w:p>
           <w:p>
@@ -9086,7 +9086,7 @@
                 <w:sz w:val="21"/>
                 <w:szCs w:val="21"/>
               </w:rPr>
-              <w:t xml:space="preserve">trace, to draw over a shape that is already there</w:t>
+              <w:t xml:space="preserve">trace - to draw over a shape that is already there</w:t>
             </w:r>
           </w:p>
         </w:tc>
@@ -9582,7 +9582,7 @@
           <w:sz w:val="24"/>
           <w:szCs w:val="24"/>
         </w:rPr>
-        <w:t xml:space="preserve">Anything you want to keep from this step. Words, marks, or a drawing, it is your page, and no one marks it.</w:t>
+        <w:t xml:space="preserve">Anything you want to keep from this step. Words, marks, or a drawing - it is your page, and no one marks it.</w:t>
       </w:r>
     </w:p>
     <w:tbl>
@@ -10143,7 +10143,7 @@
           <w:sz w:val="22"/>
           <w:szCs w:val="22"/>
         </w:rPr>
-        <w:t xml:space="preserve">ship, a boat.</w:t>
+        <w:t xml:space="preserve">ship - a boat.</w:t>
       </w:r>
     </w:p>
     <w:p>
@@ -10160,7 +10160,7 @@
           <w:sz w:val="22"/>
           <w:szCs w:val="22"/>
         </w:rPr>
-        <w:t xml:space="preserve">sheep, an animal.</w:t>
+        <w:t xml:space="preserve">sheep - an animal.</w:t>
       </w:r>
     </w:p>
     <w:p>
@@ -10189,7 +10189,7 @@
           <w:sz w:val="22"/>
           <w:szCs w:val="22"/>
         </w:rPr>
-        <w:t xml:space="preserve">pan, for cooking.</w:t>
+        <w:t xml:space="preserve">pan - for cooking.</w:t>
       </w:r>
     </w:p>
     <w:p>
@@ -10206,7 +10206,7 @@
           <w:sz w:val="22"/>
           <w:szCs w:val="22"/>
         </w:rPr>
-        <w:t xml:space="preserve">fan, for making air move.</w:t>
+        <w:t xml:space="preserve">fan - for making air move.</w:t>
       </w:r>
     </w:p>
     <w:p>
@@ -10259,7 +10259,7 @@
           <w:sz w:val="22"/>
           <w:szCs w:val="22"/>
         </w:rPr>
-        <w:t xml:space="preserve">That is why we play listening games. When you point to the right picture, or stand on the right side of the room, you are training your ear. That is the real work, even though it feels like playing.</w:t>
+        <w:t xml:space="preserve">That is why we play listening games. When you point to the right picture, or stand on the right side of the room, you are training your ear. That is the real work - even though it feels like playing.</w:t>
       </w:r>
     </w:p>
     <w:p>
@@ -10300,7 +10300,7 @@
           <w:sz w:val="22"/>
           <w:szCs w:val="22"/>
         </w:rPr>
-        <w:t xml:space="preserve">When a sound feels strange, that is not you being slow. Your mouth has simply never made that shape before. Mouths learn, but they need many tries, spread over many days.</w:t>
+        <w:t xml:space="preserve">When a sound feels strange, that is not you being slow. Your mouth has simply never made that shape before. Mouths learn - but they need many tries, spread over many days.</w:t>
       </w:r>
     </w:p>
     <w:p>
@@ -10424,7 +10424,7 @@
                 <w:sz w:val="21"/>
                 <w:szCs w:val="21"/>
               </w:rPr>
-              <w:t xml:space="preserve">sound, one small piece of a word, change it and the word changes</w:t>
+              <w:t xml:space="preserve">sound - one small piece of a word - change it and the word changes</w:t>
             </w:r>
           </w:p>
           <w:p>
@@ -10436,7 +10436,7 @@
                 <w:sz w:val="21"/>
                 <w:szCs w:val="21"/>
               </w:rPr>
-              <w:t xml:space="preserve">listen, to pay attention with your ears, before you try to say it</w:t>
+              <w:t xml:space="preserve">listen - to pay attention with your ears, before you try to say it</w:t>
             </w:r>
           </w:p>
         </w:tc>
@@ -10494,7 +10494,7 @@
           <w:sz w:val="24"/>
           <w:szCs w:val="24"/>
         </w:rPr>
-        <w:t xml:space="preserve">This is your own word collection, keep adding to it all course long. Draw a thing, write its English word, and add your own word.</w:t>
+        <w:t xml:space="preserve">This is your own word collection - keep adding to it all course long. Draw a thing, write its English word, and add your own word.</w:t>
       </w:r>
     </w:p>
     <w:tbl>
@@ -10857,7 +10857,7 @@
           <w:sz w:val="24"/>
           <w:szCs w:val="24"/>
         </w:rPr>
-        <w:t xml:space="preserve">Anything you want to keep from this step. Words, marks, or a drawing, it is your page, and no one marks it.</w:t>
+        <w:t xml:space="preserve">Anything you want to keep from this step. Words, marks, or a drawing - it is your page, and no one marks it.</w:t>
       </w:r>
     </w:p>
     <w:tbl>
@@ -11425,7 +11425,7 @@
           <w:sz w:val="22"/>
           <w:szCs w:val="22"/>
         </w:rPr>
-        <w:t xml:space="preserve">Five minutes today, five minutes tomorrow, five minutes the day after will teach you far more than one long hard hour. That is true for everyone. It is how memory works.</w:t>
+        <w:t xml:space="preserve">Five minutes today, five minutes tomorrow, five minutes the day after will teach you far more than one long hard hour. That is true for everyone - it is how memory works.</w:t>
       </w:r>
     </w:p>
     <w:p>
@@ -11466,7 +11466,7 @@
           <w:sz w:val="22"/>
           <w:szCs w:val="22"/>
         </w:rPr>
-        <w:t xml:space="preserve">That is on purpose. Pulling something back out of your memory is what makes it stick, much more than looking at it again does.</w:t>
+        <w:t xml:space="preserve">That is on purpose. Pulling something back out of your memory is what makes it stick - much more than looking at it again does.</w:t>
       </w:r>
     </w:p>
     <w:p>
@@ -11572,7 +11572,7 @@
           <w:sz w:val="22"/>
           <w:szCs w:val="22"/>
         </w:rPr>
-        <w:t xml:space="preserve">When being wrong is cheap, you try things, and trying things is how you find out what you know. A learner who guesses and gets it wrong learns more than one who says nothing to be safe.</w:t>
+        <w:t xml:space="preserve">When being wrong is cheap, you try things - and trying things is how you find out what you know. A learner who guesses and gets it wrong learns more than one who says nothing to be safe.</w:t>
       </w:r>
     </w:p>
     <w:p>
@@ -11625,7 +11625,7 @@
           <w:sz w:val="22"/>
           <w:szCs w:val="22"/>
         </w:rPr>
-        <w:t xml:space="preserve">Some sounds do not exist in your language, so your ear has never had to notice them. It will, but it needs many meetings, not more effort in one.</w:t>
+        <w:t xml:space="preserve">Some sounds do not exist in your language, so your ear has never had to notice them. It will - but it needs many meetings, not more effort in one.</w:t>
       </w:r>
     </w:p>
     <w:tbl>
@@ -11679,7 +11679,7 @@
                 <w:sz w:val="21"/>
                 <w:szCs w:val="21"/>
               </w:rPr>
-              <w:t xml:space="preserve">practise, to do something again and again so it becomes easy</w:t>
+              <w:t xml:space="preserve">practise - to do something again and again so it becomes easy</w:t>
             </w:r>
           </w:p>
           <w:p>
@@ -11691,7 +11691,7 @@
                 <w:sz w:val="21"/>
                 <w:szCs w:val="21"/>
               </w:rPr>
-              <w:t xml:space="preserve">build, to make a word by putting letter cards together</w:t>
+              <w:t xml:space="preserve">build - to make a word by putting letter cards together</w:t>
             </w:r>
           </w:p>
         </w:tc>
@@ -12211,7 +12211,7 @@
           <w:sz w:val="24"/>
           <w:szCs w:val="24"/>
         </w:rPr>
-        <w:t xml:space="preserve">Anything you want to keep from this step. Words, marks, or a drawing, it is your page, and no one marks it.</w:t>
+        <w:t xml:space="preserve">Anything you want to keep from this step. Words, marks, or a drawing - it is your page, and no one marks it.</w:t>
       </w:r>
     </w:p>
     <w:tbl>
@@ -12755,7 +12755,7 @@
           <w:sz w:val="22"/>
           <w:szCs w:val="22"/>
         </w:rPr>
-        <w:t xml:space="preserve">You are going to build your own collection of English words. Not words someone chose for you, words you want.</w:t>
+        <w:t xml:space="preserve">You are going to build your own collection of English words. Not words someone chose for you - words you want.</w:t>
       </w:r>
     </w:p>
     <w:p>
@@ -13001,7 +13001,7 @@
           <w:sz w:val="22"/>
           <w:szCs w:val="22"/>
         </w:rPr>
-        <w:t xml:space="preserve">This page is not finished today. Add to it whenever you meet a word you want, in this class, in the research sessions, with your mentor, anywhere.</w:t>
+        <w:t xml:space="preserve">This page is not finished today. Add to it whenever you meet a word you want - in this class, in the research sessions, with your mentor, anywhere.</w:t>
       </w:r>
     </w:p>
     <w:p>
@@ -13067,7 +13067,7 @@
                 <w:sz w:val="21"/>
                 <w:szCs w:val="21"/>
               </w:rPr>
-              <w:t xml:space="preserve">word collection, your own page of words, that you chose and drew</w:t>
+              <w:t xml:space="preserve">word collection - your own page of words, that you chose and drew</w:t>
             </w:r>
           </w:p>
           <w:p>
@@ -13079,7 +13079,7 @@
                 <w:sz w:val="21"/>
                 <w:szCs w:val="21"/>
               </w:rPr>
-              <w:t xml:space="preserve">translate, to say the same thing in another language</w:t>
+              <w:t xml:space="preserve">translate - to say the same thing in another language</w:t>
             </w:r>
           </w:p>
         </w:tc>
@@ -13137,7 +13137,7 @@
           <w:sz w:val="24"/>
           <w:szCs w:val="24"/>
         </w:rPr>
-        <w:t xml:space="preserve">Draw in each box. Your facilitator helps with the English word. You choose what to show, a lighter, everyday thing is always fine.</w:t>
+        <w:t xml:space="preserve">Draw in each box. Your facilitator helps with the English word. You choose what to show - a lighter, everyday thing is always fine.</w:t>
       </w:r>
     </w:p>
     <w:tbl>
@@ -13470,7 +13470,7 @@
           <w:sz w:val="24"/>
           <w:szCs w:val="24"/>
         </w:rPr>
-        <w:t xml:space="preserve">Anything you want to keep from this step. Words, marks, or a drawing, it is your page, and no one marks it.</w:t>
+        <w:t xml:space="preserve">Anything you want to keep from this step. Words, marks, or a drawing - it is your page, and no one marks it.</w:t>
       </w:r>
     </w:p>
     <w:tbl>
@@ -14108,7 +14108,7 @@
           <w:sz w:val="22"/>
           <w:szCs w:val="22"/>
         </w:rPr>
-        <w:t xml:space="preserve">1. Trace, go over the name your facilitator wrote for you. 2. Copy, write it underneath, looking at theirs. 3. Write, write it without looking.</w:t>
+        <w:t xml:space="preserve">1. Trace - go over the name your facilitator wrote for you. 2. Copy - write it underneath, looking at theirs. 3. Write - write it without looking.</w:t>
       </w:r>
     </w:p>
     <w:p>
@@ -14297,7 +14297,7 @@
                 <w:sz w:val="21"/>
                 <w:szCs w:val="21"/>
               </w:rPr>
-              <w:t xml:space="preserve">trace, to write over the top of writing that is already there</w:t>
+              <w:t xml:space="preserve">trace - to write over the top of writing that is already there</w:t>
             </w:r>
           </w:p>
           <w:p>
@@ -14309,7 +14309,7 @@
                 <w:sz w:val="21"/>
                 <w:szCs w:val="21"/>
               </w:rPr>
-              <w:t xml:space="preserve">copy, to write it again underneath, looking at the first one</w:t>
+              <w:t xml:space="preserve">copy - to write it again underneath, looking at the first one</w:t>
             </w:r>
           </w:p>
         </w:tc>
@@ -14698,7 +14698,7 @@
           <w:sz w:val="24"/>
           <w:szCs w:val="24"/>
         </w:rPr>
-        <w:t xml:space="preserve">Anything you want to keep from this step. Words, marks, or a drawing, it is your page, and no one marks it.</w:t>
+        <w:t xml:space="preserve">Anything you want to keep from this step. Words, marks, or a drawing - it is your page, and no one marks it.</w:t>
       </w:r>
     </w:p>
     <w:tbl>
@@ -15213,7 +15213,7 @@
           <w:sz w:val="16"/>
           <w:szCs w:val="16"/>
         </w:rPr>
-        <w:t xml:space="preserve">   I AM, I AM FROM, I LIKE, YOUR FIRST SENTENCES</w:t>
+        <w:t xml:space="preserve">   I AM, I AM FROM, I LIKE - YOUR FIRST SENTENCES</w:t>
       </w:r>
     </w:p>
     <w:p>
@@ -15242,7 +15242,7 @@
           <w:sz w:val="22"/>
           <w:szCs w:val="22"/>
         </w:rPr>
-        <w:t xml:space="preserve">You have collected words. Now we put them into sentences, so you can tell someone who you are.</w:t>
+        <w:t xml:space="preserve">You have collected words. Now we put them into sentences - so you can tell someone who you are.</w:t>
       </w:r>
     </w:p>
     <w:p>
@@ -15276,7 +15276,7 @@
           <w:sz w:val="22"/>
           <w:szCs w:val="22"/>
         </w:rPr>
-        <w:t xml:space="preserve">I am ______. (your name)</w:t>
+        <w:t xml:space="preserve">I am ______ .   (your name)</w:t>
       </w:r>
     </w:p>
     <w:p>
@@ -15293,7 +15293,7 @@
           <w:sz w:val="22"/>
           <w:szCs w:val="22"/>
         </w:rPr>
-        <w:t xml:space="preserve">I am from ______. (a place)</w:t>
+        <w:t xml:space="preserve">I am from ______ .   (a place)</w:t>
       </w:r>
     </w:p>
     <w:p>
@@ -15310,7 +15310,7 @@
           <w:sz w:val="22"/>
           <w:szCs w:val="22"/>
         </w:rPr>
-        <w:t xml:space="preserve">I like ______. (something you like)</w:t>
+        <w:t xml:space="preserve">I like ______ .   (something you like)</w:t>
       </w:r>
     </w:p>
     <w:p>
@@ -15450,7 +15450,7 @@
           <w:sz w:val="22"/>
           <w:szCs w:val="22"/>
         </w:rPr>
-        <w:t xml:space="preserve">He is ______. (a boy, a man)</w:t>
+        <w:t xml:space="preserve">He is ______ .   (a boy, a man)</w:t>
       </w:r>
     </w:p>
     <w:p>
@@ -15467,7 +15467,7 @@
           <w:sz w:val="22"/>
           <w:szCs w:val="22"/>
         </w:rPr>
-        <w:t xml:space="preserve">She is ______. (a girl, a woman)</w:t>
+        <w:t xml:space="preserve">She is ______ .   (a girl, a woman)</w:t>
       </w:r>
     </w:p>
     <w:p>
@@ -15503,7 +15503,7 @@
           <w:sz w:val="22"/>
           <w:szCs w:val="22"/>
         </w:rPr>
-        <w:t xml:space="preserve">Listen carefully when someone introduces you. Being introduced properly, and having your name said correctly, feels good, so do it well for other people.</w:t>
+        <w:t xml:space="preserve">Listen carefully when someone introduces you. Being introduced properly, and having your name said correctly, feels good - so do it well for other people.</w:t>
       </w:r>
     </w:p>
     <w:p>
@@ -15573,7 +15573,7 @@
           <w:sz w:val="22"/>
           <w:szCs w:val="22"/>
         </w:rPr>
-        <w:t xml:space="preserve">If someone understands you, you have succeeded. Perfect comes later, and it comes from using it. not from waiting until you are ready.</w:t>
+        <w:t xml:space="preserve">If someone understands you, you have succeeded. Perfect comes later, and it comes from using it - not from waiting until you are ready.</w:t>
       </w:r>
     </w:p>
     <w:tbl>
@@ -15627,7 +15627,7 @@
                 <w:sz w:val="21"/>
                 <w:szCs w:val="21"/>
               </w:rPr>
-              <w:t xml:space="preserve">I am, how you start a sentence about yourself</w:t>
+              <w:t xml:space="preserve">I am - how you start a sentence about yourself</w:t>
             </w:r>
           </w:p>
           <w:p>
@@ -15639,7 +15639,7 @@
                 <w:sz w:val="21"/>
                 <w:szCs w:val="21"/>
               </w:rPr>
-              <w:t xml:space="preserve">he is / she is, how you start a sentence about someone else</w:t>
+              <w:t xml:space="preserve">he is / she is - how you start a sentence about someone else</w:t>
             </w:r>
           </w:p>
           <w:p>
@@ -15651,7 +15651,7 @@
                 <w:sz w:val="21"/>
                 <w:szCs w:val="21"/>
               </w:rPr>
-              <w:t xml:space="preserve">from, the word before a place</w:t>
+              <w:t xml:space="preserve">from - the word before a place</w:t>
             </w:r>
           </w:p>
         </w:tc>
@@ -15985,7 +15985,7 @@
           <w:sz w:val="16"/>
           <w:szCs w:val="16"/>
         </w:rPr>
-        <w:t xml:space="preserve">SHEET 11  ·  I AM…, SAYING WHO YOU ARE</w:t>
+        <w:t xml:space="preserve">SHEET 11  ·  I AM… - SAYING WHO YOU ARE</w:t>
       </w:r>
     </w:p>
     <w:p>
@@ -16015,7 +16015,7 @@
           <w:sz w:val="24"/>
           <w:szCs w:val="24"/>
         </w:rPr>
-        <w:t xml:space="preserve">Say each sentence out loud. Fill the ending with your own true words, write, trace, or say it and draw.</w:t>
+        <w:t xml:space="preserve">Say each sentence out loud. Fill the ending with your own true words - write, trace, or say it and draw.</w:t>
       </w:r>
     </w:p>
     <w:tbl>
@@ -16448,7 +16448,7 @@
           <w:sz w:val="16"/>
           <w:szCs w:val="16"/>
         </w:rPr>
-        <w:t xml:space="preserve">I AM…, SAYING WHO YOU ARE</w:t>
+        <w:t xml:space="preserve">I AM… - SAYING WHO YOU ARE</w:t>
       </w:r>
     </w:p>
     <w:p>
@@ -16477,7 +16477,7 @@
           <w:sz w:val="24"/>
           <w:szCs w:val="24"/>
         </w:rPr>
-        <w:t xml:space="preserve">Anything you want to keep from this step. Words, marks, or a drawing, it is your page, and no one marks it.</w:t>
+        <w:t xml:space="preserve">Anything you want to keep from this step. Words, marks, or a drawing - it is your page, and no one marks it.</w:t>
       </w:r>
     </w:p>
     <w:tbl>
@@ -17072,7 +17072,7 @@
           <w:sz w:val="22"/>
           <w:szCs w:val="22"/>
         </w:rPr>
-        <w:t xml:space="preserve">he, she, it → is (also one person, one thing)</w:t>
+        <w:t xml:space="preserve">he, she, it → is   (also one person, one thing)</w:t>
       </w:r>
     </w:p>
     <w:p>
@@ -17089,7 +17089,7 @@
           <w:sz w:val="22"/>
           <w:szCs w:val="22"/>
         </w:rPr>
-        <w:t xml:space="preserve">you, we, they → are (also more than one)</w:t>
+        <w:t xml:space="preserve">you, we, they → are   (also more than one)</w:t>
       </w:r>
     </w:p>
     <w:p>
@@ -17166,7 +17166,7 @@
           <w:sz w:val="22"/>
           <w:szCs w:val="22"/>
         </w:rPr>
-        <w:t xml:space="preserve">Your ear will learn this faster than your head will. When "I is" starts to sound wrong to you, you have got it, and that feeling of wrongness is worth more than remembering any rule.</w:t>
+        <w:t xml:space="preserve">Your ear will learn this faster than your head will. When "I is" starts to sound wrong to you, you have got it - and that feeling of wrongness is worth more than remembering any rule.</w:t>
       </w:r>
     </w:p>
     <w:p>
@@ -17304,7 +17304,7 @@
           <w:sz w:val="22"/>
           <w:szCs w:val="22"/>
         </w:rPr>
-        <w:t xml:space="preserve">You are from camp four. → Are you from camp four?</w:t>
+        <w:t xml:space="preserve">You are from camp four.  →  Are you from camp four?</w:t>
       </w:r>
     </w:p>
     <w:p>
@@ -17321,7 +17321,7 @@
           <w:sz w:val="22"/>
           <w:szCs w:val="22"/>
         </w:rPr>
-        <w:t xml:space="preserve">She is your sister. → Is she your sister?</w:t>
+        <w:t xml:space="preserve">She is your sister.  →  Is she your sister?</w:t>
       </w:r>
     </w:p>
     <w:p>
@@ -17345,7 +17345,7 @@
           <w:sz w:val="22"/>
           <w:szCs w:val="22"/>
         </w:rPr>
-        <w:t xml:space="preserve">Now you can ASK as well as answer, and that is what a conversation is.</w:t>
+        <w:t xml:space="preserve">Now you can ASK as well as answer - and that is what a conversation is.</w:t>
       </w:r>
     </w:p>
     <w:p>
@@ -17440,7 +17440,7 @@
                 <w:sz w:val="21"/>
                 <w:szCs w:val="21"/>
               </w:rPr>
-              <w:t xml:space="preserve">am / is / are, the three words that join a person to what they are</w:t>
+              <w:t xml:space="preserve">am / is / are - the three words that join a person to what they are</w:t>
             </w:r>
           </w:p>
           <w:p>
@@ -17452,7 +17452,7 @@
                 <w:sz w:val="21"/>
                 <w:szCs w:val="21"/>
               </w:rPr>
-              <w:t xml:space="preserve">question, what you make when you swap the first two words round</w:t>
+              <w:t xml:space="preserve">question - what you make when you swap the first two words round</w:t>
             </w:r>
           </w:p>
         </w:tc>
@@ -18234,7 +18234,7 @@
           <w:sz w:val="24"/>
           <w:szCs w:val="24"/>
         </w:rPr>
-        <w:t xml:space="preserve">Anything you want to keep from this step. Words, marks, or a drawing, it is your page, and no one marks it.</w:t>
+        <w:t xml:space="preserve">Anything you want to keep from this step. Words, marks, or a drawing - it is your page, and no one marks it.</w:t>
       </w:r>
     </w:p>
     <w:tbl>
@@ -18778,7 +18778,7 @@
           <w:sz w:val="22"/>
           <w:szCs w:val="22"/>
         </w:rPr>
-        <w:t xml:space="preserve">Saying sentences in this room is one thing. Saying them to a real person is another, and that is the one that matters.</w:t>
+        <w:t xml:space="preserve">Saying sentences in this room is one thing. Saying them to a real person is another - and that is the one that matters.</w:t>
       </w:r>
     </w:p>
     <w:p>
@@ -18819,7 +18819,7 @@
           <w:sz w:val="22"/>
           <w:szCs w:val="22"/>
         </w:rPr>
-        <w:t xml:space="preserve">1. Greet. "Hello." 2. Say your name. "My name is ______." 3. Ask theirs. "What is your name?" 4. Say one thing. "I am from ______." or "I like ______." 5. Thank them. "Thank you." 6. Say goodbye. "Goodbye."</w:t>
+        <w:t xml:space="preserve">1. Greet.   "Hello." 2. Say your name.   "My name is ______ ." 3. Ask theirs.   "What is your name?" 4. Say one thing.   "I am from ______ ." or "I like ______ ." 5. Thank them.   "Thank you." 6. Say goodbye.   "Goodbye."</w:t>
       </w:r>
     </w:p>
     <w:p>
@@ -18865,7 +18865,7 @@
           <w:sz w:val="22"/>
           <w:szCs w:val="22"/>
         </w:rPr>
-        <w:t xml:space="preserve">"This is my friend. This is ______."</w:t>
+        <w:t xml:space="preserve">"This is my friend. This is ______ ."</w:t>
       </w:r>
     </w:p>
     <w:p>
@@ -18882,7 +18882,7 @@
           <w:sz w:val="22"/>
           <w:szCs w:val="22"/>
         </w:rPr>
-        <w:t xml:space="preserve">"He is from ______." / "She likes ______."</w:t>
+        <w:t xml:space="preserve">"He is from ______ ."   /   "She likes ______ ."</w:t>
       </w:r>
     </w:p>
     <w:p>
@@ -18935,7 +18935,7 @@
           <w:sz w:val="22"/>
           <w:szCs w:val="22"/>
         </w:rPr>
-        <w:t xml:space="preserve">By the fourth time it stops being frightening and starts being automatic. That is exactly what we want, because when you meet someone for real, you want the words to come without thinking.</w:t>
+        <w:t xml:space="preserve">By the fourth time it stops being frightening and starts being automatic. That is exactly what we want - because when you meet someone for real, you want the words to come without thinking.</w:t>
       </w:r>
     </w:p>
     <w:p>
@@ -19029,7 +19029,7 @@
           <w:sz w:val="22"/>
           <w:szCs w:val="22"/>
         </w:rPr>
-        <w:t xml:space="preserve">Speaking a new language out loud feels odd at first. For everybody, in every language.</w:t>
+        <w:t xml:space="preserve">Speaking a new language out loud feels odd at first - for everybody, in every language.</w:t>
       </w:r>
     </w:p>
     <w:p>
@@ -19095,7 +19095,7 @@
                 <w:sz w:val="21"/>
                 <w:szCs w:val="21"/>
               </w:rPr>
-              <w:t xml:space="preserve">greet, what you say when you meet someone, hello</w:t>
+              <w:t xml:space="preserve">greet - what you say when you meet someone - hello</w:t>
             </w:r>
           </w:p>
           <w:p>
@@ -19107,7 +19107,7 @@
                 <w:sz w:val="21"/>
                 <w:szCs w:val="21"/>
               </w:rPr>
-              <w:t xml:space="preserve">introduce, to tell someone who you are, or who your friend is</w:t>
+              <w:t xml:space="preserve">introduce - to tell someone who you are, or who your friend is</w:t>
             </w:r>
           </w:p>
         </w:tc>
@@ -19207,7 +19207,7 @@
                 <w:sz w:val="17"/>
                 <w:szCs w:val="17"/>
               </w:rPr>
-              <w:t xml:space="preserve">LIKE THIS, TWO PEOPLE MEETING</w:t>
+              <w:t xml:space="preserve">LIKE THIS - TWO PEOPLE MEETING</w:t>
             </w:r>
           </w:p>
           <w:p>
@@ -19454,7 +19454,7 @@
           <w:sz w:val="24"/>
           <w:szCs w:val="24"/>
         </w:rPr>
-        <w:t xml:space="preserve">Anything you want to keep from this step. Words, marks, or a drawing, it is your page, and no one marks it.</w:t>
+        <w:t xml:space="preserve">Anything you want to keep from this step. Words, marks, or a drawing - it is your page, and no one marks it.</w:t>
       </w:r>
     </w:p>
     <w:tbl>
@@ -20039,7 +20039,7 @@
           <w:sz w:val="22"/>
           <w:szCs w:val="22"/>
         </w:rPr>
-        <w:t xml:space="preserve">2. Complete. The start is printed, *I am from ______*, and you add your own word.</w:t>
+        <w:t xml:space="preserve">2. Complete. The start is printed - *I am from ______* - and you add your own word.</w:t>
       </w:r>
     </w:p>
     <w:p>
@@ -20092,7 +20092,7 @@
           <w:sz w:val="22"/>
           <w:szCs w:val="22"/>
         </w:rPr>
-        <w:t xml:space="preserve">If you say a true sentence about yourself in English, you have done the English. All of it. Writing is a separate skill, it is about your hand, and it arrives on its own timetable.</w:t>
+        <w:t xml:space="preserve">If you say a true sentence about yourself in English, you have done the English. All of it. Writing is a separate skill - it is about your hand - and it arrives on its own timetable.</w:t>
       </w:r>
     </w:p>
     <w:p>
@@ -20133,7 +20133,7 @@
           <w:sz w:val="22"/>
           <w:szCs w:val="22"/>
         </w:rPr>
-        <w:t xml:space="preserve">Watch the words appear as they are said. Those are YOUR words on that paper, you made them, you just did not hold the pencil.</w:t>
+        <w:t xml:space="preserve">Watch the words appear as they are said. Those are YOUR words on that paper - you made them, you just did not hold the pencil.</w:t>
       </w:r>
     </w:p>
     <w:p>
@@ -20186,7 +20186,7 @@
           <w:sz w:val="22"/>
           <w:szCs w:val="22"/>
         </w:rPr>
-        <w:t xml:space="preserve">If someone can read it and understand you, it worked. Spelling gets tidy later, with practice, and people who worry about spelling write less, which means they get better slower.</w:t>
+        <w:t xml:space="preserve">If someone can read it and understand you, it worked. Spelling gets tidy later, with practice - and people who worry about spelling write less, which means they get better slower.</w:t>
       </w:r>
     </w:p>
     <w:p>
@@ -20227,7 +20227,7 @@
           <w:sz w:val="22"/>
           <w:szCs w:val="22"/>
         </w:rPr>
-        <w:t xml:space="preserve">Something everyday, a food you like, a colour, something you can do, is a full and complete answer. Nobody will ask why you chose it.</w:t>
+        <w:t xml:space="preserve">Something everyday - a food you like, a colour, something you can do - is a full and complete answer. Nobody will ask why you chose it.</w:t>
       </w:r>
     </w:p>
     <w:p>
@@ -20293,7 +20293,7 @@
                 <w:sz w:val="21"/>
                 <w:szCs w:val="21"/>
               </w:rPr>
-              <w:t xml:space="preserve">copy, to write the same words again, looking at them</w:t>
+              <w:t xml:space="preserve">copy - to write the same words again, looking at them</w:t>
             </w:r>
           </w:p>
           <w:p>
@@ -20305,7 +20305,7 @@
                 <w:sz w:val="21"/>
                 <w:szCs w:val="21"/>
               </w:rPr>
-              <w:t xml:space="preserve">complete, to finish a sentence that has already been started for you</w:t>
+              <w:t xml:space="preserve">complete - to finish a sentence that has already been started for you</w:t>
             </w:r>
           </w:p>
         </w:tc>
@@ -20842,7 +20842,7 @@
           <w:sz w:val="24"/>
           <w:szCs w:val="24"/>
         </w:rPr>
-        <w:t xml:space="preserve">Anything you want to keep from this step. Words, marks, or a drawing, it is your page, and no one marks it.</w:t>
+        <w:t xml:space="preserve">Anything you want to keep from this step. Words, marks, or a drawing - it is your page, and no one marks it.</w:t>
       </w:r>
     </w:p>
     <w:tbl>
@@ -21417,7 +21417,7 @@
                 <w:sz w:val="17"/>
                 <w:szCs w:val="17"/>
               </w:rPr>
-              <w:t xml:space="preserve">LIKE THIS, A WHOLE INTRODUCTION</w:t>
+              <w:t xml:space="preserve">LIKE THIS - A WHOLE INTRODUCTION</w:t>
             </w:r>
           </w:p>
           <w:p>
@@ -21448,7 +21448,7 @@
           <w:sz w:val="22"/>
           <w:szCs w:val="22"/>
         </w:rPr>
-        <w:t xml:space="preserve">My introduction, tick each part when you can say it:</w:t>
+        <w:t xml:space="preserve">My introduction - tick each part when you can say it:</w:t>
       </w:r>
     </w:p>
     <w:p>
@@ -21714,7 +21714,7 @@
           <w:sz w:val="24"/>
           <w:szCs w:val="24"/>
         </w:rPr>
-        <w:t xml:space="preserve">Anything you want to keep from this step. Words, marks, or a drawing, it is your page, and no one marks it.</w:t>
+        <w:t xml:space="preserve">Anything you want to keep from this step. Words, marks, or a drawing - it is your page, and no one marks it.</w:t>
       </w:r>
     </w:p>
     <w:tbl>
@@ -22258,7 +22258,7 @@
           <w:sz w:val="22"/>
           <w:szCs w:val="22"/>
         </w:rPr>
-        <w:t xml:space="preserve">This is the thing you make at the end. It says who you are, in English, in your own way, and you keep it.</w:t>
+        <w:t xml:space="preserve">This is the thing you make at the end. It says who you are, in English, in your own way - and you keep it.</w:t>
       </w:r>
     </w:p>
     <w:p>
@@ -22333,7 +22333,7 @@
           <w:sz w:val="22"/>
           <w:szCs w:val="22"/>
         </w:rPr>
-        <w:t xml:space="preserve">A picture or two, things that are you.</w:t>
+        <w:t xml:space="preserve">A picture or two - things that are you.</w:t>
       </w:r>
     </w:p>
     <w:p>
@@ -22473,7 +22473,7 @@
           <w:sz w:val="22"/>
           <w:szCs w:val="22"/>
         </w:rPr>
-        <w:t xml:space="preserve">A card with one honest picture on it is worth more than a crowded card of things you do not care about, and when you speak about it, the true one will be much easier to talk about.</w:t>
+        <w:t xml:space="preserve">A card with one honest picture on it is worth more than a crowded card of things you do not care about - and when you speak about it, the true one will be much easier to talk about.</w:t>
       </w:r>
     </w:p>
     <w:p>
@@ -22514,7 +22514,7 @@
           <w:sz w:val="22"/>
           <w:szCs w:val="22"/>
         </w:rPr>
-        <w:t xml:space="preserve">Hello. My name is ______. I am from ______. I like ______. Thank you.</w:t>
+        <w:t xml:space="preserve">Hello. My name is ______ . I am from ______ . I like ______ . Thank you.</w:t>
       </w:r>
     </w:p>
     <w:p>
@@ -22567,7 +22567,7 @@
           <w:sz w:val="22"/>
           <w:szCs w:val="22"/>
         </w:rPr>
-        <w:t xml:space="preserve">You will show your card to the people we invited, including the person YOU invited.</w:t>
+        <w:t xml:space="preserve">You will show your card to the people we invited - including the person YOU invited.</w:t>
       </w:r>
     </w:p>
     <w:p>
@@ -22633,7 +22633,7 @@
                 <w:sz w:val="21"/>
                 <w:szCs w:val="21"/>
               </w:rPr>
-              <w:t xml:space="preserve">card, the thing you make that shows who you are</w:t>
+              <w:t xml:space="preserve">card - the thing you make that shows who you are</w:t>
             </w:r>
           </w:p>
           <w:p>
@@ -22645,7 +22645,7 @@
                 <w:sz w:val="21"/>
                 <w:szCs w:val="21"/>
               </w:rPr>
-              <w:t xml:space="preserve">introduce, to tell someone who you are</w:t>
+              <w:t xml:space="preserve">introduce - to tell someone who you are</w:t>
             </w:r>
           </w:p>
         </w:tc>
@@ -22703,7 +22703,7 @@
           <w:sz w:val="24"/>
           <w:szCs w:val="24"/>
         </w:rPr>
-        <w:t xml:space="preserve">Make your card. It has a place for everything, your name, a picture, and your words. You choose what to show.</w:t>
+        <w:t xml:space="preserve">Make your card. It has a place for everything - your name, a picture, and your words. You choose what to show.</w:t>
       </w:r>
     </w:p>
     <w:tbl>
@@ -22745,7 +22745,7 @@
                 <w:sz w:val="17"/>
                 <w:szCs w:val="17"/>
               </w:rPr>
-              <w:t xml:space="preserve">LIKE THIS, A FINISHED CARD</w:t>
+              <w:t xml:space="preserve">LIKE THIS - A FINISHED CARD</w:t>
             </w:r>
           </w:p>
           <w:p>
@@ -22953,7 +22953,7 @@
           <w:sz w:val="24"/>
           <w:szCs w:val="24"/>
         </w:rPr>
-        <w:t xml:space="preserve">Anything you want to keep from this step. Words, marks, or a drawing, it is your page, and no one marks it.</w:t>
+        <w:t xml:space="preserve">Anything you want to keep from this step. Words, marks, or a drawing - it is your page, and no one marks it.</w:t>
       </w:r>
     </w:p>
     <w:tbl>
@@ -23858,7 +23858,7 @@
           <w:sz w:val="21"/>
           <w:szCs w:val="21"/>
         </w:rPr>
-        <w:t xml:space="preserve">How far have I come?  Mark it:      start  •, •  now</w:t>
+        <w:t xml:space="preserve">How far have I come?  Mark it:      start  •----------------•  now</w:t>
       </w:r>
     </w:p>
     <w:p>
@@ -23880,7 +23880,7 @@
           <w:sz w:val="38"/>
           <w:szCs w:val="38"/>
         </w:rPr>
-        <w:t xml:space="preserve">Answers, try it yourself</w:t>
+        <w:t xml:space="preserve">Answers - try it yourself</w:t>
       </w:r>
     </w:p>
     <w:p>
@@ -23893,7 +23893,7 @@
           <w:sz w:val="24"/>
           <w:szCs w:val="24"/>
         </w:rPr>
-        <w:t xml:space="preserve">Do the "Try it yourself" on the Learn it page first, then look here. Getting one wrong is useful, go back and read that page again, and see why.</w:t>
+        <w:t xml:space="preserve">Do the "Try it yourself" on the Learn it page first, then look here. Getting one wrong is useful - go back and read that page again, and see why.</w:t>
       </w:r>
     </w:p>
     <w:p>
@@ -24093,7 +24093,7 @@
           <w:sz w:val="21"/>
           <w:szCs w:val="21"/>
         </w:rPr>
-        <w:t xml:space="preserve">Right. "They" goes with "are", and so does anything that is more than one.</w:t>
+        <w:t xml:space="preserve">Right. "They" goes with "are" - and so does anything that is more than one.</w:t>
       </w:r>
     </w:p>
     <w:p>
@@ -24120,7 +24120,7 @@
           <w:sz w:val="21"/>
           <w:szCs w:val="21"/>
         </w:rPr>
-        <w:t xml:space="preserve">Right, and it is a question. The "is" moved to the front. That is how you make any question with these words.</w:t>
+        <w:t xml:space="preserve">Right - and it is a question. The "is" moved to the front. That is how you make any question with these words.</w:t>
       </w:r>
     </w:p>
     <w:p>

--- a/public/downloads/my-voice-student-workbook.docx
+++ b/public/downloads/my-voice-student-workbook.docx
@@ -1269,9 +1269,9 @@
         </w:tblBorders>
       </w:tblPr>
       <w:tblGrid>
-        <w:gridCol w:w="7200"/>
-        <w:gridCol w:w="1800"/>
-        <w:gridCol w:w="1800"/>
+        <w:gridCol w:w="6046"/>
+        <w:gridCol w:w="1511"/>
+        <w:gridCol w:w="1511"/>
       </w:tblGrid>
       <w:tr>
         <w:trPr>
@@ -2405,14 +2405,14 @@
         </w:tblBorders>
       </w:tblPr>
       <w:tblGrid>
-        <w:gridCol w:w="3600"/>
-        <w:gridCol w:w="3600"/>
-        <w:gridCol w:w="3600"/>
+        <w:gridCol w:w="3023"/>
+        <w:gridCol w:w="3023"/>
+        <w:gridCol w:w="3023"/>
       </w:tblGrid>
       <w:tr>
         <w:tc>
           <w:tcPr>
-            <w:tcW w:type="dxa" w:w="3600"/>
+            <w:tcW w:type="dxa" w:w="3023"/>
           </w:tcPr>
           <w:p>
             <w:r>
@@ -2429,7 +2429,7 @@
         </w:tc>
         <w:tc>
           <w:tcPr>
-            <w:tcW w:type="dxa" w:w="3600"/>
+            <w:tcW w:type="dxa" w:w="3023"/>
           </w:tcPr>
           <w:p>
             <w:r>
@@ -2446,7 +2446,7 @@
         </w:tc>
         <w:tc>
           <w:tcPr>
-            <w:tcW w:type="dxa" w:w="3600"/>
+            <w:tcW w:type="dxa" w:w="3023"/>
           </w:tcPr>
           <w:p>
             <w:r>
@@ -2468,7 +2468,7 @@
         </w:trPr>
         <w:tc>
           <w:tcPr>
-            <w:tcW w:type="dxa" w:w="3600"/>
+            <w:tcW w:type="dxa" w:w="3023"/>
           </w:tcPr>
           <w:p>
             <w:r>
@@ -2478,7 +2478,7 @@
         </w:tc>
         <w:tc>
           <w:tcPr>
-            <w:tcW w:type="dxa" w:w="3600"/>
+            <w:tcW w:type="dxa" w:w="3023"/>
           </w:tcPr>
           <w:p>
             <w:r>
@@ -2488,7 +2488,7 @@
         </w:tc>
         <w:tc>
           <w:tcPr>
-            <w:tcW w:type="dxa" w:w="3600"/>
+            <w:tcW w:type="dxa" w:w="3023"/>
           </w:tcPr>
           <w:p>
             <w:r>
@@ -2500,7 +2500,7 @@
       <w:tr>
         <w:tc>
           <w:tcPr>
-            <w:tcW w:type="dxa" w:w="3600"/>
+            <w:tcW w:type="dxa" w:w="3023"/>
           </w:tcPr>
           <w:p>
             <w:r>
@@ -2517,7 +2517,7 @@
         </w:tc>
         <w:tc>
           <w:tcPr>
-            <w:tcW w:type="dxa" w:w="3600"/>
+            <w:tcW w:type="dxa" w:w="3023"/>
           </w:tcPr>
           <w:p>
             <w:r>
@@ -2534,7 +2534,7 @@
         </w:tc>
         <w:tc>
           <w:tcPr>
-            <w:tcW w:type="dxa" w:w="3600"/>
+            <w:tcW w:type="dxa" w:w="3023"/>
           </w:tcPr>
           <w:p>
             <w:r>
@@ -2556,7 +2556,7 @@
         </w:trPr>
         <w:tc>
           <w:tcPr>
-            <w:tcW w:type="dxa" w:w="3600"/>
+            <w:tcW w:type="dxa" w:w="3023"/>
           </w:tcPr>
           <w:p>
             <w:r>
@@ -2566,7 +2566,7 @@
         </w:tc>
         <w:tc>
           <w:tcPr>
-            <w:tcW w:type="dxa" w:w="3600"/>
+            <w:tcW w:type="dxa" w:w="3023"/>
           </w:tcPr>
           <w:p>
             <w:r>
@@ -2576,7 +2576,7 @@
         </w:tc>
         <w:tc>
           <w:tcPr>
-            <w:tcW w:type="dxa" w:w="3600"/>
+            <w:tcW w:type="dxa" w:w="3023"/>
           </w:tcPr>
           <w:p>
             <w:r>
@@ -6843,14 +6843,14 @@
         </w:tblBorders>
       </w:tblPr>
       <w:tblGrid>
-        <w:gridCol w:w="3600"/>
-        <w:gridCol w:w="3600"/>
-        <w:gridCol w:w="3600"/>
+        <w:gridCol w:w="3023"/>
+        <w:gridCol w:w="3023"/>
+        <w:gridCol w:w="3023"/>
       </w:tblGrid>
       <w:tr>
         <w:tc>
           <w:tcPr>
-            <w:tcW w:type="dxa" w:w="3600"/>
+            <w:tcW w:type="dxa" w:w="3023"/>
           </w:tcPr>
           <w:p>
             <w:r>
@@ -6867,7 +6867,7 @@
         </w:tc>
         <w:tc>
           <w:tcPr>
-            <w:tcW w:type="dxa" w:w="3600"/>
+            <w:tcW w:type="dxa" w:w="3023"/>
           </w:tcPr>
           <w:p>
             <w:r>
@@ -6884,7 +6884,7 @@
         </w:tc>
         <w:tc>
           <w:tcPr>
-            <w:tcW w:type="dxa" w:w="3600"/>
+            <w:tcW w:type="dxa" w:w="3023"/>
           </w:tcPr>
           <w:p>
             <w:r>
@@ -6906,7 +6906,7 @@
         </w:trPr>
         <w:tc>
           <w:tcPr>
-            <w:tcW w:type="dxa" w:w="3600"/>
+            <w:tcW w:type="dxa" w:w="3023"/>
           </w:tcPr>
           <w:p>
             <w:r>
@@ -6916,7 +6916,7 @@
         </w:tc>
         <w:tc>
           <w:tcPr>
-            <w:tcW w:type="dxa" w:w="3600"/>
+            <w:tcW w:type="dxa" w:w="3023"/>
           </w:tcPr>
           <w:p>
             <w:r>
@@ -6926,7 +6926,7 @@
         </w:tc>
         <w:tc>
           <w:tcPr>
-            <w:tcW w:type="dxa" w:w="3600"/>
+            <w:tcW w:type="dxa" w:w="3023"/>
           </w:tcPr>
           <w:p>
             <w:r>
@@ -6938,7 +6938,7 @@
       <w:tr>
         <w:tc>
           <w:tcPr>
-            <w:tcW w:type="dxa" w:w="3600"/>
+            <w:tcW w:type="dxa" w:w="3023"/>
           </w:tcPr>
           <w:p>
             <w:r>
@@ -6955,7 +6955,7 @@
         </w:tc>
         <w:tc>
           <w:tcPr>
-            <w:tcW w:type="dxa" w:w="3600"/>
+            <w:tcW w:type="dxa" w:w="3023"/>
           </w:tcPr>
           <w:p>
             <w:r>
@@ -6972,7 +6972,7 @@
         </w:tc>
         <w:tc>
           <w:tcPr>
-            <w:tcW w:type="dxa" w:w="3600"/>
+            <w:tcW w:type="dxa" w:w="3023"/>
           </w:tcPr>
           <w:p>
             <w:r>
@@ -6994,7 +6994,7 @@
         </w:trPr>
         <w:tc>
           <w:tcPr>
-            <w:tcW w:type="dxa" w:w="3600"/>
+            <w:tcW w:type="dxa" w:w="3023"/>
           </w:tcPr>
           <w:p>
             <w:r>
@@ -7004,7 +7004,7 @@
         </w:tc>
         <w:tc>
           <w:tcPr>
-            <w:tcW w:type="dxa" w:w="3600"/>
+            <w:tcW w:type="dxa" w:w="3023"/>
           </w:tcPr>
           <w:p>
             <w:r>
@@ -7014,7 +7014,7 @@
         </w:tc>
         <w:tc>
           <w:tcPr>
-            <w:tcW w:type="dxa" w:w="3600"/>
+            <w:tcW w:type="dxa" w:w="3023"/>
           </w:tcPr>
           <w:p>
             <w:r>
@@ -7995,13 +7995,13 @@
         </w:tblBorders>
       </w:tblPr>
       <w:tblGrid>
-        <w:gridCol w:w="5400"/>
-        <w:gridCol w:w="5400"/>
+        <w:gridCol w:w="4535"/>
+        <w:gridCol w:w="4535"/>
       </w:tblGrid>
       <w:tr>
         <w:tc>
           <w:tcPr>
-            <w:tcW w:type="dxa" w:w="5400"/>
+            <w:tcW w:type="dxa" w:w="4535"/>
           </w:tcPr>
           <w:p>
             <w:r>
@@ -8018,7 +8018,7 @@
         </w:tc>
         <w:tc>
           <w:tcPr>
-            <w:tcW w:type="dxa" w:w="5400"/>
+            <w:tcW w:type="dxa" w:w="4535"/>
           </w:tcPr>
           <w:p>
             <w:r>
@@ -8040,7 +8040,7 @@
         </w:trPr>
         <w:tc>
           <w:tcPr>
-            <w:tcW w:type="dxa" w:w="5400"/>
+            <w:tcW w:type="dxa" w:w="4535"/>
           </w:tcPr>
           <w:p>
             <w:r>
@@ -8050,7 +8050,7 @@
         </w:tc>
         <w:tc>
           <w:tcPr>
-            <w:tcW w:type="dxa" w:w="5400"/>
+            <w:tcW w:type="dxa" w:w="4535"/>
           </w:tcPr>
           <w:p>
             <w:r>
@@ -8062,7 +8062,7 @@
       <w:tr>
         <w:tc>
           <w:tcPr>
-            <w:tcW w:type="dxa" w:w="5400"/>
+            <w:tcW w:type="dxa" w:w="4535"/>
           </w:tcPr>
           <w:p>
             <w:r>
@@ -8079,7 +8079,7 @@
         </w:tc>
         <w:tc>
           <w:tcPr>
-            <w:tcW w:type="dxa" w:w="5400"/>
+            <w:tcW w:type="dxa" w:w="4535"/>
           </w:tcPr>
           <w:p>
             <w:r>
@@ -8101,7 +8101,7 @@
         </w:trPr>
         <w:tc>
           <w:tcPr>
-            <w:tcW w:type="dxa" w:w="5400"/>
+            <w:tcW w:type="dxa" w:w="4535"/>
           </w:tcPr>
           <w:p>
             <w:r>
@@ -8111,7 +8111,7 @@
         </w:tc>
         <w:tc>
           <w:tcPr>
-            <w:tcW w:type="dxa" w:w="5400"/>
+            <w:tcW w:type="dxa" w:w="4535"/>
           </w:tcPr>
           <w:p>
             <w:r>
@@ -10510,14 +10510,14 @@
         </w:tblBorders>
       </w:tblPr>
       <w:tblGrid>
-        <w:gridCol w:w="5400"/>
-        <w:gridCol w:w="2700"/>
-        <w:gridCol w:w="2700"/>
+        <w:gridCol w:w="4535"/>
+        <w:gridCol w:w="2267"/>
+        <w:gridCol w:w="2267"/>
       </w:tblGrid>
       <w:tr>
         <w:tc>
           <w:tcPr>
-            <w:tcW w:type="dxa" w:w="5400"/>
+            <w:tcW w:type="dxa" w:w="4535"/>
             <w:shd w:fill="FBF3E4" w:color="auto" w:val="clear"/>
             <w:tcMar>
               <w:top w:type="dxa" w:w="90"/>
@@ -10541,7 +10541,7 @@
         </w:tc>
         <w:tc>
           <w:tcPr>
-            <w:tcW w:type="dxa" w:w="2700"/>
+            <w:tcW w:type="dxa" w:w="2267"/>
             <w:shd w:fill="FBF3E4" w:color="auto" w:val="clear"/>
             <w:tcMar>
               <w:top w:type="dxa" w:w="90"/>
@@ -10565,7 +10565,7 @@
         </w:tc>
         <w:tc>
           <w:tcPr>
-            <w:tcW w:type="dxa" w:w="2700"/>
+            <w:tcW w:type="dxa" w:w="2267"/>
             <w:shd w:fill="FBF3E4" w:color="auto" w:val="clear"/>
             <w:tcMar>
               <w:top w:type="dxa" w:w="90"/>
@@ -10594,7 +10594,7 @@
         </w:trPr>
         <w:tc>
           <w:tcPr>
-            <w:tcW w:type="dxa" w:w="5400"/>
+            <w:tcW w:type="dxa" w:w="4535"/>
             <w:shd w:fill="FBF3E4" w:color="auto" w:val="clear"/>
             <w:tcMar>
               <w:top w:type="dxa" w:w="90"/>
@@ -10618,7 +10618,7 @@
         </w:tc>
         <w:tc>
           <w:tcPr>
-            <w:tcW w:type="dxa" w:w="2700"/>
+            <w:tcW w:type="dxa" w:w="2267"/>
             <w:shd w:fill="FBF3E4" w:color="auto" w:val="clear"/>
             <w:tcMar>
               <w:top w:type="dxa" w:w="90"/>
@@ -10642,7 +10642,7 @@
         </w:tc>
         <w:tc>
           <w:tcPr>
-            <w:tcW w:type="dxa" w:w="2700"/>
+            <w:tcW w:type="dxa" w:w="2267"/>
             <w:shd w:fill="FBF3E4" w:color="auto" w:val="clear"/>
             <w:tcMar>
               <w:top w:type="dxa" w:w="90"/>
@@ -10671,7 +10671,7 @@
         </w:trPr>
         <w:tc>
           <w:tcPr>
-            <w:tcW w:type="dxa" w:w="5400"/>
+            <w:tcW w:type="dxa" w:w="4535"/>
           </w:tcPr>
           <w:p>
             <w:r>
@@ -10681,7 +10681,7 @@
         </w:tc>
         <w:tc>
           <w:tcPr>
-            <w:tcW w:type="dxa" w:w="2700"/>
+            <w:tcW w:type="dxa" w:w="2267"/>
           </w:tcPr>
           <w:p>
             <w:r>
@@ -10691,7 +10691,7 @@
         </w:tc>
         <w:tc>
           <w:tcPr>
-            <w:tcW w:type="dxa" w:w="2700"/>
+            <w:tcW w:type="dxa" w:w="2267"/>
           </w:tcPr>
           <w:p>
             <w:r>
@@ -10706,7 +10706,7 @@
         </w:trPr>
         <w:tc>
           <w:tcPr>
-            <w:tcW w:type="dxa" w:w="5400"/>
+            <w:tcW w:type="dxa" w:w="4535"/>
           </w:tcPr>
           <w:p>
             <w:r>
@@ -10716,7 +10716,7 @@
         </w:tc>
         <w:tc>
           <w:tcPr>
-            <w:tcW w:type="dxa" w:w="2700"/>
+            <w:tcW w:type="dxa" w:w="2267"/>
           </w:tcPr>
           <w:p>
             <w:r>
@@ -10726,7 +10726,7 @@
         </w:tc>
         <w:tc>
           <w:tcPr>
-            <w:tcW w:type="dxa" w:w="2700"/>
+            <w:tcW w:type="dxa" w:w="2267"/>
           </w:tcPr>
           <w:p>
             <w:r>
@@ -10741,7 +10741,7 @@
         </w:trPr>
         <w:tc>
           <w:tcPr>
-            <w:tcW w:type="dxa" w:w="5400"/>
+            <w:tcW w:type="dxa" w:w="4535"/>
           </w:tcPr>
           <w:p>
             <w:r>
@@ -10751,7 +10751,7 @@
         </w:tc>
         <w:tc>
           <w:tcPr>
-            <w:tcW w:type="dxa" w:w="2700"/>
+            <w:tcW w:type="dxa" w:w="2267"/>
           </w:tcPr>
           <w:p>
             <w:r>
@@ -10761,7 +10761,7 @@
         </w:tc>
         <w:tc>
           <w:tcPr>
-            <w:tcW w:type="dxa" w:w="2700"/>
+            <w:tcW w:type="dxa" w:w="2267"/>
           </w:tcPr>
           <w:p>
             <w:r>
@@ -10776,7 +10776,7 @@
         </w:trPr>
         <w:tc>
           <w:tcPr>
-            <w:tcW w:type="dxa" w:w="5400"/>
+            <w:tcW w:type="dxa" w:w="4535"/>
           </w:tcPr>
           <w:p>
             <w:r>
@@ -10786,7 +10786,7 @@
         </w:tc>
         <w:tc>
           <w:tcPr>
-            <w:tcW w:type="dxa" w:w="2700"/>
+            <w:tcW w:type="dxa" w:w="2267"/>
           </w:tcPr>
           <w:p>
             <w:r>
@@ -10796,7 +10796,7 @@
         </w:tc>
         <w:tc>
           <w:tcPr>
-            <w:tcW w:type="dxa" w:w="2700"/>
+            <w:tcW w:type="dxa" w:w="2267"/>
           </w:tcPr>
           <w:p>
             <w:r>
@@ -13236,8 +13236,8 @@
         </w:tblBorders>
       </w:tblPr>
       <w:tblGrid>
-        <w:gridCol w:w="5400"/>
-        <w:gridCol w:w="5400"/>
+        <w:gridCol w:w="4535"/>
+        <w:gridCol w:w="4535"/>
       </w:tblGrid>
       <w:tr>
         <w:tc>
@@ -17855,14 +17855,14 @@
         </w:tblBorders>
       </w:tblPr>
       <w:tblGrid>
-        <w:gridCol w:w="3600"/>
-        <w:gridCol w:w="3600"/>
-        <w:gridCol w:w="3600"/>
+        <w:gridCol w:w="3023"/>
+        <w:gridCol w:w="3023"/>
+        <w:gridCol w:w="3023"/>
       </w:tblGrid>
       <w:tr>
         <w:tc>
           <w:tcPr>
-            <w:tcW w:type="dxa" w:w="3600"/>
+            <w:tcW w:type="dxa" w:w="3023"/>
           </w:tcPr>
           <w:p>
             <w:r>
@@ -17879,7 +17879,7 @@
         </w:tc>
         <w:tc>
           <w:tcPr>
-            <w:tcW w:type="dxa" w:w="3600"/>
+            <w:tcW w:type="dxa" w:w="3023"/>
           </w:tcPr>
           <w:p>
             <w:r>
@@ -17896,7 +17896,7 @@
         </w:tc>
         <w:tc>
           <w:tcPr>
-            <w:tcW w:type="dxa" w:w="3600"/>
+            <w:tcW w:type="dxa" w:w="3023"/>
           </w:tcPr>
           <w:p>
             <w:r>
@@ -17918,7 +17918,7 @@
         </w:trPr>
         <w:tc>
           <w:tcPr>
-            <w:tcW w:type="dxa" w:w="3600"/>
+            <w:tcW w:type="dxa" w:w="3023"/>
           </w:tcPr>
           <w:p>
             <w:r>
@@ -17928,7 +17928,7 @@
         </w:tc>
         <w:tc>
           <w:tcPr>
-            <w:tcW w:type="dxa" w:w="3600"/>
+            <w:tcW w:type="dxa" w:w="3023"/>
           </w:tcPr>
           <w:p>
             <w:r>
@@ -17938,7 +17938,7 @@
         </w:tc>
         <w:tc>
           <w:tcPr>
-            <w:tcW w:type="dxa" w:w="3600"/>
+            <w:tcW w:type="dxa" w:w="3023"/>
           </w:tcPr>
           <w:p>
             <w:r>
@@ -19277,13 +19277,13 @@
         </w:tblBorders>
       </w:tblPr>
       <w:tblGrid>
-        <w:gridCol w:w="5400"/>
-        <w:gridCol w:w="5400"/>
+        <w:gridCol w:w="4535"/>
+        <w:gridCol w:w="4535"/>
       </w:tblGrid>
       <w:tr>
         <w:tc>
           <w:tcPr>
-            <w:tcW w:type="dxa" w:w="5400"/>
+            <w:tcW w:type="dxa" w:w="4535"/>
           </w:tcPr>
           <w:p>
             <w:r>
@@ -19300,7 +19300,7 @@
         </w:tc>
         <w:tc>
           <w:tcPr>
-            <w:tcW w:type="dxa" w:w="5400"/>
+            <w:tcW w:type="dxa" w:w="4535"/>
           </w:tcPr>
           <w:p>
             <w:r>
@@ -19322,7 +19322,7 @@
         </w:trPr>
         <w:tc>
           <w:tcPr>
-            <w:tcW w:type="dxa" w:w="5400"/>
+            <w:tcW w:type="dxa" w:w="4535"/>
           </w:tcPr>
           <w:p>
             <w:r>
@@ -19332,7 +19332,7 @@
         </w:tc>
         <w:tc>
           <w:tcPr>
-            <w:tcW w:type="dxa" w:w="5400"/>
+            <w:tcW w:type="dxa" w:w="4535"/>
           </w:tcPr>
           <w:p>
             <w:r>
@@ -19344,7 +19344,7 @@
       <w:tr>
         <w:tc>
           <w:tcPr>
-            <w:tcW w:type="dxa" w:w="5400"/>
+            <w:tcW w:type="dxa" w:w="4535"/>
           </w:tcPr>
           <w:p>
             <w:r>
@@ -19361,7 +19361,7 @@
         </w:tc>
         <w:tc>
           <w:tcPr>
-            <w:tcW w:type="dxa" w:w="5400"/>
+            <w:tcW w:type="dxa" w:w="4535"/>
           </w:tcPr>
           <w:p>
             <w:r>
@@ -19383,7 +19383,7 @@
         </w:trPr>
         <w:tc>
           <w:tcPr>
-            <w:tcW w:type="dxa" w:w="5400"/>
+            <w:tcW w:type="dxa" w:w="4535"/>
           </w:tcPr>
           <w:p>
             <w:r>
@@ -19393,7 +19393,7 @@
         </w:tc>
         <w:tc>
           <w:tcPr>
-            <w:tcW w:type="dxa" w:w="5400"/>
+            <w:tcW w:type="dxa" w:w="4535"/>
           </w:tcPr>
           <w:p>
             <w:r>
@@ -22815,7 +22815,7 @@
         </w:tblBorders>
       </w:tblPr>
       <w:tblGrid>
-        <w:gridCol w:w="10800"/>
+        <w:gridCol w:w="9070"/>
       </w:tblGrid>
       <w:tr>
         <w:trPr>
@@ -22823,7 +22823,7 @@
         </w:trPr>
         <w:tc>
           <w:tcPr>
-            <w:tcW w:type="dxa" w:w="10800"/>
+            <w:tcW w:type="dxa" w:w="9070"/>
             <w:tcMar>
               <w:top w:type="dxa" w:w="90"/>
               <w:left w:type="dxa" w:w="140"/>
@@ -22851,7 +22851,7 @@
         </w:trPr>
         <w:tc>
           <w:tcPr>
-            <w:tcW w:type="dxa" w:w="10800"/>
+            <w:tcW w:type="dxa" w:w="9070"/>
             <w:tcMar>
               <w:top w:type="dxa" w:w="90"/>
               <w:left w:type="dxa" w:w="140"/>
@@ -22879,7 +22879,7 @@
         </w:trPr>
         <w:tc>
           <w:tcPr>
-            <w:tcW w:type="dxa" w:w="10800"/>
+            <w:tcW w:type="dxa" w:w="9070"/>
             <w:tcMar>
               <w:top w:type="dxa" w:w="90"/>
               <w:left w:type="dxa" w:w="140"/>

--- a/public/downloads/my-voice-student-workbook.docx
+++ b/public/downloads/my-voice-student-workbook.docx
@@ -299,6 +299,21 @@
     </w:p>
     <w:p>
       <w:pPr>
+        <w:spacing w:after="100" w:before="0" w:line="300"/>
+      </w:pPr>
+      <w:r>
+        <w:rPr>
+          <w:b/>
+          <w:bCs/>
+          <w:color w:val="5A6473"/>
+          <w:sz w:val="22"/>
+          <w:szCs w:val="22"/>
+        </w:rPr>
+        <w:t xml:space="preserve">This page is for whoever prints the book. Learners do not need to read it.</w:t>
+      </w:r>
+    </w:p>
+    <w:p>
+      <w:pPr>
         <w:pStyle w:val="ListParagraph"/>
         <w:numPr>
           <w:ilvl w:val="0"/>
@@ -328,7 +343,7 @@
           <w:sz w:val="22"/>
           <w:szCs w:val="22"/>
         </w:rPr>
-        <w:t xml:space="preserve">Black and white is fine. Nothing here needs colour to make sense.</w:t>
+        <w:t xml:space="preserve">Black and white is fine - the book can still be read and used without printing in colour.</w:t>
       </w:r>
     </w:p>
     <w:p>
@@ -392,7 +407,7 @@
     </w:p>
     <w:p>
       <w:pPr>
-        <w:spacing w:after="60" w:before="200" w:line="300"/>
+        <w:spacing w:after="60" w:before="0" w:line="300"/>
       </w:pPr>
       <w:r>
         <w:rPr>
@@ -402,6 +417,41 @@
           <w:sz w:val="26"/>
           <w:szCs w:val="26"/>
         </w:rPr>
+        <w:t xml:space="preserve">This book is yours</w:t>
+      </w:r>
+    </w:p>
+    <w:p>
+      <w:pPr>
+        <w:spacing w:after="100" w:before="0" w:line="300"/>
+      </w:pPr>
+      <w:r>
+        <w:rPr>
+          <w:sz w:val="24"/>
+          <w:szCs w:val="24"/>
+        </w:rPr>
+        <w:t xml:space="preserve">This is your book. Write in it, draw in it, and keep it. Nobody else writes in it, and nobody grades it.</w:t>
+      </w:r>
+    </w:p>
+    <w:p>
+      <w:pPr>
+        <w:pBdr>
+          <w:bottom w:val="single" w:color="B9B3A6" w:sz="4"/>
+        </w:pBdr>
+        <w:spacing w:after="180" w:before="60"/>
+      </w:pPr>
+    </w:p>
+    <w:p>
+      <w:pPr>
+        <w:spacing w:after="60" w:before="200" w:line="300"/>
+      </w:pPr>
+      <w:r>
+        <w:rPr>
+          <w:b/>
+          <w:bCs/>
+          <w:color w:val="1F3A5F"/>
+          <w:sz w:val="26"/>
+          <w:szCs w:val="26"/>
+        </w:rPr>
         <w:t xml:space="preserve">The sheets in this book</w:t>
       </w:r>
     </w:p>
@@ -499,7 +549,7 @@
           <w:sz w:val="21"/>
           <w:szCs w:val="21"/>
         </w:rPr>
-        <w:t xml:space="preserve">Sheet 7   My sounds and words</w:t>
+        <w:t xml:space="preserve">Sheet 7   My writing practice</w:t>
       </w:r>
     </w:p>
     <w:p>
@@ -511,7 +561,7 @@
           <w:sz w:val="21"/>
           <w:szCs w:val="21"/>
         </w:rPr>
-        <w:t xml:space="preserve">Sheet 8   Building sounds and words</w:t>
+        <w:t xml:space="preserve">Sheet 8   My sounds and words</w:t>
       </w:r>
     </w:p>
     <w:p>
@@ -523,7 +573,7 @@
           <w:sz w:val="21"/>
           <w:szCs w:val="21"/>
         </w:rPr>
-        <w:t xml:space="preserve">Sheet 9   Words about me</w:t>
+        <w:t xml:space="preserve">Sheet 9   Building sounds and words</w:t>
       </w:r>
     </w:p>
     <w:p>
@@ -535,7 +585,7 @@
           <w:sz w:val="21"/>
           <w:szCs w:val="21"/>
         </w:rPr>
-        <w:t xml:space="preserve">Sheet 10   My writing practice</w:t>
+        <w:t xml:space="preserve">Sheet 10   Words about me</w:t>
       </w:r>
     </w:p>
     <w:p>
@@ -728,68 +778,6 @@
       </w:tr>
     </w:tbl>
     <w:p>
-      <w:pPr>
-        <w:pStyle w:val="Heading1"/>
-        <w:keepNext/>
-        <w:spacing w:after="140" w:before="320"/>
-      </w:pPr>
-      <w:r>
-        <w:rPr>
-          <w:b/>
-          <w:bCs/>
-          <w:color w:val="1F3A5F"/>
-          <w:sz w:val="36"/>
-          <w:szCs w:val="36"/>
-        </w:rPr>
-        <w:t xml:space="preserve">Contents</w:t>
-      </w:r>
-    </w:p>
-    <w:p>
-      <w:pPr>
-        <w:spacing w:after="140" w:before="0" w:line="300"/>
-      </w:pPr>
-      <w:r>
-        <w:rPr>
-          <w:color w:val="5A6473"/>
-          <w:sz w:val="22"/>
-          <w:szCs w:val="22"/>
-        </w:rPr>
-        <w:t xml:space="preserve">The parts of your book, and the page each one starts on. Word fills the numbers in when this file is opened.</w:t>
-      </w:r>
-    </w:p>
-    <w:sdt>
-      <w:sdtPr>
-        <w:alias w:val="Contents"/>
-      </w:sdtPr>
-      <w:sdtContent>
-        <w:p>
-          <w:r>
-            <w:fldChar w:fldCharType="begin" w:dirty="true"/>
-            <w:instrText xml:space="preserve">TOC \h \o "1-1"</w:instrText>
-            <w:fldChar w:fldCharType="separate"/>
-          </w:r>
-        </w:p>
-        <w:p>
-          <w:r>
-            <w:fldChar w:fldCharType="end"/>
-          </w:r>
-        </w:p>
-      </w:sdtContent>
-    </w:sdt>
-    <w:p>
-      <w:pPr>
-        <w:spacing w:after="140" w:before="200" w:line="300"/>
-      </w:pPr>
-      <w:r>
-        <w:rPr>
-          <w:color w:val="5A6473"/>
-          <w:sz w:val="17"/>
-          <w:szCs w:val="17"/>
-        </w:rPr>
-        <w:t xml:space="preserve">If this page is empty, right-click here and choose "Update field" (in LibreOffice, press F9).</w:t>
-      </w:r>
-    </w:p>
-    <w:p>
       <w:r>
         <w:br w:type="page"/>
       </w:r>
@@ -881,7 +869,7 @@
           <w:sz w:val="22"/>
           <w:szCs w:val="22"/>
         </w:rPr>
-        <w:t xml:space="preserve">Nobody passes or fails this. Nobody is marking it. It is not written down anywhere else.</w:t>
+        <w:t xml:space="preserve">Nobody passes or fails this. Nobody is grading it. It is not written down anywhere else.</w:t>
       </w:r>
     </w:p>
     <w:p>
@@ -934,7 +922,7 @@
           <w:sz w:val="22"/>
           <w:szCs w:val="22"/>
         </w:rPr>
-        <w:t xml:space="preserve">If almost everything is "not yet", that is completely fine - that is what the beginning of a course looks like. If it was all "yes" already, there would be nothing here for you.</w:t>
+        <w:t xml:space="preserve">If almost everything is "not yet", that is completely fine - that is what the beginning of a course looks like. If it was all "yes" already, there would be nothing new here for you to learn.</w:t>
       </w:r>
     </w:p>
     <w:p>
@@ -1773,7 +1761,7 @@
           <w:sz w:val="24"/>
           <w:szCs w:val="24"/>
         </w:rPr>
-        <w:t xml:space="preserve">Anything you want to keep from this step. Words, marks, or a drawing - it is your page, and no one marks it.</w:t>
+        <w:t xml:space="preserve">Anything you want to keep from this step. Words, drawings, or scribbles - it is your page, and no one grades it.</w:t>
       </w:r>
     </w:p>
     <w:tbl>
@@ -2637,7 +2625,7 @@
           <w:sz w:val="24"/>
           <w:szCs w:val="24"/>
         </w:rPr>
-        <w:t xml:space="preserve">Anything you want to keep from this step. Words, marks, or a drawing - it is your page, and no one marks it.</w:t>
+        <w:t xml:space="preserve">Anything you want to keep from this step. Words, drawings, or scribbles - it is your page, and no one grades it.</w:t>
       </w:r>
     </w:p>
     <w:tbl>
@@ -3396,7 +3384,7 @@
           <w:sz w:val="21"/>
           <w:szCs w:val="21"/>
         </w:rPr>
-        <w:t xml:space="preserve">hello · my name is ___ · I am from ___ · I like ___</w:t>
+        <w:t xml:space="preserve">hello · my name is… · I am from… · I like…</w:t>
       </w:r>
     </w:p>
     <w:p>
@@ -3665,7 +3653,7 @@
           <w:sz w:val="24"/>
           <w:szCs w:val="24"/>
         </w:rPr>
-        <w:t xml:space="preserve">Anything you want to keep from this step. Words, marks, or a drawing - it is your page, and no one marks it.</w:t>
+        <w:t xml:space="preserve">Anything you want to keep from this step. Words, drawings, or scribbles - it is your page, and no one grades it.</w:t>
       </w:r>
     </w:p>
     <w:tbl>
@@ -4217,7 +4205,7 @@
           <w:sz w:val="21"/>
           <w:szCs w:val="21"/>
         </w:rPr>
-        <w:t xml:space="preserve">hello · my name is ___ · I am from ___ · I like ___</w:t>
+        <w:t xml:space="preserve">hello · my name is… · I am from… · I like…</w:t>
       </w:r>
     </w:p>
     <w:p>
@@ -4509,7 +4497,7 @@
           <w:sz w:val="21"/>
           <w:szCs w:val="21"/>
         </w:rPr>
-        <w:t xml:space="preserve">hello · my name is ___ · I am from ___ · I like ___</w:t>
+        <w:t xml:space="preserve">hello · my name is… · I am from… · I like…</w:t>
       </w:r>
     </w:p>
     <w:p>
@@ -4778,7 +4766,7 @@
           <w:sz w:val="24"/>
           <w:szCs w:val="24"/>
         </w:rPr>
-        <w:t xml:space="preserve">Anything you want to keep from this step. Words, marks, or a drawing - it is your page, and no one marks it.</w:t>
+        <w:t xml:space="preserve">Anything you want to keep from this step. Words, drawings, or scribbles - it is your page, and no one grades it.</w:t>
       </w:r>
     </w:p>
     <w:tbl>
@@ -5330,7 +5318,7 @@
           <w:sz w:val="21"/>
           <w:szCs w:val="21"/>
         </w:rPr>
-        <w:t xml:space="preserve">hello · my name is ___ · I am from ___ · I like ___</w:t>
+        <w:t xml:space="preserve">hello · my name is… · I am from… · I like…</w:t>
       </w:r>
     </w:p>
     <w:p>
@@ -5772,7 +5760,7 @@
           <w:sz w:val="24"/>
           <w:szCs w:val="24"/>
         </w:rPr>
-        <w:t xml:space="preserve">Anything you want to keep from this step. Words, marks, or a drawing - it is your page, and no one marks it.</w:t>
+        <w:t xml:space="preserve">Anything you want to keep from this step. Words, drawings, or scribbles - it is your page, and no one grades it.</w:t>
       </w:r>
     </w:p>
     <w:tbl>
@@ -6316,7 +6304,7 @@
           <w:sz w:val="22"/>
           <w:szCs w:val="22"/>
         </w:rPr>
-        <w:t xml:space="preserve">These are the first English words you will really use - because you will use them here, every time we meet.</w:t>
+        <w:t xml:space="preserve">These are the first English words you will really use - because you will use them out loud in our session, every time we meet.</w:t>
       </w:r>
     </w:p>
     <w:p>
@@ -6430,7 +6418,7 @@
           <w:sz w:val="22"/>
           <w:szCs w:val="22"/>
         </w:rPr>
-        <w:t xml:space="preserve">These four are the most useful English you will learn all course. They are not polite words. They are powerful words, because they put you in charge.</w:t>
+        <w:t xml:space="preserve">These are the most useful English you will learn all course.</w:t>
       </w:r>
     </w:p>
     <w:p>
@@ -6464,7 +6452,7 @@
           <w:sz w:val="22"/>
           <w:szCs w:val="22"/>
         </w:rPr>
-        <w:t xml:space="preserve">I don't understand.   (say this - it is not a failure, it is information)</w:t>
+        <w:t xml:space="preserve">Please slow down.   (when someone is speaking too quickly to follow)</w:t>
       </w:r>
     </w:p>
     <w:p>
@@ -6481,7 +6469,7 @@
           <w:sz w:val="22"/>
           <w:szCs w:val="22"/>
         </w:rPr>
-        <w:t xml:space="preserve">How do you say ______ ?   (when you want a word you do not have)</w:t>
+        <w:t xml:space="preserve">I don't understand.   (say this - it is not a failure, it is information)</w:t>
       </w:r>
     </w:p>
     <w:p>
@@ -6498,6 +6486,23 @@
           <w:sz w:val="22"/>
           <w:szCs w:val="22"/>
         </w:rPr>
+        <w:t xml:space="preserve">How do you say ______ ?   (when you want a word you do not have)</w:t>
+      </w:r>
+    </w:p>
+    <w:p>
+      <w:pPr>
+        <w:pStyle w:val="ListParagraph"/>
+        <w:numPr>
+          <w:ilvl w:val="0"/>
+          <w:numId w:val="1"/>
+        </w:numPr>
+        <w:spacing w:after="80" w:line="300"/>
+      </w:pPr>
+      <w:r>
+        <w:rPr>
+          <w:sz w:val="22"/>
+          <w:szCs w:val="22"/>
+        </w:rPr>
         <w:t xml:space="preserve">What does ______ mean?   (when you hear a word you do not know)</w:t>
       </w:r>
     </w:p>
@@ -6515,7 +6520,7 @@
           <w:sz w:val="24"/>
           <w:szCs w:val="24"/>
         </w:rPr>
-        <w:t xml:space="preserve">Why these are powerful</w:t>
+        <w:t xml:space="preserve">Why these matter</w:t>
       </w:r>
     </w:p>
     <w:p>
@@ -6966,7 +6971,7 @@
                 <w:sz w:val="20"/>
                 <w:szCs w:val="20"/>
               </w:rPr>
-              <w:t xml:space="preserve">I don't understand</w:t>
+              <w:t xml:space="preserve">please slow down</w:t>
             </w:r>
           </w:p>
         </w:tc>
@@ -6983,7 +6988,7 @@
                 <w:sz w:val="20"/>
                 <w:szCs w:val="20"/>
               </w:rPr>
-              <w:t xml:space="preserve">may I…?</w:t>
+              <w:t xml:space="preserve">I don't understand</w:t>
             </w:r>
           </w:p>
         </w:tc>
@@ -7075,7 +7080,7 @@
           <w:sz w:val="24"/>
           <w:szCs w:val="24"/>
         </w:rPr>
-        <w:t xml:space="preserve">Anything you want to keep from this step. Words, marks, or a drawing - it is your page, and no one marks it.</w:t>
+        <w:t xml:space="preserve">Anything you want to keep from this step. Words, drawings, or scribbles - it is your page, and no one grades it.</w:t>
       </w:r>
     </w:p>
     <w:tbl>
@@ -7979,7 +7984,7 @@
           <w:sz w:val="24"/>
           <w:szCs w:val="24"/>
         </w:rPr>
-        <w:t xml:space="preserve">Listen. Point to and mark what you hear. No writing needed.</w:t>
+        <w:t xml:space="preserve">Your facilitator says one thing. Point to the box that matches it, then put a mark in that box. Listen only - no writing, no speaking.</w:t>
       </w:r>
     </w:p>
     <w:tbl>
@@ -8012,7 +8017,7 @@
                 <w:sz w:val="20"/>
                 <w:szCs w:val="20"/>
               </w:rPr>
-              <w:t xml:space="preserve">a wave = hello</w:t>
+              <w:t xml:space="preserve">"hello"</w:t>
             </w:r>
           </w:p>
         </w:tc>
@@ -8029,7 +8034,7 @@
                 <w:sz w:val="20"/>
                 <w:szCs w:val="20"/>
               </w:rPr>
-              <w:t xml:space="preserve">a hand up = my name</w:t>
+              <w:t xml:space="preserve">"my name is…"</w:t>
             </w:r>
           </w:p>
         </w:tc>
@@ -8073,7 +8078,7 @@
                 <w:sz w:val="20"/>
                 <w:szCs w:val="20"/>
               </w:rPr>
-              <w:t xml:space="preserve">two people = hello to you</w:t>
+              <w:t xml:space="preserve">"what is your name?"</w:t>
             </w:r>
           </w:p>
         </w:tc>
@@ -8090,7 +8095,7 @@
                 <w:sz w:val="20"/>
                 <w:szCs w:val="20"/>
               </w:rPr>
-              <w:t xml:space="preserve">a face I know</w:t>
+              <w:t xml:space="preserve">a name I know</w:t>
             </w:r>
           </w:p>
         </w:tc>
@@ -8172,7 +8177,7 @@
           <w:sz w:val="24"/>
           <w:szCs w:val="24"/>
         </w:rPr>
-        <w:t xml:space="preserve">Anything you want to keep from this step. Words, marks, or a drawing - it is your page, and no one marks it.</w:t>
+        <w:t xml:space="preserve">Anything you want to keep from this step. Words, drawings, or scribbles - it is your page, and no one grades it.</w:t>
       </w:r>
     </w:p>
     <w:tbl>
@@ -9062,7 +9067,7 @@
                 <w:sz w:val="21"/>
                 <w:szCs w:val="21"/>
               </w:rPr>
-              <w:t xml:space="preserve">sound - what a letter says - not what it is called</w:t>
+              <w:t xml:space="preserve">sound - how a letter is said - not what it is called</w:t>
             </w:r>
           </w:p>
           <w:p>
@@ -9582,7 +9587,7 @@
           <w:sz w:val="24"/>
           <w:szCs w:val="24"/>
         </w:rPr>
-        <w:t xml:space="preserve">Anything you want to keep from this step. Words, marks, or a drawing - it is your page, and no one marks it.</w:t>
+        <w:t xml:space="preserve">Anything you want to keep from this step. Words, drawings, or scribbles - it is your page, and no one grades it.</w:t>
       </w:r>
     </w:p>
     <w:tbl>
@@ -10097,7 +10102,7 @@
           <w:sz w:val="16"/>
           <w:szCs w:val="16"/>
         </w:rPr>
-        <w:t xml:space="preserve">   KEY SOUNDS AND SOUND GAMES</w:t>
+        <w:t xml:space="preserve">   WRITING MY NAME</w:t>
       </w:r>
     </w:p>
     <w:p>
@@ -10114,7 +10119,7 @@
           <w:sz w:val="38"/>
           <w:szCs w:val="38"/>
         </w:rPr>
-        <w:t xml:space="preserve">Why small sounds matter</w:t>
+        <w:t xml:space="preserve">How to write your own name</w:t>
       </w:r>
     </w:p>
     <w:p>
@@ -10126,99 +10131,7 @@
           <w:sz w:val="22"/>
           <w:szCs w:val="22"/>
         </w:rPr>
-        <w:t xml:space="preserve">In English, changing one small sound changes the whole word.</w:t>
-      </w:r>
-    </w:p>
-    <w:p>
-      <w:pPr>
-        <w:pStyle w:val="ListParagraph"/>
-        <w:numPr>
-          <w:ilvl w:val="0"/>
-          <w:numId w:val="1"/>
-        </w:numPr>
-        <w:spacing w:after="80" w:line="300"/>
-      </w:pPr>
-      <w:r>
-        <w:rPr>
-          <w:sz w:val="22"/>
-          <w:szCs w:val="22"/>
-        </w:rPr>
-        <w:t xml:space="preserve">ship - a boat.</w:t>
-      </w:r>
-    </w:p>
-    <w:p>
-      <w:pPr>
-        <w:pStyle w:val="ListParagraph"/>
-        <w:numPr>
-          <w:ilvl w:val="0"/>
-          <w:numId w:val="1"/>
-        </w:numPr>
-        <w:spacing w:after="80" w:line="300"/>
-      </w:pPr>
-      <w:r>
-        <w:rPr>
-          <w:sz w:val="22"/>
-          <w:szCs w:val="22"/>
-        </w:rPr>
-        <w:t xml:space="preserve">sheep - an animal.</w:t>
-      </w:r>
-    </w:p>
-    <w:p>
-      <w:pPr>
-        <w:spacing w:after="140" w:before="0" w:line="300"/>
-      </w:pPr>
-      <w:r>
-        <w:rPr>
-          <w:sz w:val="22"/>
-          <w:szCs w:val="22"/>
-        </w:rPr>
-        <w:t xml:space="preserve">One sound. Completely different thing.</w:t>
-      </w:r>
-    </w:p>
-    <w:p>
-      <w:pPr>
-        <w:pStyle w:val="ListParagraph"/>
-        <w:numPr>
-          <w:ilvl w:val="0"/>
-          <w:numId w:val="1"/>
-        </w:numPr>
-        <w:spacing w:after="80" w:line="300"/>
-      </w:pPr>
-      <w:r>
-        <w:rPr>
-          <w:sz w:val="22"/>
-          <w:szCs w:val="22"/>
-        </w:rPr>
-        <w:t xml:space="preserve">pan - for cooking.</w:t>
-      </w:r>
-    </w:p>
-    <w:p>
-      <w:pPr>
-        <w:pStyle w:val="ListParagraph"/>
-        <w:numPr>
-          <w:ilvl w:val="0"/>
-          <w:numId w:val="1"/>
-        </w:numPr>
-        <w:spacing w:after="80" w:line="300"/>
-      </w:pPr>
-      <w:r>
-        <w:rPr>
-          <w:sz w:val="22"/>
-          <w:szCs w:val="22"/>
-        </w:rPr>
-        <w:t xml:space="preserve">fan - for making air move.</w:t>
-      </w:r>
-    </w:p>
-    <w:p>
-      <w:pPr>
-        <w:spacing w:after="140" w:before="0" w:line="300"/>
-      </w:pPr>
-      <w:r>
-        <w:rPr>
-          <w:sz w:val="22"/>
-          <w:szCs w:val="22"/>
-        </w:rPr>
-        <w:t xml:space="preserve">So the small sounds are not decoration. They carry the meaning.</w:t>
+        <w:t xml:space="preserve">Your name is the first thing you will write in English. It is worth taking your time over.</w:t>
       </w:r>
     </w:p>
     <w:p>
@@ -10235,7 +10148,7 @@
           <w:sz w:val="24"/>
           <w:szCs w:val="24"/>
         </w:rPr>
-        <w:t xml:space="preserve">Hearing comes first</w:t>
+        <w:t xml:space="preserve">Big first, small later</w:t>
       </w:r>
     </w:p>
     <w:p>
@@ -10247,7 +10160,7 @@
           <w:sz w:val="22"/>
           <w:szCs w:val="22"/>
         </w:rPr>
-        <w:t xml:space="preserve">Before you can SAY a sound, you have to be able to HEAR it.</w:t>
+        <w:t xml:space="preserve">Do not start with a pencil and a small line. Start big.</w:t>
       </w:r>
     </w:p>
     <w:p>
@@ -10259,7 +10172,31 @@
           <w:sz w:val="22"/>
           <w:szCs w:val="22"/>
         </w:rPr>
-        <w:t xml:space="preserve">That is why we play listening games. When you point to the right picture, or stand on the right side of the room, you are training your ear. That is the real work - even though it feels like playing.</w:t>
+        <w:t xml:space="preserve">1. Make the shape in the air, with your whole arm. 2. Make it on the ground, or in dust, with your finger. 3. Make it big on paper. 4. Then make it normal size.</w:t>
+      </w:r>
+    </w:p>
+    <w:p>
+      <w:pPr>
+        <w:spacing w:after="140" w:before="0" w:line="300"/>
+      </w:pPr>
+      <w:r>
+        <w:rPr>
+          <w:sz w:val="22"/>
+          <w:szCs w:val="22"/>
+        </w:rPr>
+        <w:t xml:space="preserve">Your hand is learning a new movement. Big movements are easier to learn, and the small ones come from them.</w:t>
+      </w:r>
+    </w:p>
+    <w:p>
+      <w:pPr>
+        <w:spacing w:after="140" w:before="0" w:line="300"/>
+      </w:pPr>
+      <w:r>
+        <w:rPr>
+          <w:sz w:val="22"/>
+          <w:szCs w:val="22"/>
+        </w:rPr>
+        <w:t xml:space="preserve">If your hand aches or the shapes come out wobbly, that is completely normal. It is your hand getting stronger, not your English being wrong.</w:t>
       </w:r>
     </w:p>
     <w:p>
@@ -10276,7 +10213,7 @@
           <w:sz w:val="24"/>
           <w:szCs w:val="24"/>
         </w:rPr>
-        <w:t xml:space="preserve">Some sounds will feel strange in your mouth</w:t>
+        <w:t xml:space="preserve">Three steps, in order</w:t>
       </w:r>
     </w:p>
     <w:p>
@@ -10288,7 +10225,7 @@
           <w:sz w:val="22"/>
           <w:szCs w:val="22"/>
         </w:rPr>
-        <w:t xml:space="preserve">Every language uses different sounds. English has some that your language does not.</w:t>
+        <w:t xml:space="preserve">1. Trace - go over the name your facilitator wrote for you. 2. Copy - write it underneath, looking at theirs. 3. Write - write it without looking.</w:t>
       </w:r>
     </w:p>
     <w:p>
@@ -10300,7 +10237,7 @@
           <w:sz w:val="22"/>
           <w:szCs w:val="22"/>
         </w:rPr>
-        <w:t xml:space="preserve">When a sound feels strange, that is not you being slow. Your mouth has simply never made that shape before. Mouths learn - but they need many tries, spread over many days.</w:t>
+        <w:t xml:space="preserve">Each of those is a real achievement on its own. Do not rush from one to the next.</w:t>
       </w:r>
     </w:p>
     <w:p>
@@ -10317,7 +10254,7 @@
           <w:sz w:val="24"/>
           <w:szCs w:val="24"/>
         </w:rPr>
-        <w:t xml:space="preserve">Little and often</w:t>
+        <w:t xml:space="preserve">Your name is spelled the way YOU say it is</w:t>
       </w:r>
     </w:p>
     <w:p>
@@ -10329,7 +10266,7 @@
           <w:sz w:val="22"/>
           <w:szCs w:val="22"/>
         </w:rPr>
-        <w:t xml:space="preserve">You will not get a sound by trying hard for an hour. You will get it by meeting it for two minutes, many days in a row.</w:t>
+        <w:t xml:space="preserve">Some names can be written more than one way in English letters. You may have seen your own name written differently in different places.</w:t>
       </w:r>
     </w:p>
     <w:p>
@@ -10341,7 +10278,7 @@
           <w:sz w:val="22"/>
           <w:szCs w:val="22"/>
         </w:rPr>
-        <w:t xml:space="preserve">So we come back to the same sounds again and again, in different games. If a sound will not come today, leave it. It often arrives by itself next week.</w:t>
+        <w:t xml:space="preserve">There is no wrong one. Choose the one you want. That is your name, and nobody will correct it.</w:t>
       </w:r>
     </w:p>
     <w:p>
@@ -10358,7 +10295,7 @@
           <w:sz w:val="24"/>
           <w:szCs w:val="24"/>
         </w:rPr>
-        <w:t xml:space="preserve">Nobody is watching you fail</w:t>
+        <w:t xml:space="preserve">Take your time</w:t>
       </w:r>
     </w:p>
     <w:p>
@@ -10370,7 +10307,60 @@
           <w:sz w:val="22"/>
           <w:szCs w:val="22"/>
         </w:rPr>
-        <w:t xml:space="preserve">Everyone in this room is finding some sound hard. It is just a different sound for each person.</w:t>
+        <w:t xml:space="preserve">Some people in this room have written their name many times. Some have never written anything at all.</w:t>
+      </w:r>
+    </w:p>
+    <w:p>
+      <w:pPr>
+        <w:spacing w:after="140" w:before="0" w:line="300"/>
+      </w:pPr>
+      <w:r>
+        <w:rPr>
+          <w:sz w:val="22"/>
+          <w:szCs w:val="22"/>
+        </w:rPr>
+        <w:t xml:space="preserve">Both are fine, and you are not behind. This is not a race, and there is no age at which it is too late.</w:t>
+      </w:r>
+    </w:p>
+    <w:p>
+      <w:pPr>
+        <w:pStyle w:val="Heading3"/>
+        <w:keepNext/>
+        <w:spacing w:after="80" w:before="220"/>
+      </w:pPr>
+      <w:r>
+        <w:rPr>
+          <w:b/>
+          <w:bCs/>
+          <w:color w:val="1F3A5F"/>
+          <w:sz w:val="24"/>
+          <w:szCs w:val="24"/>
+        </w:rPr>
+        <w:t xml:space="preserve">When you write it for the first time</w:t>
+      </w:r>
+    </w:p>
+    <w:p>
+      <w:pPr>
+        <w:spacing w:after="140" w:before="0" w:line="300"/>
+      </w:pPr>
+      <w:r>
+        <w:rPr>
+          <w:sz w:val="22"/>
+          <w:szCs w:val="22"/>
+        </w:rPr>
+        <w:t xml:space="preserve">Look at it. That is your name, and you wrote it.</w:t>
+      </w:r>
+    </w:p>
+    <w:p>
+      <w:pPr>
+        <w:spacing w:after="140" w:before="0" w:line="300"/>
+      </w:pPr>
+      <w:r>
+        <w:rPr>
+          <w:sz w:val="22"/>
+          <w:szCs w:val="22"/>
+        </w:rPr>
+        <w:t xml:space="preserve">That is worth stopping for.</w:t>
       </w:r>
     </w:p>
     <w:tbl>
@@ -10424,6 +10414,1249 @@
                 <w:sz w:val="21"/>
                 <w:szCs w:val="21"/>
               </w:rPr>
+              <w:t xml:space="preserve">trace - to write over the top of writing that is already there</w:t>
+            </w:r>
+          </w:p>
+          <w:p>
+            <w:pPr>
+              <w:spacing w:after="60" w:line="280"/>
+            </w:pPr>
+            <w:r>
+              <w:rPr>
+                <w:sz w:val="21"/>
+                <w:szCs w:val="21"/>
+              </w:rPr>
+              <w:t xml:space="preserve">copy - to write it again underneath, looking at the first one</w:t>
+            </w:r>
+          </w:p>
+        </w:tc>
+      </w:tr>
+    </w:tbl>
+    <w:p>
+      <w:r>
+        <w:br w:type="page"/>
+      </w:r>
+    </w:p>
+    <w:p>
+      <w:pPr>
+        <w:keepNext/>
+        <w:pBdr>
+          <w:bottom w:val="single" w:color="B9B3A6" w:sz="4"/>
+        </w:pBdr>
+        <w:spacing w:after="60"/>
+      </w:pPr>
+      <w:r>
+        <w:rPr>
+          <w:b/>
+          <w:bCs/>
+          <w:color w:val="7A3B69"/>
+          <w:spacing w:val="30"/>
+          <w:sz w:val="16"/>
+          <w:szCs w:val="16"/>
+        </w:rPr>
+        <w:t xml:space="preserve">SHEET 7  ·  WRITING MY NAME</w:t>
+      </w:r>
+    </w:p>
+    <w:p>
+      <w:pPr>
+        <w:pStyle w:val="Heading2"/>
+        <w:keepNext/>
+        <w:spacing w:after="180" w:before="160"/>
+      </w:pPr>
+      <w:r>
+        <w:rPr>
+          <w:b/>
+          <w:bCs/>
+          <w:color w:val="1F3A5F"/>
+          <w:sz w:val="38"/>
+          <w:szCs w:val="38"/>
+        </w:rPr>
+        <w:t xml:space="preserve">My writing practice</w:t>
+      </w:r>
+    </w:p>
+    <w:p>
+      <w:pPr>
+        <w:spacing w:after="180" w:before="0" w:line="300"/>
+      </w:pPr>
+      <w:r>
+        <w:rPr>
+          <w:color w:val="5A6473"/>
+          <w:sz w:val="24"/>
+          <w:szCs w:val="24"/>
+        </w:rPr>
+        <w:t xml:space="preserve">Copy the word your facilitator writes for you at the start of each line. Take your time.</w:t>
+      </w:r>
+    </w:p>
+    <w:tbl>
+      <w:tblPr>
+        <w:tblW w:type="pct" w:w="100%"/>
+        <w:tblBorders>
+          <w:top w:val="none"/>
+          <w:left w:val="single" w:color="6E7A2E" w:sz="18"/>
+          <w:bottom w:val="none"/>
+          <w:right w:val="none"/>
+          <w:insideH w:val="none"/>
+          <w:insideV w:val="none"/>
+        </w:tblBorders>
+      </w:tblPr>
+      <w:tblGrid>
+        <w:gridCol w:w="9070"/>
+      </w:tblGrid>
+      <w:tr>
+        <w:tc>
+          <w:tcPr>
+            <w:tcW w:type="dxa" w:w="9070"/>
+            <w:tcMar>
+              <w:top w:type="dxa" w:w="100"/>
+              <w:left w:type="dxa" w:w="200"/>
+              <w:bottom w:type="dxa" w:w="100"/>
+              <w:right w:type="dxa" w:w="120"/>
+            </w:tcMar>
+          </w:tcPr>
+          <w:p>
+            <w:pPr>
+              <w:spacing w:after="80"/>
+            </w:pPr>
+            <w:r>
+              <w:rPr>
+                <w:b/>
+                <w:bCs/>
+                <w:color w:val="6E7A2E"/>
+                <w:spacing w:val="24"/>
+                <w:sz w:val="17"/>
+                <w:szCs w:val="17"/>
+              </w:rPr>
+              <w:t xml:space="preserve">LIKE THIS</w:t>
+            </w:r>
+          </w:p>
+          <w:p>
+            <w:pPr>
+              <w:spacing w:after="60" w:line="280"/>
+            </w:pPr>
+            <w:r>
+              <w:rPr>
+                <w:color w:val="3F4A34"/>
+                <w:sz w:val="21"/>
+                <w:szCs w:val="21"/>
+              </w:rPr>
+              <w:t xml:space="preserve">Your facilitator writes a word at the start of the line. You copy it along the line:</w:t>
+            </w:r>
+          </w:p>
+          <w:p>
+            <w:pPr>
+              <w:spacing w:after="60" w:line="280"/>
+            </w:pPr>
+            <w:r>
+              <w:rPr>
+                <w:color w:val="3F4A34"/>
+                <w:sz w:val="21"/>
+                <w:szCs w:val="21"/>
+              </w:rPr>
+              <w:t xml:space="preserve">Nur          Nur          Nur          Nur</w:t>
+            </w:r>
+          </w:p>
+        </w:tc>
+      </w:tr>
+    </w:tbl>
+    <w:p>
+      <w:pPr>
+        <w:spacing w:after="80" w:before="160"/>
+      </w:pPr>
+      <w:r>
+        <w:rPr>
+          <w:b/>
+          <w:bCs/>
+          <w:color w:val="7A3B69"/>
+          <w:sz w:val="22"/>
+          <w:szCs w:val="22"/>
+        </w:rPr>
+        <w:t xml:space="preserve">My name</w:t>
+      </w:r>
+    </w:p>
+    <w:p>
+      <w:pPr>
+        <w:tabs>
+          <w:tab w:val="right" w:pos="9070" w:leader="underscore"/>
+        </w:tabs>
+        <w:spacing w:after="200" w:before="240" w:line="300"/>
+      </w:pPr>
+      <w:r>
+        <w:t xml:space="preserve">	</w:t>
+      </w:r>
+    </w:p>
+    <w:p>
+      <w:pPr>
+        <w:tabs>
+          <w:tab w:val="right" w:pos="9070" w:leader="underscore"/>
+        </w:tabs>
+        <w:spacing w:after="200" w:before="240" w:line="300"/>
+      </w:pPr>
+      <w:r>
+        <w:t xml:space="preserve">	</w:t>
+      </w:r>
+    </w:p>
+    <w:p>
+      <w:pPr>
+        <w:tabs>
+          <w:tab w:val="right" w:pos="9070" w:leader="underscore"/>
+        </w:tabs>
+        <w:spacing w:after="200" w:before="240" w:line="300"/>
+      </w:pPr>
+      <w:r>
+        <w:t xml:space="preserve">	</w:t>
+      </w:r>
+    </w:p>
+    <w:p>
+      <w:pPr>
+        <w:tabs>
+          <w:tab w:val="right" w:pos="9070" w:leader="underscore"/>
+        </w:tabs>
+        <w:spacing w:after="200" w:before="240" w:line="300"/>
+      </w:pPr>
+      <w:r>
+        <w:t xml:space="preserve">	</w:t>
+      </w:r>
+    </w:p>
+    <w:p>
+      <w:pPr>
+        <w:tabs>
+          <w:tab w:val="right" w:pos="9070" w:leader="underscore"/>
+        </w:tabs>
+        <w:spacing w:after="200" w:before="240" w:line="300"/>
+      </w:pPr>
+      <w:r>
+        <w:t xml:space="preserve">	</w:t>
+      </w:r>
+    </w:p>
+    <w:p>
+      <w:pPr>
+        <w:spacing w:after="80" w:before="200"/>
+      </w:pPr>
+      <w:r>
+        <w:rPr>
+          <w:b/>
+          <w:bCs/>
+          <w:color w:val="7A3B69"/>
+          <w:sz w:val="22"/>
+          <w:szCs w:val="22"/>
+        </w:rPr>
+        <w:t xml:space="preserve">My words</w:t>
+      </w:r>
+    </w:p>
+    <w:p>
+      <w:pPr>
+        <w:tabs>
+          <w:tab w:val="right" w:pos="9070" w:leader="underscore"/>
+        </w:tabs>
+        <w:spacing w:after="200" w:before="240" w:line="300"/>
+      </w:pPr>
+      <w:r>
+        <w:t xml:space="preserve">	</w:t>
+      </w:r>
+    </w:p>
+    <w:p>
+      <w:pPr>
+        <w:tabs>
+          <w:tab w:val="right" w:pos="9070" w:leader="underscore"/>
+        </w:tabs>
+        <w:spacing w:after="200" w:before="240" w:line="300"/>
+      </w:pPr>
+      <w:r>
+        <w:t xml:space="preserve">	</w:t>
+      </w:r>
+    </w:p>
+    <w:p>
+      <w:pPr>
+        <w:tabs>
+          <w:tab w:val="right" w:pos="9070" w:leader="underscore"/>
+        </w:tabs>
+        <w:spacing w:after="200" w:before="240" w:line="300"/>
+      </w:pPr>
+      <w:r>
+        <w:t xml:space="preserve">	</w:t>
+      </w:r>
+    </w:p>
+    <w:p>
+      <w:pPr>
+        <w:tabs>
+          <w:tab w:val="right" w:pos="9070" w:leader="underscore"/>
+        </w:tabs>
+        <w:spacing w:after="200" w:before="240" w:line="300"/>
+      </w:pPr>
+      <w:r>
+        <w:t xml:space="preserve">	</w:t>
+      </w:r>
+    </w:p>
+    <w:p>
+      <w:pPr>
+        <w:tabs>
+          <w:tab w:val="right" w:pos="9070" w:leader="underscore"/>
+        </w:tabs>
+        <w:spacing w:after="200" w:before="240" w:line="300"/>
+      </w:pPr>
+      <w:r>
+        <w:t xml:space="preserve">	</w:t>
+      </w:r>
+    </w:p>
+    <w:p>
+      <w:pPr>
+        <w:tabs>
+          <w:tab w:val="right" w:pos="9070" w:leader="underscore"/>
+        </w:tabs>
+        <w:spacing w:after="200" w:before="240" w:line="300"/>
+      </w:pPr>
+      <w:r>
+        <w:t xml:space="preserve">	</w:t>
+      </w:r>
+    </w:p>
+    <w:p>
+      <w:pPr>
+        <w:tabs>
+          <w:tab w:val="right" w:pos="9070" w:leader="underscore"/>
+        </w:tabs>
+        <w:spacing w:after="200" w:before="240" w:line="300"/>
+      </w:pPr>
+      <w:r>
+        <w:t xml:space="preserve">	</w:t>
+      </w:r>
+    </w:p>
+    <w:p>
+      <w:pPr>
+        <w:tabs>
+          <w:tab w:val="right" w:pos="9070" w:leader="underscore"/>
+        </w:tabs>
+        <w:spacing w:after="200" w:before="240" w:line="300"/>
+      </w:pPr>
+      <w:r>
+        <w:t xml:space="preserve">	</w:t>
+      </w:r>
+    </w:p>
+    <w:p>
+      <w:pPr>
+        <w:tabs>
+          <w:tab w:val="right" w:pos="9070" w:leader="underscore"/>
+        </w:tabs>
+        <w:spacing w:after="200" w:before="240" w:line="300"/>
+      </w:pPr>
+      <w:r>
+        <w:t xml:space="preserve">	</w:t>
+      </w:r>
+    </w:p>
+    <w:p>
+      <w:pPr>
+        <w:tabs>
+          <w:tab w:val="right" w:pos="9070" w:leader="underscore"/>
+        </w:tabs>
+        <w:spacing w:after="200" w:before="240" w:line="300"/>
+      </w:pPr>
+      <w:r>
+        <w:t xml:space="preserve">	</w:t>
+      </w:r>
+    </w:p>
+    <w:p>
+      <w:pPr>
+        <w:tabs>
+          <w:tab w:val="right" w:pos="9070" w:leader="underscore"/>
+        </w:tabs>
+        <w:spacing w:after="200" w:before="240" w:line="300"/>
+      </w:pPr>
+      <w:r>
+        <w:t xml:space="preserve">	</w:t>
+      </w:r>
+    </w:p>
+    <w:p>
+      <w:r>
+        <w:br w:type="page"/>
+      </w:r>
+    </w:p>
+    <w:p>
+      <w:pPr>
+        <w:keepNext/>
+        <w:pBdr>
+          <w:bottom w:val="single" w:color="B9B3A6" w:sz="4"/>
+        </w:pBdr>
+        <w:spacing w:after="60"/>
+      </w:pPr>
+      <w:r>
+        <w:rPr>
+          <w:b/>
+          <w:bCs/>
+          <w:color w:val="7A3B69"/>
+          <w:spacing w:val="30"/>
+          <w:sz w:val="16"/>
+          <w:szCs w:val="16"/>
+        </w:rPr>
+        <w:t xml:space="preserve">WRITING MY NAME</w:t>
+      </w:r>
+    </w:p>
+    <w:p>
+      <w:pPr>
+        <w:pStyle w:val="Heading2"/>
+        <w:keepNext/>
+        <w:spacing w:after="180" w:before="160"/>
+      </w:pPr>
+      <w:r>
+        <w:rPr>
+          <w:b/>
+          <w:bCs/>
+          <w:color w:val="1F3A5F"/>
+          <w:sz w:val="38"/>
+          <w:szCs w:val="38"/>
+        </w:rPr>
+        <w:t xml:space="preserve">My notes and drawings</w:t>
+      </w:r>
+    </w:p>
+    <w:p>
+      <w:pPr>
+        <w:spacing w:after="160" w:before="0" w:line="300"/>
+      </w:pPr>
+      <w:r>
+        <w:rPr>
+          <w:sz w:val="24"/>
+          <w:szCs w:val="24"/>
+        </w:rPr>
+        <w:t xml:space="preserve">Anything you want to keep from this step. Words, drawings, or scribbles - it is your page, and no one grades it.</w:t>
+      </w:r>
+    </w:p>
+    <w:tbl>
+      <w:tblPr>
+        <w:tblW w:type="pct" w:w="100%"/>
+        <w:tblBorders>
+          <w:top w:val="single" w:color="B9B3A6" w:sz="6"/>
+          <w:left w:val="single" w:color="B9B3A6" w:sz="6"/>
+          <w:bottom w:val="single" w:color="B9B3A6" w:sz="6"/>
+          <w:right w:val="single" w:color="B9B3A6" w:sz="6"/>
+          <w:insideH w:val="single" w:color="E2DED3" w:sz="1"/>
+          <w:insideV w:val="none"/>
+        </w:tblBorders>
+      </w:tblPr>
+      <w:tblGrid>
+        <w:gridCol w:w="9070"/>
+      </w:tblGrid>
+      <w:tr>
+        <w:trPr>
+          <w:trHeight w:val="460" w:hRule="atLeast"/>
+        </w:trPr>
+        <w:tc>
+          <w:tcPr>
+            <w:tcW w:type="dxa" w:w="9070"/>
+            <w:tcMar>
+              <w:top w:type="dxa" w:w="40"/>
+              <w:left w:type="dxa" w:w="140"/>
+              <w:bottom w:type="dxa" w:w="40"/>
+              <w:right w:type="dxa" w:w="140"/>
+            </w:tcMar>
+          </w:tcPr>
+          <w:p>
+            <w:pPr>
+              <w:spacing w:after="0"/>
+            </w:pPr>
+          </w:p>
+        </w:tc>
+      </w:tr>
+      <w:tr>
+        <w:trPr>
+          <w:trHeight w:val="460" w:hRule="atLeast"/>
+        </w:trPr>
+        <w:tc>
+          <w:tcPr>
+            <w:tcW w:type="dxa" w:w="9070"/>
+            <w:tcMar>
+              <w:top w:type="dxa" w:w="40"/>
+              <w:left w:type="dxa" w:w="140"/>
+              <w:bottom w:type="dxa" w:w="40"/>
+              <w:right w:type="dxa" w:w="140"/>
+            </w:tcMar>
+          </w:tcPr>
+          <w:p>
+            <w:pPr>
+              <w:spacing w:after="0"/>
+            </w:pPr>
+          </w:p>
+        </w:tc>
+      </w:tr>
+      <w:tr>
+        <w:trPr>
+          <w:trHeight w:val="460" w:hRule="atLeast"/>
+        </w:trPr>
+        <w:tc>
+          <w:tcPr>
+            <w:tcW w:type="dxa" w:w="9070"/>
+            <w:tcMar>
+              <w:top w:type="dxa" w:w="40"/>
+              <w:left w:type="dxa" w:w="140"/>
+              <w:bottom w:type="dxa" w:w="40"/>
+              <w:right w:type="dxa" w:w="140"/>
+            </w:tcMar>
+          </w:tcPr>
+          <w:p>
+            <w:pPr>
+              <w:spacing w:after="0"/>
+            </w:pPr>
+          </w:p>
+        </w:tc>
+      </w:tr>
+      <w:tr>
+        <w:trPr>
+          <w:trHeight w:val="460" w:hRule="atLeast"/>
+        </w:trPr>
+        <w:tc>
+          <w:tcPr>
+            <w:tcW w:type="dxa" w:w="9070"/>
+            <w:tcMar>
+              <w:top w:type="dxa" w:w="40"/>
+              <w:left w:type="dxa" w:w="140"/>
+              <w:bottom w:type="dxa" w:w="40"/>
+              <w:right w:type="dxa" w:w="140"/>
+            </w:tcMar>
+          </w:tcPr>
+          <w:p>
+            <w:pPr>
+              <w:spacing w:after="0"/>
+            </w:pPr>
+          </w:p>
+        </w:tc>
+      </w:tr>
+      <w:tr>
+        <w:trPr>
+          <w:trHeight w:val="460" w:hRule="atLeast"/>
+        </w:trPr>
+        <w:tc>
+          <w:tcPr>
+            <w:tcW w:type="dxa" w:w="9070"/>
+            <w:tcMar>
+              <w:top w:type="dxa" w:w="40"/>
+              <w:left w:type="dxa" w:w="140"/>
+              <w:bottom w:type="dxa" w:w="40"/>
+              <w:right w:type="dxa" w:w="140"/>
+            </w:tcMar>
+          </w:tcPr>
+          <w:p>
+            <w:pPr>
+              <w:spacing w:after="0"/>
+            </w:pPr>
+          </w:p>
+        </w:tc>
+      </w:tr>
+      <w:tr>
+        <w:trPr>
+          <w:trHeight w:val="460" w:hRule="atLeast"/>
+        </w:trPr>
+        <w:tc>
+          <w:tcPr>
+            <w:tcW w:type="dxa" w:w="9070"/>
+            <w:tcMar>
+              <w:top w:type="dxa" w:w="40"/>
+              <w:left w:type="dxa" w:w="140"/>
+              <w:bottom w:type="dxa" w:w="40"/>
+              <w:right w:type="dxa" w:w="140"/>
+            </w:tcMar>
+          </w:tcPr>
+          <w:p>
+            <w:pPr>
+              <w:spacing w:after="0"/>
+            </w:pPr>
+          </w:p>
+        </w:tc>
+      </w:tr>
+      <w:tr>
+        <w:trPr>
+          <w:trHeight w:val="460" w:hRule="atLeast"/>
+        </w:trPr>
+        <w:tc>
+          <w:tcPr>
+            <w:tcW w:type="dxa" w:w="9070"/>
+            <w:tcMar>
+              <w:top w:type="dxa" w:w="40"/>
+              <w:left w:type="dxa" w:w="140"/>
+              <w:bottom w:type="dxa" w:w="40"/>
+              <w:right w:type="dxa" w:w="140"/>
+            </w:tcMar>
+          </w:tcPr>
+          <w:p>
+            <w:pPr>
+              <w:spacing w:after="0"/>
+            </w:pPr>
+          </w:p>
+        </w:tc>
+      </w:tr>
+      <w:tr>
+        <w:trPr>
+          <w:trHeight w:val="460" w:hRule="atLeast"/>
+        </w:trPr>
+        <w:tc>
+          <w:tcPr>
+            <w:tcW w:type="dxa" w:w="9070"/>
+            <w:tcMar>
+              <w:top w:type="dxa" w:w="40"/>
+              <w:left w:type="dxa" w:w="140"/>
+              <w:bottom w:type="dxa" w:w="40"/>
+              <w:right w:type="dxa" w:w="140"/>
+            </w:tcMar>
+          </w:tcPr>
+          <w:p>
+            <w:pPr>
+              <w:spacing w:after="0"/>
+            </w:pPr>
+          </w:p>
+        </w:tc>
+      </w:tr>
+      <w:tr>
+        <w:trPr>
+          <w:trHeight w:val="460" w:hRule="atLeast"/>
+        </w:trPr>
+        <w:tc>
+          <w:tcPr>
+            <w:tcW w:type="dxa" w:w="9070"/>
+            <w:tcMar>
+              <w:top w:type="dxa" w:w="40"/>
+              <w:left w:type="dxa" w:w="140"/>
+              <w:bottom w:type="dxa" w:w="40"/>
+              <w:right w:type="dxa" w:w="140"/>
+            </w:tcMar>
+          </w:tcPr>
+          <w:p>
+            <w:pPr>
+              <w:spacing w:after="0"/>
+            </w:pPr>
+          </w:p>
+        </w:tc>
+      </w:tr>
+      <w:tr>
+        <w:trPr>
+          <w:trHeight w:val="460" w:hRule="atLeast"/>
+        </w:trPr>
+        <w:tc>
+          <w:tcPr>
+            <w:tcW w:type="dxa" w:w="9070"/>
+            <w:tcMar>
+              <w:top w:type="dxa" w:w="40"/>
+              <w:left w:type="dxa" w:w="140"/>
+              <w:bottom w:type="dxa" w:w="40"/>
+              <w:right w:type="dxa" w:w="140"/>
+            </w:tcMar>
+          </w:tcPr>
+          <w:p>
+            <w:pPr>
+              <w:spacing w:after="0"/>
+            </w:pPr>
+          </w:p>
+        </w:tc>
+      </w:tr>
+      <w:tr>
+        <w:trPr>
+          <w:trHeight w:val="460" w:hRule="atLeast"/>
+        </w:trPr>
+        <w:tc>
+          <w:tcPr>
+            <w:tcW w:type="dxa" w:w="9070"/>
+            <w:tcMar>
+              <w:top w:type="dxa" w:w="40"/>
+              <w:left w:type="dxa" w:w="140"/>
+              <w:bottom w:type="dxa" w:w="40"/>
+              <w:right w:type="dxa" w:w="140"/>
+            </w:tcMar>
+          </w:tcPr>
+          <w:p>
+            <w:pPr>
+              <w:spacing w:after="0"/>
+            </w:pPr>
+          </w:p>
+        </w:tc>
+      </w:tr>
+      <w:tr>
+        <w:trPr>
+          <w:trHeight w:val="460" w:hRule="atLeast"/>
+        </w:trPr>
+        <w:tc>
+          <w:tcPr>
+            <w:tcW w:type="dxa" w:w="9070"/>
+            <w:tcMar>
+              <w:top w:type="dxa" w:w="40"/>
+              <w:left w:type="dxa" w:w="140"/>
+              <w:bottom w:type="dxa" w:w="40"/>
+              <w:right w:type="dxa" w:w="140"/>
+            </w:tcMar>
+          </w:tcPr>
+          <w:p>
+            <w:pPr>
+              <w:spacing w:after="0"/>
+            </w:pPr>
+          </w:p>
+        </w:tc>
+      </w:tr>
+      <w:tr>
+        <w:trPr>
+          <w:trHeight w:val="460" w:hRule="atLeast"/>
+        </w:trPr>
+        <w:tc>
+          <w:tcPr>
+            <w:tcW w:type="dxa" w:w="9070"/>
+            <w:tcMar>
+              <w:top w:type="dxa" w:w="40"/>
+              <w:left w:type="dxa" w:w="140"/>
+              <w:bottom w:type="dxa" w:w="40"/>
+              <w:right w:type="dxa" w:w="140"/>
+            </w:tcMar>
+          </w:tcPr>
+          <w:p>
+            <w:pPr>
+              <w:spacing w:after="0"/>
+            </w:pPr>
+          </w:p>
+        </w:tc>
+      </w:tr>
+      <w:tr>
+        <w:trPr>
+          <w:trHeight w:val="460" w:hRule="atLeast"/>
+        </w:trPr>
+        <w:tc>
+          <w:tcPr>
+            <w:tcW w:type="dxa" w:w="9070"/>
+            <w:tcMar>
+              <w:top w:type="dxa" w:w="40"/>
+              <w:left w:type="dxa" w:w="140"/>
+              <w:bottom w:type="dxa" w:w="40"/>
+              <w:right w:type="dxa" w:w="140"/>
+            </w:tcMar>
+          </w:tcPr>
+          <w:p>
+            <w:pPr>
+              <w:spacing w:after="0"/>
+            </w:pPr>
+          </w:p>
+        </w:tc>
+      </w:tr>
+      <w:tr>
+        <w:trPr>
+          <w:trHeight w:val="460" w:hRule="atLeast"/>
+        </w:trPr>
+        <w:tc>
+          <w:tcPr>
+            <w:tcW w:type="dxa" w:w="9070"/>
+            <w:tcMar>
+              <w:top w:type="dxa" w:w="40"/>
+              <w:left w:type="dxa" w:w="140"/>
+              <w:bottom w:type="dxa" w:w="40"/>
+              <w:right w:type="dxa" w:w="140"/>
+            </w:tcMar>
+          </w:tcPr>
+          <w:p>
+            <w:pPr>
+              <w:spacing w:after="0"/>
+            </w:pPr>
+          </w:p>
+        </w:tc>
+      </w:tr>
+      <w:tr>
+        <w:trPr>
+          <w:trHeight w:val="460" w:hRule="atLeast"/>
+        </w:trPr>
+        <w:tc>
+          <w:tcPr>
+            <w:tcW w:type="dxa" w:w="9070"/>
+            <w:tcMar>
+              <w:top w:type="dxa" w:w="40"/>
+              <w:left w:type="dxa" w:w="140"/>
+              <w:bottom w:type="dxa" w:w="40"/>
+              <w:right w:type="dxa" w:w="140"/>
+            </w:tcMar>
+          </w:tcPr>
+          <w:p>
+            <w:pPr>
+              <w:spacing w:after="0"/>
+            </w:pPr>
+          </w:p>
+        </w:tc>
+      </w:tr>
+      <w:tr>
+        <w:trPr>
+          <w:trHeight w:val="460" w:hRule="atLeast"/>
+        </w:trPr>
+        <w:tc>
+          <w:tcPr>
+            <w:tcW w:type="dxa" w:w="9070"/>
+            <w:tcMar>
+              <w:top w:type="dxa" w:w="40"/>
+              <w:left w:type="dxa" w:w="140"/>
+              <w:bottom w:type="dxa" w:w="40"/>
+              <w:right w:type="dxa" w:w="140"/>
+            </w:tcMar>
+          </w:tcPr>
+          <w:p>
+            <w:pPr>
+              <w:spacing w:after="0"/>
+            </w:pPr>
+          </w:p>
+        </w:tc>
+      </w:tr>
+      <w:tr>
+        <w:trPr>
+          <w:trHeight w:val="460" w:hRule="atLeast"/>
+        </w:trPr>
+        <w:tc>
+          <w:tcPr>
+            <w:tcW w:type="dxa" w:w="9070"/>
+            <w:tcMar>
+              <w:top w:type="dxa" w:w="40"/>
+              <w:left w:type="dxa" w:w="140"/>
+              <w:bottom w:type="dxa" w:w="40"/>
+              <w:right w:type="dxa" w:w="140"/>
+            </w:tcMar>
+          </w:tcPr>
+          <w:p>
+            <w:pPr>
+              <w:spacing w:after="0"/>
+            </w:pPr>
+          </w:p>
+        </w:tc>
+      </w:tr>
+      <w:tr>
+        <w:trPr>
+          <w:trHeight w:val="460" w:hRule="atLeast"/>
+        </w:trPr>
+        <w:tc>
+          <w:tcPr>
+            <w:tcW w:type="dxa" w:w="9070"/>
+            <w:tcMar>
+              <w:top w:type="dxa" w:w="40"/>
+              <w:left w:type="dxa" w:w="140"/>
+              <w:bottom w:type="dxa" w:w="40"/>
+              <w:right w:type="dxa" w:w="140"/>
+            </w:tcMar>
+          </w:tcPr>
+          <w:p>
+            <w:pPr>
+              <w:spacing w:after="0"/>
+            </w:pPr>
+          </w:p>
+        </w:tc>
+      </w:tr>
+      <w:tr>
+        <w:trPr>
+          <w:trHeight w:val="460" w:hRule="atLeast"/>
+        </w:trPr>
+        <w:tc>
+          <w:tcPr>
+            <w:tcW w:type="dxa" w:w="9070"/>
+            <w:tcMar>
+              <w:top w:type="dxa" w:w="40"/>
+              <w:left w:type="dxa" w:w="140"/>
+              <w:bottom w:type="dxa" w:w="40"/>
+              <w:right w:type="dxa" w:w="140"/>
+            </w:tcMar>
+          </w:tcPr>
+          <w:p>
+            <w:pPr>
+              <w:spacing w:after="0"/>
+            </w:pPr>
+          </w:p>
+        </w:tc>
+      </w:tr>
+      <w:tr>
+        <w:trPr>
+          <w:trHeight w:val="460" w:hRule="atLeast"/>
+        </w:trPr>
+        <w:tc>
+          <w:tcPr>
+            <w:tcW w:type="dxa" w:w="9070"/>
+            <w:tcMar>
+              <w:top w:type="dxa" w:w="40"/>
+              <w:left w:type="dxa" w:w="140"/>
+              <w:bottom w:type="dxa" w:w="40"/>
+              <w:right w:type="dxa" w:w="140"/>
+            </w:tcMar>
+          </w:tcPr>
+          <w:p>
+            <w:pPr>
+              <w:spacing w:after="0"/>
+            </w:pPr>
+          </w:p>
+        </w:tc>
+      </w:tr>
+      <w:tr>
+        <w:trPr>
+          <w:trHeight w:val="460" w:hRule="atLeast"/>
+        </w:trPr>
+        <w:tc>
+          <w:tcPr>
+            <w:tcW w:type="dxa" w:w="9070"/>
+            <w:tcMar>
+              <w:top w:type="dxa" w:w="40"/>
+              <w:left w:type="dxa" w:w="140"/>
+              <w:bottom w:type="dxa" w:w="40"/>
+              <w:right w:type="dxa" w:w="140"/>
+            </w:tcMar>
+          </w:tcPr>
+          <w:p>
+            <w:pPr>
+              <w:spacing w:after="0"/>
+            </w:pPr>
+          </w:p>
+        </w:tc>
+      </w:tr>
+    </w:tbl>
+    <w:p>
+      <w:r>
+        <w:br w:type="page"/>
+      </w:r>
+    </w:p>
+    <w:p>
+      <w:pPr>
+        <w:keepNext/>
+        <w:pBdr>
+          <w:bottom w:val="single" w:color="B9B3A6" w:sz="4"/>
+        </w:pBdr>
+        <w:spacing w:after="60"/>
+      </w:pPr>
+      <w:r>
+        <w:rPr>
+          <w:b/>
+          <w:bCs/>
+          <w:color w:val="FFFFFF"/>
+          <w:spacing w:val="30"/>
+          <w:sz w:val="16"/>
+          <w:szCs w:val="16"/>
+          <w:shd w:fill="7A3B69" w:val="clear"/>
+        </w:rPr>
+        <w:t xml:space="preserve">  LEARN IT  </w:t>
+      </w:r>
+      <w:r>
+        <w:rPr>
+          <w:b/>
+          <w:bCs/>
+          <w:color w:val="7A3B69"/>
+          <w:spacing w:val="30"/>
+          <w:sz w:val="16"/>
+          <w:szCs w:val="16"/>
+        </w:rPr>
+        <w:t xml:space="preserve">   KEY SOUNDS AND SOUND GAMES</w:t>
+      </w:r>
+    </w:p>
+    <w:p>
+      <w:pPr>
+        <w:pStyle w:val="Heading2"/>
+        <w:keepNext/>
+        <w:spacing w:after="180" w:before="160"/>
+      </w:pPr>
+      <w:r>
+        <w:rPr>
+          <w:b/>
+          <w:bCs/>
+          <w:color w:val="1F3A5F"/>
+          <w:sz w:val="38"/>
+          <w:szCs w:val="38"/>
+        </w:rPr>
+        <w:t xml:space="preserve">Why small sounds matter</w:t>
+      </w:r>
+    </w:p>
+    <w:p>
+      <w:pPr>
+        <w:spacing w:after="140" w:before="0" w:line="300"/>
+      </w:pPr>
+      <w:r>
+        <w:rPr>
+          <w:sz w:val="22"/>
+          <w:szCs w:val="22"/>
+        </w:rPr>
+        <w:t xml:space="preserve">In English, changing one small sound changes the whole word.</w:t>
+      </w:r>
+    </w:p>
+    <w:p>
+      <w:pPr>
+        <w:pStyle w:val="ListParagraph"/>
+        <w:numPr>
+          <w:ilvl w:val="0"/>
+          <w:numId w:val="1"/>
+        </w:numPr>
+        <w:spacing w:after="80" w:line="300"/>
+      </w:pPr>
+      <w:r>
+        <w:rPr>
+          <w:sz w:val="22"/>
+          <w:szCs w:val="22"/>
+        </w:rPr>
+        <w:t xml:space="preserve">ship - a boat.</w:t>
+      </w:r>
+    </w:p>
+    <w:p>
+      <w:pPr>
+        <w:pStyle w:val="ListParagraph"/>
+        <w:numPr>
+          <w:ilvl w:val="0"/>
+          <w:numId w:val="1"/>
+        </w:numPr>
+        <w:spacing w:after="80" w:line="300"/>
+      </w:pPr>
+      <w:r>
+        <w:rPr>
+          <w:sz w:val="22"/>
+          <w:szCs w:val="22"/>
+        </w:rPr>
+        <w:t xml:space="preserve">sheep - an animal.</w:t>
+      </w:r>
+    </w:p>
+    <w:p>
+      <w:pPr>
+        <w:spacing w:after="140" w:before="0" w:line="300"/>
+      </w:pPr>
+      <w:r>
+        <w:rPr>
+          <w:sz w:val="22"/>
+          <w:szCs w:val="22"/>
+        </w:rPr>
+        <w:t xml:space="preserve">One sound. Completely different thing.</w:t>
+      </w:r>
+    </w:p>
+    <w:p>
+      <w:pPr>
+        <w:pStyle w:val="ListParagraph"/>
+        <w:numPr>
+          <w:ilvl w:val="0"/>
+          <w:numId w:val="1"/>
+        </w:numPr>
+        <w:spacing w:after="80" w:line="300"/>
+      </w:pPr>
+      <w:r>
+        <w:rPr>
+          <w:sz w:val="22"/>
+          <w:szCs w:val="22"/>
+        </w:rPr>
+        <w:t xml:space="preserve">pan - for cooking.</w:t>
+      </w:r>
+    </w:p>
+    <w:p>
+      <w:pPr>
+        <w:pStyle w:val="ListParagraph"/>
+        <w:numPr>
+          <w:ilvl w:val="0"/>
+          <w:numId w:val="1"/>
+        </w:numPr>
+        <w:spacing w:after="80" w:line="300"/>
+      </w:pPr>
+      <w:r>
+        <w:rPr>
+          <w:sz w:val="22"/>
+          <w:szCs w:val="22"/>
+        </w:rPr>
+        <w:t xml:space="preserve">fan - for making air move.</w:t>
+      </w:r>
+    </w:p>
+    <w:p>
+      <w:pPr>
+        <w:spacing w:after="140" w:before="0" w:line="300"/>
+      </w:pPr>
+      <w:r>
+        <w:rPr>
+          <w:sz w:val="22"/>
+          <w:szCs w:val="22"/>
+        </w:rPr>
+        <w:t xml:space="preserve">So the small sounds are not decoration. They carry the meaning.</w:t>
+      </w:r>
+    </w:p>
+    <w:p>
+      <w:pPr>
+        <w:pStyle w:val="Heading3"/>
+        <w:keepNext/>
+        <w:spacing w:after="80" w:before="220"/>
+      </w:pPr>
+      <w:r>
+        <w:rPr>
+          <w:b/>
+          <w:bCs/>
+          <w:color w:val="1F3A5F"/>
+          <w:sz w:val="24"/>
+          <w:szCs w:val="24"/>
+        </w:rPr>
+        <w:t xml:space="preserve">Hearing comes first</w:t>
+      </w:r>
+    </w:p>
+    <w:p>
+      <w:pPr>
+        <w:spacing w:after="140" w:before="0" w:line="300"/>
+      </w:pPr>
+      <w:r>
+        <w:rPr>
+          <w:sz w:val="22"/>
+          <w:szCs w:val="22"/>
+        </w:rPr>
+        <w:t xml:space="preserve">Before you can SAY a sound, you have to be able to HEAR it.</w:t>
+      </w:r>
+    </w:p>
+    <w:p>
+      <w:pPr>
+        <w:spacing w:after="140" w:before="0" w:line="300"/>
+      </w:pPr>
+      <w:r>
+        <w:rPr>
+          <w:sz w:val="22"/>
+          <w:szCs w:val="22"/>
+        </w:rPr>
+        <w:t xml:space="preserve">That is why we play listening games. When you point to the right picture, or stand on the right side of the room, you are training your ear. That is the real work - even though it feels like playing.</w:t>
+      </w:r>
+    </w:p>
+    <w:p>
+      <w:pPr>
+        <w:pStyle w:val="Heading3"/>
+        <w:keepNext/>
+        <w:spacing w:after="80" w:before="220"/>
+      </w:pPr>
+      <w:r>
+        <w:rPr>
+          <w:b/>
+          <w:bCs/>
+          <w:color w:val="1F3A5F"/>
+          <w:sz w:val="24"/>
+          <w:szCs w:val="24"/>
+        </w:rPr>
+        <w:t xml:space="preserve">Some sounds will feel strange in your mouth</w:t>
+      </w:r>
+    </w:p>
+    <w:p>
+      <w:pPr>
+        <w:spacing w:after="140" w:before="0" w:line="300"/>
+      </w:pPr>
+      <w:r>
+        <w:rPr>
+          <w:sz w:val="22"/>
+          <w:szCs w:val="22"/>
+        </w:rPr>
+        <w:t xml:space="preserve">Every language uses different sounds. English has some that your language does not.</w:t>
+      </w:r>
+    </w:p>
+    <w:p>
+      <w:pPr>
+        <w:spacing w:after="140" w:before="0" w:line="300"/>
+      </w:pPr>
+      <w:r>
+        <w:rPr>
+          <w:sz w:val="22"/>
+          <w:szCs w:val="22"/>
+        </w:rPr>
+        <w:t xml:space="preserve">When a sound feels strange, that is not you being slow. Your mouth has simply never made that shape before. Mouths learn - but they need many tries, spread over many days.</w:t>
+      </w:r>
+    </w:p>
+    <w:p>
+      <w:pPr>
+        <w:pStyle w:val="Heading3"/>
+        <w:keepNext/>
+        <w:spacing w:after="80" w:before="220"/>
+      </w:pPr>
+      <w:r>
+        <w:rPr>
+          <w:b/>
+          <w:bCs/>
+          <w:color w:val="1F3A5F"/>
+          <w:sz w:val="24"/>
+          <w:szCs w:val="24"/>
+        </w:rPr>
+        <w:t xml:space="preserve">Little and often</w:t>
+      </w:r>
+    </w:p>
+    <w:p>
+      <w:pPr>
+        <w:spacing w:after="140" w:before="0" w:line="300"/>
+      </w:pPr>
+      <w:r>
+        <w:rPr>
+          <w:sz w:val="22"/>
+          <w:szCs w:val="22"/>
+        </w:rPr>
+        <w:t xml:space="preserve">You will not get a sound by trying hard for an hour. You will get it by meeting it for two minutes, many days in a row.</w:t>
+      </w:r>
+    </w:p>
+    <w:p>
+      <w:pPr>
+        <w:spacing w:after="140" w:before="0" w:line="300"/>
+      </w:pPr>
+      <w:r>
+        <w:rPr>
+          <w:sz w:val="22"/>
+          <w:szCs w:val="22"/>
+        </w:rPr>
+        <w:t xml:space="preserve">So we come back to the same sounds again and again, in different games. If a sound will not come today, leave it. It often arrives by itself next week.</w:t>
+      </w:r>
+    </w:p>
+    <w:p>
+      <w:pPr>
+        <w:pStyle w:val="Heading3"/>
+        <w:keepNext/>
+        <w:spacing w:after="80" w:before="220"/>
+      </w:pPr>
+      <w:r>
+        <w:rPr>
+          <w:b/>
+          <w:bCs/>
+          <w:color w:val="1F3A5F"/>
+          <w:sz w:val="24"/>
+          <w:szCs w:val="24"/>
+        </w:rPr>
+        <w:t xml:space="preserve">Nobody is watching you fail</w:t>
+      </w:r>
+    </w:p>
+    <w:p>
+      <w:pPr>
+        <w:spacing w:after="140" w:before="0" w:line="300"/>
+      </w:pPr>
+      <w:r>
+        <w:rPr>
+          <w:sz w:val="22"/>
+          <w:szCs w:val="22"/>
+        </w:rPr>
+        <w:t xml:space="preserve">Everyone in this room is finding some sound hard. It is just a different sound for each person.</w:t>
+      </w:r>
+    </w:p>
+    <w:tbl>
+      <w:tblPr>
+        <w:tblW w:type="pct" w:w="100%"/>
+        <w:tblBorders>
+          <w:top w:val="none"/>
+          <w:left w:val="single" w:color="1F3A5F" w:sz="18"/>
+          <w:bottom w:val="none"/>
+          <w:right w:val="none"/>
+          <w:insideH w:val="none"/>
+          <w:insideV w:val="none"/>
+        </w:tblBorders>
+      </w:tblPr>
+      <w:tblGrid>
+        <w:gridCol w:w="9070"/>
+      </w:tblGrid>
+      <w:tr>
+        <w:tc>
+          <w:tcPr>
+            <w:tcW w:type="dxa" w:w="9070"/>
+            <w:tcMar>
+              <w:top w:type="dxa" w:w="100"/>
+              <w:left w:type="dxa" w:w="200"/>
+              <w:bottom w:type="dxa" w:w="100"/>
+              <w:right w:type="dxa" w:w="120"/>
+            </w:tcMar>
+          </w:tcPr>
+          <w:p>
+            <w:pPr>
+              <w:spacing w:after="80"/>
+            </w:pPr>
+            <w:r>
+              <w:rPr>
+                <w:b/>
+                <w:bCs/>
+                <w:color w:val="1F3A5F"/>
+                <w:spacing w:val="24"/>
+                <w:sz w:val="17"/>
+                <w:szCs w:val="17"/>
+              </w:rPr>
+              <w:t xml:space="preserve">NEW WORDS</w:t>
+            </w:r>
+          </w:p>
+          <w:p>
+            <w:pPr>
+              <w:spacing w:after="60" w:line="280"/>
+            </w:pPr>
+            <w:r>
+              <w:rPr>
+                <w:sz w:val="21"/>
+                <w:szCs w:val="21"/>
+              </w:rPr>
               <w:t xml:space="preserve">sound - one small piece of a word - change it and the word changes</w:t>
             </w:r>
           </w:p>
@@ -10464,7 +11697,7 @@
           <w:sz w:val="16"/>
           <w:szCs w:val="16"/>
         </w:rPr>
-        <w:t xml:space="preserve">SHEET 7  ·  KEY SOUNDS THROUGH GAMES</w:t>
+        <w:t xml:space="preserve">SHEET 8  ·  KEY SOUNDS THROUGH GAMES</w:t>
       </w:r>
     </w:p>
     <w:p>
@@ -10857,7 +12090,7 @@
           <w:sz w:val="24"/>
           <w:szCs w:val="24"/>
         </w:rPr>
-        <w:t xml:space="preserve">Anything you want to keep from this step. Words, marks, or a drawing - it is your page, and no one marks it.</w:t>
+        <w:t xml:space="preserve">Anything you want to keep from this step. Words, drawings, or scribbles - it is your page, and no one grades it.</w:t>
       </w:r>
     </w:p>
     <w:tbl>
@@ -11531,7 +12764,7 @@
           <w:sz w:val="22"/>
           <w:szCs w:val="22"/>
         </w:rPr>
-        <w:t xml:space="preserve">Start with short words. Your own name is a good one.</w:t>
+        <w:t xml:space="preserve">Start with short words. If your own name is short, that is a good one to start with - and if it is long, start with just its first part.</w:t>
       </w:r>
     </w:p>
     <w:p>
@@ -11719,7 +12952,7 @@
           <w:sz w:val="16"/>
           <w:szCs w:val="16"/>
         </w:rPr>
-        <w:t xml:space="preserve">SHEET 8  ·  SOUND AND LETTER PRACTICE</w:t>
+        <w:t xml:space="preserve">SHEET 9  ·  SOUND AND LETTER PRACTICE</w:t>
       </w:r>
     </w:p>
     <w:p>
@@ -12211,7 +13444,7 @@
           <w:sz w:val="24"/>
           <w:szCs w:val="24"/>
         </w:rPr>
-        <w:t xml:space="preserve">Anything you want to keep from this step. Words, marks, or a drawing - it is your page, and no one marks it.</w:t>
+        <w:t xml:space="preserve">Anything you want to keep from this step. Words, drawings, or scribbles - it is your page, and no one grades it.</w:t>
       </w:r>
     </w:p>
     <w:tbl>
@@ -13107,7 +14340,7 @@
           <w:sz w:val="16"/>
           <w:szCs w:val="16"/>
         </w:rPr>
-        <w:t xml:space="preserve">SHEET 9  ·  WORDS ABOUT ME</w:t>
+        <w:t xml:space="preserve">SHEET 10  ·  WORDS ABOUT ME</w:t>
       </w:r>
     </w:p>
     <w:p>
@@ -13470,7 +14703,7 @@
           <w:sz w:val="24"/>
           <w:szCs w:val="24"/>
         </w:rPr>
-        <w:t xml:space="preserve">Anything you want to keep from this step. Words, marks, or a drawing - it is your page, and no one marks it.</w:t>
+        <w:t xml:space="preserve">Anything you want to keep from this step. Words, drawings, or scribbles - it is your page, and no one grades it.</w:t>
       </w:r>
     </w:p>
     <w:tbl>
@@ -13985,7 +15218,7 @@
           <w:sz w:val="16"/>
           <w:szCs w:val="16"/>
         </w:rPr>
-        <w:t xml:space="preserve">   WRITING MY NAME</w:t>
+        <w:t xml:space="preserve">   I AM, I AM FROM, I LIKE - YOUR FIRST SENTENCES</w:t>
       </w:r>
     </w:p>
     <w:p>
@@ -14002,7 +15235,7 @@
           <w:sz w:val="38"/>
           <w:szCs w:val="38"/>
         </w:rPr>
-        <w:t xml:space="preserve">How to write your own name</w:t>
+        <w:t xml:space="preserve">How to say who you are</w:t>
       </w:r>
     </w:p>
     <w:p>
@@ -14014,7 +15247,7 @@
           <w:sz w:val="22"/>
           <w:szCs w:val="22"/>
         </w:rPr>
-        <w:t xml:space="preserve">Your name is the first thing you will write in English. It is worth taking your time over.</w:t>
+        <w:t xml:space="preserve">You have collected words. Now we put them into sentences - so you can tell someone who you are.</w:t>
       </w:r>
     </w:p>
     <w:p>
@@ -14031,43 +15264,58 @@
           <w:sz w:val="24"/>
           <w:szCs w:val="24"/>
         </w:rPr>
-        <w:t xml:space="preserve">Big first, small later</w:t>
-      </w:r>
-    </w:p>
-    <w:p>
-      <w:pPr>
-        <w:spacing w:after="140" w:before="0" w:line="300"/>
+        <w:t xml:space="preserve">Three sentences. That is all you need to begin.</w:t>
+      </w:r>
+    </w:p>
+    <w:p>
+      <w:pPr>
+        <w:pStyle w:val="ListParagraph"/>
+        <w:numPr>
+          <w:ilvl w:val="0"/>
+          <w:numId w:val="1"/>
+        </w:numPr>
+        <w:spacing w:after="80" w:line="300"/>
       </w:pPr>
       <w:r>
         <w:rPr>
           <w:sz w:val="22"/>
           <w:szCs w:val="22"/>
         </w:rPr>
-        <w:t xml:space="preserve">Do not start with a pencil and a small line. Start big.</w:t>
-      </w:r>
-    </w:p>
-    <w:p>
-      <w:pPr>
-        <w:spacing w:after="140" w:before="0" w:line="300"/>
+        <w:t xml:space="preserve">I am ______ .   (your name)</w:t>
+      </w:r>
+    </w:p>
+    <w:p>
+      <w:pPr>
+        <w:pStyle w:val="ListParagraph"/>
+        <w:numPr>
+          <w:ilvl w:val="0"/>
+          <w:numId w:val="1"/>
+        </w:numPr>
+        <w:spacing w:after="80" w:line="300"/>
       </w:pPr>
       <w:r>
         <w:rPr>
           <w:sz w:val="22"/>
           <w:szCs w:val="22"/>
         </w:rPr>
-        <w:t xml:space="preserve">1. Make the shape in the air, with your whole arm. 2. Make it on the ground, or in dust, with your finger. 3. Make it big on paper. 4. Then make it normal size.</w:t>
-      </w:r>
-    </w:p>
-    <w:p>
-      <w:pPr>
-        <w:spacing w:after="140" w:before="0" w:line="300"/>
+        <w:t xml:space="preserve">I am from ______ .   (a place)</w:t>
+      </w:r>
+    </w:p>
+    <w:p>
+      <w:pPr>
+        <w:pStyle w:val="ListParagraph"/>
+        <w:numPr>
+          <w:ilvl w:val="0"/>
+          <w:numId w:val="1"/>
+        </w:numPr>
+        <w:spacing w:after="80" w:line="300"/>
       </w:pPr>
       <w:r>
         <w:rPr>
           <w:sz w:val="22"/>
           <w:szCs w:val="22"/>
         </w:rPr>
-        <w:t xml:space="preserve">Your hand is learning a new movement. Big movements are easier to learn, and the small ones come from them.</w:t>
+        <w:t xml:space="preserve">I like ______ .   (something you like)</w:t>
       </w:r>
     </w:p>
     <w:p>
@@ -14079,7 +15327,7 @@
           <w:sz w:val="22"/>
           <w:szCs w:val="22"/>
         </w:rPr>
-        <w:t xml:space="preserve">If your hand aches or the shapes come out wobbly, that is completely normal. It is your hand getting stronger, not your English being wrong.</w:t>
+        <w:t xml:space="preserve">With those three, you can introduce yourself to anyone in the world who speaks English.</w:t>
       </w:r>
     </w:p>
     <w:p>
@@ -14096,7 +15344,7 @@
           <w:sz w:val="24"/>
           <w:szCs w:val="24"/>
         </w:rPr>
-        <w:t xml:space="preserve">Three steps, in order</w:t>
+        <w:t xml:space="preserve">Learn them as ONE piece</w:t>
       </w:r>
     </w:p>
     <w:p>
@@ -14108,7 +15356,7 @@
           <w:sz w:val="22"/>
           <w:szCs w:val="22"/>
         </w:rPr>
-        <w:t xml:space="preserve">1. Trace - go over the name your facilitator wrote for you. 2. Copy - write it underneath, looking at theirs. 3. Write - write it without looking.</w:t>
+        <w:t xml:space="preserve">Do not try to understand why it is "I am" and not "I is". Not yet.</w:t>
       </w:r>
     </w:p>
     <w:p>
@@ -14120,7 +15368,19 @@
           <w:sz w:val="22"/>
           <w:szCs w:val="22"/>
         </w:rPr>
-        <w:t xml:space="preserve">Each of those is a real achievement on its own. Do not rush from one to the next.</w:t>
+        <w:t xml:space="preserve">For now, take "I am" as one thing, like one word. Say it many, many times until it comes out without thinking. The reason comes later, and it will make sense then.</w:t>
+      </w:r>
+    </w:p>
+    <w:p>
+      <w:pPr>
+        <w:spacing w:after="140" w:before="0" w:line="300"/>
+      </w:pPr>
+      <w:r>
+        <w:rPr>
+          <w:sz w:val="22"/>
+          <w:szCs w:val="22"/>
+        </w:rPr>
+        <w:t xml:space="preserve">This is how everybody learns a language at the start. Chunks first, rules after.</w:t>
       </w:r>
     </w:p>
     <w:p>
@@ -14137,7 +15397,7 @@
           <w:sz w:val="24"/>
           <w:szCs w:val="24"/>
         </w:rPr>
-        <w:t xml:space="preserve">Your name is spelled the way YOU say it is</w:t>
+        <w:t xml:space="preserve">About "I am from"</w:t>
       </w:r>
     </w:p>
     <w:p>
@@ -14149,7 +15409,7 @@
           <w:sz w:val="22"/>
           <w:szCs w:val="22"/>
         </w:rPr>
-        <w:t xml:space="preserve">Some names can be written more than one way in English letters. You may have seen your own name written differently in different places.</w:t>
+        <w:t xml:space="preserve">You choose what to say here.</w:t>
       </w:r>
     </w:p>
     <w:p>
@@ -14161,7 +15421,7 @@
           <w:sz w:val="22"/>
           <w:szCs w:val="22"/>
         </w:rPr>
-        <w:t xml:space="preserve">There is no wrong one. Choose the one you want. That is your name, and nobody will correct it.</w:t>
+        <w:t xml:space="preserve">You can say the place you live now. You can say the place you are from. Both are right. It is your sentence and nobody will ask you why you chose one.</w:t>
       </w:r>
     </w:p>
     <w:p>
@@ -14178,31 +15438,77 @@
           <w:sz w:val="24"/>
           <w:szCs w:val="24"/>
         </w:rPr>
-        <w:t xml:space="preserve">Take your time</w:t>
-      </w:r>
-    </w:p>
-    <w:p>
-      <w:pPr>
-        <w:spacing w:after="140" w:before="0" w:line="300"/>
+        <w:t xml:space="preserve">Now for other people</w:t>
+      </w:r>
+    </w:p>
+    <w:p>
+      <w:pPr>
+        <w:pStyle w:val="ListParagraph"/>
+        <w:numPr>
+          <w:ilvl w:val="0"/>
+          <w:numId w:val="1"/>
+        </w:numPr>
+        <w:spacing w:after="80" w:line="300"/>
       </w:pPr>
       <w:r>
         <w:rPr>
           <w:sz w:val="22"/>
           <w:szCs w:val="22"/>
         </w:rPr>
-        <w:t xml:space="preserve">Some people in this room have written their name many times. Some have never written anything at all.</w:t>
-      </w:r>
-    </w:p>
-    <w:p>
-      <w:pPr>
-        <w:spacing w:after="140" w:before="0" w:line="300"/>
+        <w:t xml:space="preserve">He is ______ .   (a boy, a man)</w:t>
+      </w:r>
+    </w:p>
+    <w:p>
+      <w:pPr>
+        <w:pStyle w:val="ListParagraph"/>
+        <w:numPr>
+          <w:ilvl w:val="0"/>
+          <w:numId w:val="1"/>
+        </w:numPr>
+        <w:spacing w:after="80" w:line="300"/>
       </w:pPr>
       <w:r>
         <w:rPr>
           <w:sz w:val="22"/>
           <w:szCs w:val="22"/>
         </w:rPr>
-        <w:t xml:space="preserve">Both are fine, and you are not behind. This is not a race, and there is no age at which it is too late.</w:t>
+        <w:t xml:space="preserve">She is ______ .   (a girl, a woman)</w:t>
+      </w:r>
+    </w:p>
+    <w:p>
+      <w:pPr>
+        <w:spacing w:after="140" w:before="0" w:line="300"/>
+      </w:pPr>
+      <w:r>
+        <w:rPr>
+          <w:sz w:val="22"/>
+          <w:szCs w:val="22"/>
+        </w:rPr>
+        <w:t xml:space="preserve">So you can introduce your friend:</w:t>
+      </w:r>
+    </w:p>
+    <w:p>
+      <w:pPr>
+        <w:spacing w:after="140" w:before="0" w:line="300"/>
+      </w:pPr>
+      <w:r>
+        <w:rPr>
+          <w:sz w:val="22"/>
+          <w:szCs w:val="22"/>
+        </w:rPr>
+        <w:t xml:space="preserve">"This is Amina. She is from camp four. She likes cooking."</w:t>
+      </w:r>
+    </w:p>
+    <w:p>
+      <w:pPr>
+        <w:spacing w:after="140" w:before="0" w:line="300"/>
+      </w:pPr>
+      <w:r>
+        <w:rPr>
+          <w:sz w:val="22"/>
+          <w:szCs w:val="22"/>
+        </w:rPr>
+        <w:t xml:space="preserve">Listen carefully when someone introduces you. Being introduced properly, and having your name said correctly, feels good - so do it well for other people.</w:t>
       </w:r>
     </w:p>
     <w:p>
@@ -14219,7 +15525,7 @@
           <w:sz w:val="24"/>
           <w:szCs w:val="24"/>
         </w:rPr>
-        <w:t xml:space="preserve">When you write it for the first time</w:t>
+        <w:t xml:space="preserve">Say it out loud, a lot</w:t>
       </w:r>
     </w:p>
     <w:p>
@@ -14231,7 +15537,7 @@
           <w:sz w:val="22"/>
           <w:szCs w:val="22"/>
         </w:rPr>
-        <w:t xml:space="preserve">Look at it. That is your name, and you wrote it.</w:t>
+        <w:t xml:space="preserve">You cannot learn this by looking at it. You learn it by saying it.</w:t>
       </w:r>
     </w:p>
     <w:p>
@@ -14243,7 +15549,36 @@
           <w:sz w:val="22"/>
           <w:szCs w:val="22"/>
         </w:rPr>
-        <w:t xml:space="preserve">That is worth stopping for.</w:t>
+        <w:t xml:space="preserve">Say it with everyone together. Then say it to your partner. Then say it again to a different partner. Then say it at home tonight.</w:t>
+      </w:r>
+    </w:p>
+    <w:p>
+      <w:pPr>
+        <w:pStyle w:val="Heading3"/>
+        <w:keepNext/>
+        <w:spacing w:after="80" w:before="220"/>
+      </w:pPr>
+      <w:r>
+        <w:rPr>
+          <w:b/>
+          <w:bCs/>
+          <w:color w:val="1F3A5F"/>
+          <w:sz w:val="24"/>
+          <w:szCs w:val="24"/>
+        </w:rPr>
+        <w:t xml:space="preserve">It only has to be TRUE, not perfect</w:t>
+      </w:r>
+    </w:p>
+    <w:p>
+      <w:pPr>
+        <w:spacing w:after="140" w:before="0" w:line="300"/>
+      </w:pPr>
+      <w:r>
+        <w:rPr>
+          <w:sz w:val="22"/>
+          <w:szCs w:val="22"/>
+        </w:rPr>
+        <w:t xml:space="preserve">If someone understands you, you have succeeded. Perfect comes later, and it comes from using it - not from waiting until you are ready.</w:t>
       </w:r>
     </w:p>
     <w:tbl>
@@ -14297,7 +15632,7 @@
                 <w:sz w:val="21"/>
                 <w:szCs w:val="21"/>
               </w:rPr>
-              <w:t xml:space="preserve">trace - to write over the top of writing that is already there</w:t>
+              <w:t xml:space="preserve">I am - how you start a sentence about yourself</w:t>
             </w:r>
           </w:p>
           <w:p>
@@ -14309,12 +15644,330 @@
                 <w:sz w:val="21"/>
                 <w:szCs w:val="21"/>
               </w:rPr>
-              <w:t xml:space="preserve">copy - to write it again underneath, looking at the first one</w:t>
+              <w:t xml:space="preserve">he is / she is - how you start a sentence about someone else</w:t>
             </w:r>
           </w:p>
+          <w:p>
+            <w:pPr>
+              <w:spacing w:after="60" w:line="280"/>
+            </w:pPr>
+            <w:r>
+              <w:rPr>
+                <w:sz w:val="21"/>
+                <w:szCs w:val="21"/>
+              </w:rPr>
+              <w:t xml:space="preserve">from - the word before a place</w:t>
+            </w:r>
+          </w:p>
         </w:tc>
       </w:tr>
     </w:tbl>
+    <w:p>
+      <w:pPr>
+        <w:spacing w:after="60" w:before="200"/>
+      </w:pPr>
+      <w:r>
+        <w:rPr>
+          <w:b/>
+          <w:bCs/>
+          <w:color w:val="7A3B69"/>
+          <w:sz w:val="23"/>
+          <w:szCs w:val="23"/>
+        </w:rPr>
+        <w:t xml:space="preserve">Try it yourself</w:t>
+      </w:r>
+    </w:p>
+    <w:p>
+      <w:pPr>
+        <w:spacing w:after="140" w:before="0" w:line="300"/>
+      </w:pPr>
+      <w:r>
+        <w:rPr>
+          <w:sz w:val="24"/>
+          <w:szCs w:val="24"/>
+        </w:rPr>
+        <w:t xml:space="preserve">Choose the right word for each sentence. Circle it, then check at the back of the book.</w:t>
+      </w:r>
+    </w:p>
+    <w:p>
+      <w:pPr>
+        <w:spacing w:after="20" w:before="80" w:line="300"/>
+      </w:pPr>
+      <w:r>
+        <w:rPr>
+          <w:sz w:val="24"/>
+          <w:szCs w:val="24"/>
+        </w:rPr>
+        <w:t xml:space="preserve">1.   I ______ Fatima.</w:t>
+      </w:r>
+    </w:p>
+    <w:p>
+      <w:pPr>
+        <w:spacing w:after="60" w:line="280"/>
+        <w:ind w:left="340"/>
+      </w:pPr>
+      <w:r>
+        <w:rPr>
+          <w:color w:val="7A3B69"/>
+          <w:sz w:val="24"/>
+          <w:szCs w:val="24"/>
+        </w:rPr>
+        <w:t xml:space="preserve">○  </w:t>
+      </w:r>
+      <w:r>
+        <w:rPr>
+          <w:sz w:val="24"/>
+          <w:szCs w:val="24"/>
+        </w:rPr>
+        <w:t xml:space="preserve">am      </w:t>
+      </w:r>
+      <w:r>
+        <w:rPr>
+          <w:color w:val="7A3B69"/>
+          <w:sz w:val="24"/>
+          <w:szCs w:val="24"/>
+        </w:rPr>
+        <w:t xml:space="preserve">○  </w:t>
+      </w:r>
+      <w:r>
+        <w:rPr>
+          <w:sz w:val="24"/>
+          <w:szCs w:val="24"/>
+        </w:rPr>
+        <w:t xml:space="preserve">is      </w:t>
+      </w:r>
+      <w:r>
+        <w:rPr>
+          <w:color w:val="7A3B69"/>
+          <w:sz w:val="24"/>
+          <w:szCs w:val="24"/>
+        </w:rPr>
+        <w:t xml:space="preserve">○  </w:t>
+      </w:r>
+      <w:r>
+        <w:rPr>
+          <w:sz w:val="24"/>
+          <w:szCs w:val="24"/>
+        </w:rPr>
+        <w:t xml:space="preserve">are      </w:t>
+      </w:r>
+    </w:p>
+    <w:p>
+      <w:pPr>
+        <w:spacing w:after="20" w:before="80" w:line="300"/>
+      </w:pPr>
+      <w:r>
+        <w:rPr>
+          <w:sz w:val="24"/>
+          <w:szCs w:val="24"/>
+        </w:rPr>
+        <w:t xml:space="preserve">2.   She ______ my sister.</w:t>
+      </w:r>
+    </w:p>
+    <w:p>
+      <w:pPr>
+        <w:spacing w:after="60" w:line="280"/>
+        <w:ind w:left="340"/>
+      </w:pPr>
+      <w:r>
+        <w:rPr>
+          <w:color w:val="7A3B69"/>
+          <w:sz w:val="24"/>
+          <w:szCs w:val="24"/>
+        </w:rPr>
+        <w:t xml:space="preserve">○  </w:t>
+      </w:r>
+      <w:r>
+        <w:rPr>
+          <w:sz w:val="24"/>
+          <w:szCs w:val="24"/>
+        </w:rPr>
+        <w:t xml:space="preserve">am      </w:t>
+      </w:r>
+      <w:r>
+        <w:rPr>
+          <w:color w:val="7A3B69"/>
+          <w:sz w:val="24"/>
+          <w:szCs w:val="24"/>
+        </w:rPr>
+        <w:t xml:space="preserve">○  </w:t>
+      </w:r>
+      <w:r>
+        <w:rPr>
+          <w:sz w:val="24"/>
+          <w:szCs w:val="24"/>
+        </w:rPr>
+        <w:t xml:space="preserve">is      </w:t>
+      </w:r>
+      <w:r>
+        <w:rPr>
+          <w:color w:val="7A3B69"/>
+          <w:sz w:val="24"/>
+          <w:szCs w:val="24"/>
+        </w:rPr>
+        <w:t xml:space="preserve">○  </w:t>
+      </w:r>
+      <w:r>
+        <w:rPr>
+          <w:sz w:val="24"/>
+          <w:szCs w:val="24"/>
+        </w:rPr>
+        <w:t xml:space="preserve">are      </w:t>
+      </w:r>
+    </w:p>
+    <w:p>
+      <w:pPr>
+        <w:spacing w:after="20" w:before="80" w:line="300"/>
+      </w:pPr>
+      <w:r>
+        <w:rPr>
+          <w:sz w:val="24"/>
+          <w:szCs w:val="24"/>
+        </w:rPr>
+        <w:t xml:space="preserve">3.   We ______ from the same camp.</w:t>
+      </w:r>
+    </w:p>
+    <w:p>
+      <w:pPr>
+        <w:spacing w:after="60" w:line="280"/>
+        <w:ind w:left="340"/>
+      </w:pPr>
+      <w:r>
+        <w:rPr>
+          <w:color w:val="7A3B69"/>
+          <w:sz w:val="24"/>
+          <w:szCs w:val="24"/>
+        </w:rPr>
+        <w:t xml:space="preserve">○  </w:t>
+      </w:r>
+      <w:r>
+        <w:rPr>
+          <w:sz w:val="24"/>
+          <w:szCs w:val="24"/>
+        </w:rPr>
+        <w:t xml:space="preserve">am      </w:t>
+      </w:r>
+      <w:r>
+        <w:rPr>
+          <w:color w:val="7A3B69"/>
+          <w:sz w:val="24"/>
+          <w:szCs w:val="24"/>
+        </w:rPr>
+        <w:t xml:space="preserve">○  </w:t>
+      </w:r>
+      <w:r>
+        <w:rPr>
+          <w:sz w:val="24"/>
+          <w:szCs w:val="24"/>
+        </w:rPr>
+        <w:t xml:space="preserve">is      </w:t>
+      </w:r>
+      <w:r>
+        <w:rPr>
+          <w:color w:val="7A3B69"/>
+          <w:sz w:val="24"/>
+          <w:szCs w:val="24"/>
+        </w:rPr>
+        <w:t xml:space="preserve">○  </w:t>
+      </w:r>
+      <w:r>
+        <w:rPr>
+          <w:sz w:val="24"/>
+          <w:szCs w:val="24"/>
+        </w:rPr>
+        <w:t xml:space="preserve">are      </w:t>
+      </w:r>
+    </w:p>
+    <w:p>
+      <w:pPr>
+        <w:spacing w:after="20" w:before="80" w:line="300"/>
+      </w:pPr>
+      <w:r>
+        <w:rPr>
+          <w:sz w:val="24"/>
+          <w:szCs w:val="24"/>
+        </w:rPr>
+        <w:t xml:space="preserve">4.   He ______ from Camp 4.</w:t>
+      </w:r>
+    </w:p>
+    <w:p>
+      <w:pPr>
+        <w:spacing w:after="60" w:line="280"/>
+        <w:ind w:left="340"/>
+      </w:pPr>
+      <w:r>
+        <w:rPr>
+          <w:color w:val="7A3B69"/>
+          <w:sz w:val="24"/>
+          <w:szCs w:val="24"/>
+        </w:rPr>
+        <w:t xml:space="preserve">○  </w:t>
+      </w:r>
+      <w:r>
+        <w:rPr>
+          <w:sz w:val="24"/>
+          <w:szCs w:val="24"/>
+        </w:rPr>
+        <w:t xml:space="preserve">am      </w:t>
+      </w:r>
+      <w:r>
+        <w:rPr>
+          <w:color w:val="7A3B69"/>
+          <w:sz w:val="24"/>
+          <w:szCs w:val="24"/>
+        </w:rPr>
+        <w:t xml:space="preserve">○  </w:t>
+      </w:r>
+      <w:r>
+        <w:rPr>
+          <w:sz w:val="24"/>
+          <w:szCs w:val="24"/>
+        </w:rPr>
+        <w:t xml:space="preserve">is      </w:t>
+      </w:r>
+      <w:r>
+        <w:rPr>
+          <w:color w:val="7A3B69"/>
+          <w:sz w:val="24"/>
+          <w:szCs w:val="24"/>
+        </w:rPr>
+        <w:t xml:space="preserve">○  </w:t>
+      </w:r>
+      <w:r>
+        <w:rPr>
+          <w:sz w:val="24"/>
+          <w:szCs w:val="24"/>
+        </w:rPr>
+        <w:t xml:space="preserve">are      </w:t>
+      </w:r>
+    </w:p>
+    <w:p>
+      <w:pPr>
+        <w:spacing w:after="140" w:before="60" w:line="300"/>
+      </w:pPr>
+      <w:r>
+        <w:rPr>
+          <w:sz w:val="24"/>
+          <w:szCs w:val="24"/>
+        </w:rPr>
+        <w:t xml:space="preserve">Now say your own three sentences out loud. Then say two about a person next to you, using he or she.</w:t>
+      </w:r>
+    </w:p>
+    <w:p>
+      <w:pPr>
+        <w:spacing w:after="140" w:before="80" w:line="300"/>
+      </w:pPr>
+      <w:r>
+        <w:rPr>
+          <w:b/>
+          <w:bCs/>
+          <w:color w:val="5A6473"/>
+          <w:sz w:val="20"/>
+          <w:szCs w:val="20"/>
+        </w:rPr>
+        <w:t xml:space="preserve">The answers are at the back of your book. Try it first, then check.</w:t>
+      </w:r>
+    </w:p>
     <w:p>
       <w:r>
         <w:br w:type="page"/>
@@ -14337,7 +15990,7 @@
           <w:sz w:val="16"/>
           <w:szCs w:val="16"/>
         </w:rPr>
-        <w:t xml:space="preserve">SHEET 10  ·  WRITING MY NAME</w:t>
+        <w:t xml:space="preserve">SHEET 11  ·  I AM… - SAYING WHO YOU ARE</w:t>
       </w:r>
     </w:p>
     <w:p>
@@ -14354,7 +16007,7 @@
           <w:sz w:val="38"/>
           <w:szCs w:val="38"/>
         </w:rPr>
-        <w:t xml:space="preserve">My writing practice</w:t>
+        <w:t xml:space="preserve">I can say who I am</w:t>
       </w:r>
     </w:p>
     <w:p>
@@ -14367,7 +16020,7 @@
           <w:sz w:val="24"/>
           <w:szCs w:val="24"/>
         </w:rPr>
-        <w:t xml:space="preserve">Copy the word your facilitator writes for you at the start of each line. Take your time.</w:t>
+        <w:t xml:space="preserve">Say each sentence out loud. Fill the ending with your own true words - write, trace, or say it and draw.</w:t>
       </w:r>
     </w:p>
     <w:tbl>
@@ -14422,7 +16075,7 @@
                 <w:sz w:val="21"/>
                 <w:szCs w:val="21"/>
               </w:rPr>
-              <w:t xml:space="preserve">Your facilitator writes a word at the start of the line. You copy it along the line:</w:t>
+              <w:t xml:space="preserve">I am Fatima.</w:t>
             </w:r>
           </w:p>
           <w:p>
@@ -14435,15 +16088,41 @@
                 <w:sz w:val="21"/>
                 <w:szCs w:val="21"/>
               </w:rPr>
-              <w:t xml:space="preserve">Nur          Nur          Nur          Nur</w:t>
+              <w:t xml:space="preserve">I am from Camp 4.</w:t>
             </w:r>
           </w:p>
+          <w:p>
+            <w:pPr>
+              <w:spacing w:after="60" w:line="280"/>
+            </w:pPr>
+            <w:r>
+              <w:rPr>
+                <w:color w:val="3F4A34"/>
+                <w:sz w:val="21"/>
+                <w:szCs w:val="21"/>
+              </w:rPr>
+              <w:t xml:space="preserve">I like rice.</w:t>
+            </w:r>
+          </w:p>
+          <w:p>
+            <w:pPr>
+              <w:spacing w:after="60" w:line="280"/>
+            </w:pPr>
+            <w:r>
+              <w:rPr>
+                <w:color w:val="3F4A34"/>
+                <w:sz w:val="21"/>
+                <w:szCs w:val="21"/>
+              </w:rPr>
+              <w:t xml:space="preserve">I am good at drawing.</w:t>
+            </w:r>
+          </w:p>
         </w:tc>
       </w:tr>
     </w:tbl>
     <w:p>
       <w:pPr>
-        <w:spacing w:after="80" w:before="160"/>
+        <w:spacing w:after="20" w:before="180"/>
       </w:pPr>
       <w:r>
         <w:rPr>
@@ -14453,252 +16132,23 @@
           <w:sz w:val="22"/>
           <w:szCs w:val="22"/>
         </w:rPr>
-        <w:t xml:space="preserve">My name</w:t>
-      </w:r>
-    </w:p>
-    <w:p>
-      <w:pPr>
-        <w:tabs>
-          <w:tab w:val="right" w:pos="9070" w:leader="underscore"/>
-        </w:tabs>
-        <w:spacing w:after="200" w:before="240" w:line="300"/>
-      </w:pPr>
-      <w:r>
-        <w:t xml:space="preserve">	</w:t>
-      </w:r>
-    </w:p>
-    <w:p>
-      <w:pPr>
-        <w:tabs>
-          <w:tab w:val="right" w:pos="9070" w:leader="underscore"/>
-        </w:tabs>
-        <w:spacing w:after="200" w:before="240" w:line="300"/>
-      </w:pPr>
-      <w:r>
-        <w:t xml:space="preserve">	</w:t>
-      </w:r>
-    </w:p>
-    <w:p>
-      <w:pPr>
-        <w:tabs>
-          <w:tab w:val="right" w:pos="9070" w:leader="underscore"/>
-        </w:tabs>
-        <w:spacing w:after="200" w:before="240" w:line="300"/>
-      </w:pPr>
-      <w:r>
-        <w:t xml:space="preserve">	</w:t>
-      </w:r>
-    </w:p>
-    <w:p>
-      <w:pPr>
-        <w:tabs>
-          <w:tab w:val="right" w:pos="9070" w:leader="underscore"/>
-        </w:tabs>
-        <w:spacing w:after="200" w:before="240" w:line="300"/>
-      </w:pPr>
-      <w:r>
-        <w:t xml:space="preserve">	</w:t>
-      </w:r>
-    </w:p>
-    <w:p>
-      <w:pPr>
-        <w:tabs>
-          <w:tab w:val="right" w:pos="9070" w:leader="underscore"/>
-        </w:tabs>
-        <w:spacing w:after="200" w:before="240" w:line="300"/>
-      </w:pPr>
-      <w:r>
-        <w:t xml:space="preserve">	</w:t>
-      </w:r>
-    </w:p>
-    <w:p>
-      <w:pPr>
-        <w:spacing w:after="80" w:before="200"/>
-      </w:pPr>
-      <w:r>
-        <w:rPr>
-          <w:b/>
-          <w:bCs/>
-          <w:color w:val="7A3B69"/>
-          <w:sz w:val="22"/>
-          <w:szCs w:val="22"/>
-        </w:rPr>
-        <w:t xml:space="preserve">My words</w:t>
-      </w:r>
-    </w:p>
-    <w:p>
-      <w:pPr>
-        <w:tabs>
-          <w:tab w:val="right" w:pos="9070" w:leader="underscore"/>
-        </w:tabs>
-        <w:spacing w:after="200" w:before="240" w:line="300"/>
-      </w:pPr>
-      <w:r>
-        <w:t xml:space="preserve">	</w:t>
-      </w:r>
-    </w:p>
-    <w:p>
-      <w:pPr>
-        <w:tabs>
-          <w:tab w:val="right" w:pos="9070" w:leader="underscore"/>
-        </w:tabs>
-        <w:spacing w:after="200" w:before="240" w:line="300"/>
-      </w:pPr>
-      <w:r>
-        <w:t xml:space="preserve">	</w:t>
-      </w:r>
-    </w:p>
-    <w:p>
-      <w:pPr>
-        <w:tabs>
-          <w:tab w:val="right" w:pos="9070" w:leader="underscore"/>
-        </w:tabs>
-        <w:spacing w:after="200" w:before="240" w:line="300"/>
-      </w:pPr>
-      <w:r>
-        <w:t xml:space="preserve">	</w:t>
-      </w:r>
-    </w:p>
-    <w:p>
-      <w:pPr>
-        <w:tabs>
-          <w:tab w:val="right" w:pos="9070" w:leader="underscore"/>
-        </w:tabs>
-        <w:spacing w:after="200" w:before="240" w:line="300"/>
-      </w:pPr>
-      <w:r>
-        <w:t xml:space="preserve">	</w:t>
-      </w:r>
-    </w:p>
-    <w:p>
-      <w:pPr>
-        <w:tabs>
-          <w:tab w:val="right" w:pos="9070" w:leader="underscore"/>
-        </w:tabs>
-        <w:spacing w:after="200" w:before="240" w:line="300"/>
-      </w:pPr>
-      <w:r>
-        <w:t xml:space="preserve">	</w:t>
-      </w:r>
-    </w:p>
-    <w:p>
-      <w:pPr>
-        <w:tabs>
-          <w:tab w:val="right" w:pos="9070" w:leader="underscore"/>
-        </w:tabs>
-        <w:spacing w:after="200" w:before="240" w:line="300"/>
-      </w:pPr>
-      <w:r>
-        <w:t xml:space="preserve">	</w:t>
-      </w:r>
-    </w:p>
-    <w:p>
-      <w:pPr>
-        <w:tabs>
-          <w:tab w:val="right" w:pos="9070" w:leader="underscore"/>
-        </w:tabs>
-        <w:spacing w:after="200" w:before="240" w:line="300"/>
-      </w:pPr>
-      <w:r>
-        <w:t xml:space="preserve">	</w:t>
-      </w:r>
-    </w:p>
-    <w:p>
-      <w:pPr>
-        <w:tabs>
-          <w:tab w:val="right" w:pos="9070" w:leader="underscore"/>
-        </w:tabs>
-        <w:spacing w:after="200" w:before="240" w:line="300"/>
-      </w:pPr>
-      <w:r>
-        <w:t xml:space="preserve">	</w:t>
-      </w:r>
-    </w:p>
-    <w:p>
-      <w:pPr>
-        <w:tabs>
-          <w:tab w:val="right" w:pos="9070" w:leader="underscore"/>
-        </w:tabs>
-        <w:spacing w:after="200" w:before="240" w:line="300"/>
-      </w:pPr>
-      <w:r>
-        <w:t xml:space="preserve">	</w:t>
-      </w:r>
-    </w:p>
-    <w:p>
-      <w:pPr>
-        <w:tabs>
-          <w:tab w:val="right" w:pos="9070" w:leader="underscore"/>
-        </w:tabs>
-        <w:spacing w:after="200" w:before="240" w:line="300"/>
-      </w:pPr>
-      <w:r>
-        <w:t xml:space="preserve">	</w:t>
-      </w:r>
-    </w:p>
-    <w:p>
-      <w:pPr>
-        <w:tabs>
-          <w:tab w:val="right" w:pos="9070" w:leader="underscore"/>
-        </w:tabs>
-        <w:spacing w:after="200" w:before="240" w:line="300"/>
-      </w:pPr>
-      <w:r>
-        <w:t xml:space="preserve">	</w:t>
-      </w:r>
-    </w:p>
-    <w:p>
-      <w:r>
-        <w:br w:type="page"/>
+        <w:t xml:space="preserve">Now you:</w:t>
       </w:r>
     </w:p>
     <w:p>
       <w:pPr>
         <w:keepNext/>
-        <w:pBdr>
-          <w:bottom w:val="single" w:color="B9B3A6" w:sz="4"/>
-        </w:pBdr>
-        <w:spacing w:after="60"/>
-      </w:pPr>
-      <w:r>
-        <w:rPr>
-          <w:b/>
-          <w:bCs/>
-          <w:color w:val="7A3B69"/>
-          <w:spacing w:val="30"/>
-          <w:sz w:val="16"/>
-          <w:szCs w:val="16"/>
-        </w:rPr>
-        <w:t xml:space="preserve">WRITING MY NAME</w:t>
-      </w:r>
-    </w:p>
-    <w:p>
-      <w:pPr>
-        <w:pStyle w:val="Heading2"/>
-        <w:keepNext/>
-        <w:spacing w:after="180" w:before="160"/>
+        <w:spacing w:after="60" w:before="220"/>
       </w:pPr>
       <w:r>
         <w:rPr>
           <w:b/>
           <w:bCs/>
           <w:color w:val="1F3A5F"/>
-          <w:sz w:val="38"/>
-          <w:szCs w:val="38"/>
-        </w:rPr>
-        <w:t xml:space="preserve">My notes and drawings</w:t>
-      </w:r>
-    </w:p>
-    <w:p>
-      <w:pPr>
-        <w:spacing w:after="160" w:before="0" w:line="300"/>
-      </w:pPr>
-      <w:r>
-        <w:rPr>
           <w:sz w:val="24"/>
           <w:szCs w:val="24"/>
         </w:rPr>
-        <w:t xml:space="preserve">Anything you want to keep from this step. Words, marks, or a drawing - it is your page, and no one marks it.</w:t>
+        <w:t xml:space="preserve">I am</w:t>
       </w:r>
     </w:p>
     <w:tbl>
@@ -14758,384 +16208,186 @@
           </w:p>
         </w:tc>
       </w:tr>
-      <w:tr>
-        <w:trPr>
-          <w:trHeight w:val="460" w:hRule="atLeast"/>
-        </w:trPr>
-        <w:tc>
-          <w:tcPr>
-            <w:tcW w:type="dxa" w:w="9070"/>
-            <w:tcMar>
-              <w:top w:type="dxa" w:w="40"/>
-              <w:left w:type="dxa" w:w="140"/>
-              <w:bottom w:type="dxa" w:w="40"/>
-              <w:right w:type="dxa" w:w="140"/>
-            </w:tcMar>
-          </w:tcPr>
-          <w:p>
-            <w:pPr>
-              <w:spacing w:after="0"/>
-            </w:pPr>
-          </w:p>
-        </w:tc>
-      </w:tr>
-      <w:tr>
-        <w:trPr>
-          <w:trHeight w:val="460" w:hRule="atLeast"/>
-        </w:trPr>
-        <w:tc>
-          <w:tcPr>
-            <w:tcW w:type="dxa" w:w="9070"/>
-            <w:tcMar>
-              <w:top w:type="dxa" w:w="40"/>
-              <w:left w:type="dxa" w:w="140"/>
-              <w:bottom w:type="dxa" w:w="40"/>
-              <w:right w:type="dxa" w:w="140"/>
-            </w:tcMar>
-          </w:tcPr>
-          <w:p>
-            <w:pPr>
-              <w:spacing w:after="0"/>
-            </w:pPr>
-          </w:p>
-        </w:tc>
-      </w:tr>
-      <w:tr>
-        <w:trPr>
-          <w:trHeight w:val="460" w:hRule="atLeast"/>
-        </w:trPr>
-        <w:tc>
-          <w:tcPr>
-            <w:tcW w:type="dxa" w:w="9070"/>
-            <w:tcMar>
-              <w:top w:type="dxa" w:w="40"/>
-              <w:left w:type="dxa" w:w="140"/>
-              <w:bottom w:type="dxa" w:w="40"/>
-              <w:right w:type="dxa" w:w="140"/>
-            </w:tcMar>
-          </w:tcPr>
-          <w:p>
-            <w:pPr>
-              <w:spacing w:after="0"/>
-            </w:pPr>
-          </w:p>
-        </w:tc>
-      </w:tr>
-      <w:tr>
-        <w:trPr>
-          <w:trHeight w:val="460" w:hRule="atLeast"/>
-        </w:trPr>
-        <w:tc>
-          <w:tcPr>
-            <w:tcW w:type="dxa" w:w="9070"/>
-            <w:tcMar>
-              <w:top w:type="dxa" w:w="40"/>
-              <w:left w:type="dxa" w:w="140"/>
-              <w:bottom w:type="dxa" w:w="40"/>
-              <w:right w:type="dxa" w:w="140"/>
-            </w:tcMar>
-          </w:tcPr>
-          <w:p>
-            <w:pPr>
-              <w:spacing w:after="0"/>
-            </w:pPr>
-          </w:p>
-        </w:tc>
-      </w:tr>
-      <w:tr>
-        <w:trPr>
-          <w:trHeight w:val="460" w:hRule="atLeast"/>
-        </w:trPr>
-        <w:tc>
-          <w:tcPr>
-            <w:tcW w:type="dxa" w:w="9070"/>
-            <w:tcMar>
-              <w:top w:type="dxa" w:w="40"/>
-              <w:left w:type="dxa" w:w="140"/>
-              <w:bottom w:type="dxa" w:w="40"/>
-              <w:right w:type="dxa" w:w="140"/>
-            </w:tcMar>
-          </w:tcPr>
-          <w:p>
-            <w:pPr>
-              <w:spacing w:after="0"/>
-            </w:pPr>
-          </w:p>
-        </w:tc>
-      </w:tr>
-      <w:tr>
-        <w:trPr>
-          <w:trHeight w:val="460" w:hRule="atLeast"/>
-        </w:trPr>
-        <w:tc>
-          <w:tcPr>
-            <w:tcW w:type="dxa" w:w="9070"/>
-            <w:tcMar>
-              <w:top w:type="dxa" w:w="40"/>
-              <w:left w:type="dxa" w:w="140"/>
-              <w:bottom w:type="dxa" w:w="40"/>
-              <w:right w:type="dxa" w:w="140"/>
-            </w:tcMar>
-          </w:tcPr>
-          <w:p>
-            <w:pPr>
-              <w:spacing w:after="0"/>
-            </w:pPr>
-          </w:p>
-        </w:tc>
-      </w:tr>
-      <w:tr>
-        <w:trPr>
-          <w:trHeight w:val="460" w:hRule="atLeast"/>
-        </w:trPr>
-        <w:tc>
-          <w:tcPr>
-            <w:tcW w:type="dxa" w:w="9070"/>
-            <w:tcMar>
-              <w:top w:type="dxa" w:w="40"/>
-              <w:left w:type="dxa" w:w="140"/>
-              <w:bottom w:type="dxa" w:w="40"/>
-              <w:right w:type="dxa" w:w="140"/>
-            </w:tcMar>
-          </w:tcPr>
-          <w:p>
-            <w:pPr>
-              <w:spacing w:after="0"/>
-            </w:pPr>
-          </w:p>
-        </w:tc>
-      </w:tr>
-      <w:tr>
-        <w:trPr>
-          <w:trHeight w:val="460" w:hRule="atLeast"/>
-        </w:trPr>
-        <w:tc>
-          <w:tcPr>
-            <w:tcW w:type="dxa" w:w="9070"/>
-            <w:tcMar>
-              <w:top w:type="dxa" w:w="40"/>
-              <w:left w:type="dxa" w:w="140"/>
-              <w:bottom w:type="dxa" w:w="40"/>
-              <w:right w:type="dxa" w:w="140"/>
-            </w:tcMar>
-          </w:tcPr>
-          <w:p>
-            <w:pPr>
-              <w:spacing w:after="0"/>
-            </w:pPr>
-          </w:p>
-        </w:tc>
-      </w:tr>
-      <w:tr>
-        <w:trPr>
-          <w:trHeight w:val="460" w:hRule="atLeast"/>
-        </w:trPr>
-        <w:tc>
-          <w:tcPr>
-            <w:tcW w:type="dxa" w:w="9070"/>
-            <w:tcMar>
-              <w:top w:type="dxa" w:w="40"/>
-              <w:left w:type="dxa" w:w="140"/>
-              <w:bottom w:type="dxa" w:w="40"/>
-              <w:right w:type="dxa" w:w="140"/>
-            </w:tcMar>
-          </w:tcPr>
-          <w:p>
-            <w:pPr>
-              <w:spacing w:after="0"/>
-            </w:pPr>
-          </w:p>
-        </w:tc>
-      </w:tr>
-      <w:tr>
-        <w:trPr>
-          <w:trHeight w:val="460" w:hRule="atLeast"/>
-        </w:trPr>
-        <w:tc>
-          <w:tcPr>
-            <w:tcW w:type="dxa" w:w="9070"/>
-            <w:tcMar>
-              <w:top w:type="dxa" w:w="40"/>
-              <w:left w:type="dxa" w:w="140"/>
-              <w:bottom w:type="dxa" w:w="40"/>
-              <w:right w:type="dxa" w:w="140"/>
-            </w:tcMar>
-          </w:tcPr>
-          <w:p>
-            <w:pPr>
-              <w:spacing w:after="0"/>
-            </w:pPr>
-          </w:p>
-        </w:tc>
-      </w:tr>
-      <w:tr>
-        <w:trPr>
-          <w:trHeight w:val="460" w:hRule="atLeast"/>
-        </w:trPr>
-        <w:tc>
-          <w:tcPr>
-            <w:tcW w:type="dxa" w:w="9070"/>
-            <w:tcMar>
-              <w:top w:type="dxa" w:w="40"/>
-              <w:left w:type="dxa" w:w="140"/>
-              <w:bottom w:type="dxa" w:w="40"/>
-              <w:right w:type="dxa" w:w="140"/>
-            </w:tcMar>
-          </w:tcPr>
-          <w:p>
-            <w:pPr>
-              <w:spacing w:after="0"/>
-            </w:pPr>
-          </w:p>
-        </w:tc>
-      </w:tr>
-      <w:tr>
-        <w:trPr>
-          <w:trHeight w:val="460" w:hRule="atLeast"/>
-        </w:trPr>
-        <w:tc>
-          <w:tcPr>
-            <w:tcW w:type="dxa" w:w="9070"/>
-            <w:tcMar>
-              <w:top w:type="dxa" w:w="40"/>
-              <w:left w:type="dxa" w:w="140"/>
-              <w:bottom w:type="dxa" w:w="40"/>
-              <w:right w:type="dxa" w:w="140"/>
-            </w:tcMar>
-          </w:tcPr>
-          <w:p>
-            <w:pPr>
-              <w:spacing w:after="0"/>
-            </w:pPr>
-          </w:p>
-        </w:tc>
-      </w:tr>
-      <w:tr>
-        <w:trPr>
-          <w:trHeight w:val="460" w:hRule="atLeast"/>
-        </w:trPr>
-        <w:tc>
-          <w:tcPr>
-            <w:tcW w:type="dxa" w:w="9070"/>
-            <w:tcMar>
-              <w:top w:type="dxa" w:w="40"/>
-              <w:left w:type="dxa" w:w="140"/>
-              <w:bottom w:type="dxa" w:w="40"/>
-              <w:right w:type="dxa" w:w="140"/>
-            </w:tcMar>
-          </w:tcPr>
-          <w:p>
-            <w:pPr>
-              <w:spacing w:after="0"/>
-            </w:pPr>
-          </w:p>
-        </w:tc>
-      </w:tr>
-      <w:tr>
-        <w:trPr>
-          <w:trHeight w:val="460" w:hRule="atLeast"/>
-        </w:trPr>
-        <w:tc>
-          <w:tcPr>
-            <w:tcW w:type="dxa" w:w="9070"/>
-            <w:tcMar>
-              <w:top w:type="dxa" w:w="40"/>
-              <w:left w:type="dxa" w:w="140"/>
-              <w:bottom w:type="dxa" w:w="40"/>
-              <w:right w:type="dxa" w:w="140"/>
-            </w:tcMar>
-          </w:tcPr>
-          <w:p>
-            <w:pPr>
-              <w:spacing w:after="0"/>
-            </w:pPr>
-          </w:p>
-        </w:tc>
-      </w:tr>
-      <w:tr>
-        <w:trPr>
-          <w:trHeight w:val="460" w:hRule="atLeast"/>
-        </w:trPr>
-        <w:tc>
-          <w:tcPr>
-            <w:tcW w:type="dxa" w:w="9070"/>
-            <w:tcMar>
-              <w:top w:type="dxa" w:w="40"/>
-              <w:left w:type="dxa" w:w="140"/>
-              <w:bottom w:type="dxa" w:w="40"/>
-              <w:right w:type="dxa" w:w="140"/>
-            </w:tcMar>
-          </w:tcPr>
-          <w:p>
-            <w:pPr>
-              <w:spacing w:after="0"/>
-            </w:pPr>
-          </w:p>
-        </w:tc>
-      </w:tr>
-      <w:tr>
-        <w:trPr>
-          <w:trHeight w:val="460" w:hRule="atLeast"/>
-        </w:trPr>
-        <w:tc>
-          <w:tcPr>
-            <w:tcW w:type="dxa" w:w="9070"/>
-            <w:tcMar>
-              <w:top w:type="dxa" w:w="40"/>
-              <w:left w:type="dxa" w:w="140"/>
-              <w:bottom w:type="dxa" w:w="40"/>
-              <w:right w:type="dxa" w:w="140"/>
-            </w:tcMar>
-          </w:tcPr>
-          <w:p>
-            <w:pPr>
-              <w:spacing w:after="0"/>
-            </w:pPr>
-          </w:p>
-        </w:tc>
-      </w:tr>
-      <w:tr>
-        <w:trPr>
-          <w:trHeight w:val="460" w:hRule="atLeast"/>
-        </w:trPr>
-        <w:tc>
-          <w:tcPr>
-            <w:tcW w:type="dxa" w:w="9070"/>
-            <w:tcMar>
-              <w:top w:type="dxa" w:w="40"/>
-              <w:left w:type="dxa" w:w="140"/>
-              <w:bottom w:type="dxa" w:w="40"/>
-              <w:right w:type="dxa" w:w="140"/>
-            </w:tcMar>
-          </w:tcPr>
-          <w:p>
-            <w:pPr>
-              <w:spacing w:after="0"/>
-            </w:pPr>
-          </w:p>
-        </w:tc>
-      </w:tr>
-      <w:tr>
-        <w:trPr>
-          <w:trHeight w:val="460" w:hRule="atLeast"/>
-        </w:trPr>
-        <w:tc>
-          <w:tcPr>
-            <w:tcW w:type="dxa" w:w="9070"/>
-            <w:tcMar>
-              <w:top w:type="dxa" w:w="40"/>
-              <w:left w:type="dxa" w:w="140"/>
-              <w:bottom w:type="dxa" w:w="40"/>
-              <w:right w:type="dxa" w:w="140"/>
-            </w:tcMar>
-          </w:tcPr>
-          <w:p>
-            <w:pPr>
-              <w:spacing w:after="0"/>
-            </w:pPr>
-          </w:p>
-        </w:tc>
-      </w:tr>
+    </w:tbl>
+    <w:p>
+      <w:pPr>
+        <w:keepNext/>
+        <w:spacing w:after="60" w:before="220"/>
+      </w:pPr>
+      <w:r>
+        <w:rPr>
+          <w:b/>
+          <w:bCs/>
+          <w:color w:val="1F3A5F"/>
+          <w:sz w:val="24"/>
+          <w:szCs w:val="24"/>
+        </w:rPr>
+        <w:t xml:space="preserve">I am from</w:t>
+      </w:r>
+    </w:p>
+    <w:tbl>
+      <w:tblPr>
+        <w:tblW w:type="pct" w:w="100%"/>
+        <w:tblBorders>
+          <w:top w:val="single" w:color="B9B3A6" w:sz="6"/>
+          <w:left w:val="single" w:color="B9B3A6" w:sz="6"/>
+          <w:bottom w:val="single" w:color="B9B3A6" w:sz="6"/>
+          <w:right w:val="single" w:color="B9B3A6" w:sz="6"/>
+          <w:insideH w:val="single" w:color="E2DED3" w:sz="1"/>
+          <w:insideV w:val="none"/>
+        </w:tblBorders>
+      </w:tblPr>
+      <w:tblGrid>
+        <w:gridCol w:w="9070"/>
+      </w:tblGrid>
+      <w:tr>
+        <w:trPr>
+          <w:trHeight w:val="460" w:hRule="atLeast"/>
+        </w:trPr>
+        <w:tc>
+          <w:tcPr>
+            <w:tcW w:type="dxa" w:w="9070"/>
+            <w:tcMar>
+              <w:top w:type="dxa" w:w="40"/>
+              <w:left w:type="dxa" w:w="140"/>
+              <w:bottom w:type="dxa" w:w="40"/>
+              <w:right w:type="dxa" w:w="140"/>
+            </w:tcMar>
+          </w:tcPr>
+          <w:p>
+            <w:pPr>
+              <w:spacing w:after="0"/>
+            </w:pPr>
+          </w:p>
+        </w:tc>
+      </w:tr>
+      <w:tr>
+        <w:trPr>
+          <w:trHeight w:val="460" w:hRule="atLeast"/>
+        </w:trPr>
+        <w:tc>
+          <w:tcPr>
+            <w:tcW w:type="dxa" w:w="9070"/>
+            <w:tcMar>
+              <w:top w:type="dxa" w:w="40"/>
+              <w:left w:type="dxa" w:w="140"/>
+              <w:bottom w:type="dxa" w:w="40"/>
+              <w:right w:type="dxa" w:w="140"/>
+            </w:tcMar>
+          </w:tcPr>
+          <w:p>
+            <w:pPr>
+              <w:spacing w:after="0"/>
+            </w:pPr>
+          </w:p>
+        </w:tc>
+      </w:tr>
+    </w:tbl>
+    <w:p>
+      <w:pPr>
+        <w:keepNext/>
+        <w:spacing w:after="60" w:before="220"/>
+      </w:pPr>
+      <w:r>
+        <w:rPr>
+          <w:b/>
+          <w:bCs/>
+          <w:color w:val="1F3A5F"/>
+          <w:sz w:val="24"/>
+          <w:szCs w:val="24"/>
+        </w:rPr>
+        <w:t xml:space="preserve">I like</w:t>
+      </w:r>
+    </w:p>
+    <w:tbl>
+      <w:tblPr>
+        <w:tblW w:type="pct" w:w="100%"/>
+        <w:tblBorders>
+          <w:top w:val="single" w:color="B9B3A6" w:sz="6"/>
+          <w:left w:val="single" w:color="B9B3A6" w:sz="6"/>
+          <w:bottom w:val="single" w:color="B9B3A6" w:sz="6"/>
+          <w:right w:val="single" w:color="B9B3A6" w:sz="6"/>
+          <w:insideH w:val="single" w:color="E2DED3" w:sz="1"/>
+          <w:insideV w:val="none"/>
+        </w:tblBorders>
+      </w:tblPr>
+      <w:tblGrid>
+        <w:gridCol w:w="9070"/>
+      </w:tblGrid>
+      <w:tr>
+        <w:trPr>
+          <w:trHeight w:val="460" w:hRule="atLeast"/>
+        </w:trPr>
+        <w:tc>
+          <w:tcPr>
+            <w:tcW w:type="dxa" w:w="9070"/>
+            <w:tcMar>
+              <w:top w:type="dxa" w:w="40"/>
+              <w:left w:type="dxa" w:w="140"/>
+              <w:bottom w:type="dxa" w:w="40"/>
+              <w:right w:type="dxa" w:w="140"/>
+            </w:tcMar>
+          </w:tcPr>
+          <w:p>
+            <w:pPr>
+              <w:spacing w:after="0"/>
+            </w:pPr>
+          </w:p>
+        </w:tc>
+      </w:tr>
+      <w:tr>
+        <w:trPr>
+          <w:trHeight w:val="460" w:hRule="atLeast"/>
+        </w:trPr>
+        <w:tc>
+          <w:tcPr>
+            <w:tcW w:type="dxa" w:w="9070"/>
+            <w:tcMar>
+              <w:top w:type="dxa" w:w="40"/>
+              <w:left w:type="dxa" w:w="140"/>
+              <w:bottom w:type="dxa" w:w="40"/>
+              <w:right w:type="dxa" w:w="140"/>
+            </w:tcMar>
+          </w:tcPr>
+          <w:p>
+            <w:pPr>
+              <w:spacing w:after="0"/>
+            </w:pPr>
+          </w:p>
+        </w:tc>
+      </w:tr>
+    </w:tbl>
+    <w:p>
+      <w:pPr>
+        <w:keepNext/>
+        <w:spacing w:after="60" w:before="220"/>
+      </w:pPr>
+      <w:r>
+        <w:rPr>
+          <w:b/>
+          <w:bCs/>
+          <w:color w:val="1F3A5F"/>
+          <w:sz w:val="24"/>
+          <w:szCs w:val="24"/>
+        </w:rPr>
+        <w:t xml:space="preserve">I am good at</w:t>
+      </w:r>
+    </w:p>
+    <w:tbl>
+      <w:tblPr>
+        <w:tblW w:type="pct" w:w="100%"/>
+        <w:tblBorders>
+          <w:top w:val="single" w:color="B9B3A6" w:sz="6"/>
+          <w:left w:val="single" w:color="B9B3A6" w:sz="6"/>
+          <w:bottom w:val="single" w:color="B9B3A6" w:sz="6"/>
+          <w:right w:val="single" w:color="B9B3A6" w:sz="6"/>
+          <w:insideH w:val="single" w:color="E2DED3" w:sz="1"/>
+          <w:insideV w:val="none"/>
+        </w:tblBorders>
+      </w:tblPr>
+      <w:tblGrid>
+        <w:gridCol w:w="9070"/>
+      </w:tblGrid>
       <w:tr>
         <w:trPr>
           <w:trHeight w:val="460" w:hRule="atLeast"/>
@@ -15196,6 +16448,538 @@
         <w:rPr>
           <w:b/>
           <w:bCs/>
+          <w:color w:val="7A3B69"/>
+          <w:spacing w:val="30"/>
+          <w:sz w:val="16"/>
+          <w:szCs w:val="16"/>
+        </w:rPr>
+        <w:t xml:space="preserve">I AM… - SAYING WHO YOU ARE</w:t>
+      </w:r>
+    </w:p>
+    <w:p>
+      <w:pPr>
+        <w:pStyle w:val="Heading2"/>
+        <w:keepNext/>
+        <w:spacing w:after="180" w:before="160"/>
+      </w:pPr>
+      <w:r>
+        <w:rPr>
+          <w:b/>
+          <w:bCs/>
+          <w:color w:val="1F3A5F"/>
+          <w:sz w:val="38"/>
+          <w:szCs w:val="38"/>
+        </w:rPr>
+        <w:t xml:space="preserve">My notes and drawings</w:t>
+      </w:r>
+    </w:p>
+    <w:p>
+      <w:pPr>
+        <w:spacing w:after="160" w:before="0" w:line="300"/>
+      </w:pPr>
+      <w:r>
+        <w:rPr>
+          <w:sz w:val="24"/>
+          <w:szCs w:val="24"/>
+        </w:rPr>
+        <w:t xml:space="preserve">Anything you want to keep from this step. Words, drawings, or scribbles - it is your page, and no one grades it.</w:t>
+      </w:r>
+    </w:p>
+    <w:tbl>
+      <w:tblPr>
+        <w:tblW w:type="pct" w:w="100%"/>
+        <w:tblBorders>
+          <w:top w:val="single" w:color="B9B3A6" w:sz="6"/>
+          <w:left w:val="single" w:color="B9B3A6" w:sz="6"/>
+          <w:bottom w:val="single" w:color="B9B3A6" w:sz="6"/>
+          <w:right w:val="single" w:color="B9B3A6" w:sz="6"/>
+          <w:insideH w:val="single" w:color="E2DED3" w:sz="1"/>
+          <w:insideV w:val="none"/>
+        </w:tblBorders>
+      </w:tblPr>
+      <w:tblGrid>
+        <w:gridCol w:w="9070"/>
+      </w:tblGrid>
+      <w:tr>
+        <w:trPr>
+          <w:trHeight w:val="460" w:hRule="atLeast"/>
+        </w:trPr>
+        <w:tc>
+          <w:tcPr>
+            <w:tcW w:type="dxa" w:w="9070"/>
+            <w:tcMar>
+              <w:top w:type="dxa" w:w="40"/>
+              <w:left w:type="dxa" w:w="140"/>
+              <w:bottom w:type="dxa" w:w="40"/>
+              <w:right w:type="dxa" w:w="140"/>
+            </w:tcMar>
+          </w:tcPr>
+          <w:p>
+            <w:pPr>
+              <w:spacing w:after="0"/>
+            </w:pPr>
+          </w:p>
+        </w:tc>
+      </w:tr>
+      <w:tr>
+        <w:trPr>
+          <w:trHeight w:val="460" w:hRule="atLeast"/>
+        </w:trPr>
+        <w:tc>
+          <w:tcPr>
+            <w:tcW w:type="dxa" w:w="9070"/>
+            <w:tcMar>
+              <w:top w:type="dxa" w:w="40"/>
+              <w:left w:type="dxa" w:w="140"/>
+              <w:bottom w:type="dxa" w:w="40"/>
+              <w:right w:type="dxa" w:w="140"/>
+            </w:tcMar>
+          </w:tcPr>
+          <w:p>
+            <w:pPr>
+              <w:spacing w:after="0"/>
+            </w:pPr>
+          </w:p>
+        </w:tc>
+      </w:tr>
+      <w:tr>
+        <w:trPr>
+          <w:trHeight w:val="460" w:hRule="atLeast"/>
+        </w:trPr>
+        <w:tc>
+          <w:tcPr>
+            <w:tcW w:type="dxa" w:w="9070"/>
+            <w:tcMar>
+              <w:top w:type="dxa" w:w="40"/>
+              <w:left w:type="dxa" w:w="140"/>
+              <w:bottom w:type="dxa" w:w="40"/>
+              <w:right w:type="dxa" w:w="140"/>
+            </w:tcMar>
+          </w:tcPr>
+          <w:p>
+            <w:pPr>
+              <w:spacing w:after="0"/>
+            </w:pPr>
+          </w:p>
+        </w:tc>
+      </w:tr>
+      <w:tr>
+        <w:trPr>
+          <w:trHeight w:val="460" w:hRule="atLeast"/>
+        </w:trPr>
+        <w:tc>
+          <w:tcPr>
+            <w:tcW w:type="dxa" w:w="9070"/>
+            <w:tcMar>
+              <w:top w:type="dxa" w:w="40"/>
+              <w:left w:type="dxa" w:w="140"/>
+              <w:bottom w:type="dxa" w:w="40"/>
+              <w:right w:type="dxa" w:w="140"/>
+            </w:tcMar>
+          </w:tcPr>
+          <w:p>
+            <w:pPr>
+              <w:spacing w:after="0"/>
+            </w:pPr>
+          </w:p>
+        </w:tc>
+      </w:tr>
+      <w:tr>
+        <w:trPr>
+          <w:trHeight w:val="460" w:hRule="atLeast"/>
+        </w:trPr>
+        <w:tc>
+          <w:tcPr>
+            <w:tcW w:type="dxa" w:w="9070"/>
+            <w:tcMar>
+              <w:top w:type="dxa" w:w="40"/>
+              <w:left w:type="dxa" w:w="140"/>
+              <w:bottom w:type="dxa" w:w="40"/>
+              <w:right w:type="dxa" w:w="140"/>
+            </w:tcMar>
+          </w:tcPr>
+          <w:p>
+            <w:pPr>
+              <w:spacing w:after="0"/>
+            </w:pPr>
+          </w:p>
+        </w:tc>
+      </w:tr>
+      <w:tr>
+        <w:trPr>
+          <w:trHeight w:val="460" w:hRule="atLeast"/>
+        </w:trPr>
+        <w:tc>
+          <w:tcPr>
+            <w:tcW w:type="dxa" w:w="9070"/>
+            <w:tcMar>
+              <w:top w:type="dxa" w:w="40"/>
+              <w:left w:type="dxa" w:w="140"/>
+              <w:bottom w:type="dxa" w:w="40"/>
+              <w:right w:type="dxa" w:w="140"/>
+            </w:tcMar>
+          </w:tcPr>
+          <w:p>
+            <w:pPr>
+              <w:spacing w:after="0"/>
+            </w:pPr>
+          </w:p>
+        </w:tc>
+      </w:tr>
+      <w:tr>
+        <w:trPr>
+          <w:trHeight w:val="460" w:hRule="atLeast"/>
+        </w:trPr>
+        <w:tc>
+          <w:tcPr>
+            <w:tcW w:type="dxa" w:w="9070"/>
+            <w:tcMar>
+              <w:top w:type="dxa" w:w="40"/>
+              <w:left w:type="dxa" w:w="140"/>
+              <w:bottom w:type="dxa" w:w="40"/>
+              <w:right w:type="dxa" w:w="140"/>
+            </w:tcMar>
+          </w:tcPr>
+          <w:p>
+            <w:pPr>
+              <w:spacing w:after="0"/>
+            </w:pPr>
+          </w:p>
+        </w:tc>
+      </w:tr>
+      <w:tr>
+        <w:trPr>
+          <w:trHeight w:val="460" w:hRule="atLeast"/>
+        </w:trPr>
+        <w:tc>
+          <w:tcPr>
+            <w:tcW w:type="dxa" w:w="9070"/>
+            <w:tcMar>
+              <w:top w:type="dxa" w:w="40"/>
+              <w:left w:type="dxa" w:w="140"/>
+              <w:bottom w:type="dxa" w:w="40"/>
+              <w:right w:type="dxa" w:w="140"/>
+            </w:tcMar>
+          </w:tcPr>
+          <w:p>
+            <w:pPr>
+              <w:spacing w:after="0"/>
+            </w:pPr>
+          </w:p>
+        </w:tc>
+      </w:tr>
+      <w:tr>
+        <w:trPr>
+          <w:trHeight w:val="460" w:hRule="atLeast"/>
+        </w:trPr>
+        <w:tc>
+          <w:tcPr>
+            <w:tcW w:type="dxa" w:w="9070"/>
+            <w:tcMar>
+              <w:top w:type="dxa" w:w="40"/>
+              <w:left w:type="dxa" w:w="140"/>
+              <w:bottom w:type="dxa" w:w="40"/>
+              <w:right w:type="dxa" w:w="140"/>
+            </w:tcMar>
+          </w:tcPr>
+          <w:p>
+            <w:pPr>
+              <w:spacing w:after="0"/>
+            </w:pPr>
+          </w:p>
+        </w:tc>
+      </w:tr>
+      <w:tr>
+        <w:trPr>
+          <w:trHeight w:val="460" w:hRule="atLeast"/>
+        </w:trPr>
+        <w:tc>
+          <w:tcPr>
+            <w:tcW w:type="dxa" w:w="9070"/>
+            <w:tcMar>
+              <w:top w:type="dxa" w:w="40"/>
+              <w:left w:type="dxa" w:w="140"/>
+              <w:bottom w:type="dxa" w:w="40"/>
+              <w:right w:type="dxa" w:w="140"/>
+            </w:tcMar>
+          </w:tcPr>
+          <w:p>
+            <w:pPr>
+              <w:spacing w:after="0"/>
+            </w:pPr>
+          </w:p>
+        </w:tc>
+      </w:tr>
+      <w:tr>
+        <w:trPr>
+          <w:trHeight w:val="460" w:hRule="atLeast"/>
+        </w:trPr>
+        <w:tc>
+          <w:tcPr>
+            <w:tcW w:type="dxa" w:w="9070"/>
+            <w:tcMar>
+              <w:top w:type="dxa" w:w="40"/>
+              <w:left w:type="dxa" w:w="140"/>
+              <w:bottom w:type="dxa" w:w="40"/>
+              <w:right w:type="dxa" w:w="140"/>
+            </w:tcMar>
+          </w:tcPr>
+          <w:p>
+            <w:pPr>
+              <w:spacing w:after="0"/>
+            </w:pPr>
+          </w:p>
+        </w:tc>
+      </w:tr>
+      <w:tr>
+        <w:trPr>
+          <w:trHeight w:val="460" w:hRule="atLeast"/>
+        </w:trPr>
+        <w:tc>
+          <w:tcPr>
+            <w:tcW w:type="dxa" w:w="9070"/>
+            <w:tcMar>
+              <w:top w:type="dxa" w:w="40"/>
+              <w:left w:type="dxa" w:w="140"/>
+              <w:bottom w:type="dxa" w:w="40"/>
+              <w:right w:type="dxa" w:w="140"/>
+            </w:tcMar>
+          </w:tcPr>
+          <w:p>
+            <w:pPr>
+              <w:spacing w:after="0"/>
+            </w:pPr>
+          </w:p>
+        </w:tc>
+      </w:tr>
+      <w:tr>
+        <w:trPr>
+          <w:trHeight w:val="460" w:hRule="atLeast"/>
+        </w:trPr>
+        <w:tc>
+          <w:tcPr>
+            <w:tcW w:type="dxa" w:w="9070"/>
+            <w:tcMar>
+              <w:top w:type="dxa" w:w="40"/>
+              <w:left w:type="dxa" w:w="140"/>
+              <w:bottom w:type="dxa" w:w="40"/>
+              <w:right w:type="dxa" w:w="140"/>
+            </w:tcMar>
+          </w:tcPr>
+          <w:p>
+            <w:pPr>
+              <w:spacing w:after="0"/>
+            </w:pPr>
+          </w:p>
+        </w:tc>
+      </w:tr>
+      <w:tr>
+        <w:trPr>
+          <w:trHeight w:val="460" w:hRule="atLeast"/>
+        </w:trPr>
+        <w:tc>
+          <w:tcPr>
+            <w:tcW w:type="dxa" w:w="9070"/>
+            <w:tcMar>
+              <w:top w:type="dxa" w:w="40"/>
+              <w:left w:type="dxa" w:w="140"/>
+              <w:bottom w:type="dxa" w:w="40"/>
+              <w:right w:type="dxa" w:w="140"/>
+            </w:tcMar>
+          </w:tcPr>
+          <w:p>
+            <w:pPr>
+              <w:spacing w:after="0"/>
+            </w:pPr>
+          </w:p>
+        </w:tc>
+      </w:tr>
+      <w:tr>
+        <w:trPr>
+          <w:trHeight w:val="460" w:hRule="atLeast"/>
+        </w:trPr>
+        <w:tc>
+          <w:tcPr>
+            <w:tcW w:type="dxa" w:w="9070"/>
+            <w:tcMar>
+              <w:top w:type="dxa" w:w="40"/>
+              <w:left w:type="dxa" w:w="140"/>
+              <w:bottom w:type="dxa" w:w="40"/>
+              <w:right w:type="dxa" w:w="140"/>
+            </w:tcMar>
+          </w:tcPr>
+          <w:p>
+            <w:pPr>
+              <w:spacing w:after="0"/>
+            </w:pPr>
+          </w:p>
+        </w:tc>
+      </w:tr>
+      <w:tr>
+        <w:trPr>
+          <w:trHeight w:val="460" w:hRule="atLeast"/>
+        </w:trPr>
+        <w:tc>
+          <w:tcPr>
+            <w:tcW w:type="dxa" w:w="9070"/>
+            <w:tcMar>
+              <w:top w:type="dxa" w:w="40"/>
+              <w:left w:type="dxa" w:w="140"/>
+              <w:bottom w:type="dxa" w:w="40"/>
+              <w:right w:type="dxa" w:w="140"/>
+            </w:tcMar>
+          </w:tcPr>
+          <w:p>
+            <w:pPr>
+              <w:spacing w:after="0"/>
+            </w:pPr>
+          </w:p>
+        </w:tc>
+      </w:tr>
+      <w:tr>
+        <w:trPr>
+          <w:trHeight w:val="460" w:hRule="atLeast"/>
+        </w:trPr>
+        <w:tc>
+          <w:tcPr>
+            <w:tcW w:type="dxa" w:w="9070"/>
+            <w:tcMar>
+              <w:top w:type="dxa" w:w="40"/>
+              <w:left w:type="dxa" w:w="140"/>
+              <w:bottom w:type="dxa" w:w="40"/>
+              <w:right w:type="dxa" w:w="140"/>
+            </w:tcMar>
+          </w:tcPr>
+          <w:p>
+            <w:pPr>
+              <w:spacing w:after="0"/>
+            </w:pPr>
+          </w:p>
+        </w:tc>
+      </w:tr>
+      <w:tr>
+        <w:trPr>
+          <w:trHeight w:val="460" w:hRule="atLeast"/>
+        </w:trPr>
+        <w:tc>
+          <w:tcPr>
+            <w:tcW w:type="dxa" w:w="9070"/>
+            <w:tcMar>
+              <w:top w:type="dxa" w:w="40"/>
+              <w:left w:type="dxa" w:w="140"/>
+              <w:bottom w:type="dxa" w:w="40"/>
+              <w:right w:type="dxa" w:w="140"/>
+            </w:tcMar>
+          </w:tcPr>
+          <w:p>
+            <w:pPr>
+              <w:spacing w:after="0"/>
+            </w:pPr>
+          </w:p>
+        </w:tc>
+      </w:tr>
+      <w:tr>
+        <w:trPr>
+          <w:trHeight w:val="460" w:hRule="atLeast"/>
+        </w:trPr>
+        <w:tc>
+          <w:tcPr>
+            <w:tcW w:type="dxa" w:w="9070"/>
+            <w:tcMar>
+              <w:top w:type="dxa" w:w="40"/>
+              <w:left w:type="dxa" w:w="140"/>
+              <w:bottom w:type="dxa" w:w="40"/>
+              <w:right w:type="dxa" w:w="140"/>
+            </w:tcMar>
+          </w:tcPr>
+          <w:p>
+            <w:pPr>
+              <w:spacing w:after="0"/>
+            </w:pPr>
+          </w:p>
+        </w:tc>
+      </w:tr>
+      <w:tr>
+        <w:trPr>
+          <w:trHeight w:val="460" w:hRule="atLeast"/>
+        </w:trPr>
+        <w:tc>
+          <w:tcPr>
+            <w:tcW w:type="dxa" w:w="9070"/>
+            <w:tcMar>
+              <w:top w:type="dxa" w:w="40"/>
+              <w:left w:type="dxa" w:w="140"/>
+              <w:bottom w:type="dxa" w:w="40"/>
+              <w:right w:type="dxa" w:w="140"/>
+            </w:tcMar>
+          </w:tcPr>
+          <w:p>
+            <w:pPr>
+              <w:spacing w:after="0"/>
+            </w:pPr>
+          </w:p>
+        </w:tc>
+      </w:tr>
+      <w:tr>
+        <w:trPr>
+          <w:trHeight w:val="460" w:hRule="atLeast"/>
+        </w:trPr>
+        <w:tc>
+          <w:tcPr>
+            <w:tcW w:type="dxa" w:w="9070"/>
+            <w:tcMar>
+              <w:top w:type="dxa" w:w="40"/>
+              <w:left w:type="dxa" w:w="140"/>
+              <w:bottom w:type="dxa" w:w="40"/>
+              <w:right w:type="dxa" w:w="140"/>
+            </w:tcMar>
+          </w:tcPr>
+          <w:p>
+            <w:pPr>
+              <w:spacing w:after="0"/>
+            </w:pPr>
+          </w:p>
+        </w:tc>
+      </w:tr>
+      <w:tr>
+        <w:trPr>
+          <w:trHeight w:val="460" w:hRule="atLeast"/>
+        </w:trPr>
+        <w:tc>
+          <w:tcPr>
+            <w:tcW w:type="dxa" w:w="9070"/>
+            <w:tcMar>
+              <w:top w:type="dxa" w:w="40"/>
+              <w:left w:type="dxa" w:w="140"/>
+              <w:bottom w:type="dxa" w:w="40"/>
+              <w:right w:type="dxa" w:w="140"/>
+            </w:tcMar>
+          </w:tcPr>
+          <w:p>
+            <w:pPr>
+              <w:spacing w:after="0"/>
+            </w:pPr>
+          </w:p>
+        </w:tc>
+      </w:tr>
+    </w:tbl>
+    <w:p>
+      <w:r>
+        <w:br w:type="page"/>
+      </w:r>
+    </w:p>
+    <w:p>
+      <w:pPr>
+        <w:keepNext/>
+        <w:pBdr>
+          <w:bottom w:val="single" w:color="B9B3A6" w:sz="4"/>
+        </w:pBdr>
+        <w:spacing w:after="60"/>
+      </w:pPr>
+      <w:r>
+        <w:rPr>
+          <w:b/>
+          <w:bCs/>
           <w:color w:val="FFFFFF"/>
           <w:spacing w:val="30"/>
           <w:sz w:val="16"/>
@@ -15213,7 +16997,7 @@
           <w:sz w:val="16"/>
           <w:szCs w:val="16"/>
         </w:rPr>
-        <w:t xml:space="preserve">   I AM, I AM FROM, I LIKE - YOUR FIRST SENTENCES</w:t>
+        <w:t xml:space="preserve">   PRACTISING YOUR SENTENCES: AM, IS, ARE, AND WHO IS WHO</w:t>
       </w:r>
     </w:p>
     <w:p>
@@ -15230,7 +17014,7 @@
           <w:sz w:val="38"/>
           <w:szCs w:val="38"/>
         </w:rPr>
-        <w:t xml:space="preserve">How to say who you are</w:t>
+        <w:t xml:space="preserve">How to build your own sentences</w:t>
       </w:r>
     </w:p>
     <w:p>
@@ -15242,7 +17026,7 @@
           <w:sz w:val="22"/>
           <w:szCs w:val="22"/>
         </w:rPr>
-        <w:t xml:space="preserve">You have collected words. Now we put them into sentences - so you can tell someone who you are.</w:t>
+        <w:t xml:space="preserve">You know I am, he is, she is. Now here is the whole pattern, so you can make sentences nobody taught you.</w:t>
       </w:r>
     </w:p>
     <w:p>
@@ -15259,7 +17043,7 @@
           <w:sz w:val="24"/>
           <w:szCs w:val="24"/>
         </w:rPr>
-        <w:t xml:space="preserve">Three sentences. That is all you need to begin.</w:t>
+        <w:t xml:space="preserve">The whole rule. It is short.</w:t>
       </w:r>
     </w:p>
     <w:p>
@@ -15276,7 +17060,7 @@
           <w:sz w:val="22"/>
           <w:szCs w:val="22"/>
         </w:rPr>
-        <w:t xml:space="preserve">I am ______ .   (your name)</w:t>
+        <w:t xml:space="preserve">I → am</w:t>
       </w:r>
     </w:p>
     <w:p>
@@ -15293,7 +17077,7 @@
           <w:sz w:val="22"/>
           <w:szCs w:val="22"/>
         </w:rPr>
-        <w:t xml:space="preserve">I am from ______ .   (a place)</w:t>
+        <w:t xml:space="preserve">he, she, it → is   (also one person, one thing)</w:t>
       </w:r>
     </w:p>
     <w:p>
@@ -15310,7 +17094,7 @@
           <w:sz w:val="22"/>
           <w:szCs w:val="22"/>
         </w:rPr>
-        <w:t xml:space="preserve">I like ______ .   (something you like)</w:t>
+        <w:t xml:space="preserve">you, we, they → are   (also more than one)</w:t>
       </w:r>
     </w:p>
     <w:p>
@@ -15322,7 +17106,7 @@
           <w:sz w:val="22"/>
           <w:szCs w:val="22"/>
         </w:rPr>
-        <w:t xml:space="preserve">With those three, you can introduce yourself to anyone in the world who speaks English.</w:t>
+        <w:t xml:space="preserve">That is the entire rule. There is no more of it.</w:t>
       </w:r>
     </w:p>
     <w:p>
@@ -15339,7 +17123,7 @@
           <w:sz w:val="24"/>
           <w:szCs w:val="24"/>
         </w:rPr>
-        <w:t xml:space="preserve">Learn them as ONE piece</w:t>
+        <w:t xml:space="preserve">Say it, do not study it</w:t>
       </w:r>
     </w:p>
     <w:p>
@@ -15351,7 +17135,7 @@
           <w:sz w:val="22"/>
           <w:szCs w:val="22"/>
         </w:rPr>
-        <w:t xml:space="preserve">Do not try to understand why it is "I am" and not "I is". Not yet.</w:t>
+        <w:t xml:space="preserve">Do not try to remember this as a list. Say the pairs out loud until they sound right:</w:t>
       </w:r>
     </w:p>
     <w:p>
@@ -15363,7 +17147,7 @@
           <w:sz w:val="22"/>
           <w:szCs w:val="22"/>
         </w:rPr>
-        <w:t xml:space="preserve">For now, take "I am" as one thing, like one word. Say it many, many times until it comes out without thinking. The reason comes later, and it will make sense then.</w:t>
+        <w:t xml:space="preserve">I am. He is. She is. You are. We are. They are.</w:t>
       </w:r>
     </w:p>
     <w:p>
@@ -15375,7 +17159,19 @@
           <w:sz w:val="22"/>
           <w:szCs w:val="22"/>
         </w:rPr>
-        <w:t xml:space="preserve">This is how everybody learns a language at the start. Chunks first, rules after.</w:t>
+        <w:t xml:space="preserve">Again. And again.</w:t>
+      </w:r>
+    </w:p>
+    <w:p>
+      <w:pPr>
+        <w:spacing w:after="140" w:before="0" w:line="300"/>
+      </w:pPr>
+      <w:r>
+        <w:rPr>
+          <w:sz w:val="22"/>
+          <w:szCs w:val="22"/>
+        </w:rPr>
+        <w:t xml:space="preserve">Your ear will learn this faster than your head will. When "I is" starts to sound wrong to you, you have got it - and that feeling of wrongness is worth more than remembering any rule.</w:t>
       </w:r>
     </w:p>
     <w:p>
@@ -15392,7 +17188,7 @@
           <w:sz w:val="24"/>
           <w:szCs w:val="24"/>
         </w:rPr>
-        <w:t xml:space="preserve">About "I am from"</w:t>
+        <w:t xml:space="preserve">Build sentences with the cards</w:t>
       </w:r>
     </w:p>
     <w:p>
@@ -15404,7 +17200,7 @@
           <w:sz w:val="22"/>
           <w:szCs w:val="22"/>
         </w:rPr>
-        <w:t xml:space="preserve">You choose what to say here.</w:t>
+        <w:t xml:space="preserve">Your facilitator gives out the word cards. You do not have to make them.</w:t>
       </w:r>
     </w:p>
     <w:p>
@@ -15416,24 +17212,7 @@
           <w:sz w:val="22"/>
           <w:szCs w:val="22"/>
         </w:rPr>
-        <w:t xml:space="preserve">You can say the place you live now. You can say the place you are from. Both are right. It is your sentence and nobody will ask you why you chose one.</w:t>
-      </w:r>
-    </w:p>
-    <w:p>
-      <w:pPr>
-        <w:pStyle w:val="Heading3"/>
-        <w:keepNext/>
-        <w:spacing w:after="80" w:before="220"/>
-      </w:pPr>
-      <w:r>
-        <w:rPr>
-          <w:b/>
-          <w:bCs/>
-          <w:color w:val="1F3A5F"/>
-          <w:sz w:val="24"/>
-          <w:szCs w:val="24"/>
-        </w:rPr>
-        <w:t xml:space="preserve">Now for other people</w:t>
+        <w:t xml:space="preserve">Take a who card, then an am/is/are card, then one of your own words:</w:t>
       </w:r>
     </w:p>
     <w:p>
@@ -15450,7 +17229,7 @@
           <w:sz w:val="22"/>
           <w:szCs w:val="22"/>
         </w:rPr>
-        <w:t xml:space="preserve">He is ______ .   (a boy, a man)</w:t>
+        <w:t xml:space="preserve">I + am + *from camp four*</w:t>
       </w:r>
     </w:p>
     <w:p>
@@ -15467,19 +17246,24 @@
           <w:sz w:val="22"/>
           <w:szCs w:val="22"/>
         </w:rPr>
-        <w:t xml:space="preserve">She is ______ .   (a girl, a woman)</w:t>
-      </w:r>
-    </w:p>
-    <w:p>
-      <w:pPr>
-        <w:spacing w:after="140" w:before="0" w:line="300"/>
+        <w:t xml:space="preserve">She + is + *my sister*</w:t>
+      </w:r>
+    </w:p>
+    <w:p>
+      <w:pPr>
+        <w:pStyle w:val="ListParagraph"/>
+        <w:numPr>
+          <w:ilvl w:val="0"/>
+          <w:numId w:val="1"/>
+        </w:numPr>
+        <w:spacing w:after="80" w:line="300"/>
       </w:pPr>
       <w:r>
         <w:rPr>
           <w:sz w:val="22"/>
           <w:szCs w:val="22"/>
         </w:rPr>
-        <w:t xml:space="preserve">So you can introduce your friend:</w:t>
+        <w:t xml:space="preserve">We + are + *learning English*</w:t>
       </w:r>
     </w:p>
     <w:p>
@@ -15491,19 +17275,7 @@
           <w:sz w:val="22"/>
           <w:szCs w:val="22"/>
         </w:rPr>
-        <w:t xml:space="preserve">"This is Amina. She is from camp four. She likes cooking."</w:t>
-      </w:r>
-    </w:p>
-    <w:p>
-      <w:pPr>
-        <w:spacing w:after="140" w:before="0" w:line="300"/>
-      </w:pPr>
-      <w:r>
-        <w:rPr>
-          <w:sz w:val="22"/>
-          <w:szCs w:val="22"/>
-        </w:rPr>
-        <w:t xml:space="preserve">Listen carefully when someone introduces you. Being introduced properly, and having your name said correctly, feels good - so do it well for other people.</w:t>
+        <w:t xml:space="preserve">Move them with your hands. Swap one card and read the new sentence aloud. Then swap another.</w:t>
       </w:r>
     </w:p>
     <w:p>
@@ -15520,7 +17292,7 @@
           <w:sz w:val="24"/>
           <w:szCs w:val="24"/>
         </w:rPr>
-        <w:t xml:space="preserve">Say it out loud, a lot</w:t>
+        <w:t xml:space="preserve">Now turn it into a question</w:t>
       </w:r>
     </w:p>
     <w:p>
@@ -15532,19 +17304,65 @@
           <w:sz w:val="22"/>
           <w:szCs w:val="22"/>
         </w:rPr>
-        <w:t xml:space="preserve">You cannot learn this by looking at it. You learn it by saying it.</w:t>
-      </w:r>
-    </w:p>
-    <w:p>
-      <w:pPr>
-        <w:spacing w:after="140" w:before="0" w:line="300"/>
+        <w:t xml:space="preserve">This is the useful part. Move the first two cards around and you have a question:</w:t>
+      </w:r>
+    </w:p>
+    <w:p>
+      <w:pPr>
+        <w:pStyle w:val="ListParagraph"/>
+        <w:numPr>
+          <w:ilvl w:val="0"/>
+          <w:numId w:val="1"/>
+        </w:numPr>
+        <w:spacing w:after="80" w:line="300"/>
       </w:pPr>
       <w:r>
         <w:rPr>
           <w:sz w:val="22"/>
           <w:szCs w:val="22"/>
         </w:rPr>
-        <w:t xml:space="preserve">Say it with everyone together. Then say it to your partner. Then say it again to a different partner. Then say it at home tonight.</w:t>
+        <w:t xml:space="preserve">You are from camp four.  →  Are you from camp four?</w:t>
+      </w:r>
+    </w:p>
+    <w:p>
+      <w:pPr>
+        <w:pStyle w:val="ListParagraph"/>
+        <w:numPr>
+          <w:ilvl w:val="0"/>
+          <w:numId w:val="1"/>
+        </w:numPr>
+        <w:spacing w:after="80" w:line="300"/>
+      </w:pPr>
+      <w:r>
+        <w:rPr>
+          <w:sz w:val="22"/>
+          <w:szCs w:val="22"/>
+        </w:rPr>
+        <w:t xml:space="preserve">She is your sister.  →  Is she your sister?</w:t>
+      </w:r>
+    </w:p>
+    <w:p>
+      <w:pPr>
+        <w:spacing w:after="140" w:before="0" w:line="300"/>
+      </w:pPr>
+      <w:r>
+        <w:rPr>
+          <w:sz w:val="22"/>
+          <w:szCs w:val="22"/>
+        </w:rPr>
+        <w:t xml:space="preserve">That is it. Same words, different order.</w:t>
+      </w:r>
+    </w:p>
+    <w:p>
+      <w:pPr>
+        <w:spacing w:after="140" w:before="0" w:line="300"/>
+      </w:pPr>
+      <w:r>
+        <w:rPr>
+          <w:sz w:val="22"/>
+          <w:szCs w:val="22"/>
+        </w:rPr>
+        <w:t xml:space="preserve">Now you can ASK as well as answer - and that is what a conversation is.</w:t>
       </w:r>
     </w:p>
     <w:p>
@@ -15561,7 +17379,7 @@
           <w:sz w:val="24"/>
           <w:szCs w:val="24"/>
         </w:rPr>
-        <w:t xml:space="preserve">It only has to be TRUE, not perfect</w:t>
+        <w:t xml:space="preserve">If you make a mistake</w:t>
       </w:r>
     </w:p>
     <w:p>
@@ -15573,7 +17391,19 @@
           <w:sz w:val="22"/>
           <w:szCs w:val="22"/>
         </w:rPr>
-        <w:t xml:space="preserve">If someone understands you, you have succeeded. Perfect comes later, and it comes from using it - not from waiting until you are ready.</w:t>
+        <w:t xml:space="preserve">You will say "I is" sometimes. Everybody does at the start, and it means you are learning a pattern, not that you are failing.</w:t>
+      </w:r>
+    </w:p>
+    <w:p>
+      <w:pPr>
+        <w:spacing w:after="140" w:before="0" w:line="300"/>
+      </w:pPr>
+      <w:r>
+        <w:rPr>
+          <w:sz w:val="22"/>
+          <w:szCs w:val="22"/>
+        </w:rPr>
+        <w:t xml:space="preserve">Just say the right one after it and carry on. Do not stop and worry. Nobody in this room minds a mistake, and every one you make is a pattern you are still learning.</w:t>
       </w:r>
     </w:p>
     <w:tbl>
@@ -15627,7 +17457,7 @@
                 <w:sz w:val="21"/>
                 <w:szCs w:val="21"/>
               </w:rPr>
-              <w:t xml:space="preserve">I am - how you start a sentence about yourself</w:t>
+              <w:t xml:space="preserve">am / is / are - the three words that join a person to what they are</w:t>
             </w:r>
           </w:p>
           <w:p>
@@ -15639,19 +17469,7 @@
                 <w:sz w:val="21"/>
                 <w:szCs w:val="21"/>
               </w:rPr>
-              <w:t xml:space="preserve">he is / she is - how you start a sentence about someone else</w:t>
-            </w:r>
-          </w:p>
-          <w:p>
-            <w:pPr>
-              <w:spacing w:after="60" w:line="280"/>
-            </w:pPr>
-            <w:r>
-              <w:rPr>
-                <w:sz w:val="21"/>
-                <w:szCs w:val="21"/>
-              </w:rPr>
-              <w:t xml:space="preserve">from - the word before a place</w:t>
+              <w:t xml:space="preserve">question - what you make when you swap the first two words round</w:t>
             </w:r>
           </w:p>
         </w:tc>
@@ -15681,7 +17499,7 @@
           <w:sz w:val="24"/>
           <w:szCs w:val="24"/>
         </w:rPr>
-        <w:t xml:space="preserve">Choose the right word for each sentence. Circle it, then check at the back of the book.</w:t>
+        <w:t xml:space="preserve">Is each sentence right, or does it need fixing? Circle your answer, then check at the back of the book.</w:t>
       </w:r>
     </w:p>
     <w:p>
@@ -15693,7 +17511,7 @@
           <w:sz w:val="24"/>
           <w:szCs w:val="24"/>
         </w:rPr>
-        <w:t xml:space="preserve">1.   I ______ Fatima.</w:t>
+        <w:t xml:space="preserve">1.   I is from Camp 4.</w:t>
       </w:r>
     </w:p>
     <w:p>
@@ -15714,7 +17532,7 @@
           <w:sz w:val="24"/>
           <w:szCs w:val="24"/>
         </w:rPr>
-        <w:t xml:space="preserve">am      </w:t>
+        <w:t xml:space="preserve">right      </w:t>
       </w:r>
       <w:r>
         <w:rPr>
@@ -15729,8 +17547,26 @@
           <w:sz w:val="24"/>
           <w:szCs w:val="24"/>
         </w:rPr>
-        <w:t xml:space="preserve">is      </w:t>
-      </w:r>
+        <w:t xml:space="preserve">needs fixing      </w:t>
+      </w:r>
+    </w:p>
+    <w:p>
+      <w:pPr>
+        <w:spacing w:after="20" w:before="80" w:line="300"/>
+      </w:pPr>
+      <w:r>
+        <w:rPr>
+          <w:sz w:val="24"/>
+          <w:szCs w:val="24"/>
+        </w:rPr>
+        <w:t xml:space="preserve">2.   They are my friends.</w:t>
+      </w:r>
+    </w:p>
+    <w:p>
+      <w:pPr>
+        <w:spacing w:after="60" w:line="280"/>
+        <w:ind w:left="340"/>
+      </w:pPr>
       <w:r>
         <w:rPr>
           <w:color w:val="7A3B69"/>
@@ -15744,26 +17580,8 @@
           <w:sz w:val="24"/>
           <w:szCs w:val="24"/>
         </w:rPr>
-        <w:t xml:space="preserve">are      </w:t>
-      </w:r>
-    </w:p>
-    <w:p>
-      <w:pPr>
-        <w:spacing w:after="20" w:before="80" w:line="300"/>
-      </w:pPr>
-      <w:r>
-        <w:rPr>
-          <w:sz w:val="24"/>
-          <w:szCs w:val="24"/>
-        </w:rPr>
-        <w:t xml:space="preserve">2.   She ______ my sister.</w:t>
-      </w:r>
-    </w:p>
-    <w:p>
-      <w:pPr>
-        <w:spacing w:after="60" w:line="280"/>
-        <w:ind w:left="340"/>
-      </w:pPr>
+        <w:t xml:space="preserve">right      </w:t>
+      </w:r>
       <w:r>
         <w:rPr>
           <w:color w:val="7A3B69"/>
@@ -15777,8 +17595,26 @@
           <w:sz w:val="24"/>
           <w:szCs w:val="24"/>
         </w:rPr>
-        <w:t xml:space="preserve">am      </w:t>
-      </w:r>
+        <w:t xml:space="preserve">needs fixing      </w:t>
+      </w:r>
+    </w:p>
+    <w:p>
+      <w:pPr>
+        <w:spacing w:after="20" w:before="80" w:line="300"/>
+      </w:pPr>
+      <w:r>
+        <w:rPr>
+          <w:sz w:val="24"/>
+          <w:szCs w:val="24"/>
+        </w:rPr>
+        <w:t xml:space="preserve">3.   Is she your teacher?</w:t>
+      </w:r>
+    </w:p>
+    <w:p>
+      <w:pPr>
+        <w:spacing w:after="60" w:line="280"/>
+        <w:ind w:left="340"/>
+      </w:pPr>
       <w:r>
         <w:rPr>
           <w:color w:val="7A3B69"/>
@@ -15792,7 +17628,7 @@
           <w:sz w:val="24"/>
           <w:szCs w:val="24"/>
         </w:rPr>
-        <w:t xml:space="preserve">is      </w:t>
+        <w:t xml:space="preserve">right      </w:t>
       </w:r>
       <w:r>
         <w:rPr>
@@ -15807,7 +17643,7 @@
           <w:sz w:val="24"/>
           <w:szCs w:val="24"/>
         </w:rPr>
-        <w:t xml:space="preserve">are      </w:t>
+        <w:t xml:space="preserve">needs fixing      </w:t>
       </w:r>
     </w:p>
     <w:p>
@@ -15819,7 +17655,7 @@
           <w:sz w:val="24"/>
           <w:szCs w:val="24"/>
         </w:rPr>
-        <w:t xml:space="preserve">3.   We ______ from the same camp.</w:t>
+        <w:t xml:space="preserve">4.   We is learning English.</w:t>
       </w:r>
     </w:p>
     <w:p>
@@ -15840,7 +17676,7 @@
           <w:sz w:val="24"/>
           <w:szCs w:val="24"/>
         </w:rPr>
-        <w:t xml:space="preserve">am      </w:t>
+        <w:t xml:space="preserve">right      </w:t>
       </w:r>
       <w:r>
         <w:rPr>
@@ -15855,97 +17691,19 @@
           <w:sz w:val="24"/>
           <w:szCs w:val="24"/>
         </w:rPr>
-        <w:t xml:space="preserve">is      </w:t>
-      </w:r>
-      <w:r>
-        <w:rPr>
-          <w:color w:val="7A3B69"/>
+        <w:t xml:space="preserve">needs fixing      </w:t>
+      </w:r>
+    </w:p>
+    <w:p>
+      <w:pPr>
+        <w:spacing w:after="140" w:before="60" w:line="300"/>
+      </w:pPr>
+      <w:r>
+        <w:rPr>
           <w:sz w:val="24"/>
           <w:szCs w:val="24"/>
         </w:rPr>
-        <w:t xml:space="preserve">○  </w:t>
-      </w:r>
-      <w:r>
-        <w:rPr>
-          <w:sz w:val="24"/>
-          <w:szCs w:val="24"/>
-        </w:rPr>
-        <w:t xml:space="preserve">are      </w:t>
-      </w:r>
-    </w:p>
-    <w:p>
-      <w:pPr>
-        <w:spacing w:after="20" w:before="80" w:line="300"/>
-      </w:pPr>
-      <w:r>
-        <w:rPr>
-          <w:sz w:val="24"/>
-          <w:szCs w:val="24"/>
-        </w:rPr>
-        <w:t xml:space="preserve">4.   He ______ from Myanmar.</w:t>
-      </w:r>
-    </w:p>
-    <w:p>
-      <w:pPr>
-        <w:spacing w:after="60" w:line="280"/>
-        <w:ind w:left="340"/>
-      </w:pPr>
-      <w:r>
-        <w:rPr>
-          <w:color w:val="7A3B69"/>
-          <w:sz w:val="24"/>
-          <w:szCs w:val="24"/>
-        </w:rPr>
-        <w:t xml:space="preserve">○  </w:t>
-      </w:r>
-      <w:r>
-        <w:rPr>
-          <w:sz w:val="24"/>
-          <w:szCs w:val="24"/>
-        </w:rPr>
-        <w:t xml:space="preserve">am      </w:t>
-      </w:r>
-      <w:r>
-        <w:rPr>
-          <w:color w:val="7A3B69"/>
-          <w:sz w:val="24"/>
-          <w:szCs w:val="24"/>
-        </w:rPr>
-        <w:t xml:space="preserve">○  </w:t>
-      </w:r>
-      <w:r>
-        <w:rPr>
-          <w:sz w:val="24"/>
-          <w:szCs w:val="24"/>
-        </w:rPr>
-        <w:t xml:space="preserve">is      </w:t>
-      </w:r>
-      <w:r>
-        <w:rPr>
-          <w:color w:val="7A3B69"/>
-          <w:sz w:val="24"/>
-          <w:szCs w:val="24"/>
-        </w:rPr>
-        <w:t xml:space="preserve">○  </w:t>
-      </w:r>
-      <w:r>
-        <w:rPr>
-          <w:sz w:val="24"/>
-          <w:szCs w:val="24"/>
-        </w:rPr>
-        <w:t xml:space="preserve">are      </w:t>
-      </w:r>
-    </w:p>
-    <w:p>
-      <w:pPr>
-        <w:spacing w:after="140" w:before="60" w:line="300"/>
-      </w:pPr>
-      <w:r>
-        <w:rPr>
-          <w:sz w:val="24"/>
-          <w:szCs w:val="24"/>
-        </w:rPr>
-        <w:t xml:space="preserve">Now say your own three sentences out loud. Then say two about a person next to you, using he or she.</w:t>
+        <w:t xml:space="preserve">Now build three true sentences about yourself from the cards. Then turn one of them into a question and ask someone.</w:t>
       </w:r>
     </w:p>
     <w:p>
@@ -15985,7 +17743,7 @@
           <w:sz w:val="16"/>
           <w:szCs w:val="16"/>
         </w:rPr>
-        <w:t xml:space="preserve">SHEET 11  ·  I AM… - SAYING WHO YOU ARE</w:t>
+        <w:t xml:space="preserve">SHEET 12  ·  SENTENCE PRACTICE</w:t>
       </w:r>
     </w:p>
     <w:p>
@@ -16002,7 +17760,7 @@
           <w:sz w:val="38"/>
           <w:szCs w:val="38"/>
         </w:rPr>
-        <w:t xml:space="preserve">I can say who I am</w:t>
+        <w:t xml:space="preserve">Building sentences</w:t>
       </w:r>
     </w:p>
     <w:p>
@@ -16015,7 +17773,7 @@
           <w:sz w:val="24"/>
           <w:szCs w:val="24"/>
         </w:rPr>
-        <w:t xml:space="preserve">Say each sentence out loud. Fill the ending with your own true words - write, trace, or say it and draw.</w:t>
+        <w:t xml:space="preserve">Put the word cards together to make a true sentence about you. Then say it out loud.</w:t>
       </w:r>
     </w:p>
     <w:tbl>
@@ -16070,1748 +17828,7 @@
                 <w:sz w:val="21"/>
                 <w:szCs w:val="21"/>
               </w:rPr>
-              <w:t xml:space="preserve">I am Fatima.</w:t>
-            </w:r>
-          </w:p>
-          <w:p>
-            <w:pPr>
-              <w:spacing w:after="60" w:line="280"/>
-            </w:pPr>
-            <w:r>
-              <w:rPr>
-                <w:color w:val="3F4A34"/>
-                <w:sz w:val="21"/>
-                <w:szCs w:val="21"/>
-              </w:rPr>
-              <w:t xml:space="preserve">I am from Myanmar.</w:t>
-            </w:r>
-          </w:p>
-          <w:p>
-            <w:pPr>
-              <w:spacing w:after="60" w:line="280"/>
-            </w:pPr>
-            <w:r>
-              <w:rPr>
-                <w:color w:val="3F4A34"/>
-                <w:sz w:val="21"/>
-                <w:szCs w:val="21"/>
-              </w:rPr>
-              <w:t xml:space="preserve">I like rice.</w:t>
-            </w:r>
-          </w:p>
-          <w:p>
-            <w:pPr>
-              <w:spacing w:after="60" w:line="280"/>
-            </w:pPr>
-            <w:r>
-              <w:rPr>
-                <w:color w:val="3F4A34"/>
-                <w:sz w:val="21"/>
-                <w:szCs w:val="21"/>
-              </w:rPr>
-              <w:t xml:space="preserve">I am good at drawing.</w:t>
-            </w:r>
-          </w:p>
-        </w:tc>
-      </w:tr>
-    </w:tbl>
-    <w:p>
-      <w:pPr>
-        <w:spacing w:after="20" w:before="180"/>
-      </w:pPr>
-      <w:r>
-        <w:rPr>
-          <w:b/>
-          <w:bCs/>
-          <w:color w:val="7A3B69"/>
-          <w:sz w:val="22"/>
-          <w:szCs w:val="22"/>
-        </w:rPr>
-        <w:t xml:space="preserve">Now you:</w:t>
-      </w:r>
-    </w:p>
-    <w:p>
-      <w:pPr>
-        <w:keepNext/>
-        <w:spacing w:after="60" w:before="220"/>
-      </w:pPr>
-      <w:r>
-        <w:rPr>
-          <w:b/>
-          <w:bCs/>
-          <w:color w:val="1F3A5F"/>
-          <w:sz w:val="24"/>
-          <w:szCs w:val="24"/>
-        </w:rPr>
-        <w:t xml:space="preserve">I am</w:t>
-      </w:r>
-    </w:p>
-    <w:tbl>
-      <w:tblPr>
-        <w:tblW w:type="pct" w:w="100%"/>
-        <w:tblBorders>
-          <w:top w:val="single" w:color="B9B3A6" w:sz="6"/>
-          <w:left w:val="single" w:color="B9B3A6" w:sz="6"/>
-          <w:bottom w:val="single" w:color="B9B3A6" w:sz="6"/>
-          <w:right w:val="single" w:color="B9B3A6" w:sz="6"/>
-          <w:insideH w:val="single" w:color="E2DED3" w:sz="1"/>
-          <w:insideV w:val="none"/>
-        </w:tblBorders>
-      </w:tblPr>
-      <w:tblGrid>
-        <w:gridCol w:w="9070"/>
-      </w:tblGrid>
-      <w:tr>
-        <w:trPr>
-          <w:trHeight w:val="460" w:hRule="atLeast"/>
-        </w:trPr>
-        <w:tc>
-          <w:tcPr>
-            <w:tcW w:type="dxa" w:w="9070"/>
-            <w:tcMar>
-              <w:top w:type="dxa" w:w="40"/>
-              <w:left w:type="dxa" w:w="140"/>
-              <w:bottom w:type="dxa" w:w="40"/>
-              <w:right w:type="dxa" w:w="140"/>
-            </w:tcMar>
-          </w:tcPr>
-          <w:p>
-            <w:pPr>
-              <w:spacing w:after="0"/>
-            </w:pPr>
-          </w:p>
-        </w:tc>
-      </w:tr>
-      <w:tr>
-        <w:trPr>
-          <w:trHeight w:val="460" w:hRule="atLeast"/>
-        </w:trPr>
-        <w:tc>
-          <w:tcPr>
-            <w:tcW w:type="dxa" w:w="9070"/>
-            <w:tcMar>
-              <w:top w:type="dxa" w:w="40"/>
-              <w:left w:type="dxa" w:w="140"/>
-              <w:bottom w:type="dxa" w:w="40"/>
-              <w:right w:type="dxa" w:w="140"/>
-            </w:tcMar>
-          </w:tcPr>
-          <w:p>
-            <w:pPr>
-              <w:spacing w:after="0"/>
-            </w:pPr>
-          </w:p>
-        </w:tc>
-      </w:tr>
-    </w:tbl>
-    <w:p>
-      <w:pPr>
-        <w:keepNext/>
-        <w:spacing w:after="60" w:before="220"/>
-      </w:pPr>
-      <w:r>
-        <w:rPr>
-          <w:b/>
-          <w:bCs/>
-          <w:color w:val="1F3A5F"/>
-          <w:sz w:val="24"/>
-          <w:szCs w:val="24"/>
-        </w:rPr>
-        <w:t xml:space="preserve">I am from</w:t>
-      </w:r>
-    </w:p>
-    <w:tbl>
-      <w:tblPr>
-        <w:tblW w:type="pct" w:w="100%"/>
-        <w:tblBorders>
-          <w:top w:val="single" w:color="B9B3A6" w:sz="6"/>
-          <w:left w:val="single" w:color="B9B3A6" w:sz="6"/>
-          <w:bottom w:val="single" w:color="B9B3A6" w:sz="6"/>
-          <w:right w:val="single" w:color="B9B3A6" w:sz="6"/>
-          <w:insideH w:val="single" w:color="E2DED3" w:sz="1"/>
-          <w:insideV w:val="none"/>
-        </w:tblBorders>
-      </w:tblPr>
-      <w:tblGrid>
-        <w:gridCol w:w="9070"/>
-      </w:tblGrid>
-      <w:tr>
-        <w:trPr>
-          <w:trHeight w:val="460" w:hRule="atLeast"/>
-        </w:trPr>
-        <w:tc>
-          <w:tcPr>
-            <w:tcW w:type="dxa" w:w="9070"/>
-            <w:tcMar>
-              <w:top w:type="dxa" w:w="40"/>
-              <w:left w:type="dxa" w:w="140"/>
-              <w:bottom w:type="dxa" w:w="40"/>
-              <w:right w:type="dxa" w:w="140"/>
-            </w:tcMar>
-          </w:tcPr>
-          <w:p>
-            <w:pPr>
-              <w:spacing w:after="0"/>
-            </w:pPr>
-          </w:p>
-        </w:tc>
-      </w:tr>
-      <w:tr>
-        <w:trPr>
-          <w:trHeight w:val="460" w:hRule="atLeast"/>
-        </w:trPr>
-        <w:tc>
-          <w:tcPr>
-            <w:tcW w:type="dxa" w:w="9070"/>
-            <w:tcMar>
-              <w:top w:type="dxa" w:w="40"/>
-              <w:left w:type="dxa" w:w="140"/>
-              <w:bottom w:type="dxa" w:w="40"/>
-              <w:right w:type="dxa" w:w="140"/>
-            </w:tcMar>
-          </w:tcPr>
-          <w:p>
-            <w:pPr>
-              <w:spacing w:after="0"/>
-            </w:pPr>
-          </w:p>
-        </w:tc>
-      </w:tr>
-    </w:tbl>
-    <w:p>
-      <w:pPr>
-        <w:keepNext/>
-        <w:spacing w:after="60" w:before="220"/>
-      </w:pPr>
-      <w:r>
-        <w:rPr>
-          <w:b/>
-          <w:bCs/>
-          <w:color w:val="1F3A5F"/>
-          <w:sz w:val="24"/>
-          <w:szCs w:val="24"/>
-        </w:rPr>
-        <w:t xml:space="preserve">I like</w:t>
-      </w:r>
-    </w:p>
-    <w:tbl>
-      <w:tblPr>
-        <w:tblW w:type="pct" w:w="100%"/>
-        <w:tblBorders>
-          <w:top w:val="single" w:color="B9B3A6" w:sz="6"/>
-          <w:left w:val="single" w:color="B9B3A6" w:sz="6"/>
-          <w:bottom w:val="single" w:color="B9B3A6" w:sz="6"/>
-          <w:right w:val="single" w:color="B9B3A6" w:sz="6"/>
-          <w:insideH w:val="single" w:color="E2DED3" w:sz="1"/>
-          <w:insideV w:val="none"/>
-        </w:tblBorders>
-      </w:tblPr>
-      <w:tblGrid>
-        <w:gridCol w:w="9070"/>
-      </w:tblGrid>
-      <w:tr>
-        <w:trPr>
-          <w:trHeight w:val="460" w:hRule="atLeast"/>
-        </w:trPr>
-        <w:tc>
-          <w:tcPr>
-            <w:tcW w:type="dxa" w:w="9070"/>
-            <w:tcMar>
-              <w:top w:type="dxa" w:w="40"/>
-              <w:left w:type="dxa" w:w="140"/>
-              <w:bottom w:type="dxa" w:w="40"/>
-              <w:right w:type="dxa" w:w="140"/>
-            </w:tcMar>
-          </w:tcPr>
-          <w:p>
-            <w:pPr>
-              <w:spacing w:after="0"/>
-            </w:pPr>
-          </w:p>
-        </w:tc>
-      </w:tr>
-      <w:tr>
-        <w:trPr>
-          <w:trHeight w:val="460" w:hRule="atLeast"/>
-        </w:trPr>
-        <w:tc>
-          <w:tcPr>
-            <w:tcW w:type="dxa" w:w="9070"/>
-            <w:tcMar>
-              <w:top w:type="dxa" w:w="40"/>
-              <w:left w:type="dxa" w:w="140"/>
-              <w:bottom w:type="dxa" w:w="40"/>
-              <w:right w:type="dxa" w:w="140"/>
-            </w:tcMar>
-          </w:tcPr>
-          <w:p>
-            <w:pPr>
-              <w:spacing w:after="0"/>
-            </w:pPr>
-          </w:p>
-        </w:tc>
-      </w:tr>
-    </w:tbl>
-    <w:p>
-      <w:pPr>
-        <w:keepNext/>
-        <w:spacing w:after="60" w:before="220"/>
-      </w:pPr>
-      <w:r>
-        <w:rPr>
-          <w:b/>
-          <w:bCs/>
-          <w:color w:val="1F3A5F"/>
-          <w:sz w:val="24"/>
-          <w:szCs w:val="24"/>
-        </w:rPr>
-        <w:t xml:space="preserve">I am good at</w:t>
-      </w:r>
-    </w:p>
-    <w:tbl>
-      <w:tblPr>
-        <w:tblW w:type="pct" w:w="100%"/>
-        <w:tblBorders>
-          <w:top w:val="single" w:color="B9B3A6" w:sz="6"/>
-          <w:left w:val="single" w:color="B9B3A6" w:sz="6"/>
-          <w:bottom w:val="single" w:color="B9B3A6" w:sz="6"/>
-          <w:right w:val="single" w:color="B9B3A6" w:sz="6"/>
-          <w:insideH w:val="single" w:color="E2DED3" w:sz="1"/>
-          <w:insideV w:val="none"/>
-        </w:tblBorders>
-      </w:tblPr>
-      <w:tblGrid>
-        <w:gridCol w:w="9070"/>
-      </w:tblGrid>
-      <w:tr>
-        <w:trPr>
-          <w:trHeight w:val="460" w:hRule="atLeast"/>
-        </w:trPr>
-        <w:tc>
-          <w:tcPr>
-            <w:tcW w:type="dxa" w:w="9070"/>
-            <w:tcMar>
-              <w:top w:type="dxa" w:w="40"/>
-              <w:left w:type="dxa" w:w="140"/>
-              <w:bottom w:type="dxa" w:w="40"/>
-              <w:right w:type="dxa" w:w="140"/>
-            </w:tcMar>
-          </w:tcPr>
-          <w:p>
-            <w:pPr>
-              <w:spacing w:after="0"/>
-            </w:pPr>
-          </w:p>
-        </w:tc>
-      </w:tr>
-      <w:tr>
-        <w:trPr>
-          <w:trHeight w:val="460" w:hRule="atLeast"/>
-        </w:trPr>
-        <w:tc>
-          <w:tcPr>
-            <w:tcW w:type="dxa" w:w="9070"/>
-            <w:tcMar>
-              <w:top w:type="dxa" w:w="40"/>
-              <w:left w:type="dxa" w:w="140"/>
-              <w:bottom w:type="dxa" w:w="40"/>
-              <w:right w:type="dxa" w:w="140"/>
-            </w:tcMar>
-          </w:tcPr>
-          <w:p>
-            <w:pPr>
-              <w:spacing w:after="0"/>
-            </w:pPr>
-          </w:p>
-        </w:tc>
-      </w:tr>
-    </w:tbl>
-    <w:p>
-      <w:r>
-        <w:br w:type="page"/>
-      </w:r>
-    </w:p>
-    <w:p>
-      <w:pPr>
-        <w:keepNext/>
-        <w:pBdr>
-          <w:bottom w:val="single" w:color="B9B3A6" w:sz="4"/>
-        </w:pBdr>
-        <w:spacing w:after="60"/>
-      </w:pPr>
-      <w:r>
-        <w:rPr>
-          <w:b/>
-          <w:bCs/>
-          <w:color w:val="7A3B69"/>
-          <w:spacing w:val="30"/>
-          <w:sz w:val="16"/>
-          <w:szCs w:val="16"/>
-        </w:rPr>
-        <w:t xml:space="preserve">I AM… - SAYING WHO YOU ARE</w:t>
-      </w:r>
-    </w:p>
-    <w:p>
-      <w:pPr>
-        <w:pStyle w:val="Heading2"/>
-        <w:keepNext/>
-        <w:spacing w:after="180" w:before="160"/>
-      </w:pPr>
-      <w:r>
-        <w:rPr>
-          <w:b/>
-          <w:bCs/>
-          <w:color w:val="1F3A5F"/>
-          <w:sz w:val="38"/>
-          <w:szCs w:val="38"/>
-        </w:rPr>
-        <w:t xml:space="preserve">My notes and drawings</w:t>
-      </w:r>
-    </w:p>
-    <w:p>
-      <w:pPr>
-        <w:spacing w:after="160" w:before="0" w:line="300"/>
-      </w:pPr>
-      <w:r>
-        <w:rPr>
-          <w:sz w:val="24"/>
-          <w:szCs w:val="24"/>
-        </w:rPr>
-        <w:t xml:space="preserve">Anything you want to keep from this step. Words, marks, or a drawing - it is your page, and no one marks it.</w:t>
-      </w:r>
-    </w:p>
-    <w:tbl>
-      <w:tblPr>
-        <w:tblW w:type="pct" w:w="100%"/>
-        <w:tblBorders>
-          <w:top w:val="single" w:color="B9B3A6" w:sz="6"/>
-          <w:left w:val="single" w:color="B9B3A6" w:sz="6"/>
-          <w:bottom w:val="single" w:color="B9B3A6" w:sz="6"/>
-          <w:right w:val="single" w:color="B9B3A6" w:sz="6"/>
-          <w:insideH w:val="single" w:color="E2DED3" w:sz="1"/>
-          <w:insideV w:val="none"/>
-        </w:tblBorders>
-      </w:tblPr>
-      <w:tblGrid>
-        <w:gridCol w:w="9070"/>
-      </w:tblGrid>
-      <w:tr>
-        <w:trPr>
-          <w:trHeight w:val="460" w:hRule="atLeast"/>
-        </w:trPr>
-        <w:tc>
-          <w:tcPr>
-            <w:tcW w:type="dxa" w:w="9070"/>
-            <w:tcMar>
-              <w:top w:type="dxa" w:w="40"/>
-              <w:left w:type="dxa" w:w="140"/>
-              <w:bottom w:type="dxa" w:w="40"/>
-              <w:right w:type="dxa" w:w="140"/>
-            </w:tcMar>
-          </w:tcPr>
-          <w:p>
-            <w:pPr>
-              <w:spacing w:after="0"/>
-            </w:pPr>
-          </w:p>
-        </w:tc>
-      </w:tr>
-      <w:tr>
-        <w:trPr>
-          <w:trHeight w:val="460" w:hRule="atLeast"/>
-        </w:trPr>
-        <w:tc>
-          <w:tcPr>
-            <w:tcW w:type="dxa" w:w="9070"/>
-            <w:tcMar>
-              <w:top w:type="dxa" w:w="40"/>
-              <w:left w:type="dxa" w:w="140"/>
-              <w:bottom w:type="dxa" w:w="40"/>
-              <w:right w:type="dxa" w:w="140"/>
-            </w:tcMar>
-          </w:tcPr>
-          <w:p>
-            <w:pPr>
-              <w:spacing w:after="0"/>
-            </w:pPr>
-          </w:p>
-        </w:tc>
-      </w:tr>
-      <w:tr>
-        <w:trPr>
-          <w:trHeight w:val="460" w:hRule="atLeast"/>
-        </w:trPr>
-        <w:tc>
-          <w:tcPr>
-            <w:tcW w:type="dxa" w:w="9070"/>
-            <w:tcMar>
-              <w:top w:type="dxa" w:w="40"/>
-              <w:left w:type="dxa" w:w="140"/>
-              <w:bottom w:type="dxa" w:w="40"/>
-              <w:right w:type="dxa" w:w="140"/>
-            </w:tcMar>
-          </w:tcPr>
-          <w:p>
-            <w:pPr>
-              <w:spacing w:after="0"/>
-            </w:pPr>
-          </w:p>
-        </w:tc>
-      </w:tr>
-      <w:tr>
-        <w:trPr>
-          <w:trHeight w:val="460" w:hRule="atLeast"/>
-        </w:trPr>
-        <w:tc>
-          <w:tcPr>
-            <w:tcW w:type="dxa" w:w="9070"/>
-            <w:tcMar>
-              <w:top w:type="dxa" w:w="40"/>
-              <w:left w:type="dxa" w:w="140"/>
-              <w:bottom w:type="dxa" w:w="40"/>
-              <w:right w:type="dxa" w:w="140"/>
-            </w:tcMar>
-          </w:tcPr>
-          <w:p>
-            <w:pPr>
-              <w:spacing w:after="0"/>
-            </w:pPr>
-          </w:p>
-        </w:tc>
-      </w:tr>
-      <w:tr>
-        <w:trPr>
-          <w:trHeight w:val="460" w:hRule="atLeast"/>
-        </w:trPr>
-        <w:tc>
-          <w:tcPr>
-            <w:tcW w:type="dxa" w:w="9070"/>
-            <w:tcMar>
-              <w:top w:type="dxa" w:w="40"/>
-              <w:left w:type="dxa" w:w="140"/>
-              <w:bottom w:type="dxa" w:w="40"/>
-              <w:right w:type="dxa" w:w="140"/>
-            </w:tcMar>
-          </w:tcPr>
-          <w:p>
-            <w:pPr>
-              <w:spacing w:after="0"/>
-            </w:pPr>
-          </w:p>
-        </w:tc>
-      </w:tr>
-      <w:tr>
-        <w:trPr>
-          <w:trHeight w:val="460" w:hRule="atLeast"/>
-        </w:trPr>
-        <w:tc>
-          <w:tcPr>
-            <w:tcW w:type="dxa" w:w="9070"/>
-            <w:tcMar>
-              <w:top w:type="dxa" w:w="40"/>
-              <w:left w:type="dxa" w:w="140"/>
-              <w:bottom w:type="dxa" w:w="40"/>
-              <w:right w:type="dxa" w:w="140"/>
-            </w:tcMar>
-          </w:tcPr>
-          <w:p>
-            <w:pPr>
-              <w:spacing w:after="0"/>
-            </w:pPr>
-          </w:p>
-        </w:tc>
-      </w:tr>
-      <w:tr>
-        <w:trPr>
-          <w:trHeight w:val="460" w:hRule="atLeast"/>
-        </w:trPr>
-        <w:tc>
-          <w:tcPr>
-            <w:tcW w:type="dxa" w:w="9070"/>
-            <w:tcMar>
-              <w:top w:type="dxa" w:w="40"/>
-              <w:left w:type="dxa" w:w="140"/>
-              <w:bottom w:type="dxa" w:w="40"/>
-              <w:right w:type="dxa" w:w="140"/>
-            </w:tcMar>
-          </w:tcPr>
-          <w:p>
-            <w:pPr>
-              <w:spacing w:after="0"/>
-            </w:pPr>
-          </w:p>
-        </w:tc>
-      </w:tr>
-      <w:tr>
-        <w:trPr>
-          <w:trHeight w:val="460" w:hRule="atLeast"/>
-        </w:trPr>
-        <w:tc>
-          <w:tcPr>
-            <w:tcW w:type="dxa" w:w="9070"/>
-            <w:tcMar>
-              <w:top w:type="dxa" w:w="40"/>
-              <w:left w:type="dxa" w:w="140"/>
-              <w:bottom w:type="dxa" w:w="40"/>
-              <w:right w:type="dxa" w:w="140"/>
-            </w:tcMar>
-          </w:tcPr>
-          <w:p>
-            <w:pPr>
-              <w:spacing w:after="0"/>
-            </w:pPr>
-          </w:p>
-        </w:tc>
-      </w:tr>
-      <w:tr>
-        <w:trPr>
-          <w:trHeight w:val="460" w:hRule="atLeast"/>
-        </w:trPr>
-        <w:tc>
-          <w:tcPr>
-            <w:tcW w:type="dxa" w:w="9070"/>
-            <w:tcMar>
-              <w:top w:type="dxa" w:w="40"/>
-              <w:left w:type="dxa" w:w="140"/>
-              <w:bottom w:type="dxa" w:w="40"/>
-              <w:right w:type="dxa" w:w="140"/>
-            </w:tcMar>
-          </w:tcPr>
-          <w:p>
-            <w:pPr>
-              <w:spacing w:after="0"/>
-            </w:pPr>
-          </w:p>
-        </w:tc>
-      </w:tr>
-      <w:tr>
-        <w:trPr>
-          <w:trHeight w:val="460" w:hRule="atLeast"/>
-        </w:trPr>
-        <w:tc>
-          <w:tcPr>
-            <w:tcW w:type="dxa" w:w="9070"/>
-            <w:tcMar>
-              <w:top w:type="dxa" w:w="40"/>
-              <w:left w:type="dxa" w:w="140"/>
-              <w:bottom w:type="dxa" w:w="40"/>
-              <w:right w:type="dxa" w:w="140"/>
-            </w:tcMar>
-          </w:tcPr>
-          <w:p>
-            <w:pPr>
-              <w:spacing w:after="0"/>
-            </w:pPr>
-          </w:p>
-        </w:tc>
-      </w:tr>
-      <w:tr>
-        <w:trPr>
-          <w:trHeight w:val="460" w:hRule="atLeast"/>
-        </w:trPr>
-        <w:tc>
-          <w:tcPr>
-            <w:tcW w:type="dxa" w:w="9070"/>
-            <w:tcMar>
-              <w:top w:type="dxa" w:w="40"/>
-              <w:left w:type="dxa" w:w="140"/>
-              <w:bottom w:type="dxa" w:w="40"/>
-              <w:right w:type="dxa" w:w="140"/>
-            </w:tcMar>
-          </w:tcPr>
-          <w:p>
-            <w:pPr>
-              <w:spacing w:after="0"/>
-            </w:pPr>
-          </w:p>
-        </w:tc>
-      </w:tr>
-      <w:tr>
-        <w:trPr>
-          <w:trHeight w:val="460" w:hRule="atLeast"/>
-        </w:trPr>
-        <w:tc>
-          <w:tcPr>
-            <w:tcW w:type="dxa" w:w="9070"/>
-            <w:tcMar>
-              <w:top w:type="dxa" w:w="40"/>
-              <w:left w:type="dxa" w:w="140"/>
-              <w:bottom w:type="dxa" w:w="40"/>
-              <w:right w:type="dxa" w:w="140"/>
-            </w:tcMar>
-          </w:tcPr>
-          <w:p>
-            <w:pPr>
-              <w:spacing w:after="0"/>
-            </w:pPr>
-          </w:p>
-        </w:tc>
-      </w:tr>
-      <w:tr>
-        <w:trPr>
-          <w:trHeight w:val="460" w:hRule="atLeast"/>
-        </w:trPr>
-        <w:tc>
-          <w:tcPr>
-            <w:tcW w:type="dxa" w:w="9070"/>
-            <w:tcMar>
-              <w:top w:type="dxa" w:w="40"/>
-              <w:left w:type="dxa" w:w="140"/>
-              <w:bottom w:type="dxa" w:w="40"/>
-              <w:right w:type="dxa" w:w="140"/>
-            </w:tcMar>
-          </w:tcPr>
-          <w:p>
-            <w:pPr>
-              <w:spacing w:after="0"/>
-            </w:pPr>
-          </w:p>
-        </w:tc>
-      </w:tr>
-      <w:tr>
-        <w:trPr>
-          <w:trHeight w:val="460" w:hRule="atLeast"/>
-        </w:trPr>
-        <w:tc>
-          <w:tcPr>
-            <w:tcW w:type="dxa" w:w="9070"/>
-            <w:tcMar>
-              <w:top w:type="dxa" w:w="40"/>
-              <w:left w:type="dxa" w:w="140"/>
-              <w:bottom w:type="dxa" w:w="40"/>
-              <w:right w:type="dxa" w:w="140"/>
-            </w:tcMar>
-          </w:tcPr>
-          <w:p>
-            <w:pPr>
-              <w:spacing w:after="0"/>
-            </w:pPr>
-          </w:p>
-        </w:tc>
-      </w:tr>
-      <w:tr>
-        <w:trPr>
-          <w:trHeight w:val="460" w:hRule="atLeast"/>
-        </w:trPr>
-        <w:tc>
-          <w:tcPr>
-            <w:tcW w:type="dxa" w:w="9070"/>
-            <w:tcMar>
-              <w:top w:type="dxa" w:w="40"/>
-              <w:left w:type="dxa" w:w="140"/>
-              <w:bottom w:type="dxa" w:w="40"/>
-              <w:right w:type="dxa" w:w="140"/>
-            </w:tcMar>
-          </w:tcPr>
-          <w:p>
-            <w:pPr>
-              <w:spacing w:after="0"/>
-            </w:pPr>
-          </w:p>
-        </w:tc>
-      </w:tr>
-      <w:tr>
-        <w:trPr>
-          <w:trHeight w:val="460" w:hRule="atLeast"/>
-        </w:trPr>
-        <w:tc>
-          <w:tcPr>
-            <w:tcW w:type="dxa" w:w="9070"/>
-            <w:tcMar>
-              <w:top w:type="dxa" w:w="40"/>
-              <w:left w:type="dxa" w:w="140"/>
-              <w:bottom w:type="dxa" w:w="40"/>
-              <w:right w:type="dxa" w:w="140"/>
-            </w:tcMar>
-          </w:tcPr>
-          <w:p>
-            <w:pPr>
-              <w:spacing w:after="0"/>
-            </w:pPr>
-          </w:p>
-        </w:tc>
-      </w:tr>
-      <w:tr>
-        <w:trPr>
-          <w:trHeight w:val="460" w:hRule="atLeast"/>
-        </w:trPr>
-        <w:tc>
-          <w:tcPr>
-            <w:tcW w:type="dxa" w:w="9070"/>
-            <w:tcMar>
-              <w:top w:type="dxa" w:w="40"/>
-              <w:left w:type="dxa" w:w="140"/>
-              <w:bottom w:type="dxa" w:w="40"/>
-              <w:right w:type="dxa" w:w="140"/>
-            </w:tcMar>
-          </w:tcPr>
-          <w:p>
-            <w:pPr>
-              <w:spacing w:after="0"/>
-            </w:pPr>
-          </w:p>
-        </w:tc>
-      </w:tr>
-      <w:tr>
-        <w:trPr>
-          <w:trHeight w:val="460" w:hRule="atLeast"/>
-        </w:trPr>
-        <w:tc>
-          <w:tcPr>
-            <w:tcW w:type="dxa" w:w="9070"/>
-            <w:tcMar>
-              <w:top w:type="dxa" w:w="40"/>
-              <w:left w:type="dxa" w:w="140"/>
-              <w:bottom w:type="dxa" w:w="40"/>
-              <w:right w:type="dxa" w:w="140"/>
-            </w:tcMar>
-          </w:tcPr>
-          <w:p>
-            <w:pPr>
-              <w:spacing w:after="0"/>
-            </w:pPr>
-          </w:p>
-        </w:tc>
-      </w:tr>
-      <w:tr>
-        <w:trPr>
-          <w:trHeight w:val="460" w:hRule="atLeast"/>
-        </w:trPr>
-        <w:tc>
-          <w:tcPr>
-            <w:tcW w:type="dxa" w:w="9070"/>
-            <w:tcMar>
-              <w:top w:type="dxa" w:w="40"/>
-              <w:left w:type="dxa" w:w="140"/>
-              <w:bottom w:type="dxa" w:w="40"/>
-              <w:right w:type="dxa" w:w="140"/>
-            </w:tcMar>
-          </w:tcPr>
-          <w:p>
-            <w:pPr>
-              <w:spacing w:after="0"/>
-            </w:pPr>
-          </w:p>
-        </w:tc>
-      </w:tr>
-      <w:tr>
-        <w:trPr>
-          <w:trHeight w:val="460" w:hRule="atLeast"/>
-        </w:trPr>
-        <w:tc>
-          <w:tcPr>
-            <w:tcW w:type="dxa" w:w="9070"/>
-            <w:tcMar>
-              <w:top w:type="dxa" w:w="40"/>
-              <w:left w:type="dxa" w:w="140"/>
-              <w:bottom w:type="dxa" w:w="40"/>
-              <w:right w:type="dxa" w:w="140"/>
-            </w:tcMar>
-          </w:tcPr>
-          <w:p>
-            <w:pPr>
-              <w:spacing w:after="0"/>
-            </w:pPr>
-          </w:p>
-        </w:tc>
-      </w:tr>
-      <w:tr>
-        <w:trPr>
-          <w:trHeight w:val="460" w:hRule="atLeast"/>
-        </w:trPr>
-        <w:tc>
-          <w:tcPr>
-            <w:tcW w:type="dxa" w:w="9070"/>
-            <w:tcMar>
-              <w:top w:type="dxa" w:w="40"/>
-              <w:left w:type="dxa" w:w="140"/>
-              <w:bottom w:type="dxa" w:w="40"/>
-              <w:right w:type="dxa" w:w="140"/>
-            </w:tcMar>
-          </w:tcPr>
-          <w:p>
-            <w:pPr>
-              <w:spacing w:after="0"/>
-            </w:pPr>
-          </w:p>
-        </w:tc>
-      </w:tr>
-      <w:tr>
-        <w:trPr>
-          <w:trHeight w:val="460" w:hRule="atLeast"/>
-        </w:trPr>
-        <w:tc>
-          <w:tcPr>
-            <w:tcW w:type="dxa" w:w="9070"/>
-            <w:tcMar>
-              <w:top w:type="dxa" w:w="40"/>
-              <w:left w:type="dxa" w:w="140"/>
-              <w:bottom w:type="dxa" w:w="40"/>
-              <w:right w:type="dxa" w:w="140"/>
-            </w:tcMar>
-          </w:tcPr>
-          <w:p>
-            <w:pPr>
-              <w:spacing w:after="0"/>
-            </w:pPr>
-          </w:p>
-        </w:tc>
-      </w:tr>
-    </w:tbl>
-    <w:p>
-      <w:r>
-        <w:br w:type="page"/>
-      </w:r>
-    </w:p>
-    <w:p>
-      <w:pPr>
-        <w:keepNext/>
-        <w:pBdr>
-          <w:bottom w:val="single" w:color="B9B3A6" w:sz="4"/>
-        </w:pBdr>
-        <w:spacing w:after="60"/>
-      </w:pPr>
-      <w:r>
-        <w:rPr>
-          <w:b/>
-          <w:bCs/>
-          <w:color w:val="FFFFFF"/>
-          <w:spacing w:val="30"/>
-          <w:sz w:val="16"/>
-          <w:szCs w:val="16"/>
-          <w:shd w:fill="7A3B69" w:val="clear"/>
-        </w:rPr>
-        <w:t xml:space="preserve">  LEARN IT  </w:t>
-      </w:r>
-      <w:r>
-        <w:rPr>
-          <w:b/>
-          <w:bCs/>
-          <w:color w:val="7A3B69"/>
-          <w:spacing w:val="30"/>
-          <w:sz w:val="16"/>
-          <w:szCs w:val="16"/>
-        </w:rPr>
-        <w:t xml:space="preserve">   PRACTISING YOUR SENTENCES: AM, IS, ARE, AND WHO IS WHO</w:t>
-      </w:r>
-    </w:p>
-    <w:p>
-      <w:pPr>
-        <w:pStyle w:val="Heading2"/>
-        <w:keepNext/>
-        <w:spacing w:after="180" w:before="160"/>
-      </w:pPr>
-      <w:r>
-        <w:rPr>
-          <w:b/>
-          <w:bCs/>
-          <w:color w:val="1F3A5F"/>
-          <w:sz w:val="38"/>
-          <w:szCs w:val="38"/>
-        </w:rPr>
-        <w:t xml:space="preserve">How to build your own sentences</w:t>
-      </w:r>
-    </w:p>
-    <w:p>
-      <w:pPr>
-        <w:spacing w:after="140" w:before="0" w:line="300"/>
-      </w:pPr>
-      <w:r>
-        <w:rPr>
-          <w:sz w:val="22"/>
-          <w:szCs w:val="22"/>
-        </w:rPr>
-        <w:t xml:space="preserve">You know I am, he is, she is. Now here is the whole pattern, so you can make sentences nobody taught you.</w:t>
-      </w:r>
-    </w:p>
-    <w:p>
-      <w:pPr>
-        <w:pStyle w:val="Heading3"/>
-        <w:keepNext/>
-        <w:spacing w:after="80" w:before="220"/>
-      </w:pPr>
-      <w:r>
-        <w:rPr>
-          <w:b/>
-          <w:bCs/>
-          <w:color w:val="1F3A5F"/>
-          <w:sz w:val="24"/>
-          <w:szCs w:val="24"/>
-        </w:rPr>
-        <w:t xml:space="preserve">The whole rule. It is short.</w:t>
-      </w:r>
-    </w:p>
-    <w:p>
-      <w:pPr>
-        <w:pStyle w:val="ListParagraph"/>
-        <w:numPr>
-          <w:ilvl w:val="0"/>
-          <w:numId w:val="1"/>
-        </w:numPr>
-        <w:spacing w:after="80" w:line="300"/>
-      </w:pPr>
-      <w:r>
-        <w:rPr>
-          <w:sz w:val="22"/>
-          <w:szCs w:val="22"/>
-        </w:rPr>
-        <w:t xml:space="preserve">I → am</w:t>
-      </w:r>
-    </w:p>
-    <w:p>
-      <w:pPr>
-        <w:pStyle w:val="ListParagraph"/>
-        <w:numPr>
-          <w:ilvl w:val="0"/>
-          <w:numId w:val="1"/>
-        </w:numPr>
-        <w:spacing w:after="80" w:line="300"/>
-      </w:pPr>
-      <w:r>
-        <w:rPr>
-          <w:sz w:val="22"/>
-          <w:szCs w:val="22"/>
-        </w:rPr>
-        <w:t xml:space="preserve">he, she, it → is   (also one person, one thing)</w:t>
-      </w:r>
-    </w:p>
-    <w:p>
-      <w:pPr>
-        <w:pStyle w:val="ListParagraph"/>
-        <w:numPr>
-          <w:ilvl w:val="0"/>
-          <w:numId w:val="1"/>
-        </w:numPr>
-        <w:spacing w:after="80" w:line="300"/>
-      </w:pPr>
-      <w:r>
-        <w:rPr>
-          <w:sz w:val="22"/>
-          <w:szCs w:val="22"/>
-        </w:rPr>
-        <w:t xml:space="preserve">you, we, they → are   (also more than one)</w:t>
-      </w:r>
-    </w:p>
-    <w:p>
-      <w:pPr>
-        <w:spacing w:after="140" w:before="0" w:line="300"/>
-      </w:pPr>
-      <w:r>
-        <w:rPr>
-          <w:sz w:val="22"/>
-          <w:szCs w:val="22"/>
-        </w:rPr>
-        <w:t xml:space="preserve">That is the entire rule. There is no more of it.</w:t>
-      </w:r>
-    </w:p>
-    <w:p>
-      <w:pPr>
-        <w:pStyle w:val="Heading3"/>
-        <w:keepNext/>
-        <w:spacing w:after="80" w:before="220"/>
-      </w:pPr>
-      <w:r>
-        <w:rPr>
-          <w:b/>
-          <w:bCs/>
-          <w:color w:val="1F3A5F"/>
-          <w:sz w:val="24"/>
-          <w:szCs w:val="24"/>
-        </w:rPr>
-        <w:t xml:space="preserve">Say it, do not study it</w:t>
-      </w:r>
-    </w:p>
-    <w:p>
-      <w:pPr>
-        <w:spacing w:after="140" w:before="0" w:line="300"/>
-      </w:pPr>
-      <w:r>
-        <w:rPr>
-          <w:sz w:val="22"/>
-          <w:szCs w:val="22"/>
-        </w:rPr>
-        <w:t xml:space="preserve">Do not try to remember this as a list. Say the pairs out loud until they sound right:</w:t>
-      </w:r>
-    </w:p>
-    <w:p>
-      <w:pPr>
-        <w:spacing w:after="140" w:before="0" w:line="300"/>
-      </w:pPr>
-      <w:r>
-        <w:rPr>
-          <w:sz w:val="22"/>
-          <w:szCs w:val="22"/>
-        </w:rPr>
-        <w:t xml:space="preserve">I am. He is. She is. You are. We are. They are.</w:t>
-      </w:r>
-    </w:p>
-    <w:p>
-      <w:pPr>
-        <w:spacing w:after="140" w:before="0" w:line="300"/>
-      </w:pPr>
-      <w:r>
-        <w:rPr>
-          <w:sz w:val="22"/>
-          <w:szCs w:val="22"/>
-        </w:rPr>
-        <w:t xml:space="preserve">Again. And again.</w:t>
-      </w:r>
-    </w:p>
-    <w:p>
-      <w:pPr>
-        <w:spacing w:after="140" w:before="0" w:line="300"/>
-      </w:pPr>
-      <w:r>
-        <w:rPr>
-          <w:sz w:val="22"/>
-          <w:szCs w:val="22"/>
-        </w:rPr>
-        <w:t xml:space="preserve">Your ear will learn this faster than your head will. When "I is" starts to sound wrong to you, you have got it - and that feeling of wrongness is worth more than remembering any rule.</w:t>
-      </w:r>
-    </w:p>
-    <w:p>
-      <w:pPr>
-        <w:pStyle w:val="Heading3"/>
-        <w:keepNext/>
-        <w:spacing w:after="80" w:before="220"/>
-      </w:pPr>
-      <w:r>
-        <w:rPr>
-          <w:b/>
-          <w:bCs/>
-          <w:color w:val="1F3A5F"/>
-          <w:sz w:val="24"/>
-          <w:szCs w:val="24"/>
-        </w:rPr>
-        <w:t xml:space="preserve">Build sentences with the cards</w:t>
-      </w:r>
-    </w:p>
-    <w:p>
-      <w:pPr>
-        <w:spacing w:after="140" w:before="0" w:line="300"/>
-      </w:pPr>
-      <w:r>
-        <w:rPr>
-          <w:sz w:val="22"/>
-          <w:szCs w:val="22"/>
-        </w:rPr>
-        <w:t xml:space="preserve">Take a who card, then an am/is/are card, then one of your own words:</w:t>
-      </w:r>
-    </w:p>
-    <w:p>
-      <w:pPr>
-        <w:pStyle w:val="ListParagraph"/>
-        <w:numPr>
-          <w:ilvl w:val="0"/>
-          <w:numId w:val="1"/>
-        </w:numPr>
-        <w:spacing w:after="80" w:line="300"/>
-      </w:pPr>
-      <w:r>
-        <w:rPr>
-          <w:sz w:val="22"/>
-          <w:szCs w:val="22"/>
-        </w:rPr>
-        <w:t xml:space="preserve">I + am + *from camp four*</w:t>
-      </w:r>
-    </w:p>
-    <w:p>
-      <w:pPr>
-        <w:pStyle w:val="ListParagraph"/>
-        <w:numPr>
-          <w:ilvl w:val="0"/>
-          <w:numId w:val="1"/>
-        </w:numPr>
-        <w:spacing w:after="80" w:line="300"/>
-      </w:pPr>
-      <w:r>
-        <w:rPr>
-          <w:sz w:val="22"/>
-          <w:szCs w:val="22"/>
-        </w:rPr>
-        <w:t xml:space="preserve">She + is + *my sister*</w:t>
-      </w:r>
-    </w:p>
-    <w:p>
-      <w:pPr>
-        <w:pStyle w:val="ListParagraph"/>
-        <w:numPr>
-          <w:ilvl w:val="0"/>
-          <w:numId w:val="1"/>
-        </w:numPr>
-        <w:spacing w:after="80" w:line="300"/>
-      </w:pPr>
-      <w:r>
-        <w:rPr>
-          <w:sz w:val="22"/>
-          <w:szCs w:val="22"/>
-        </w:rPr>
-        <w:t xml:space="preserve">We + are + *learning English*</w:t>
-      </w:r>
-    </w:p>
-    <w:p>
-      <w:pPr>
-        <w:spacing w:after="140" w:before="0" w:line="300"/>
-      </w:pPr>
-      <w:r>
-        <w:rPr>
-          <w:sz w:val="22"/>
-          <w:szCs w:val="22"/>
-        </w:rPr>
-        <w:t xml:space="preserve">Move them with your hands. Swap one card and read the new sentence aloud. Then swap another.</w:t>
-      </w:r>
-    </w:p>
-    <w:p>
-      <w:pPr>
-        <w:pStyle w:val="Heading3"/>
-        <w:keepNext/>
-        <w:spacing w:after="80" w:before="220"/>
-      </w:pPr>
-      <w:r>
-        <w:rPr>
-          <w:b/>
-          <w:bCs/>
-          <w:color w:val="1F3A5F"/>
-          <w:sz w:val="24"/>
-          <w:szCs w:val="24"/>
-        </w:rPr>
-        <w:t xml:space="preserve">Now turn it into a question</w:t>
-      </w:r>
-    </w:p>
-    <w:p>
-      <w:pPr>
-        <w:spacing w:after="140" w:before="0" w:line="300"/>
-      </w:pPr>
-      <w:r>
-        <w:rPr>
-          <w:sz w:val="22"/>
-          <w:szCs w:val="22"/>
-        </w:rPr>
-        <w:t xml:space="preserve">This is the useful part. Move the first two cards around and you have a question:</w:t>
-      </w:r>
-    </w:p>
-    <w:p>
-      <w:pPr>
-        <w:pStyle w:val="ListParagraph"/>
-        <w:numPr>
-          <w:ilvl w:val="0"/>
-          <w:numId w:val="1"/>
-        </w:numPr>
-        <w:spacing w:after="80" w:line="300"/>
-      </w:pPr>
-      <w:r>
-        <w:rPr>
-          <w:sz w:val="22"/>
-          <w:szCs w:val="22"/>
-        </w:rPr>
-        <w:t xml:space="preserve">You are from camp four.  →  Are you from camp four?</w:t>
-      </w:r>
-    </w:p>
-    <w:p>
-      <w:pPr>
-        <w:pStyle w:val="ListParagraph"/>
-        <w:numPr>
-          <w:ilvl w:val="0"/>
-          <w:numId w:val="1"/>
-        </w:numPr>
-        <w:spacing w:after="80" w:line="300"/>
-      </w:pPr>
-      <w:r>
-        <w:rPr>
-          <w:sz w:val="22"/>
-          <w:szCs w:val="22"/>
-        </w:rPr>
-        <w:t xml:space="preserve">She is your sister.  →  Is she your sister?</w:t>
-      </w:r>
-    </w:p>
-    <w:p>
-      <w:pPr>
-        <w:spacing w:after="140" w:before="0" w:line="300"/>
-      </w:pPr>
-      <w:r>
-        <w:rPr>
-          <w:sz w:val="22"/>
-          <w:szCs w:val="22"/>
-        </w:rPr>
-        <w:t xml:space="preserve">That is it. Same words, different order.</w:t>
-      </w:r>
-    </w:p>
-    <w:p>
-      <w:pPr>
-        <w:spacing w:after="140" w:before="0" w:line="300"/>
-      </w:pPr>
-      <w:r>
-        <w:rPr>
-          <w:sz w:val="22"/>
-          <w:szCs w:val="22"/>
-        </w:rPr>
-        <w:t xml:space="preserve">Now you can ASK as well as answer - and that is what a conversation is.</w:t>
-      </w:r>
-    </w:p>
-    <w:p>
-      <w:pPr>
-        <w:pStyle w:val="Heading3"/>
-        <w:keepNext/>
-        <w:spacing w:after="80" w:before="220"/>
-      </w:pPr>
-      <w:r>
-        <w:rPr>
-          <w:b/>
-          <w:bCs/>
-          <w:color w:val="1F3A5F"/>
-          <w:sz w:val="24"/>
-          <w:szCs w:val="24"/>
-        </w:rPr>
-        <w:t xml:space="preserve">If you make a mistake</w:t>
-      </w:r>
-    </w:p>
-    <w:p>
-      <w:pPr>
-        <w:spacing w:after="140" w:before="0" w:line="300"/>
-      </w:pPr>
-      <w:r>
-        <w:rPr>
-          <w:sz w:val="22"/>
-          <w:szCs w:val="22"/>
-        </w:rPr>
-        <w:t xml:space="preserve">You will say "I is" sometimes. Everybody does at the start, and it means you are learning a pattern, not that you are failing.</w:t>
-      </w:r>
-    </w:p>
-    <w:p>
-      <w:pPr>
-        <w:spacing w:after="140" w:before="0" w:line="300"/>
-      </w:pPr>
-      <w:r>
-        <w:rPr>
-          <w:sz w:val="22"/>
-          <w:szCs w:val="22"/>
-        </w:rPr>
-        <w:t xml:space="preserve">Just say the right one after it and carry on. Do not stop and worry. People who worry about mistakes speak less, and people who speak less learn slower.</w:t>
-      </w:r>
-    </w:p>
-    <w:tbl>
-      <w:tblPr>
-        <w:tblW w:type="pct" w:w="100%"/>
-        <w:tblBorders>
-          <w:top w:val="none"/>
-          <w:left w:val="single" w:color="1F3A5F" w:sz="18"/>
-          <w:bottom w:val="none"/>
-          <w:right w:val="none"/>
-          <w:insideH w:val="none"/>
-          <w:insideV w:val="none"/>
-        </w:tblBorders>
-      </w:tblPr>
-      <w:tblGrid>
-        <w:gridCol w:w="9070"/>
-      </w:tblGrid>
-      <w:tr>
-        <w:tc>
-          <w:tcPr>
-            <w:tcW w:type="dxa" w:w="9070"/>
-            <w:tcMar>
-              <w:top w:type="dxa" w:w="100"/>
-              <w:left w:type="dxa" w:w="200"/>
-              <w:bottom w:type="dxa" w:w="100"/>
-              <w:right w:type="dxa" w:w="120"/>
-            </w:tcMar>
-          </w:tcPr>
-          <w:p>
-            <w:pPr>
-              <w:spacing w:after="80"/>
-            </w:pPr>
-            <w:r>
-              <w:rPr>
-                <w:b/>
-                <w:bCs/>
-                <w:color w:val="1F3A5F"/>
-                <w:spacing w:val="24"/>
-                <w:sz w:val="17"/>
-                <w:szCs w:val="17"/>
-              </w:rPr>
-              <w:t xml:space="preserve">NEW WORDS</w:t>
-            </w:r>
-          </w:p>
-          <w:p>
-            <w:pPr>
-              <w:spacing w:after="60" w:line="280"/>
-            </w:pPr>
-            <w:r>
-              <w:rPr>
-                <w:sz w:val="21"/>
-                <w:szCs w:val="21"/>
-              </w:rPr>
-              <w:t xml:space="preserve">am / is / are - the three words that join a person to what they are</w:t>
-            </w:r>
-          </w:p>
-          <w:p>
-            <w:pPr>
-              <w:spacing w:after="60" w:line="280"/>
-            </w:pPr>
-            <w:r>
-              <w:rPr>
-                <w:sz w:val="21"/>
-                <w:szCs w:val="21"/>
-              </w:rPr>
-              <w:t xml:space="preserve">question - what you make when you swap the first two words round</w:t>
-            </w:r>
-          </w:p>
-        </w:tc>
-      </w:tr>
-    </w:tbl>
-    <w:p>
-      <w:pPr>
-        <w:spacing w:after="60" w:before="200"/>
-      </w:pPr>
-      <w:r>
-        <w:rPr>
-          <w:b/>
-          <w:bCs/>
-          <w:color w:val="7A3B69"/>
-          <w:sz w:val="23"/>
-          <w:szCs w:val="23"/>
-        </w:rPr>
-        <w:t xml:space="preserve">Try it yourself</w:t>
-      </w:r>
-    </w:p>
-    <w:p>
-      <w:pPr>
-        <w:spacing w:after="140" w:before="0" w:line="300"/>
-      </w:pPr>
-      <w:r>
-        <w:rPr>
-          <w:sz w:val="24"/>
-          <w:szCs w:val="24"/>
-        </w:rPr>
-        <w:t xml:space="preserve">Is each sentence right, or does it need fixing? Circle your answer, then check at the back of the book.</w:t>
-      </w:r>
-    </w:p>
-    <w:p>
-      <w:pPr>
-        <w:spacing w:after="20" w:before="80" w:line="300"/>
-      </w:pPr>
-      <w:r>
-        <w:rPr>
-          <w:sz w:val="24"/>
-          <w:szCs w:val="24"/>
-        </w:rPr>
-        <w:t xml:space="preserve">1.   I is from Myanmar.</w:t>
-      </w:r>
-    </w:p>
-    <w:p>
-      <w:pPr>
-        <w:spacing w:after="60" w:line="280"/>
-        <w:ind w:left="340"/>
-      </w:pPr>
-      <w:r>
-        <w:rPr>
-          <w:color w:val="7A3B69"/>
-          <w:sz w:val="24"/>
-          <w:szCs w:val="24"/>
-        </w:rPr>
-        <w:t xml:space="preserve">○  </w:t>
-      </w:r>
-      <w:r>
-        <w:rPr>
-          <w:sz w:val="24"/>
-          <w:szCs w:val="24"/>
-        </w:rPr>
-        <w:t xml:space="preserve">right      </w:t>
-      </w:r>
-      <w:r>
-        <w:rPr>
-          <w:color w:val="7A3B69"/>
-          <w:sz w:val="24"/>
-          <w:szCs w:val="24"/>
-        </w:rPr>
-        <w:t xml:space="preserve">○  </w:t>
-      </w:r>
-      <w:r>
-        <w:rPr>
-          <w:sz w:val="24"/>
-          <w:szCs w:val="24"/>
-        </w:rPr>
-        <w:t xml:space="preserve">needs fixing      </w:t>
-      </w:r>
-    </w:p>
-    <w:p>
-      <w:pPr>
-        <w:spacing w:after="20" w:before="80" w:line="300"/>
-      </w:pPr>
-      <w:r>
-        <w:rPr>
-          <w:sz w:val="24"/>
-          <w:szCs w:val="24"/>
-        </w:rPr>
-        <w:t xml:space="preserve">2.   They are my friends.</w:t>
-      </w:r>
-    </w:p>
-    <w:p>
-      <w:pPr>
-        <w:spacing w:after="60" w:line="280"/>
-        <w:ind w:left="340"/>
-      </w:pPr>
-      <w:r>
-        <w:rPr>
-          <w:color w:val="7A3B69"/>
-          <w:sz w:val="24"/>
-          <w:szCs w:val="24"/>
-        </w:rPr>
-        <w:t xml:space="preserve">○  </w:t>
-      </w:r>
-      <w:r>
-        <w:rPr>
-          <w:sz w:val="24"/>
-          <w:szCs w:val="24"/>
-        </w:rPr>
-        <w:t xml:space="preserve">right      </w:t>
-      </w:r>
-      <w:r>
-        <w:rPr>
-          <w:color w:val="7A3B69"/>
-          <w:sz w:val="24"/>
-          <w:szCs w:val="24"/>
-        </w:rPr>
-        <w:t xml:space="preserve">○  </w:t>
-      </w:r>
-      <w:r>
-        <w:rPr>
-          <w:sz w:val="24"/>
-          <w:szCs w:val="24"/>
-        </w:rPr>
-        <w:t xml:space="preserve">needs fixing      </w:t>
-      </w:r>
-    </w:p>
-    <w:p>
-      <w:pPr>
-        <w:spacing w:after="20" w:before="80" w:line="300"/>
-      </w:pPr>
-      <w:r>
-        <w:rPr>
-          <w:sz w:val="24"/>
-          <w:szCs w:val="24"/>
-        </w:rPr>
-        <w:t xml:space="preserve">3.   Is she your teacher?</w:t>
-      </w:r>
-    </w:p>
-    <w:p>
-      <w:pPr>
-        <w:spacing w:after="60" w:line="280"/>
-        <w:ind w:left="340"/>
-      </w:pPr>
-      <w:r>
-        <w:rPr>
-          <w:color w:val="7A3B69"/>
-          <w:sz w:val="24"/>
-          <w:szCs w:val="24"/>
-        </w:rPr>
-        <w:t xml:space="preserve">○  </w:t>
-      </w:r>
-      <w:r>
-        <w:rPr>
-          <w:sz w:val="24"/>
-          <w:szCs w:val="24"/>
-        </w:rPr>
-        <w:t xml:space="preserve">right      </w:t>
-      </w:r>
-      <w:r>
-        <w:rPr>
-          <w:color w:val="7A3B69"/>
-          <w:sz w:val="24"/>
-          <w:szCs w:val="24"/>
-        </w:rPr>
-        <w:t xml:space="preserve">○  </w:t>
-      </w:r>
-      <w:r>
-        <w:rPr>
-          <w:sz w:val="24"/>
-          <w:szCs w:val="24"/>
-        </w:rPr>
-        <w:t xml:space="preserve">needs fixing      </w:t>
-      </w:r>
-    </w:p>
-    <w:p>
-      <w:pPr>
-        <w:spacing w:after="20" w:before="80" w:line="300"/>
-      </w:pPr>
-      <w:r>
-        <w:rPr>
-          <w:sz w:val="24"/>
-          <w:szCs w:val="24"/>
-        </w:rPr>
-        <w:t xml:space="preserve">4.   We is learning English.</w:t>
-      </w:r>
-    </w:p>
-    <w:p>
-      <w:pPr>
-        <w:spacing w:after="60" w:line="280"/>
-        <w:ind w:left="340"/>
-      </w:pPr>
-      <w:r>
-        <w:rPr>
-          <w:color w:val="7A3B69"/>
-          <w:sz w:val="24"/>
-          <w:szCs w:val="24"/>
-        </w:rPr>
-        <w:t xml:space="preserve">○  </w:t>
-      </w:r>
-      <w:r>
-        <w:rPr>
-          <w:sz w:val="24"/>
-          <w:szCs w:val="24"/>
-        </w:rPr>
-        <w:t xml:space="preserve">right      </w:t>
-      </w:r>
-      <w:r>
-        <w:rPr>
-          <w:color w:val="7A3B69"/>
-          <w:sz w:val="24"/>
-          <w:szCs w:val="24"/>
-        </w:rPr>
-        <w:t xml:space="preserve">○  </w:t>
-      </w:r>
-      <w:r>
-        <w:rPr>
-          <w:sz w:val="24"/>
-          <w:szCs w:val="24"/>
-        </w:rPr>
-        <w:t xml:space="preserve">needs fixing      </w:t>
-      </w:r>
-    </w:p>
-    <w:p>
-      <w:pPr>
-        <w:spacing w:after="140" w:before="60" w:line="300"/>
-      </w:pPr>
-      <w:r>
-        <w:rPr>
-          <w:sz w:val="24"/>
-          <w:szCs w:val="24"/>
-        </w:rPr>
-        <w:t xml:space="preserve">Now build three true sentences about yourself from the cards. Then turn one of them into a question and ask someone.</w:t>
-      </w:r>
-    </w:p>
-    <w:p>
-      <w:pPr>
-        <w:spacing w:after="140" w:before="80" w:line="300"/>
-      </w:pPr>
-      <w:r>
-        <w:rPr>
-          <w:b/>
-          <w:bCs/>
-          <w:color w:val="5A6473"/>
-          <w:sz w:val="20"/>
-          <w:szCs w:val="20"/>
-        </w:rPr>
-        <w:t xml:space="preserve">The answers are at the back of your book. Try it first, then check.</w:t>
-      </w:r>
-    </w:p>
-    <w:p>
-      <w:r>
-        <w:br w:type="page"/>
-      </w:r>
-    </w:p>
-    <w:p>
-      <w:pPr>
-        <w:keepNext/>
-        <w:pBdr>
-          <w:bottom w:val="single" w:color="B9B3A6" w:sz="4"/>
-        </w:pBdr>
-        <w:spacing w:after="60"/>
-      </w:pPr>
-      <w:r>
-        <w:rPr>
-          <w:b/>
-          <w:bCs/>
-          <w:color w:val="7A3B69"/>
-          <w:spacing w:val="30"/>
-          <w:sz w:val="16"/>
-          <w:szCs w:val="16"/>
-        </w:rPr>
-        <w:t xml:space="preserve">SHEET 12  ·  SENTENCE PRACTICE</w:t>
-      </w:r>
-    </w:p>
-    <w:p>
-      <w:pPr>
-        <w:pStyle w:val="Heading2"/>
-        <w:keepNext/>
-        <w:spacing w:after="180" w:before="160"/>
-      </w:pPr>
-      <w:r>
-        <w:rPr>
-          <w:b/>
-          <w:bCs/>
-          <w:color w:val="1F3A5F"/>
-          <w:sz w:val="38"/>
-          <w:szCs w:val="38"/>
-        </w:rPr>
-        <w:t xml:space="preserve">Building sentences</w:t>
-      </w:r>
-    </w:p>
-    <w:p>
-      <w:pPr>
-        <w:spacing w:after="180" w:before="0" w:line="300"/>
-      </w:pPr>
-      <w:r>
-        <w:rPr>
-          <w:color w:val="5A6473"/>
-          <w:sz w:val="24"/>
-          <w:szCs w:val="24"/>
-        </w:rPr>
-        <w:t xml:space="preserve">Put the word cards together to make a true sentence about you. Then say it out loud.</w:t>
-      </w:r>
-    </w:p>
-    <w:tbl>
-      <w:tblPr>
-        <w:tblW w:type="pct" w:w="100%"/>
-        <w:tblBorders>
-          <w:top w:val="none"/>
-          <w:left w:val="single" w:color="6E7A2E" w:sz="18"/>
-          <w:bottom w:val="none"/>
-          <w:right w:val="none"/>
-          <w:insideH w:val="none"/>
-          <w:insideV w:val="none"/>
-        </w:tblBorders>
-      </w:tblPr>
-      <w:tblGrid>
-        <w:gridCol w:w="9070"/>
-      </w:tblGrid>
-      <w:tr>
-        <w:tc>
-          <w:tcPr>
-            <w:tcW w:type="dxa" w:w="9070"/>
-            <w:tcMar>
-              <w:top w:type="dxa" w:w="100"/>
-              <w:left w:type="dxa" w:w="200"/>
-              <w:bottom w:type="dxa" w:w="100"/>
-              <w:right w:type="dxa" w:w="120"/>
-            </w:tcMar>
-          </w:tcPr>
-          <w:p>
-            <w:pPr>
-              <w:spacing w:after="80"/>
-            </w:pPr>
-            <w:r>
-              <w:rPr>
-                <w:b/>
-                <w:bCs/>
-                <w:color w:val="6E7A2E"/>
-                <w:spacing w:val="24"/>
-                <w:sz w:val="17"/>
-                <w:szCs w:val="17"/>
-              </w:rPr>
-              <w:t xml:space="preserve">LIKE THIS</w:t>
-            </w:r>
-          </w:p>
-          <w:p>
-            <w:pPr>
-              <w:spacing w:after="60" w:line="280"/>
-            </w:pPr>
-            <w:r>
-              <w:rPr>
-                <w:color w:val="3F4A34"/>
-                <w:sz w:val="21"/>
-                <w:szCs w:val="21"/>
-              </w:rPr>
-              <w:t xml:space="preserve">[ I ]   [ am from ]   [ Myanmar ]   →   "I am from Myanmar."</w:t>
+              <w:t xml:space="preserve">[ I ]   [ am from ]   [ Camp 4 ]   →   "I am from Camp 4."</w:t>
             </w:r>
           </w:p>
           <w:p>
@@ -18234,7 +18251,7 @@
           <w:sz w:val="24"/>
           <w:szCs w:val="24"/>
         </w:rPr>
-        <w:t xml:space="preserve">Anything you want to keep from this step. Words, marks, or a drawing - it is your page, and no one marks it.</w:t>
+        <w:t xml:space="preserve">Anything you want to keep from this step. Words, drawings, or scribbles - it is your page, and no one grades it.</w:t>
       </w:r>
     </w:p>
     <w:tbl>
@@ -19454,7 +19471,7 @@
           <w:sz w:val="24"/>
           <w:szCs w:val="24"/>
         </w:rPr>
-        <w:t xml:space="preserve">Anything you want to keep from this step. Words, marks, or a drawing - it is your page, and no one marks it.</w:t>
+        <w:t xml:space="preserve">Anything you want to keep from this step. Words, drawings, or scribbles - it is your page, and no one grades it.</w:t>
       </w:r>
     </w:p>
     <w:tbl>
@@ -20092,7 +20109,7 @@
           <w:sz w:val="22"/>
           <w:szCs w:val="22"/>
         </w:rPr>
-        <w:t xml:space="preserve">If you say a true sentence about yourself in English, you have done the English. All of it. Writing is a separate skill - it is about your hand - and it arrives on its own timetable.</w:t>
+        <w:t xml:space="preserve">Saying a true sentence about yourself in English is English. You have done the English part. Writing is a separate skill - it is about your hand - and it arrives on its own timetable.</w:t>
       </w:r>
     </w:p>
     <w:p>
@@ -20431,7 +20448,7 @@
                 <w:sz w:val="21"/>
                 <w:szCs w:val="21"/>
               </w:rPr>
-              <w:t xml:space="preserve">I am from Myanmar.</w:t>
+              <w:t xml:space="preserve">I am from Camp 4.</w:t>
             </w:r>
           </w:p>
         </w:tc>
@@ -20842,7 +20859,7 @@
           <w:sz w:val="24"/>
           <w:szCs w:val="24"/>
         </w:rPr>
-        <w:t xml:space="preserve">Anything you want to keep from this step. Words, marks, or a drawing - it is your page, and no one marks it.</w:t>
+        <w:t xml:space="preserve">Anything you want to keep from this step. Words, drawings, or scribbles - it is your page, and no one grades it.</w:t>
       </w:r>
     </w:p>
     <w:tbl>
@@ -21430,7 +21447,7 @@
                 <w:sz w:val="21"/>
                 <w:szCs w:val="21"/>
               </w:rPr>
-              <w:t xml:space="preserve">Hello!   My name is Nur.   I am from Myanmar.   I like rice.   Thank you.</w:t>
+              <w:t xml:space="preserve">Hello!   My name is Nur.   I am from Camp 4.   I like rice.   Thank you.</w:t>
             </w:r>
           </w:p>
         </w:tc>
@@ -21714,7 +21731,7 @@
           <w:sz w:val="24"/>
           <w:szCs w:val="24"/>
         </w:rPr>
-        <w:t xml:space="preserve">Anything you want to keep from this step. Words, marks, or a drawing - it is your page, and no one marks it.</w:t>
+        <w:t xml:space="preserve">Anything you want to keep from this step. Words, drawings, or scribbles - it is your page, and no one grades it.</w:t>
       </w:r>
     </w:p>
     <w:tbl>
@@ -22784,7 +22801,7 @@
                 <w:sz w:val="21"/>
                 <w:szCs w:val="21"/>
               </w:rPr>
-              <w:t xml:space="preserve">I am from Myanmar.    I like flowers.</w:t>
+              <w:t xml:space="preserve">I am from Camp 4.    I like flowers.</w:t>
             </w:r>
           </w:p>
         </w:tc>
@@ -22953,7 +22970,7 @@
           <w:sz w:val="24"/>
           <w:szCs w:val="24"/>
         </w:rPr>
-        <w:t xml:space="preserve">Anything you want to keep from this step. Words, marks, or a drawing - it is your page, and no one marks it.</w:t>
+        <w:t xml:space="preserve">Anything you want to keep from this step. Words, drawings, or scribbles - it is your page, and no one grades it.</w:t>
       </w:r>
     </w:p>
     <w:tbl>
@@ -23554,7 +23571,7 @@
                 <w:sz w:val="21"/>
                 <w:szCs w:val="21"/>
               </w:rPr>
-              <w:t xml:space="preserve">Now I CAN:  say "My name is Nur. I am from Myanmar."</w:t>
+              <w:t xml:space="preserve">Now I CAN:  say "My name is Nur. I am from Camp 4."</w:t>
             </w:r>
           </w:p>
           <w:p>
@@ -24003,7 +24020,7 @@
           <w:sz w:val="21"/>
           <w:szCs w:val="21"/>
         </w:rPr>
-        <w:t xml:space="preserve">4.   He ______ from Myanmar.</w:t>
+        <w:t xml:space="preserve">4.   He ______ from Camp 4.</w:t>
       </w:r>
     </w:p>
     <w:p>
@@ -24053,7 +24070,7 @@
           <w:sz w:val="21"/>
           <w:szCs w:val="21"/>
         </w:rPr>
-        <w:t xml:space="preserve">1.   I is from Myanmar.</w:t>
+        <w:t xml:space="preserve">1.   I is from Camp 4.</w:t>
       </w:r>
     </w:p>
     <w:p>
@@ -24066,7 +24083,7 @@
           <w:sz w:val="21"/>
           <w:szCs w:val="21"/>
         </w:rPr>
-        <w:t xml:space="preserve">Needs fixing. "I" always goes with "am": I AM from Myanmar. Say it aloud three times.</w:t>
+        <w:t xml:space="preserve">Needs fixing. "I" always goes with "am": I AM from Camp 4. Say it aloud three times.</w:t>
       </w:r>
     </w:p>
     <w:p>
